--- a/word_templates/template_债权转让协议_分期处置.docx
+++ b/word_templates/template_债权转让协议_分期处置.docx
@@ -30,7 +30,6 @@
         </w:rPr>
         <w:t>编号：</w:t>
       </w:r>
-      <w:proofErr w:type="gramStart"/>
       <w:r>
         <w:rPr>
           <w:sz w:val="24"/>
@@ -46,43 +45,16 @@
           <w:szCs w:val="24"/>
           <w:highlight w:val="yellow"/>
         </w:rPr>
-        <w:t>contract</w:t>
-      </w:r>
-      <w:proofErr w:type="gramEnd"/>
+        <w:t>contract_no</w:t>
+      </w:r>
+      <w:proofErr w:type="spellEnd"/>
       <w:r>
         <w:rPr>
           <w:sz w:val="24"/>
           <w:szCs w:val="24"/>
           <w:highlight w:val="yellow"/>
         </w:rPr>
-        <w:t>_</w:t>
-      </w:r>
-      <w:proofErr w:type="gramStart"/>
-      <w:r>
-        <w:rPr>
-          <w:sz w:val="24"/>
-          <w:szCs w:val="24"/>
-          <w:highlight w:val="yellow"/>
-        </w:rPr>
-        <w:t>no</w:t>
-      </w:r>
-      <w:proofErr w:type="spellEnd"/>
-      <w:r>
-        <w:rPr>
-          <w:sz w:val="24"/>
-          <w:szCs w:val="24"/>
-          <w:highlight w:val="yellow"/>
-        </w:rPr>
-        <w:t xml:space="preserve"> }</w:t>
-      </w:r>
-      <w:proofErr w:type="gramEnd"/>
-      <w:r>
-        <w:rPr>
-          <w:sz w:val="24"/>
-          <w:szCs w:val="24"/>
-          <w:highlight w:val="yellow"/>
-        </w:rPr>
-        <w:t>}</w:t>
+        <w:t xml:space="preserve"> }}</w:t>
       </w:r>
     </w:p>
     <w:p>
@@ -248,7 +220,6 @@
         </w:rPr>
         <w:t>乙方：</w:t>
       </w:r>
-      <w:proofErr w:type="gramStart"/>
       <w:r>
         <w:rPr>
           <w:bCs/>
@@ -266,9 +237,9 @@
           <w:szCs w:val="24"/>
           <w:highlight w:val="yellow"/>
         </w:rPr>
-        <w:t>party</w:t>
-      </w:r>
-      <w:proofErr w:type="gramEnd"/>
+        <w:t>party_b_name</w:t>
+      </w:r>
+      <w:proofErr w:type="spellEnd"/>
       <w:r>
         <w:rPr>
           <w:bCs/>
@@ -276,312 +247,1195 @@
           <w:szCs w:val="24"/>
           <w:highlight w:val="yellow"/>
         </w:rPr>
-        <w:t>_b_</w:t>
-      </w:r>
-      <w:proofErr w:type="gramStart"/>
-      <w:r>
+        <w:t xml:space="preserve"> }}</w:t>
+      </w:r>
+    </w:p>
+    <w:p>
+      <w:pPr>
+        <w:snapToGrid w:val="0"/>
+        <w:spacing w:line="312" w:lineRule="auto"/>
+        <w:ind w:firstLineChars="200" w:firstLine="560"/>
+        <w:rPr>
+          <w:sz w:val="28"/>
+          <w:szCs w:val="24"/>
+          <w:highlight w:val="yellow"/>
+        </w:rPr>
+      </w:pPr>
+      <w:r>
+        <w:rPr>
+          <w:sz w:val="28"/>
+          <w:szCs w:val="24"/>
+          <w:highlight w:val="yellow"/>
+        </w:rPr>
+        <w:t>法定代表人</w:t>
+      </w:r>
+      <w:r>
+        <w:rPr>
+          <w:sz w:val="28"/>
+          <w:szCs w:val="24"/>
+          <w:highlight w:val="yellow"/>
+        </w:rPr>
+        <w:t>/</w:t>
+      </w:r>
+      <w:r>
+        <w:rPr>
+          <w:sz w:val="28"/>
+          <w:szCs w:val="24"/>
+          <w:highlight w:val="yellow"/>
+        </w:rPr>
+        <w:t>负责人</w:t>
+      </w:r>
+      <w:r>
+        <w:rPr>
+          <w:sz w:val="28"/>
+          <w:szCs w:val="24"/>
+          <w:highlight w:val="yellow"/>
+        </w:rPr>
+        <w:t>/</w:t>
+      </w:r>
+      <w:r>
+        <w:rPr>
+          <w:sz w:val="28"/>
+          <w:szCs w:val="24"/>
+          <w:highlight w:val="yellow"/>
+        </w:rPr>
+        <w:t>执行事务合伙人：</w:t>
+      </w:r>
+      <w:r>
+        <w:rPr>
+          <w:sz w:val="28"/>
+          <w:szCs w:val="24"/>
+          <w:highlight w:val="yellow"/>
+        </w:rPr>
+        <w:t xml:space="preserve">{{ </w:t>
+      </w:r>
+      <w:proofErr w:type="spellStart"/>
+      <w:r>
+        <w:rPr>
+          <w:sz w:val="28"/>
+          <w:szCs w:val="24"/>
+          <w:highlight w:val="yellow"/>
+        </w:rPr>
+        <w:t>party_b_legal_rep</w:t>
+      </w:r>
+      <w:proofErr w:type="spellEnd"/>
+      <w:r>
+        <w:rPr>
+          <w:sz w:val="28"/>
+          <w:szCs w:val="24"/>
+          <w:highlight w:val="yellow"/>
+        </w:rPr>
+        <w:t xml:space="preserve"> }}</w:t>
+      </w:r>
+    </w:p>
+    <w:p>
+      <w:pPr>
+        <w:snapToGrid w:val="0"/>
+        <w:spacing w:line="312" w:lineRule="auto"/>
+        <w:ind w:firstLineChars="200" w:firstLine="560"/>
+        <w:rPr>
+          <w:sz w:val="28"/>
+          <w:szCs w:val="24"/>
+          <w:highlight w:val="yellow"/>
+        </w:rPr>
+      </w:pPr>
+      <w:r>
+        <w:rPr>
+          <w:sz w:val="28"/>
+          <w:szCs w:val="24"/>
+          <w:highlight w:val="yellow"/>
+        </w:rPr>
+        <w:t>注册地：</w:t>
+      </w:r>
+      <w:r>
+        <w:rPr>
+          <w:sz w:val="28"/>
+          <w:szCs w:val="24"/>
+          <w:highlight w:val="yellow"/>
+        </w:rPr>
+        <w:t xml:space="preserve">{{ </w:t>
+      </w:r>
+      <w:proofErr w:type="spellStart"/>
+      <w:r>
+        <w:rPr>
+          <w:sz w:val="28"/>
+          <w:szCs w:val="24"/>
+          <w:highlight w:val="yellow"/>
+        </w:rPr>
+        <w:t>party_b_address</w:t>
+      </w:r>
+      <w:proofErr w:type="spellEnd"/>
+      <w:r>
+        <w:rPr>
+          <w:sz w:val="28"/>
+          <w:szCs w:val="24"/>
+          <w:highlight w:val="yellow"/>
+        </w:rPr>
+        <w:t xml:space="preserve"> }}</w:t>
+      </w:r>
+    </w:p>
+    <w:p>
+      <w:pPr>
+        <w:snapToGrid w:val="0"/>
+        <w:spacing w:line="312" w:lineRule="auto"/>
+        <w:ind w:firstLineChars="200" w:firstLine="560"/>
         <w:rPr>
           <w:bCs/>
           <w:sz w:val="28"/>
           <w:szCs w:val="24"/>
-          <w:highlight w:val="yellow"/>
-        </w:rPr>
-        <w:t>name</w:t>
+          <w:u w:val="single"/>
+        </w:rPr>
+      </w:pPr>
+      <w:r>
+        <w:rPr>
+          <w:bCs/>
+          <w:sz w:val="28"/>
+          <w:szCs w:val="24"/>
+          <w:highlight w:val="yellow"/>
+          <w:u w:val="single"/>
+        </w:rPr>
+        <w:t>【如为自然人，需同时填写身份证号、住所地】</w:t>
+      </w:r>
+    </w:p>
+    <w:p>
+      <w:pPr>
+        <w:snapToGrid w:val="0"/>
+        <w:spacing w:line="312" w:lineRule="auto"/>
+        <w:rPr>
+          <w:b/>
+          <w:sz w:val="28"/>
+          <w:szCs w:val="24"/>
+          <w:u w:val="single"/>
+        </w:rPr>
+      </w:pPr>
+    </w:p>
+    <w:p>
+      <w:pPr>
+        <w:snapToGrid w:val="0"/>
+        <w:spacing w:line="312" w:lineRule="auto"/>
+        <w:jc w:val="both"/>
+        <w:rPr>
+          <w:b/>
+          <w:sz w:val="28"/>
+          <w:szCs w:val="24"/>
+        </w:rPr>
+      </w:pPr>
+      <w:r>
+        <w:rPr>
+          <w:b/>
+          <w:sz w:val="28"/>
+          <w:szCs w:val="24"/>
+        </w:rPr>
+        <w:t>鉴于：</w:t>
+      </w:r>
+    </w:p>
+    <w:p>
+      <w:pPr>
+        <w:snapToGrid w:val="0"/>
+        <w:spacing w:line="312" w:lineRule="auto"/>
+        <w:ind w:firstLineChars="200" w:firstLine="560"/>
+        <w:jc w:val="both"/>
+        <w:rPr>
+          <w:sz w:val="28"/>
+          <w:szCs w:val="24"/>
+        </w:rPr>
+      </w:pPr>
+      <w:r>
+        <w:rPr>
+          <w:sz w:val="28"/>
+          <w:szCs w:val="24"/>
+        </w:rPr>
+        <w:t>1</w:t>
+      </w:r>
+      <w:r>
+        <w:rPr>
+          <w:sz w:val="28"/>
+          <w:szCs w:val="24"/>
+        </w:rPr>
+        <w:t>、甲方依法享有本合同附件一《标的债权明细表》项下的债权资产及其附属权益（统称标的债权，见</w:t>
+      </w:r>
+      <w:r>
+        <w:rPr>
+          <w:sz w:val="28"/>
+          <w:szCs w:val="24"/>
+        </w:rPr>
+        <w:t>1.3</w:t>
+      </w:r>
+      <w:r>
+        <w:rPr>
+          <w:sz w:val="28"/>
+          <w:szCs w:val="24"/>
+        </w:rPr>
+        <w:t>条定义）；</w:t>
+      </w:r>
+    </w:p>
+    <w:p>
+      <w:pPr>
+        <w:snapToGrid w:val="0"/>
+        <w:spacing w:line="312" w:lineRule="auto"/>
+        <w:ind w:firstLineChars="200" w:firstLine="560"/>
+        <w:jc w:val="both"/>
+        <w:rPr>
+          <w:sz w:val="28"/>
+          <w:szCs w:val="24"/>
+        </w:rPr>
+      </w:pPr>
+      <w:r>
+        <w:rPr>
+          <w:sz w:val="28"/>
+          <w:szCs w:val="24"/>
+        </w:rPr>
+        <w:t>2</w:t>
+      </w:r>
+      <w:r>
+        <w:rPr>
+          <w:sz w:val="28"/>
+          <w:szCs w:val="24"/>
+        </w:rPr>
+        <w:t>、甲方根据有关法律、法规及政府部门的规定，转让标的债权；</w:t>
+      </w:r>
+    </w:p>
+    <w:p>
+      <w:pPr>
+        <w:snapToGrid w:val="0"/>
+        <w:spacing w:line="312" w:lineRule="auto"/>
+        <w:ind w:firstLineChars="200" w:firstLine="560"/>
+        <w:jc w:val="both"/>
+        <w:rPr>
+          <w:sz w:val="28"/>
+          <w:szCs w:val="24"/>
+        </w:rPr>
+      </w:pPr>
+      <w:r>
+        <w:rPr>
+          <w:sz w:val="28"/>
+          <w:szCs w:val="24"/>
+        </w:rPr>
+        <w:t>3</w:t>
+      </w:r>
+      <w:r>
+        <w:rPr>
+          <w:sz w:val="28"/>
+          <w:szCs w:val="24"/>
+        </w:rPr>
+        <w:t>、甲方已向乙方充分揭示了标的债权可能存在的瑕疵与风险，并应乙方要求对有关情况进行了说明，且甲方已事先向乙方声明本合同项下的标的债权，基于不良资产的特性，存在着部分或全部不能回收的风险及清收的困难，甲方对转让的标的债权的瑕疵及预期利益不做任何保证与承诺，乙方对此予以认可，乙方声明其已对本合同项下标的债权实施其认为必要的尽职调查；</w:t>
+      </w:r>
+    </w:p>
+    <w:p>
+      <w:pPr>
+        <w:snapToGrid w:val="0"/>
+        <w:spacing w:line="312" w:lineRule="auto"/>
+        <w:ind w:firstLineChars="200" w:firstLine="560"/>
+        <w:jc w:val="both"/>
+        <w:rPr>
+          <w:sz w:val="28"/>
+          <w:szCs w:val="24"/>
+        </w:rPr>
+      </w:pPr>
+      <w:r>
+        <w:rPr>
+          <w:sz w:val="28"/>
+          <w:szCs w:val="24"/>
+        </w:rPr>
+        <w:t>4</w:t>
+      </w:r>
+      <w:r>
+        <w:rPr>
+          <w:sz w:val="28"/>
+          <w:szCs w:val="24"/>
+        </w:rPr>
+        <w:t>、乙方声明并保证，乙方自愿独立承担标的债权的瑕疵和</w:t>
+      </w:r>
+      <w:r>
+        <w:rPr>
+          <w:sz w:val="28"/>
+          <w:szCs w:val="24"/>
+        </w:rPr>
+        <w:t>/</w:t>
+      </w:r>
+      <w:r>
+        <w:rPr>
+          <w:sz w:val="28"/>
+          <w:szCs w:val="24"/>
+        </w:rPr>
+        <w:t>或风险和预期利益无法实现的风险，乙方保证不因任何原因主张协议无效或要求撤销本合同或要求甲方回购标的债权或要求甲方承担赔偿责任。乙方</w:t>
+      </w:r>
+      <w:r>
+        <w:rPr>
+          <w:sz w:val="28"/>
+          <w:szCs w:val="24"/>
+        </w:rPr>
+        <w:lastRenderedPageBreak/>
+        <w:t>经独立慎重判断决定签署本合同，并同意按本合同约定的条款和条件及标的债权的现状受让标的债权。标的债权现状包括但不限于标的债权的债权本金、权属状态、法律状态、实际使用状况、债权文件的状态以及标的债权可能或实际存在的瑕疵和风险等。</w:t>
+      </w:r>
+    </w:p>
+    <w:p>
+      <w:pPr>
+        <w:snapToGrid w:val="0"/>
+        <w:spacing w:line="312" w:lineRule="auto"/>
+        <w:ind w:firstLineChars="200" w:firstLine="560"/>
+        <w:jc w:val="both"/>
+        <w:rPr>
+          <w:sz w:val="28"/>
+          <w:szCs w:val="24"/>
+        </w:rPr>
+      </w:pPr>
+      <w:r>
+        <w:rPr>
+          <w:sz w:val="28"/>
+          <w:szCs w:val="24"/>
+        </w:rPr>
+        <w:t>为进一步明确双方之间的权利义务关系，甲乙双方在平等自愿、友好协商的基础上，就标的债权转让相关的事宜达成如下协议，供双方共同遵守：</w:t>
+      </w:r>
+      <w:r>
+        <w:rPr>
+          <w:sz w:val="28"/>
+          <w:szCs w:val="24"/>
+        </w:rPr>
+        <w:t xml:space="preserve"> </w:t>
+      </w:r>
+    </w:p>
+    <w:p>
+      <w:pPr>
+        <w:snapToGrid w:val="0"/>
+        <w:spacing w:line="312" w:lineRule="auto"/>
+        <w:ind w:firstLineChars="200" w:firstLine="560"/>
+        <w:jc w:val="both"/>
+        <w:rPr>
+          <w:sz w:val="28"/>
+          <w:szCs w:val="24"/>
+        </w:rPr>
+      </w:pPr>
+    </w:p>
+    <w:p>
+      <w:pPr>
+        <w:snapToGrid w:val="0"/>
+        <w:spacing w:line="312" w:lineRule="auto"/>
+        <w:ind w:firstLineChars="196" w:firstLine="551"/>
+        <w:jc w:val="both"/>
+        <w:rPr>
+          <w:b/>
+          <w:sz w:val="28"/>
+          <w:szCs w:val="24"/>
+        </w:rPr>
+      </w:pPr>
+      <w:r>
+        <w:rPr>
+          <w:b/>
+          <w:sz w:val="28"/>
+          <w:szCs w:val="24"/>
+        </w:rPr>
+        <w:t>第一条</w:t>
+      </w:r>
+      <w:r>
+        <w:rPr>
+          <w:b/>
+          <w:sz w:val="28"/>
+          <w:szCs w:val="24"/>
+        </w:rPr>
+        <w:t xml:space="preserve">  </w:t>
+      </w:r>
+      <w:r>
+        <w:rPr>
+          <w:b/>
+          <w:sz w:val="28"/>
+          <w:szCs w:val="24"/>
+        </w:rPr>
+        <w:t>定义</w:t>
+      </w:r>
+    </w:p>
+    <w:p>
+      <w:pPr>
+        <w:snapToGrid w:val="0"/>
+        <w:spacing w:line="312" w:lineRule="auto"/>
+        <w:ind w:firstLineChars="196" w:firstLine="549"/>
+        <w:jc w:val="both"/>
+        <w:rPr>
+          <w:sz w:val="28"/>
+          <w:szCs w:val="24"/>
+        </w:rPr>
+      </w:pPr>
+      <w:r>
+        <w:rPr>
+          <w:sz w:val="28"/>
+          <w:szCs w:val="24"/>
+        </w:rPr>
+        <w:t>本合同中的下列词语具有定义所指的特定涵义，合同正文另有规定的除外：</w:t>
+      </w:r>
+    </w:p>
+    <w:p>
+      <w:pPr>
+        <w:snapToGrid w:val="0"/>
+        <w:spacing w:line="312" w:lineRule="auto"/>
+        <w:ind w:firstLineChars="196" w:firstLine="551"/>
+        <w:jc w:val="both"/>
+        <w:rPr>
+          <w:sz w:val="28"/>
+          <w:szCs w:val="24"/>
+        </w:rPr>
+      </w:pPr>
+      <w:r>
+        <w:rPr>
+          <w:b/>
+          <w:bCs/>
+          <w:sz w:val="28"/>
+          <w:szCs w:val="24"/>
+        </w:rPr>
+        <w:t>1.1</w:t>
+      </w:r>
+      <w:r>
+        <w:rPr>
+          <w:b/>
+          <w:bCs/>
+          <w:sz w:val="28"/>
+          <w:szCs w:val="24"/>
+        </w:rPr>
+        <w:t>主债权：</w:t>
+      </w:r>
+      <w:r>
+        <w:rPr>
+          <w:sz w:val="28"/>
+          <w:szCs w:val="24"/>
+        </w:rPr>
+        <w:t>指甲方对《标的债权明细表》所列示的债务人享有的并依法可向乙方转让的贷款本金及利息（罚息、复利）、违约金、赔偿金等。</w:t>
+      </w:r>
+    </w:p>
+    <w:p>
+      <w:pPr>
+        <w:snapToGrid w:val="0"/>
+        <w:spacing w:line="312" w:lineRule="auto"/>
+        <w:ind w:firstLineChars="196" w:firstLine="551"/>
+        <w:jc w:val="both"/>
+        <w:rPr>
+          <w:sz w:val="28"/>
+          <w:szCs w:val="24"/>
+        </w:rPr>
+      </w:pPr>
+      <w:r>
+        <w:rPr>
+          <w:b/>
+          <w:sz w:val="28"/>
+          <w:szCs w:val="24"/>
+        </w:rPr>
+        <w:t>1.2</w:t>
+      </w:r>
+      <w:r>
+        <w:rPr>
+          <w:b/>
+          <w:sz w:val="28"/>
+          <w:szCs w:val="24"/>
+        </w:rPr>
+        <w:t>担保权利：</w:t>
+      </w:r>
+      <w:r>
+        <w:rPr>
+          <w:sz w:val="28"/>
+          <w:szCs w:val="24"/>
+        </w:rPr>
+        <w:t>指与主债权相关的保证债权、抵押权、质权等附属权利。</w:t>
+      </w:r>
+    </w:p>
+    <w:p>
+      <w:pPr>
+        <w:snapToGrid w:val="0"/>
+        <w:spacing w:line="312" w:lineRule="auto"/>
+        <w:ind w:firstLineChars="196" w:firstLine="551"/>
+        <w:jc w:val="both"/>
+        <w:rPr>
+          <w:sz w:val="28"/>
+          <w:szCs w:val="24"/>
+        </w:rPr>
+      </w:pPr>
+      <w:r>
+        <w:rPr>
+          <w:b/>
+          <w:sz w:val="28"/>
+          <w:szCs w:val="24"/>
+        </w:rPr>
+        <w:t>1.3</w:t>
+      </w:r>
+      <w:r>
+        <w:rPr>
+          <w:b/>
+          <w:sz w:val="28"/>
+          <w:szCs w:val="24"/>
+        </w:rPr>
+        <w:t>标的债权</w:t>
+      </w:r>
+      <w:r>
+        <w:rPr>
+          <w:sz w:val="28"/>
+          <w:szCs w:val="24"/>
+        </w:rPr>
+        <w:t>：指作为本合同标的主债权、担保权利以及由此转化的其它相关权益的统称。其它相关权益是指：基准日前，甲方或标的债权原债权人因管理、处置需要可能已与《标的债权明细表》中部分债务人（包括担保人）达成包括但不限于还款协议、和解协议、抵债协议，或接受法院抵债裁定，而该等协议并未履行完毕或抵债物未完成过户，因此，乙方受让的对该等债务人（包括担保人）的债权，已从原始的贷款合同、担保合同项下的债权，全部或部分转化为前述协议项下或法院生效裁定所对应的权利。</w:t>
+      </w:r>
+    </w:p>
+    <w:p>
+      <w:pPr>
+        <w:snapToGrid w:val="0"/>
+        <w:spacing w:line="312" w:lineRule="auto"/>
+        <w:ind w:firstLineChars="196" w:firstLine="549"/>
+        <w:jc w:val="both"/>
+        <w:rPr>
+          <w:sz w:val="28"/>
+          <w:szCs w:val="24"/>
+        </w:rPr>
+      </w:pPr>
+      <w:r>
+        <w:rPr>
+          <w:sz w:val="28"/>
+          <w:szCs w:val="24"/>
+        </w:rPr>
+        <w:t>在基准日前发生的费用（律师费、诉讼费、评估费、拍卖费及其他实现债权而发生的费用）作为标的债权一并转让。乙方确认，基准日前发生的甲方为实现债权而</w:t>
+      </w:r>
+      <w:r>
+        <w:rPr>
+          <w:sz w:val="28"/>
+          <w:szCs w:val="24"/>
+        </w:rPr>
+        <w:t>已经支付的费用形成的债权以零定价转让给</w:t>
+      </w:r>
+      <w:r>
+        <w:rPr>
+          <w:sz w:val="28"/>
+          <w:szCs w:val="24"/>
+        </w:rPr>
+        <w:lastRenderedPageBreak/>
+        <w:t>乙方</w:t>
+      </w:r>
+      <w:r>
+        <w:rPr>
+          <w:sz w:val="28"/>
+          <w:szCs w:val="24"/>
+        </w:rPr>
+        <w:t>，因该部分债权无法实现、无法得到法律支持等，不影响整体债权的定价及转让效力。</w:t>
+      </w:r>
+    </w:p>
+    <w:p>
+      <w:pPr>
+        <w:snapToGrid w:val="0"/>
+        <w:spacing w:line="312" w:lineRule="auto"/>
+        <w:ind w:firstLineChars="196" w:firstLine="551"/>
+        <w:jc w:val="both"/>
+        <w:rPr>
+          <w:sz w:val="28"/>
+          <w:szCs w:val="24"/>
+        </w:rPr>
+      </w:pPr>
+      <w:r>
+        <w:rPr>
+          <w:b/>
+          <w:sz w:val="28"/>
+          <w:szCs w:val="24"/>
+        </w:rPr>
+        <w:t>1.4</w:t>
+      </w:r>
+      <w:r>
+        <w:rPr>
+          <w:b/>
+          <w:sz w:val="28"/>
+          <w:szCs w:val="24"/>
+        </w:rPr>
+        <w:t>转让价款</w:t>
+      </w:r>
+      <w:r>
+        <w:rPr>
+          <w:sz w:val="28"/>
+          <w:szCs w:val="24"/>
+        </w:rPr>
+        <w:t>：指乙方受让标的债权所应支付的价款。</w:t>
+      </w:r>
+    </w:p>
+    <w:p>
+      <w:pPr>
+        <w:snapToGrid w:val="0"/>
+        <w:spacing w:line="312" w:lineRule="auto"/>
+        <w:ind w:firstLineChars="196" w:firstLine="551"/>
+        <w:jc w:val="both"/>
+        <w:rPr>
+          <w:sz w:val="28"/>
+          <w:szCs w:val="24"/>
+        </w:rPr>
+      </w:pPr>
+      <w:r>
+        <w:rPr>
+          <w:b/>
+          <w:sz w:val="28"/>
+          <w:szCs w:val="24"/>
+        </w:rPr>
+        <w:t>1.5</w:t>
+      </w:r>
+      <w:r>
+        <w:rPr>
+          <w:b/>
+          <w:sz w:val="28"/>
+          <w:szCs w:val="24"/>
+        </w:rPr>
+        <w:t>标的债权证明文件：</w:t>
+      </w:r>
+      <w:r>
+        <w:rPr>
+          <w:sz w:val="28"/>
+          <w:szCs w:val="24"/>
+        </w:rPr>
+        <w:t>限于贷款合同、借据、担保合同、抵（质）押担保权利凭证、判决书、调解书、裁定书、和解协议、债务重组协议、以物（股权）抵债协议、抵债资产权属证书或证明、破产债权申报书、逾期贷款催收通知书、甲方与前手权利人的分户债权转让协议、债权转让暨催收公告等。但甲方向乙方提供的标的债权证明文件以其预先披露并在交割日继续持有的全部法律文件为限，甲方未对标的债权证明文件的真实性、完整性、准确性做出任何保证或承诺。为避免疑义，甲方对标的债权的内部文件（包括但不限于内部审批文件、为内部程序而进行的法律、财务尽调、评估文件等）不属于标的债权证明文件的范围之内。</w:t>
+      </w:r>
+    </w:p>
+    <w:p>
+      <w:pPr>
+        <w:snapToGrid w:val="0"/>
+        <w:spacing w:line="312" w:lineRule="auto"/>
+        <w:ind w:firstLineChars="196" w:firstLine="551"/>
+        <w:jc w:val="both"/>
+        <w:rPr>
+          <w:sz w:val="28"/>
+          <w:szCs w:val="24"/>
+        </w:rPr>
+      </w:pPr>
+      <w:r>
+        <w:rPr>
+          <w:b/>
+          <w:bCs/>
+          <w:sz w:val="28"/>
+          <w:szCs w:val="24"/>
+        </w:rPr>
+        <w:t>1.6</w:t>
+      </w:r>
+      <w:r>
+        <w:rPr>
+          <w:b/>
+          <w:bCs/>
+          <w:sz w:val="28"/>
+          <w:szCs w:val="24"/>
+        </w:rPr>
+        <w:t>基准日：</w:t>
+      </w:r>
+      <w:r>
+        <w:rPr>
+          <w:sz w:val="28"/>
+          <w:szCs w:val="24"/>
+        </w:rPr>
+        <w:t>指甲方确定且为乙方认可的计算标的债权项下主债权本金、利息余额（罚息、复利）、违约金、赔偿金、实现债权的费用（包括但不限于诉讼费、保全费）的截止日，</w:t>
+      </w:r>
+      <w:r>
+        <w:rPr>
+          <w:sz w:val="28"/>
+          <w:szCs w:val="24"/>
+          <w:highlight w:val="yellow"/>
+        </w:rPr>
+        <w:t>即</w:t>
+      </w:r>
+      <w:r>
+        <w:rPr>
+          <w:sz w:val="28"/>
+          <w:szCs w:val="24"/>
+          <w:highlight w:val="yellow"/>
+        </w:rPr>
+        <w:t xml:space="preserve">{{ </w:t>
+      </w:r>
+      <w:proofErr w:type="spellStart"/>
+      <w:r>
+        <w:rPr>
+          <w:sz w:val="28"/>
+          <w:szCs w:val="24"/>
+          <w:highlight w:val="yellow"/>
+        </w:rPr>
+        <w:t>base_date</w:t>
       </w:r>
       <w:proofErr w:type="spellEnd"/>
       <w:r>
         <w:rPr>
+          <w:sz w:val="28"/>
+          <w:szCs w:val="24"/>
+          <w:highlight w:val="yellow"/>
+        </w:rPr>
+        <w:t xml:space="preserve"> }}</w:t>
+      </w:r>
+      <w:r>
+        <w:rPr>
+          <w:sz w:val="28"/>
+          <w:szCs w:val="24"/>
+        </w:rPr>
+        <w:t>。</w:t>
+      </w:r>
+    </w:p>
+    <w:p>
+      <w:pPr>
+        <w:snapToGrid w:val="0"/>
+        <w:spacing w:line="312" w:lineRule="auto"/>
+        <w:ind w:firstLineChars="196" w:firstLine="551"/>
+        <w:jc w:val="both"/>
+        <w:rPr>
+          <w:sz w:val="28"/>
+          <w:szCs w:val="24"/>
+        </w:rPr>
+      </w:pPr>
+      <w:r>
+        <w:rPr>
+          <w:b/>
+          <w:sz w:val="28"/>
+          <w:szCs w:val="24"/>
+        </w:rPr>
+        <w:t>1.7</w:t>
+      </w:r>
+      <w:r>
+        <w:rPr>
+          <w:b/>
+          <w:sz w:val="28"/>
+          <w:szCs w:val="24"/>
+        </w:rPr>
+        <w:t>交割日：</w:t>
+      </w:r>
+      <w:r>
+        <w:rPr>
+          <w:sz w:val="28"/>
+          <w:szCs w:val="24"/>
+        </w:rPr>
+        <w:t>指标的债权转移之日，但任何情况下，甲方于交割日向乙方转移标的债权均须以本合同第</w:t>
+      </w:r>
+      <w:r>
+        <w:rPr>
+          <w:sz w:val="28"/>
+          <w:szCs w:val="24"/>
+        </w:rPr>
+        <w:t>7.2</w:t>
+      </w:r>
+      <w:r>
+        <w:rPr>
+          <w:sz w:val="28"/>
+          <w:szCs w:val="24"/>
+        </w:rPr>
+        <w:t>款约定的交割条件成就为前提。</w:t>
+      </w:r>
+    </w:p>
+    <w:p>
+      <w:pPr>
+        <w:snapToGrid w:val="0"/>
+        <w:spacing w:line="312" w:lineRule="auto"/>
+        <w:ind w:firstLineChars="196" w:firstLine="551"/>
+        <w:jc w:val="both"/>
+        <w:rPr>
+          <w:sz w:val="28"/>
+          <w:szCs w:val="24"/>
+        </w:rPr>
+      </w:pPr>
+      <w:r>
+        <w:rPr>
+          <w:b/>
+          <w:sz w:val="28"/>
+          <w:szCs w:val="24"/>
+        </w:rPr>
+        <w:t>1.8</w:t>
+      </w:r>
+      <w:r>
+        <w:rPr>
+          <w:b/>
+          <w:sz w:val="28"/>
+          <w:szCs w:val="24"/>
+        </w:rPr>
+        <w:t>过渡期：</w:t>
+      </w:r>
+      <w:r>
+        <w:rPr>
+          <w:sz w:val="28"/>
+          <w:szCs w:val="24"/>
+        </w:rPr>
+        <w:t>指自基准日起至交割日止的期间。</w:t>
+      </w:r>
+    </w:p>
+    <w:p>
+      <w:pPr>
+        <w:snapToGrid w:val="0"/>
+        <w:spacing w:line="312" w:lineRule="auto"/>
+        <w:ind w:firstLineChars="196" w:firstLine="551"/>
+        <w:jc w:val="both"/>
+        <w:rPr>
+          <w:sz w:val="28"/>
+          <w:szCs w:val="24"/>
+        </w:rPr>
+      </w:pPr>
+      <w:r>
+        <w:rPr>
+          <w:b/>
+          <w:sz w:val="28"/>
+          <w:szCs w:val="24"/>
+        </w:rPr>
+        <w:t>1.9</w:t>
+      </w:r>
+      <w:r>
+        <w:rPr>
+          <w:b/>
+          <w:sz w:val="28"/>
+          <w:szCs w:val="24"/>
+        </w:rPr>
+        <w:t>抵债资产：</w:t>
+      </w:r>
+      <w:r>
+        <w:rPr>
+          <w:sz w:val="28"/>
+          <w:szCs w:val="24"/>
+        </w:rPr>
+        <w:t>指基准日前，债务人或担保人以协议</w:t>
+      </w:r>
+      <w:r>
+        <w:rPr>
+          <w:sz w:val="28"/>
+          <w:szCs w:val="24"/>
+        </w:rPr>
+        <w:t>或裁定</w:t>
+      </w:r>
+      <w:r>
+        <w:rPr>
+          <w:sz w:val="28"/>
+          <w:szCs w:val="24"/>
+        </w:rPr>
+        <w:t>方式抵偿所欠甲方相应债务且未办理完毕产权过户登记的土地使用权、建筑物所有权、在建工程、知识产权等，以及过渡期内，经协议或裁定方式抵偿所欠甲方相应债务的资产。</w:t>
+      </w:r>
+    </w:p>
+    <w:p>
+      <w:pPr>
+        <w:snapToGrid w:val="0"/>
+        <w:spacing w:line="312" w:lineRule="auto"/>
+        <w:ind w:firstLineChars="196" w:firstLine="551"/>
+        <w:jc w:val="both"/>
+        <w:rPr>
+          <w:sz w:val="28"/>
+          <w:szCs w:val="24"/>
+        </w:rPr>
+      </w:pPr>
+      <w:r>
+        <w:rPr>
+          <w:b/>
+          <w:sz w:val="28"/>
+          <w:szCs w:val="24"/>
+        </w:rPr>
+        <w:t>1.10</w:t>
+      </w:r>
+      <w:r>
+        <w:rPr>
+          <w:b/>
+          <w:sz w:val="28"/>
+          <w:szCs w:val="24"/>
+        </w:rPr>
+        <w:t>处置费用：</w:t>
+      </w:r>
+      <w:r>
+        <w:rPr>
+          <w:sz w:val="28"/>
+          <w:szCs w:val="24"/>
+        </w:rPr>
+        <w:t>指甲方在过渡期内管理、维护、处置标的债权实际发生的一切费用，包括但不限于以下内容：（</w:t>
+      </w:r>
+      <w:r>
+        <w:rPr>
+          <w:sz w:val="28"/>
+          <w:szCs w:val="24"/>
+        </w:rPr>
+        <w:t>1</w:t>
+      </w:r>
+      <w:r>
+        <w:rPr>
+          <w:sz w:val="28"/>
+          <w:szCs w:val="24"/>
+        </w:rPr>
+        <w:t>）在对债务人或其他义务人的诉讼或仲裁以及财产保全、强制执行过程中需支付的法院或仲裁机构收费及为将任何抵债资产变现或过户登记而产生的税收或其他政府机构收费；（</w:t>
+      </w:r>
+      <w:r>
+        <w:rPr>
+          <w:sz w:val="28"/>
+          <w:szCs w:val="24"/>
+        </w:rPr>
+        <w:t>2</w:t>
+      </w:r>
+      <w:r>
+        <w:rPr>
+          <w:sz w:val="28"/>
+          <w:szCs w:val="24"/>
+        </w:rPr>
+        <w:t>）委托中介机构提供有关服务而支付的报酬和费用；（</w:t>
+      </w:r>
+      <w:r>
+        <w:rPr>
+          <w:sz w:val="28"/>
+          <w:szCs w:val="24"/>
+        </w:rPr>
+        <w:t>3</w:t>
+      </w:r>
+      <w:r>
+        <w:rPr>
+          <w:sz w:val="28"/>
+          <w:szCs w:val="24"/>
+        </w:rPr>
+        <w:t>）</w:t>
+      </w:r>
+      <w:r>
+        <w:rPr>
+          <w:sz w:val="28"/>
+          <w:szCs w:val="24"/>
+        </w:rPr>
+        <w:lastRenderedPageBreak/>
+        <w:t>为获取和查阅有关标的债权的文件和信息而发生的相关政府机构收费；（</w:t>
+      </w:r>
+      <w:r>
+        <w:rPr>
+          <w:sz w:val="28"/>
+          <w:szCs w:val="24"/>
+        </w:rPr>
+        <w:t>4</w:t>
+      </w:r>
+      <w:r>
+        <w:rPr>
+          <w:sz w:val="28"/>
+          <w:szCs w:val="24"/>
+        </w:rPr>
+        <w:t>）为保全或完善（包括办理备案、登记或其他手续）标的债权权益而产生的费用；（</w:t>
+      </w:r>
+      <w:r>
+        <w:rPr>
+          <w:sz w:val="28"/>
+          <w:szCs w:val="24"/>
+        </w:rPr>
+        <w:t>5</w:t>
+      </w:r>
+      <w:r>
+        <w:rPr>
+          <w:sz w:val="28"/>
+          <w:szCs w:val="24"/>
+        </w:rPr>
+        <w:t>）抵债资产的保险、维修及运营费用，以及将其出租或出售时附带产生的相关费用；（</w:t>
+      </w:r>
+      <w:r>
+        <w:rPr>
+          <w:sz w:val="28"/>
+          <w:szCs w:val="24"/>
+        </w:rPr>
+        <w:t>6</w:t>
+      </w:r>
+      <w:r>
+        <w:rPr>
+          <w:sz w:val="28"/>
+          <w:szCs w:val="24"/>
+        </w:rPr>
+        <w:t>）其他管理、维护、处置标的债权产生的费用。</w:t>
+      </w:r>
+    </w:p>
+    <w:p>
+      <w:pPr>
+        <w:snapToGrid w:val="0"/>
+        <w:spacing w:line="312" w:lineRule="auto"/>
+        <w:ind w:firstLineChars="196" w:firstLine="551"/>
+        <w:jc w:val="both"/>
+        <w:rPr>
+          <w:sz w:val="28"/>
+          <w:szCs w:val="24"/>
+        </w:rPr>
+      </w:pPr>
+      <w:r>
+        <w:rPr>
+          <w:b/>
+          <w:color w:val="000000"/>
+          <w:sz w:val="28"/>
+          <w:szCs w:val="24"/>
+        </w:rPr>
+        <w:t>1.11</w:t>
+      </w:r>
+      <w:r>
+        <w:rPr>
+          <w:b/>
+          <w:sz w:val="28"/>
+          <w:szCs w:val="24"/>
+        </w:rPr>
+        <w:t>过渡期服务报酬：</w:t>
+      </w:r>
+      <w:r>
+        <w:rPr>
+          <w:sz w:val="28"/>
+          <w:szCs w:val="24"/>
+        </w:rPr>
+        <w:t>系指甲方收取的对标的债权提供过渡期服务的报酬。</w:t>
+      </w:r>
+    </w:p>
+    <w:p>
+      <w:pPr>
+        <w:snapToGrid w:val="0"/>
+        <w:spacing w:line="312" w:lineRule="auto"/>
+        <w:ind w:firstLineChars="196" w:firstLine="551"/>
+        <w:jc w:val="both"/>
+        <w:rPr>
+          <w:sz w:val="28"/>
+          <w:szCs w:val="24"/>
+        </w:rPr>
+      </w:pPr>
+      <w:r>
+        <w:rPr>
+          <w:b/>
+          <w:sz w:val="28"/>
+          <w:szCs w:val="24"/>
+        </w:rPr>
+        <w:t>1.12</w:t>
+      </w:r>
+      <w:r>
+        <w:rPr>
+          <w:b/>
+          <w:sz w:val="28"/>
+          <w:szCs w:val="24"/>
+        </w:rPr>
+        <w:t>服务协议</w:t>
+      </w:r>
+      <w:r>
+        <w:rPr>
+          <w:sz w:val="28"/>
+          <w:szCs w:val="24"/>
+        </w:rPr>
+        <w:t>：指甲方或标的债权原债权人在基准日前以及过渡期内为标的债权的管理和处置的目的与任何中介机构签署的相关服务协议或合同。</w:t>
+      </w:r>
+    </w:p>
+    <w:p>
+      <w:pPr>
+        <w:snapToGrid w:val="0"/>
+        <w:spacing w:line="312" w:lineRule="auto"/>
+        <w:ind w:firstLineChars="196" w:firstLine="551"/>
+        <w:jc w:val="both"/>
+        <w:rPr>
+          <w:sz w:val="28"/>
+          <w:szCs w:val="24"/>
+        </w:rPr>
+      </w:pPr>
+      <w:r>
+        <w:rPr>
+          <w:b/>
+          <w:sz w:val="28"/>
+          <w:szCs w:val="24"/>
+        </w:rPr>
+        <w:t>1.13</w:t>
+      </w:r>
+      <w:r>
+        <w:rPr>
+          <w:b/>
+          <w:sz w:val="28"/>
+          <w:szCs w:val="24"/>
+        </w:rPr>
+        <w:t>瑕疵</w:t>
+      </w:r>
+      <w:r>
+        <w:rPr>
+          <w:sz w:val="28"/>
+          <w:szCs w:val="24"/>
+        </w:rPr>
+        <w:t>：指标的债权自身存在的影响其回收价值的各种因素，包括但不限于：主体因素、时效因素、标的债权证明文件因素、诉讼效果因素等各种因素。</w:t>
+      </w:r>
+    </w:p>
+    <w:p>
+      <w:pPr>
+        <w:snapToGrid w:val="0"/>
+        <w:spacing w:line="312" w:lineRule="auto"/>
+        <w:ind w:firstLineChars="196" w:firstLine="551"/>
+        <w:jc w:val="both"/>
+        <w:rPr>
+          <w:sz w:val="28"/>
+          <w:szCs w:val="24"/>
+        </w:rPr>
+      </w:pPr>
+      <w:r>
+        <w:rPr>
+          <w:b/>
+          <w:sz w:val="28"/>
+          <w:szCs w:val="24"/>
+        </w:rPr>
+        <w:t>1.14</w:t>
+      </w:r>
+      <w:r>
+        <w:rPr>
+          <w:b/>
+          <w:sz w:val="28"/>
+          <w:szCs w:val="24"/>
+        </w:rPr>
+        <w:t>风险</w:t>
+      </w:r>
+      <w:r>
+        <w:rPr>
+          <w:sz w:val="28"/>
+          <w:szCs w:val="24"/>
+        </w:rPr>
+        <w:t>：指乙方受让标的债权后，由于各种主观、客观原因，导致预期利益不能实现的可能性。</w:t>
+      </w:r>
+    </w:p>
+    <w:p>
+      <w:pPr>
+        <w:snapToGrid w:val="0"/>
+        <w:spacing w:line="312" w:lineRule="auto"/>
+        <w:ind w:firstLineChars="196" w:firstLine="549"/>
+        <w:jc w:val="both"/>
+        <w:rPr>
+          <w:sz w:val="28"/>
+          <w:szCs w:val="24"/>
+        </w:rPr>
+      </w:pPr>
+    </w:p>
+    <w:p>
+      <w:pPr>
+        <w:snapToGrid w:val="0"/>
+        <w:spacing w:line="312" w:lineRule="auto"/>
+        <w:ind w:firstLineChars="200" w:firstLine="562"/>
+        <w:jc w:val="both"/>
+        <w:rPr>
+          <w:b/>
           <w:bCs/>
           <w:sz w:val="28"/>
           <w:szCs w:val="24"/>
-          <w:highlight w:val="yellow"/>
-        </w:rPr>
-        <w:t xml:space="preserve"> }</w:t>
-      </w:r>
-      <w:proofErr w:type="gramEnd"/>
-      <w:r>
-        <w:rPr>
+        </w:rPr>
+      </w:pPr>
+      <w:r>
+        <w:rPr>
+          <w:b/>
+          <w:sz w:val="28"/>
+          <w:szCs w:val="24"/>
+        </w:rPr>
+        <w:t>第二条</w:t>
+      </w:r>
+      <w:r>
+        <w:rPr>
+          <w:b/>
+          <w:sz w:val="28"/>
+          <w:szCs w:val="24"/>
+        </w:rPr>
+        <w:t xml:space="preserve">  </w:t>
+      </w:r>
+      <w:r>
+        <w:rPr>
+          <w:b/>
+          <w:sz w:val="28"/>
+          <w:szCs w:val="24"/>
+        </w:rPr>
+        <w:t>瑕疵和</w:t>
+      </w:r>
+      <w:r>
+        <w:rPr>
+          <w:b/>
           <w:bCs/>
           <w:sz w:val="28"/>
           <w:szCs w:val="24"/>
-          <w:highlight w:val="yellow"/>
-        </w:rPr>
-        <w:t>}</w:t>
-      </w:r>
-    </w:p>
-    <w:p>
-      <w:pPr>
-        <w:snapToGrid w:val="0"/>
-        <w:spacing w:line="312" w:lineRule="auto"/>
-        <w:ind w:firstLineChars="200" w:firstLine="560"/>
-        <w:rPr>
-          <w:sz w:val="28"/>
-          <w:szCs w:val="24"/>
-          <w:highlight w:val="yellow"/>
-        </w:rPr>
-      </w:pPr>
-      <w:r>
-        <w:rPr>
-          <w:sz w:val="28"/>
-          <w:szCs w:val="24"/>
-          <w:highlight w:val="yellow"/>
-        </w:rPr>
-        <w:t>法定代表人</w:t>
-      </w:r>
-      <w:r>
-        <w:rPr>
-          <w:sz w:val="28"/>
-          <w:szCs w:val="24"/>
-          <w:highlight w:val="yellow"/>
-        </w:rPr>
-        <w:t>/</w:t>
-      </w:r>
-      <w:r>
-        <w:rPr>
-          <w:sz w:val="28"/>
-          <w:szCs w:val="24"/>
-          <w:highlight w:val="yellow"/>
-        </w:rPr>
-        <w:t>负责人</w:t>
-      </w:r>
-      <w:r>
-        <w:rPr>
-          <w:sz w:val="28"/>
-          <w:szCs w:val="24"/>
-          <w:highlight w:val="yellow"/>
-        </w:rPr>
-        <w:t>/</w:t>
-      </w:r>
-      <w:r>
-        <w:rPr>
-          <w:sz w:val="28"/>
-          <w:szCs w:val="24"/>
-          <w:highlight w:val="yellow"/>
-        </w:rPr>
-        <w:t>执行事务合伙</w:t>
-      </w:r>
-      <w:r>
-        <w:rPr>
-          <w:sz w:val="28"/>
-          <w:szCs w:val="24"/>
-          <w:highlight w:val="yellow"/>
-        </w:rPr>
-        <w:t>人：</w:t>
-      </w:r>
-      <w:proofErr w:type="gramStart"/>
-      <w:r>
-        <w:rPr>
-          <w:sz w:val="28"/>
-          <w:szCs w:val="24"/>
-          <w:highlight w:val="yellow"/>
-        </w:rPr>
-        <w:t xml:space="preserve">{{ </w:t>
-      </w:r>
-      <w:proofErr w:type="spellStart"/>
-      <w:r>
-        <w:rPr>
-          <w:sz w:val="28"/>
-          <w:szCs w:val="24"/>
-          <w:highlight w:val="yellow"/>
-        </w:rPr>
-        <w:t>party</w:t>
-      </w:r>
-      <w:proofErr w:type="gramEnd"/>
-      <w:r>
-        <w:rPr>
-          <w:sz w:val="28"/>
-          <w:szCs w:val="24"/>
-          <w:highlight w:val="yellow"/>
-        </w:rPr>
-        <w:t>_b_legal_</w:t>
-      </w:r>
-      <w:proofErr w:type="gramStart"/>
-      <w:r>
-        <w:rPr>
-          <w:sz w:val="28"/>
-          <w:szCs w:val="24"/>
-          <w:highlight w:val="yellow"/>
-        </w:rPr>
-        <w:t>rep</w:t>
-      </w:r>
-      <w:proofErr w:type="spellEnd"/>
-      <w:r>
-        <w:rPr>
-          <w:sz w:val="28"/>
-          <w:szCs w:val="24"/>
-          <w:highlight w:val="yellow"/>
-        </w:rPr>
-        <w:t xml:space="preserve"> }</w:t>
-      </w:r>
-      <w:proofErr w:type="gramEnd"/>
-      <w:r>
-        <w:rPr>
-          <w:sz w:val="28"/>
-          <w:szCs w:val="24"/>
-          <w:highlight w:val="yellow"/>
-        </w:rPr>
-        <w:t>}</w:t>
-      </w:r>
-    </w:p>
-    <w:p>
-      <w:pPr>
-        <w:snapToGrid w:val="0"/>
-        <w:spacing w:line="312" w:lineRule="auto"/>
-        <w:ind w:firstLineChars="200" w:firstLine="560"/>
-        <w:rPr>
-          <w:sz w:val="28"/>
-          <w:szCs w:val="24"/>
-          <w:highlight w:val="yellow"/>
-        </w:rPr>
-      </w:pPr>
-      <w:r>
-        <w:rPr>
-          <w:sz w:val="28"/>
-          <w:szCs w:val="24"/>
-          <w:highlight w:val="yellow"/>
-        </w:rPr>
-        <w:t>注册地：</w:t>
-      </w:r>
-      <w:proofErr w:type="gramStart"/>
-      <w:r>
-        <w:rPr>
-          <w:sz w:val="28"/>
-          <w:szCs w:val="24"/>
-          <w:highlight w:val="yellow"/>
-        </w:rPr>
-        <w:t xml:space="preserve">{{ </w:t>
-      </w:r>
-      <w:proofErr w:type="spellStart"/>
-      <w:r>
-        <w:rPr>
-          <w:sz w:val="28"/>
-          <w:szCs w:val="24"/>
-          <w:highlight w:val="yellow"/>
-        </w:rPr>
-        <w:t>party</w:t>
-      </w:r>
-      <w:proofErr w:type="gramEnd"/>
-      <w:r>
-        <w:rPr>
-          <w:sz w:val="28"/>
-          <w:szCs w:val="24"/>
-          <w:highlight w:val="yellow"/>
-        </w:rPr>
-        <w:t>_b_</w:t>
-      </w:r>
-      <w:proofErr w:type="gramStart"/>
-      <w:r>
-        <w:rPr>
-          <w:sz w:val="28"/>
-          <w:szCs w:val="24"/>
-          <w:highlight w:val="yellow"/>
-        </w:rPr>
-        <w:t>address</w:t>
-      </w:r>
-      <w:proofErr w:type="spellEnd"/>
-      <w:r>
-        <w:rPr>
-          <w:sz w:val="28"/>
-          <w:szCs w:val="24"/>
-          <w:highlight w:val="yellow"/>
-        </w:rPr>
-        <w:t xml:space="preserve"> }</w:t>
-      </w:r>
-      <w:proofErr w:type="gramEnd"/>
-      <w:r>
-        <w:rPr>
-          <w:sz w:val="28"/>
-          <w:szCs w:val="24"/>
-          <w:highlight w:val="yellow"/>
-        </w:rPr>
-        <w:t>}</w:t>
-      </w:r>
-    </w:p>
-    <w:p>
-      <w:pPr>
-        <w:snapToGrid w:val="0"/>
-        <w:spacing w:line="312" w:lineRule="auto"/>
-        <w:rPr>
-          <w:b/>
-          <w:sz w:val="28"/>
-          <w:szCs w:val="24"/>
-          <w:u w:val="single"/>
-        </w:rPr>
-      </w:pPr>
-    </w:p>
-    <w:p>
-      <w:pPr>
-        <w:snapToGrid w:val="0"/>
-        <w:spacing w:line="312" w:lineRule="auto"/>
-        <w:jc w:val="both"/>
-        <w:rPr>
-          <w:b/>
-          <w:sz w:val="28"/>
-          <w:szCs w:val="24"/>
-        </w:rPr>
-      </w:pPr>
-      <w:r>
-        <w:rPr>
-          <w:b/>
-          <w:sz w:val="28"/>
-          <w:szCs w:val="24"/>
-        </w:rPr>
-        <w:t>鉴于：</w:t>
-      </w:r>
-    </w:p>
-    <w:p>
-      <w:pPr>
-        <w:snapToGrid w:val="0"/>
-        <w:spacing w:line="312" w:lineRule="auto"/>
-        <w:ind w:firstLineChars="200" w:firstLine="560"/>
-        <w:jc w:val="both"/>
-        <w:rPr>
-          <w:sz w:val="28"/>
-          <w:szCs w:val="24"/>
-        </w:rPr>
-      </w:pPr>
-      <w:r>
-        <w:rPr>
-          <w:sz w:val="28"/>
-          <w:szCs w:val="24"/>
-        </w:rPr>
-        <w:t>1</w:t>
-      </w:r>
-      <w:r>
-        <w:rPr>
-          <w:sz w:val="28"/>
-          <w:szCs w:val="24"/>
-        </w:rPr>
-        <w:t>、甲方依法享有本合同附件一《标的债权明细表》项下的债权资产及其附属权益（统称标的债权，见</w:t>
-      </w:r>
-      <w:r>
-        <w:rPr>
-          <w:sz w:val="28"/>
-          <w:szCs w:val="24"/>
-        </w:rPr>
-        <w:t>1.3</w:t>
-      </w:r>
-      <w:r>
-        <w:rPr>
-          <w:sz w:val="28"/>
-          <w:szCs w:val="24"/>
-        </w:rPr>
-        <w:t>条定义）；</w:t>
-      </w:r>
-    </w:p>
-    <w:p>
-      <w:pPr>
-        <w:snapToGrid w:val="0"/>
-        <w:spacing w:line="312" w:lineRule="auto"/>
-        <w:ind w:firstLineChars="200" w:firstLine="560"/>
-        <w:jc w:val="both"/>
-        <w:rPr>
-          <w:sz w:val="28"/>
-          <w:szCs w:val="24"/>
-        </w:rPr>
-      </w:pPr>
-      <w:r>
-        <w:rPr>
+        </w:rPr>
+        <w:t>风险揭示</w:t>
+      </w:r>
+    </w:p>
+    <w:p>
+      <w:pPr>
+        <w:snapToGrid w:val="0"/>
+        <w:spacing w:line="312" w:lineRule="auto"/>
+        <w:ind w:right="-87" w:firstLineChars="200" w:firstLine="562"/>
+        <w:jc w:val="both"/>
+        <w:rPr>
+          <w:rFonts w:eastAsiaTheme="minorEastAsia"/>
+          <w:sz w:val="28"/>
+          <w:szCs w:val="28"/>
+        </w:rPr>
+      </w:pPr>
+      <w:r>
+        <w:rPr>
+          <w:b/>
+          <w:bCs/>
+          <w:color w:val="000000"/>
           <w:sz w:val="28"/>
           <w:szCs w:val="24"/>
         </w:rPr>
@@ -589,1015 +1443,99 @@
       </w:r>
       <w:r>
         <w:rPr>
-          <w:sz w:val="28"/>
-          <w:szCs w:val="24"/>
-        </w:rPr>
-        <w:t>、甲方根据有关法律、法规及政府部门的规定，转让标的债权；</w:t>
-      </w:r>
-    </w:p>
-    <w:p>
-      <w:pPr>
-        <w:snapToGrid w:val="0"/>
-        <w:spacing w:line="312" w:lineRule="auto"/>
-        <w:ind w:firstLineChars="200" w:firstLine="560"/>
-        <w:jc w:val="both"/>
-        <w:rPr>
-          <w:sz w:val="28"/>
-          <w:szCs w:val="24"/>
-        </w:rPr>
-      </w:pPr>
-      <w:r>
-        <w:rPr>
-          <w:sz w:val="28"/>
-          <w:szCs w:val="24"/>
-        </w:rPr>
-        <w:t>3</w:t>
-      </w:r>
-      <w:r>
-        <w:rPr>
-          <w:sz w:val="28"/>
-          <w:szCs w:val="24"/>
-        </w:rPr>
-        <w:t>、甲方已向乙方充分揭示了标的债权可能存在的瑕疵与风险，并应乙方要求对有关情况进行了说明，且甲方已事先向乙方声明本合同项下的标的债权，基于不良资产的特性，存在着部分或全部不能回收的风险及清收的困难，甲方对转让的标的债权的瑕疵及预期利益不做任何保证与承诺，乙方对此予以认可，乙方声明其已对本合同项下标的债权实施其认为必要的尽职调查；</w:t>
-      </w:r>
-    </w:p>
-    <w:p>
-      <w:pPr>
-        <w:snapToGrid w:val="0"/>
-        <w:spacing w:line="312" w:lineRule="auto"/>
-        <w:ind w:firstLineChars="200" w:firstLine="560"/>
-        <w:jc w:val="both"/>
-        <w:rPr>
-          <w:sz w:val="28"/>
-          <w:szCs w:val="24"/>
-        </w:rPr>
-      </w:pPr>
-      <w:r>
-        <w:rPr>
-          <w:sz w:val="28"/>
-          <w:szCs w:val="24"/>
-        </w:rPr>
-        <w:t>4</w:t>
-      </w:r>
-      <w:r>
-        <w:rPr>
-          <w:sz w:val="28"/>
-          <w:szCs w:val="24"/>
-        </w:rPr>
-        <w:t>、乙方声明并保证，乙方自愿独立承担标的债权的瑕疵和</w:t>
-      </w:r>
-      <w:r>
-        <w:rPr>
-          <w:sz w:val="28"/>
-          <w:szCs w:val="24"/>
-        </w:rPr>
-        <w:t>/</w:t>
-      </w:r>
-      <w:r>
-        <w:rPr>
-          <w:sz w:val="28"/>
-          <w:szCs w:val="24"/>
-        </w:rPr>
-        <w:t>或风险和预期利益无法实现的风险，乙方保证不因任何原因主张协议无效或要求撤销本合同或要求甲方回购标的债权或要求甲方承担赔偿责任。乙方经独立慎重判断决定签署本合同，并同意按本合同约定的条款和条件及</w:t>
-      </w:r>
-      <w:r>
-        <w:rPr>
-          <w:sz w:val="28"/>
-          <w:szCs w:val="24"/>
+          <w:b/>
+          <w:color w:val="000000"/>
+          <w:sz w:val="28"/>
+          <w:szCs w:val="24"/>
+        </w:rPr>
+        <w:t>.1</w:t>
+      </w:r>
+      <w:r>
+        <w:rPr>
+          <w:sz w:val="28"/>
+          <w:szCs w:val="24"/>
+        </w:rPr>
+        <w:t>乙方已被告知并完全理解，甲方转让给乙方的标的债权，存在或可能存在下列瑕疵或风险，且因甲方并非标的债权的原始权利人，甲方</w:t>
+      </w:r>
+      <w:r>
+        <w:rPr>
+          <w:rFonts w:eastAsiaTheme="minorEastAsia"/>
+          <w:sz w:val="28"/>
+          <w:szCs w:val="28"/>
+        </w:rPr>
+        <w:t>无法对其承继的、由任何第三方制作的标的债权证明文件的真实性、有效性、准确性和完整性提供保证或承担任何责任，以至于乙方受让标的债权的预期利益可能部分或全部无法实现。该等瑕疵或风险包括但不限于下列一项或多项：</w:t>
+      </w:r>
+    </w:p>
+    <w:p>
+      <w:pPr>
+        <w:snapToGrid w:val="0"/>
+        <w:spacing w:line="312" w:lineRule="auto"/>
+        <w:ind w:right="-87" w:firstLineChars="200" w:firstLine="560"/>
+        <w:jc w:val="both"/>
+        <w:rPr>
+          <w:rFonts w:eastAsiaTheme="minorEastAsia"/>
+          <w:color w:val="000000"/>
+          <w:sz w:val="28"/>
+          <w:szCs w:val="28"/>
+        </w:rPr>
+      </w:pPr>
+      <w:r>
+        <w:rPr>
+          <w:rFonts w:eastAsiaTheme="minorEastAsia"/>
+          <w:color w:val="000000"/>
+          <w:sz w:val="28"/>
+          <w:szCs w:val="28"/>
+        </w:rPr>
+        <w:t>2.1.1</w:t>
+      </w:r>
+      <w:r>
+        <w:rPr>
+          <w:rFonts w:eastAsiaTheme="minorEastAsia"/>
+          <w:color w:val="000000"/>
+          <w:sz w:val="28"/>
+          <w:szCs w:val="28"/>
+        </w:rPr>
+        <w:t>标的债权系不良资产，存在着部分或全部不能回收的风险特性以及清收的困难性，其可回收价值与账面金额</w:t>
+      </w:r>
+      <w:r>
+        <w:rPr>
+          <w:rFonts w:eastAsiaTheme="minorEastAsia"/>
+          <w:color w:val="000000"/>
+          <w:sz w:val="28"/>
+          <w:szCs w:val="28"/>
+        </w:rPr>
+        <w:t>可能存在差异，可回收价值的金额</w:t>
+      </w:r>
+      <w:r>
+        <w:rPr>
+          <w:rFonts w:eastAsiaTheme="minorEastAsia"/>
+          <w:color w:val="000000"/>
+          <w:sz w:val="28"/>
+          <w:szCs w:val="28"/>
+        </w:rPr>
+        <w:t>存在不确定性；</w:t>
+      </w:r>
+    </w:p>
+    <w:p>
+      <w:pPr>
+        <w:snapToGrid w:val="0"/>
+        <w:spacing w:line="312" w:lineRule="auto"/>
+        <w:ind w:right="-87" w:firstLineChars="200" w:firstLine="560"/>
+        <w:jc w:val="both"/>
+        <w:rPr>
+          <w:rFonts w:eastAsiaTheme="minorEastAsia"/>
+          <w:color w:val="000000"/>
+          <w:sz w:val="28"/>
+          <w:szCs w:val="28"/>
+        </w:rPr>
+      </w:pPr>
+      <w:r>
+        <w:rPr>
+          <w:rFonts w:eastAsiaTheme="minorEastAsia"/>
+          <w:sz w:val="28"/>
+          <w:szCs w:val="28"/>
         </w:rPr>
         <w:lastRenderedPageBreak/>
-        <w:t>标的债权的现状受让标的债权。标的债权现状包括但不限于标的债权的债权本金、权属状态、法律状态、实际使用状况、债权文件的状态以及标的债权可能或实际存在的瑕疵和风险等。</w:t>
-      </w:r>
-    </w:p>
-    <w:p>
-      <w:pPr>
-        <w:snapToGrid w:val="0"/>
-        <w:spacing w:line="312" w:lineRule="auto"/>
-        <w:ind w:firstLineChars="200" w:firstLine="560"/>
-        <w:jc w:val="both"/>
-        <w:rPr>
-          <w:sz w:val="28"/>
-          <w:szCs w:val="24"/>
-        </w:rPr>
-      </w:pPr>
-      <w:r>
-        <w:rPr>
-          <w:sz w:val="28"/>
-          <w:szCs w:val="24"/>
-        </w:rPr>
-        <w:t>为进一步明确双方之间的权利义务关系，甲乙双方在平等自愿、友好协商的基础上，就标的债权转让相关的事宜达成如下协议，供双方共同遵守：</w:t>
-      </w:r>
-      <w:r>
-        <w:rPr>
-          <w:sz w:val="28"/>
-          <w:szCs w:val="24"/>
-        </w:rPr>
-        <w:t xml:space="preserve"> </w:t>
-      </w:r>
-    </w:p>
-    <w:p>
-      <w:pPr>
-        <w:snapToGrid w:val="0"/>
-        <w:spacing w:line="312" w:lineRule="auto"/>
-        <w:ind w:firstLineChars="200" w:firstLine="560"/>
-        <w:jc w:val="both"/>
-        <w:rPr>
-          <w:sz w:val="28"/>
-          <w:szCs w:val="24"/>
-        </w:rPr>
-      </w:pPr>
-    </w:p>
-    <w:p>
-      <w:pPr>
-        <w:snapToGrid w:val="0"/>
-        <w:spacing w:line="312" w:lineRule="auto"/>
-        <w:ind w:firstLineChars="196" w:firstLine="551"/>
-        <w:jc w:val="both"/>
-        <w:rPr>
-          <w:b/>
-          <w:sz w:val="28"/>
-          <w:szCs w:val="24"/>
-        </w:rPr>
-      </w:pPr>
-      <w:r>
-        <w:rPr>
-          <w:b/>
-          <w:sz w:val="28"/>
-          <w:szCs w:val="24"/>
-        </w:rPr>
-        <w:t>第一条</w:t>
-      </w:r>
-      <w:r>
-        <w:rPr>
-          <w:b/>
-          <w:sz w:val="28"/>
-          <w:szCs w:val="24"/>
-        </w:rPr>
-        <w:t xml:space="preserve">  </w:t>
-      </w:r>
-      <w:r>
-        <w:rPr>
-          <w:b/>
-          <w:sz w:val="28"/>
-          <w:szCs w:val="24"/>
-        </w:rPr>
-        <w:t>定义</w:t>
-      </w:r>
-    </w:p>
-    <w:p>
-      <w:pPr>
-        <w:snapToGrid w:val="0"/>
-        <w:spacing w:line="312" w:lineRule="auto"/>
-        <w:ind w:firstLineChars="196" w:firstLine="549"/>
-        <w:jc w:val="both"/>
-        <w:rPr>
-          <w:sz w:val="28"/>
-          <w:szCs w:val="24"/>
-        </w:rPr>
-      </w:pPr>
-      <w:r>
-        <w:rPr>
-          <w:sz w:val="28"/>
-          <w:szCs w:val="24"/>
-        </w:rPr>
-        <w:t>本合同中的下列词语具有定义所指的特定涵义，合同正文另有规定的除外：</w:t>
-      </w:r>
-    </w:p>
-    <w:p>
-      <w:pPr>
-        <w:snapToGrid w:val="0"/>
-        <w:spacing w:line="312" w:lineRule="auto"/>
-        <w:ind w:firstLineChars="196" w:firstLine="551"/>
-        <w:jc w:val="both"/>
-        <w:rPr>
-          <w:sz w:val="28"/>
-          <w:szCs w:val="24"/>
-        </w:rPr>
-      </w:pPr>
-      <w:r>
-        <w:rPr>
-          <w:b/>
-          <w:bCs/>
-          <w:sz w:val="28"/>
-          <w:szCs w:val="24"/>
-        </w:rPr>
-        <w:t>1.1</w:t>
-      </w:r>
-      <w:r>
-        <w:rPr>
-          <w:b/>
-          <w:bCs/>
-          <w:sz w:val="28"/>
-          <w:szCs w:val="24"/>
-        </w:rPr>
-        <w:t>主债权：</w:t>
-      </w:r>
-      <w:r>
-        <w:rPr>
-          <w:sz w:val="28"/>
-          <w:szCs w:val="24"/>
-        </w:rPr>
-        <w:t>指甲方对《标的债权明细表》所列示的债务人享有的并依法可向乙方转让的贷款本金及利息（罚息、复利）、违约金、赔偿金等。</w:t>
-      </w:r>
-    </w:p>
-    <w:p>
-      <w:pPr>
-        <w:snapToGrid w:val="0"/>
-        <w:spacing w:line="312" w:lineRule="auto"/>
-        <w:ind w:firstLineChars="196" w:firstLine="551"/>
-        <w:jc w:val="both"/>
-        <w:rPr>
-          <w:sz w:val="28"/>
-          <w:szCs w:val="24"/>
-        </w:rPr>
-      </w:pPr>
-      <w:r>
-        <w:rPr>
-          <w:b/>
-          <w:sz w:val="28"/>
-          <w:szCs w:val="24"/>
-        </w:rPr>
-        <w:t>1.2</w:t>
-      </w:r>
-      <w:r>
-        <w:rPr>
-          <w:b/>
-          <w:sz w:val="28"/>
-          <w:szCs w:val="24"/>
-        </w:rPr>
-        <w:t>担保权利：</w:t>
-      </w:r>
-      <w:r>
-        <w:rPr>
-          <w:sz w:val="28"/>
-          <w:szCs w:val="24"/>
-        </w:rPr>
-        <w:t>指与主债权相关的保证债权、抵押权、质权等附属权利。</w:t>
-      </w:r>
-    </w:p>
-    <w:p>
-      <w:pPr>
-        <w:snapToGrid w:val="0"/>
-        <w:spacing w:line="312" w:lineRule="auto"/>
-        <w:ind w:firstLineChars="196" w:firstLine="551"/>
-        <w:jc w:val="both"/>
-        <w:rPr>
-          <w:sz w:val="28"/>
-          <w:szCs w:val="24"/>
-        </w:rPr>
-      </w:pPr>
-      <w:r>
-        <w:rPr>
-          <w:b/>
-          <w:sz w:val="28"/>
-          <w:szCs w:val="24"/>
-        </w:rPr>
-        <w:t>1.3</w:t>
-      </w:r>
-      <w:r>
-        <w:rPr>
-          <w:b/>
-          <w:sz w:val="28"/>
-          <w:szCs w:val="24"/>
-        </w:rPr>
-        <w:t>标的债权</w:t>
-      </w:r>
-      <w:r>
-        <w:rPr>
-          <w:sz w:val="28"/>
-          <w:szCs w:val="24"/>
-        </w:rPr>
-        <w:t>：指作为本合同标的主债权、担保权利以及由此转化的其它相关权益的统称。其它相关权益是指：基准日前，甲方或标的债权原债权人因管理、处置需要可能已与《标的债权明细表》中部分债务人（包括担保人）达成包括但不限于还款协议、和解协议、抵债协议，或接受法院抵债裁定，而该等协议并未履行完毕或抵债物未完成过户，因此，乙方受让的对该等债务人（包括担保人）的债权，已从原始的贷款合同、担保合同项下的债权，全部或部分转化为前述协议项下或法院生效裁定所对应的权利。</w:t>
-      </w:r>
-    </w:p>
-    <w:p>
-      <w:pPr>
-        <w:snapToGrid w:val="0"/>
-        <w:spacing w:line="312" w:lineRule="auto"/>
-        <w:ind w:firstLineChars="196" w:firstLine="549"/>
-        <w:jc w:val="both"/>
-        <w:rPr>
-          <w:sz w:val="28"/>
-          <w:szCs w:val="24"/>
-        </w:rPr>
-      </w:pPr>
-      <w:r>
-        <w:rPr>
-          <w:sz w:val="28"/>
-          <w:szCs w:val="24"/>
-        </w:rPr>
-        <w:t>在基准日前发生的费用（律师费、诉讼费、评估费、拍卖费及其他实现债权而发生的费用）作为标的债权一并转让。乙方确认，基准日前发生的甲方为实现债权而支付的</w:t>
-      </w:r>
-      <w:proofErr w:type="gramStart"/>
-      <w:r>
-        <w:rPr>
-          <w:sz w:val="28"/>
-          <w:szCs w:val="24"/>
-        </w:rPr>
-        <w:t>费用做零定价</w:t>
-      </w:r>
-      <w:proofErr w:type="gramEnd"/>
-      <w:r>
-        <w:rPr>
-          <w:sz w:val="28"/>
-          <w:szCs w:val="24"/>
-        </w:rPr>
-        <w:t>转让，因该部分债权无法实现、无法得到法律支持等，不影响整体债权的定价及转让效力。</w:t>
-      </w:r>
-    </w:p>
-    <w:p>
-      <w:pPr>
-        <w:snapToGrid w:val="0"/>
-        <w:spacing w:line="312" w:lineRule="auto"/>
-        <w:ind w:firstLineChars="196" w:firstLine="551"/>
-        <w:jc w:val="both"/>
-        <w:rPr>
-          <w:sz w:val="28"/>
-          <w:szCs w:val="24"/>
-        </w:rPr>
-      </w:pPr>
-      <w:r>
-        <w:rPr>
-          <w:b/>
-          <w:sz w:val="28"/>
-          <w:szCs w:val="24"/>
-        </w:rPr>
-        <w:lastRenderedPageBreak/>
-        <w:t>1.4</w:t>
-      </w:r>
-      <w:r>
-        <w:rPr>
-          <w:b/>
-          <w:sz w:val="28"/>
-          <w:szCs w:val="24"/>
-        </w:rPr>
-        <w:t>转让价款</w:t>
-      </w:r>
-      <w:r>
-        <w:rPr>
-          <w:sz w:val="28"/>
-          <w:szCs w:val="24"/>
-        </w:rPr>
-        <w:t>：指乙方受让标的债权所应支付的价款。</w:t>
-      </w:r>
-    </w:p>
-    <w:p>
-      <w:pPr>
-        <w:snapToGrid w:val="0"/>
-        <w:spacing w:line="312" w:lineRule="auto"/>
-        <w:ind w:firstLineChars="196" w:firstLine="551"/>
-        <w:jc w:val="both"/>
-        <w:rPr>
-          <w:sz w:val="28"/>
-          <w:szCs w:val="24"/>
-        </w:rPr>
-      </w:pPr>
-      <w:r>
-        <w:rPr>
-          <w:b/>
-          <w:sz w:val="28"/>
-          <w:szCs w:val="24"/>
-        </w:rPr>
-        <w:t>1.5</w:t>
-      </w:r>
-      <w:r>
-        <w:rPr>
-          <w:b/>
-          <w:sz w:val="28"/>
-          <w:szCs w:val="24"/>
-        </w:rPr>
-        <w:t>标的债权证明文件：</w:t>
-      </w:r>
-      <w:r>
-        <w:rPr>
-          <w:sz w:val="28"/>
-          <w:szCs w:val="24"/>
-        </w:rPr>
-        <w:t>限于贷款合同、借据、担保合同、抵（质）押担保权利凭证、判决书、调解书、裁定书、和解协议、债务重组协议、以物（股权）抵债协议、抵债资产权属证书或证明、破产债权申报书、逾期贷款催收通知书、甲方与前手权利人的分户债权转让协议、债权转让暨催收公告等。但甲方向乙方提供的标的债权证明文件以其预先披露并在交割日继续持有的全部法律文件为限，甲方未对标的债权证明文件的真实性、完整性、准确性做出任何保证或承诺。为避免疑义，甲方对标的债权的内部文件（包括但不限于内部审批文件、为内部程序而进行的法律、财务尽调、评估文件等）不属于标的债权证明文件的范围之内。</w:t>
-      </w:r>
-    </w:p>
-    <w:p>
-      <w:pPr>
-        <w:snapToGrid w:val="0"/>
-        <w:spacing w:line="312" w:lineRule="auto"/>
-        <w:ind w:firstLineChars="196" w:firstLine="551"/>
-        <w:jc w:val="both"/>
-        <w:rPr>
-          <w:sz w:val="28"/>
-          <w:szCs w:val="24"/>
-        </w:rPr>
-      </w:pPr>
-      <w:r>
-        <w:rPr>
-          <w:b/>
-          <w:bCs/>
-          <w:sz w:val="28"/>
-          <w:szCs w:val="24"/>
-        </w:rPr>
-        <w:t>1.6</w:t>
-      </w:r>
-      <w:r>
-        <w:rPr>
-          <w:b/>
-          <w:bCs/>
-          <w:sz w:val="28"/>
-          <w:szCs w:val="24"/>
-        </w:rPr>
-        <w:t>基准日：</w:t>
-      </w:r>
-      <w:r>
-        <w:rPr>
-          <w:sz w:val="28"/>
-          <w:szCs w:val="24"/>
-        </w:rPr>
-        <w:t>指甲方确定且为乙方认可的计算标的债权项下主债权本金、利息余额（罚息、复利）、违约金、赔偿金、实现债权的费用（包括但不限于诉讼费、保全费）的截止日，</w:t>
-      </w:r>
-      <w:r>
-        <w:rPr>
-          <w:sz w:val="28"/>
-          <w:szCs w:val="24"/>
-          <w:highlight w:val="yellow"/>
-        </w:rPr>
-        <w:t>即</w:t>
-      </w:r>
-      <w:r>
-        <w:rPr>
-          <w:sz w:val="28"/>
-          <w:szCs w:val="24"/>
-          <w:highlight w:val="yellow"/>
-        </w:rPr>
-        <w:t xml:space="preserve">{{ </w:t>
-      </w:r>
-      <w:proofErr w:type="spellStart"/>
-      <w:r>
-        <w:rPr>
-          <w:sz w:val="28"/>
-          <w:szCs w:val="24"/>
-          <w:highlight w:val="yellow"/>
-        </w:rPr>
-        <w:t>base_date</w:t>
-      </w:r>
-      <w:proofErr w:type="spellEnd"/>
-      <w:r>
-        <w:rPr>
-          <w:sz w:val="28"/>
-          <w:szCs w:val="24"/>
-          <w:highlight w:val="yellow"/>
-        </w:rPr>
-        <w:t xml:space="preserve"> }}</w:t>
-      </w:r>
-      <w:r>
-        <w:rPr>
-          <w:sz w:val="28"/>
-          <w:szCs w:val="24"/>
-        </w:rPr>
-        <w:t>。</w:t>
-      </w:r>
-    </w:p>
-    <w:p>
-      <w:pPr>
-        <w:snapToGrid w:val="0"/>
-        <w:spacing w:line="312" w:lineRule="auto"/>
-        <w:ind w:firstLineChars="196" w:firstLine="551"/>
-        <w:jc w:val="both"/>
-        <w:rPr>
-          <w:sz w:val="28"/>
-          <w:szCs w:val="24"/>
-        </w:rPr>
-      </w:pPr>
-      <w:r>
-        <w:rPr>
-          <w:b/>
-          <w:sz w:val="28"/>
-          <w:szCs w:val="24"/>
-        </w:rPr>
-        <w:t>1.7</w:t>
-      </w:r>
-      <w:r>
-        <w:rPr>
-          <w:b/>
-          <w:sz w:val="28"/>
-          <w:szCs w:val="24"/>
-        </w:rPr>
-        <w:t>交割日：</w:t>
-      </w:r>
-      <w:r>
-        <w:rPr>
-          <w:sz w:val="28"/>
-          <w:szCs w:val="24"/>
-        </w:rPr>
-        <w:t>指标的债权转移之日，但任何情况下，甲方于交割日向乙方转移标的债权均须以本合同第</w:t>
-      </w:r>
-      <w:r>
-        <w:rPr>
-          <w:sz w:val="28"/>
-          <w:szCs w:val="24"/>
-        </w:rPr>
-        <w:t>7.2</w:t>
-      </w:r>
-      <w:r>
-        <w:rPr>
-          <w:sz w:val="28"/>
-          <w:szCs w:val="24"/>
-        </w:rPr>
-        <w:t>款约定的交割条件成就为前提。</w:t>
-      </w:r>
-    </w:p>
-    <w:p>
-      <w:pPr>
-        <w:snapToGrid w:val="0"/>
-        <w:spacing w:line="312" w:lineRule="auto"/>
-        <w:ind w:firstLineChars="196" w:firstLine="551"/>
-        <w:jc w:val="both"/>
-        <w:rPr>
-          <w:sz w:val="28"/>
-          <w:szCs w:val="24"/>
-        </w:rPr>
-      </w:pPr>
-      <w:r>
-        <w:rPr>
-          <w:b/>
-          <w:sz w:val="28"/>
-          <w:szCs w:val="24"/>
-        </w:rPr>
-        <w:t>1.8</w:t>
-      </w:r>
-      <w:r>
-        <w:rPr>
-          <w:b/>
-          <w:sz w:val="28"/>
-          <w:szCs w:val="24"/>
-        </w:rPr>
-        <w:t>过渡期：</w:t>
-      </w:r>
-      <w:r>
-        <w:rPr>
-          <w:sz w:val="28"/>
-          <w:szCs w:val="24"/>
-        </w:rPr>
-        <w:t>指自基准日起至交割日止的期间。</w:t>
-      </w:r>
-    </w:p>
-    <w:p>
-      <w:pPr>
-        <w:snapToGrid w:val="0"/>
-        <w:spacing w:line="312" w:lineRule="auto"/>
-        <w:ind w:firstLineChars="196" w:firstLine="551"/>
-        <w:jc w:val="both"/>
-        <w:rPr>
-          <w:sz w:val="28"/>
-          <w:szCs w:val="24"/>
-        </w:rPr>
-      </w:pPr>
-      <w:r>
-        <w:rPr>
-          <w:b/>
-          <w:sz w:val="28"/>
-          <w:szCs w:val="24"/>
-        </w:rPr>
-        <w:t>1.9</w:t>
-      </w:r>
-      <w:r>
-        <w:rPr>
-          <w:b/>
-          <w:sz w:val="28"/>
-          <w:szCs w:val="24"/>
-        </w:rPr>
-        <w:t>抵债资产：</w:t>
-      </w:r>
-      <w:r>
-        <w:rPr>
-          <w:sz w:val="28"/>
-          <w:szCs w:val="24"/>
-        </w:rPr>
-        <w:t>指基准日前，债务人或担保人以协议方式抵偿所欠甲方相应债务且未办理完毕产权过户登记的土地使用权、建筑物所有权、在建工程、知识产权等，以及过渡期内，经协议或裁定方式抵偿所欠甲方相应债务的资产。</w:t>
-      </w:r>
-    </w:p>
-    <w:p>
-      <w:pPr>
-        <w:snapToGrid w:val="0"/>
-        <w:spacing w:line="312" w:lineRule="auto"/>
-        <w:ind w:firstLineChars="196" w:firstLine="551"/>
-        <w:jc w:val="both"/>
-        <w:rPr>
-          <w:sz w:val="28"/>
-          <w:szCs w:val="24"/>
-        </w:rPr>
-      </w:pPr>
-      <w:r>
-        <w:rPr>
-          <w:b/>
-          <w:sz w:val="28"/>
-          <w:szCs w:val="24"/>
-        </w:rPr>
-        <w:t>1.10</w:t>
-      </w:r>
-      <w:r>
-        <w:rPr>
-          <w:b/>
-          <w:sz w:val="28"/>
-          <w:szCs w:val="24"/>
-        </w:rPr>
-        <w:t>处置费用：</w:t>
-      </w:r>
-      <w:r>
-        <w:rPr>
-          <w:sz w:val="28"/>
-          <w:szCs w:val="24"/>
-        </w:rPr>
-        <w:t>指甲方在过渡期内管理、维护、处置标的债权实际发生的一切费用，包括但不限于以下内容：（</w:t>
-      </w:r>
-      <w:r>
-        <w:rPr>
-          <w:sz w:val="28"/>
-          <w:szCs w:val="24"/>
-        </w:rPr>
-        <w:t>1</w:t>
-      </w:r>
-      <w:r>
-        <w:rPr>
-          <w:sz w:val="28"/>
-          <w:szCs w:val="24"/>
-        </w:rPr>
-        <w:t>）在对债务人或其他义务人的诉讼或仲裁以及财产保全、强制执行过程中需支付的法院或仲裁机构收费及为将任何抵债资产变现或过户登记而产生的税收或其他政府机构收费；（</w:t>
-      </w:r>
-      <w:r>
-        <w:rPr>
-          <w:sz w:val="28"/>
-          <w:szCs w:val="24"/>
-        </w:rPr>
-        <w:t>2</w:t>
-      </w:r>
-      <w:r>
-        <w:rPr>
-          <w:sz w:val="28"/>
-          <w:szCs w:val="24"/>
-        </w:rPr>
-        <w:t>）委托中介机构提供有关服务而支付的报酬和费用；（</w:t>
-      </w:r>
-      <w:r>
-        <w:rPr>
-          <w:sz w:val="28"/>
-          <w:szCs w:val="24"/>
-        </w:rPr>
-        <w:t>3</w:t>
-      </w:r>
-      <w:r>
-        <w:rPr>
-          <w:sz w:val="28"/>
-          <w:szCs w:val="24"/>
-        </w:rPr>
-        <w:t>）为获取和查阅有关标的债权的文件和信息而发生的相关政府机构收费；（</w:t>
-      </w:r>
-      <w:r>
-        <w:rPr>
-          <w:sz w:val="28"/>
-          <w:szCs w:val="24"/>
-        </w:rPr>
-        <w:t>4</w:t>
-      </w:r>
-      <w:r>
-        <w:rPr>
-          <w:sz w:val="28"/>
-          <w:szCs w:val="24"/>
-        </w:rPr>
-        <w:t>）为保全或完善（包括办理备案、登记或其他手续）标的债权权益而</w:t>
-      </w:r>
-      <w:r>
-        <w:rPr>
-          <w:sz w:val="28"/>
-          <w:szCs w:val="24"/>
-        </w:rPr>
-        <w:lastRenderedPageBreak/>
-        <w:t>产生的费用；（</w:t>
-      </w:r>
-      <w:r>
-        <w:rPr>
-          <w:sz w:val="28"/>
-          <w:szCs w:val="24"/>
-        </w:rPr>
-        <w:t>5</w:t>
-      </w:r>
-      <w:r>
-        <w:rPr>
-          <w:sz w:val="28"/>
-          <w:szCs w:val="24"/>
-        </w:rPr>
-        <w:t>）抵债资产的保险、维修及运营费用，以及将其出租或出售时附带产生的相关费用；（</w:t>
-      </w:r>
-      <w:r>
-        <w:rPr>
-          <w:sz w:val="28"/>
-          <w:szCs w:val="24"/>
-        </w:rPr>
-        <w:t>6</w:t>
-      </w:r>
-      <w:r>
-        <w:rPr>
-          <w:sz w:val="28"/>
-          <w:szCs w:val="24"/>
-        </w:rPr>
-        <w:t>）其他管理、维护、处置标的债权产生的费用。</w:t>
-      </w:r>
-    </w:p>
-    <w:p>
-      <w:pPr>
-        <w:snapToGrid w:val="0"/>
-        <w:spacing w:line="312" w:lineRule="auto"/>
-        <w:ind w:firstLineChars="196" w:firstLine="551"/>
-        <w:jc w:val="both"/>
-        <w:rPr>
-          <w:sz w:val="28"/>
-          <w:szCs w:val="24"/>
-        </w:rPr>
-      </w:pPr>
-      <w:r>
-        <w:rPr>
-          <w:b/>
-          <w:color w:val="000000"/>
-          <w:sz w:val="28"/>
-          <w:szCs w:val="24"/>
-        </w:rPr>
-        <w:t>1.11</w:t>
-      </w:r>
-      <w:r>
-        <w:rPr>
-          <w:b/>
-          <w:sz w:val="28"/>
-          <w:szCs w:val="24"/>
-        </w:rPr>
-        <w:t>过渡期服务报酬：</w:t>
-      </w:r>
-      <w:r>
-        <w:rPr>
-          <w:sz w:val="28"/>
-          <w:szCs w:val="24"/>
-        </w:rPr>
-        <w:t>系指甲方收取的对标的债权提供过渡期服务的报酬。</w:t>
-      </w:r>
-    </w:p>
-    <w:p>
-      <w:pPr>
-        <w:snapToGrid w:val="0"/>
-        <w:spacing w:line="312" w:lineRule="auto"/>
-        <w:ind w:firstLineChars="196" w:firstLine="551"/>
-        <w:jc w:val="both"/>
-        <w:rPr>
-          <w:sz w:val="28"/>
-          <w:szCs w:val="24"/>
-        </w:rPr>
-      </w:pPr>
-      <w:r>
-        <w:rPr>
-          <w:b/>
-          <w:sz w:val="28"/>
-          <w:szCs w:val="24"/>
-        </w:rPr>
-        <w:t>1.12</w:t>
-      </w:r>
-      <w:r>
-        <w:rPr>
-          <w:b/>
-          <w:sz w:val="28"/>
-          <w:szCs w:val="24"/>
-        </w:rPr>
-        <w:t>服务协议</w:t>
-      </w:r>
-      <w:r>
-        <w:rPr>
-          <w:sz w:val="28"/>
-          <w:szCs w:val="24"/>
-        </w:rPr>
-        <w:t>：指甲方或标的债权原债权人在基准日前以及过渡期内为标的债权的管理和处置的目的与任何中介机构签署的相关服务协议或合同。</w:t>
-      </w:r>
-    </w:p>
-    <w:p>
-      <w:pPr>
-        <w:snapToGrid w:val="0"/>
-        <w:spacing w:line="312" w:lineRule="auto"/>
-        <w:ind w:firstLineChars="196" w:firstLine="551"/>
-        <w:jc w:val="both"/>
-        <w:rPr>
-          <w:sz w:val="28"/>
-          <w:szCs w:val="24"/>
-        </w:rPr>
-      </w:pPr>
-      <w:r>
-        <w:rPr>
-          <w:b/>
-          <w:sz w:val="28"/>
-          <w:szCs w:val="24"/>
-        </w:rPr>
-        <w:t>1.13</w:t>
-      </w:r>
-      <w:r>
-        <w:rPr>
-          <w:b/>
-          <w:sz w:val="28"/>
-          <w:szCs w:val="24"/>
-        </w:rPr>
-        <w:t>瑕疵</w:t>
-      </w:r>
-      <w:r>
-        <w:rPr>
-          <w:sz w:val="28"/>
-          <w:szCs w:val="24"/>
-        </w:rPr>
-        <w:t>：指标的债权自身存在的影响其回收价值的各种因素，包括但不限于：主体因素、时效因素、标的债权证明文件因素、诉讼效果因素等各种因素。</w:t>
-      </w:r>
-    </w:p>
-    <w:p>
-      <w:pPr>
-        <w:snapToGrid w:val="0"/>
-        <w:spacing w:line="312" w:lineRule="auto"/>
-        <w:ind w:firstLineChars="196" w:firstLine="551"/>
-        <w:jc w:val="both"/>
-        <w:rPr>
-          <w:sz w:val="28"/>
-          <w:szCs w:val="24"/>
-        </w:rPr>
-      </w:pPr>
-      <w:r>
-        <w:rPr>
-          <w:b/>
-          <w:sz w:val="28"/>
-          <w:szCs w:val="24"/>
-        </w:rPr>
-        <w:t>1.14</w:t>
-      </w:r>
-      <w:r>
-        <w:rPr>
-          <w:b/>
-          <w:sz w:val="28"/>
-          <w:szCs w:val="24"/>
-        </w:rPr>
-        <w:t>风险</w:t>
-      </w:r>
-      <w:r>
-        <w:rPr>
-          <w:sz w:val="28"/>
-          <w:szCs w:val="24"/>
-        </w:rPr>
-        <w:t>：指乙方受让标的债权后，由于各种主观、客观原因，导致预期利益不能实现的可能性。</w:t>
-      </w:r>
-    </w:p>
-    <w:p>
-      <w:pPr>
-        <w:snapToGrid w:val="0"/>
-        <w:spacing w:line="312" w:lineRule="auto"/>
-        <w:ind w:firstLineChars="196" w:firstLine="549"/>
-        <w:jc w:val="both"/>
-        <w:rPr>
-          <w:sz w:val="28"/>
-          <w:szCs w:val="24"/>
-        </w:rPr>
-      </w:pPr>
-    </w:p>
-    <w:p>
-      <w:pPr>
-        <w:snapToGrid w:val="0"/>
-        <w:spacing w:line="312" w:lineRule="auto"/>
-        <w:ind w:firstLineChars="200" w:firstLine="562"/>
-        <w:jc w:val="both"/>
-        <w:rPr>
-          <w:b/>
-          <w:bCs/>
-          <w:sz w:val="28"/>
-          <w:szCs w:val="24"/>
-        </w:rPr>
-      </w:pPr>
-      <w:r>
-        <w:rPr>
-          <w:b/>
-          <w:sz w:val="28"/>
-          <w:szCs w:val="24"/>
-        </w:rPr>
-        <w:t>第二条</w:t>
-      </w:r>
-      <w:r>
-        <w:rPr>
-          <w:b/>
-          <w:sz w:val="28"/>
-          <w:szCs w:val="24"/>
-        </w:rPr>
-        <w:t xml:space="preserve">  </w:t>
-      </w:r>
-      <w:r>
-        <w:rPr>
-          <w:b/>
-          <w:sz w:val="28"/>
-          <w:szCs w:val="24"/>
-        </w:rPr>
-        <w:t>瑕疵和</w:t>
-      </w:r>
-      <w:r>
-        <w:rPr>
-          <w:b/>
-          <w:bCs/>
-          <w:sz w:val="28"/>
-          <w:szCs w:val="24"/>
-        </w:rPr>
-        <w:t>风险揭示</w:t>
-      </w:r>
-    </w:p>
-    <w:p>
-      <w:pPr>
-        <w:snapToGrid w:val="0"/>
-        <w:spacing w:line="312" w:lineRule="auto"/>
-        <w:ind w:right="-87" w:firstLineChars="200" w:firstLine="562"/>
-        <w:jc w:val="both"/>
-        <w:rPr>
-          <w:rFonts w:eastAsiaTheme="minorEastAsia"/>
-          <w:sz w:val="28"/>
-          <w:szCs w:val="28"/>
-        </w:rPr>
-      </w:pPr>
-      <w:r>
-        <w:rPr>
-          <w:b/>
-          <w:bCs/>
-          <w:color w:val="000000"/>
-          <w:sz w:val="28"/>
-          <w:szCs w:val="24"/>
-        </w:rPr>
-        <w:t>2</w:t>
-      </w:r>
-      <w:r>
-        <w:rPr>
-          <w:b/>
-          <w:color w:val="000000"/>
-          <w:sz w:val="28"/>
-          <w:szCs w:val="24"/>
-        </w:rPr>
-        <w:t>.1</w:t>
-      </w:r>
-      <w:r>
-        <w:rPr>
-          <w:sz w:val="28"/>
-          <w:szCs w:val="24"/>
-        </w:rPr>
-        <w:t>乙方已被告知并完全理解，甲方转让给乙方的标的债权，存在或可能存在下列瑕疵或风险，且因甲方并非标的债权的原始权利人，甲方</w:t>
-      </w:r>
-      <w:r>
-        <w:rPr>
-          <w:rFonts w:eastAsiaTheme="minorEastAsia"/>
-          <w:sz w:val="28"/>
-          <w:szCs w:val="28"/>
-        </w:rPr>
-        <w:t>无法对其承继的、由任何第三方制作的标的债权证明文件的真实性、有效性、准确性和完整性提供保证或承担任何责任，以至于乙方受让标的债权的预期利益可能部分或全部无法实现。该等瑕疵或风险包括但不限于下列一项或多项：</w:t>
-      </w:r>
-    </w:p>
-    <w:p>
-      <w:pPr>
-        <w:snapToGrid w:val="0"/>
-        <w:spacing w:line="312" w:lineRule="auto"/>
-        <w:ind w:right="-87" w:firstLineChars="200" w:firstLine="560"/>
-        <w:jc w:val="both"/>
-        <w:rPr>
-          <w:rFonts w:eastAsiaTheme="minorEastAsia"/>
-          <w:color w:val="000000"/>
-          <w:sz w:val="28"/>
-          <w:szCs w:val="28"/>
-        </w:rPr>
-      </w:pPr>
-      <w:r>
-        <w:rPr>
-          <w:rFonts w:eastAsiaTheme="minorEastAsia"/>
-          <w:color w:val="000000"/>
-          <w:sz w:val="28"/>
-          <w:szCs w:val="28"/>
-        </w:rPr>
-        <w:t>2.1.1</w:t>
-      </w:r>
-      <w:r>
-        <w:rPr>
-          <w:rFonts w:eastAsiaTheme="minorEastAsia"/>
-          <w:color w:val="000000"/>
-          <w:sz w:val="28"/>
-          <w:szCs w:val="28"/>
-        </w:rPr>
-        <w:t>标的债权系不良资产，存在着部分或全部不能回收的风险特性以及清收的困难性，其可回收价值与账面金额存在不确定性；</w:t>
-      </w:r>
-    </w:p>
-    <w:p>
-      <w:pPr>
-        <w:snapToGrid w:val="0"/>
-        <w:spacing w:line="312" w:lineRule="auto"/>
-        <w:ind w:right="-87" w:firstLineChars="200" w:firstLine="560"/>
-        <w:jc w:val="both"/>
-        <w:rPr>
-          <w:rFonts w:eastAsiaTheme="minorEastAsia"/>
-          <w:color w:val="000000"/>
-          <w:sz w:val="28"/>
-          <w:szCs w:val="28"/>
-        </w:rPr>
-      </w:pPr>
-      <w:r>
-        <w:rPr>
-          <w:rFonts w:eastAsiaTheme="minorEastAsia"/>
-          <w:sz w:val="28"/>
-          <w:szCs w:val="28"/>
-        </w:rPr>
         <w:t>2.1.2</w:t>
       </w:r>
       <w:r>
@@ -1606,34 +1544,39 @@
           <w:sz w:val="28"/>
           <w:szCs w:val="28"/>
         </w:rPr>
-        <w:t>由于可能存在的计算误差或其他原因，乙方实际接收的标的债权金额与《标的债权明细表》载明的金额可能不完全一致；基于当前法律法规、有关司法政策文件和司法实践，乙方受让标的债权后向债务人</w:t>
-      </w:r>
-      <w:r>
-        <w:rPr>
-          <w:rFonts w:eastAsiaTheme="minorEastAsia"/>
-          <w:sz w:val="28"/>
-          <w:szCs w:val="28"/>
-        </w:rPr>
-        <w:lastRenderedPageBreak/>
-        <w:t>或担保人所能主张并获得</w:t>
-      </w:r>
-      <w:proofErr w:type="gramStart"/>
-      <w:r>
-        <w:rPr>
-          <w:rFonts w:eastAsiaTheme="minorEastAsia"/>
-          <w:sz w:val="28"/>
-          <w:szCs w:val="28"/>
-        </w:rPr>
-        <w:t>司法支持</w:t>
-      </w:r>
-      <w:proofErr w:type="gramEnd"/>
-      <w:r>
-        <w:rPr>
-          <w:rFonts w:eastAsiaTheme="minorEastAsia"/>
-          <w:sz w:val="28"/>
-          <w:szCs w:val="28"/>
-        </w:rPr>
-        <w:t>的利息、罚息、复利等可能与本合同附表中所列明的金额不完全一致；</w:t>
+        <w:t>由于可能存在的计算误差</w:t>
+      </w:r>
+      <w:r>
+        <w:rPr>
+          <w:rFonts w:eastAsiaTheme="minorEastAsia"/>
+          <w:sz w:val="28"/>
+          <w:szCs w:val="28"/>
+        </w:rPr>
+        <w:t>、差异</w:t>
+      </w:r>
+      <w:r>
+        <w:rPr>
+          <w:rFonts w:eastAsiaTheme="minorEastAsia"/>
+          <w:sz w:val="28"/>
+          <w:szCs w:val="28"/>
+        </w:rPr>
+        <w:t>或其他原因，乙方实际接收的标的债权金额与《标的债权明细表》载明的金额可能不完全一致；基于当前法律法规、有关司法政策文件和司法实践，乙方受让标的债权后向债务人或担保人所能主张并获得司法支持的</w:t>
+      </w:r>
+      <w:r>
+        <w:rPr>
+          <w:rFonts w:eastAsiaTheme="minorEastAsia"/>
+          <w:sz w:val="28"/>
+          <w:szCs w:val="28"/>
+        </w:rPr>
+        <w:t>本金、</w:t>
+      </w:r>
+      <w:r>
+        <w:rPr>
+          <w:rFonts w:eastAsiaTheme="minorEastAsia"/>
+          <w:sz w:val="28"/>
+          <w:szCs w:val="28"/>
+        </w:rPr>
+        <w:t>利息、罚息、复利等可能与本合同附表中所列明的金额不完全一致；</w:t>
       </w:r>
     </w:p>
     <w:p>
@@ -1896,27 +1839,7 @@
           <w:sz w:val="28"/>
           <w:szCs w:val="28"/>
         </w:rPr>
-        <w:t>标的债权因债务人已无</w:t>
-      </w:r>
-      <w:proofErr w:type="gramStart"/>
-      <w:r>
-        <w:rPr>
-          <w:rFonts w:eastAsiaTheme="minorEastAsia"/>
-          <w:color w:val="000000"/>
-          <w:sz w:val="28"/>
-          <w:szCs w:val="28"/>
-        </w:rPr>
-        <w:t>任何或</w:t>
-      </w:r>
-      <w:proofErr w:type="gramEnd"/>
-      <w:r>
-        <w:rPr>
-          <w:rFonts w:eastAsiaTheme="minorEastAsia"/>
-          <w:color w:val="000000"/>
-          <w:sz w:val="28"/>
-          <w:szCs w:val="28"/>
-        </w:rPr>
-        <w:t>足够可供执行的财产、依据生效法律文书已归于消灭等事实上可能已经全部或部分灭失；</w:t>
+        <w:t>标的债权因债务人已无任何或足够可供执行的财产、依据生效法律文书已归于消灭等事实上可能已经全部或部分灭失；</w:t>
       </w:r>
     </w:p>
     <w:p>
@@ -1972,6 +1895,7 @@
           <w:sz w:val="28"/>
           <w:szCs w:val="28"/>
         </w:rPr>
+        <w:lastRenderedPageBreak/>
         <w:t>2.1.11</w:t>
       </w:r>
       <w:r>
@@ -2004,57 +1928,207 @@
           <w:sz w:val="28"/>
           <w:szCs w:val="28"/>
         </w:rPr>
+        <w:t>2.1.12</w:t>
+      </w:r>
+      <w:r>
+        <w:rPr>
+          <w:rFonts w:eastAsiaTheme="minorEastAsia"/>
+          <w:color w:val="000000"/>
+          <w:sz w:val="28"/>
+          <w:szCs w:val="28"/>
+        </w:rPr>
+        <w:t>标的债权及其附属的最高额抵押，可能因最高额抵押的决算期未届满而发生一次或数次转让，从而可能造成抵押权甚至主债权落空的风险；</w:t>
+      </w:r>
+    </w:p>
+    <w:p>
+      <w:pPr>
+        <w:snapToGrid w:val="0"/>
+        <w:spacing w:line="312" w:lineRule="auto"/>
+        <w:ind w:firstLineChars="196" w:firstLine="549"/>
+        <w:jc w:val="both"/>
+        <w:rPr>
+          <w:rFonts w:eastAsiaTheme="minorEastAsia"/>
+          <w:color w:val="000000"/>
+          <w:sz w:val="28"/>
+          <w:szCs w:val="28"/>
+        </w:rPr>
+      </w:pPr>
+      <w:r>
+        <w:rPr>
+          <w:rFonts w:eastAsiaTheme="minorEastAsia"/>
+          <w:sz w:val="28"/>
+          <w:szCs w:val="28"/>
+        </w:rPr>
+        <w:t>2.1.13</w:t>
+      </w:r>
+      <w:r>
+        <w:rPr>
+          <w:rFonts w:eastAsiaTheme="minorEastAsia"/>
+          <w:sz w:val="28"/>
+          <w:szCs w:val="28"/>
+        </w:rPr>
+        <w:t>全部或部分债权经法院或仲裁机构裁判未获得其支持而败诉或部分败诉、法院已裁定终结执行等诉讼风险；受让标的后对债权中的利息、罚息等诉求经法院或仲裁机构裁判未获得其支持而败诉或部分败诉、法院已裁定终结执行等诉讼风险；</w:t>
+      </w:r>
+    </w:p>
+    <w:p>
+      <w:pPr>
+        <w:snapToGrid w:val="0"/>
+        <w:spacing w:line="312" w:lineRule="auto"/>
+        <w:ind w:firstLineChars="196" w:firstLine="549"/>
+        <w:jc w:val="both"/>
+        <w:rPr>
+          <w:rFonts w:eastAsiaTheme="minorEastAsia"/>
+          <w:color w:val="000000"/>
+          <w:sz w:val="28"/>
+          <w:szCs w:val="28"/>
+        </w:rPr>
+      </w:pPr>
+      <w:r>
+        <w:rPr>
+          <w:rFonts w:eastAsiaTheme="minorEastAsia"/>
+          <w:color w:val="000000"/>
+          <w:sz w:val="28"/>
+          <w:szCs w:val="28"/>
+        </w:rPr>
+        <w:t>2.1.14</w:t>
+      </w:r>
+      <w:r>
+        <w:rPr>
+          <w:rFonts w:eastAsiaTheme="minorEastAsia"/>
+          <w:color w:val="000000"/>
+          <w:sz w:val="28"/>
+          <w:szCs w:val="28"/>
+        </w:rPr>
+        <w:t>已经进入诉讼程序的不良资产债权，可能存在由于前手权利人或甲方未能在法律规定的期限内申请继续查封、扣押、冻结而导致对债务人或担保人的资产失去控制；</w:t>
+      </w:r>
+    </w:p>
+    <w:p>
+      <w:pPr>
+        <w:snapToGrid w:val="0"/>
+        <w:spacing w:line="312" w:lineRule="auto"/>
+        <w:ind w:firstLineChars="196" w:firstLine="549"/>
+        <w:jc w:val="both"/>
+        <w:rPr>
+          <w:rFonts w:eastAsiaTheme="minorEastAsia"/>
+          <w:color w:val="000000"/>
+          <w:sz w:val="28"/>
+          <w:szCs w:val="28"/>
+        </w:rPr>
+      </w:pPr>
+      <w:r>
+        <w:rPr>
+          <w:rFonts w:eastAsiaTheme="minorEastAsia"/>
+          <w:color w:val="000000"/>
+          <w:sz w:val="28"/>
+          <w:szCs w:val="28"/>
+        </w:rPr>
+        <w:t>2.1.15</w:t>
+      </w:r>
+      <w:r>
+        <w:rPr>
+          <w:rFonts w:eastAsiaTheme="minorEastAsia"/>
+          <w:color w:val="000000"/>
+          <w:sz w:val="28"/>
+          <w:szCs w:val="28"/>
+        </w:rPr>
+        <w:t>标的债权中如果存在部分债务人为国有企业，依据有关法律法规及司法解释的规定，对该企业履行了出资职责或者持有该企业国有资本的单位对该等债权享有优先购买权，如该等单位对本资产所涉及的债权行使优先购买权，从而导致甲方不能根据本合同的约定将该等债权转让给乙方或转让行为无效或使乙方存在获得该等债权的障碍，乙方对此表示理解与接受，放弃追究甲方的任何责任；</w:t>
+      </w:r>
+    </w:p>
+    <w:p>
+      <w:pPr>
+        <w:snapToGrid w:val="0"/>
+        <w:spacing w:line="312" w:lineRule="auto"/>
+        <w:ind w:firstLineChars="196" w:firstLine="549"/>
+        <w:jc w:val="both"/>
+        <w:rPr>
+          <w:rFonts w:eastAsiaTheme="minorEastAsia"/>
+          <w:color w:val="000000"/>
+          <w:sz w:val="28"/>
+          <w:szCs w:val="28"/>
+        </w:rPr>
+      </w:pPr>
+      <w:r>
+        <w:rPr>
+          <w:rFonts w:eastAsiaTheme="minorEastAsia"/>
+          <w:color w:val="000000"/>
+          <w:sz w:val="28"/>
+          <w:szCs w:val="28"/>
+        </w:rPr>
+        <w:t>2.1.16</w:t>
+      </w:r>
+      <w:r>
+        <w:rPr>
+          <w:rFonts w:eastAsiaTheme="minorEastAsia"/>
+          <w:color w:val="000000"/>
+          <w:sz w:val="28"/>
+          <w:szCs w:val="28"/>
+        </w:rPr>
+        <w:t>标的债权可能涉及地方性政策、历史遗留问题或特定行业监管规定，该等政策或规定可能对债权的有效性、可转让性或清收处置方式构成限制或增加成本，乙方承诺已对此进行充分了解并自愿承担相关风险；</w:t>
+      </w:r>
+    </w:p>
+    <w:p>
+      <w:pPr>
+        <w:snapToGrid w:val="0"/>
+        <w:spacing w:line="312" w:lineRule="auto"/>
+        <w:ind w:firstLineChars="196" w:firstLine="549"/>
+        <w:jc w:val="both"/>
+        <w:rPr>
+          <w:rFonts w:eastAsiaTheme="minorEastAsia"/>
+          <w:color w:val="000000"/>
+          <w:sz w:val="28"/>
+          <w:szCs w:val="28"/>
+        </w:rPr>
+      </w:pPr>
+      <w:r>
+        <w:rPr>
+          <w:rFonts w:eastAsiaTheme="minorEastAsia"/>
+          <w:color w:val="000000"/>
+          <w:sz w:val="28"/>
+          <w:szCs w:val="28"/>
+        </w:rPr>
+        <w:t xml:space="preserve">2.1.17 </w:t>
+      </w:r>
+      <w:r>
+        <w:rPr>
+          <w:rFonts w:eastAsiaTheme="minorEastAsia"/>
+          <w:color w:val="000000"/>
+          <w:sz w:val="28"/>
+          <w:szCs w:val="28"/>
+        </w:rPr>
+        <w:t>对于已进入破产程序的债务人，标的债权可能需参与破产分配，其受偿率具有高度不确定性，且可能面临重整计划草案强制批准、和解协议执行失败等风险；</w:t>
+      </w:r>
+    </w:p>
+    <w:p>
+      <w:pPr>
+        <w:snapToGrid w:val="0"/>
+        <w:spacing w:line="312" w:lineRule="auto"/>
+        <w:ind w:firstLineChars="196" w:firstLine="549"/>
+        <w:jc w:val="both"/>
+        <w:rPr>
+          <w:rFonts w:eastAsiaTheme="minorEastAsia"/>
+          <w:color w:val="000000"/>
+          <w:sz w:val="28"/>
+          <w:szCs w:val="28"/>
+        </w:rPr>
+      </w:pPr>
+      <w:r>
+        <w:rPr>
+          <w:rFonts w:eastAsiaTheme="minorEastAsia"/>
+          <w:color w:val="000000"/>
+          <w:sz w:val="28"/>
+          <w:szCs w:val="28"/>
+        </w:rPr>
         <w:lastRenderedPageBreak/>
-        <w:t>2.1.12</w:t>
-      </w:r>
-      <w:r>
-        <w:rPr>
-          <w:rFonts w:eastAsiaTheme="minorEastAsia"/>
-          <w:color w:val="000000"/>
-          <w:sz w:val="28"/>
-          <w:szCs w:val="28"/>
-        </w:rPr>
-        <w:t>标的债权及其附属的</w:t>
-      </w:r>
-      <w:proofErr w:type="gramStart"/>
-      <w:r>
-        <w:rPr>
-          <w:rFonts w:eastAsiaTheme="minorEastAsia"/>
-          <w:color w:val="000000"/>
-          <w:sz w:val="28"/>
-          <w:szCs w:val="28"/>
-        </w:rPr>
-        <w:t>最</w:t>
-      </w:r>
-      <w:proofErr w:type="gramEnd"/>
-      <w:r>
-        <w:rPr>
-          <w:rFonts w:eastAsiaTheme="minorEastAsia"/>
-          <w:color w:val="000000"/>
-          <w:sz w:val="28"/>
-          <w:szCs w:val="28"/>
-        </w:rPr>
-        <w:t>高额抵押，可能因</w:t>
-      </w:r>
-      <w:proofErr w:type="gramStart"/>
-      <w:r>
-        <w:rPr>
-          <w:rFonts w:eastAsiaTheme="minorEastAsia"/>
-          <w:color w:val="000000"/>
-          <w:sz w:val="28"/>
-          <w:szCs w:val="28"/>
-        </w:rPr>
-        <w:t>最</w:t>
-      </w:r>
-      <w:proofErr w:type="gramEnd"/>
-      <w:r>
-        <w:rPr>
-          <w:rFonts w:eastAsiaTheme="minorEastAsia"/>
-          <w:color w:val="000000"/>
-          <w:sz w:val="28"/>
-          <w:szCs w:val="28"/>
-        </w:rPr>
-        <w:t>高额抵押的决算期未届满而发生一次或数次转让，从而可能造成抵押权甚至主债权落空的风险；</w:t>
+        <w:t xml:space="preserve">2.1.18 </w:t>
+      </w:r>
+      <w:r>
+        <w:rPr>
+          <w:rFonts w:eastAsiaTheme="minorEastAsia"/>
+          <w:color w:val="000000"/>
+          <w:sz w:val="28"/>
+          <w:szCs w:val="28"/>
+        </w:rPr>
+        <w:t>即使法院已作出有利于甲方的生效判决、裁定或调解书，仍存在因审判监督程序（如再审）或执行回转程序导致该等法律文书被变更或撤销，从而使标的债权归于无效或价值严重贬损的风险。</w:t>
       </w:r>
     </w:p>
     <w:p>
@@ -2065,306 +2139,17 @@
         <w:jc w:val="both"/>
         <w:rPr>
           <w:rFonts w:eastAsiaTheme="minorEastAsia"/>
-          <w:color w:val="000000"/>
-          <w:sz w:val="28"/>
-          <w:szCs w:val="28"/>
-        </w:rPr>
-      </w:pPr>
-      <w:r>
-        <w:rPr>
-          <w:rFonts w:eastAsiaTheme="minorEastAsia"/>
-          <w:sz w:val="28"/>
-          <w:szCs w:val="28"/>
-        </w:rPr>
-        <w:t>2.1.13</w:t>
-      </w:r>
-      <w:r>
-        <w:rPr>
-          <w:rFonts w:eastAsiaTheme="minorEastAsia"/>
-          <w:sz w:val="28"/>
-          <w:szCs w:val="28"/>
-        </w:rPr>
-        <w:t>全部或部分债权经法院或仲裁机构裁判未获得其支持而败诉或部分败诉、法院已裁定终结执行等诉讼风险；受让标的后对债权中的利息、罚息等诉求经法院或仲裁机构裁判未获得其支持而败诉或部分败诉、法院已裁定终结执行等诉讼风险；</w:t>
-      </w:r>
-    </w:p>
-    <w:p>
-      <w:pPr>
-        <w:snapToGrid w:val="0"/>
-        <w:spacing w:line="312" w:lineRule="auto"/>
-        <w:ind w:firstLineChars="196" w:firstLine="549"/>
-        <w:jc w:val="both"/>
-        <w:rPr>
-          <w:rFonts w:eastAsiaTheme="minorEastAsia"/>
-          <w:color w:val="000000"/>
-          <w:sz w:val="28"/>
-          <w:szCs w:val="28"/>
-        </w:rPr>
-      </w:pPr>
-      <w:r>
-        <w:rPr>
-          <w:rFonts w:eastAsiaTheme="minorEastAsia"/>
-          <w:color w:val="000000"/>
-          <w:sz w:val="28"/>
-          <w:szCs w:val="28"/>
-        </w:rPr>
-        <w:t>2.1.14</w:t>
-      </w:r>
-      <w:r>
-        <w:rPr>
-          <w:rFonts w:eastAsiaTheme="minorEastAsia"/>
-          <w:color w:val="000000"/>
-          <w:sz w:val="28"/>
-          <w:szCs w:val="28"/>
-        </w:rPr>
-        <w:t>已经进入诉讼程序的不良资产债权，可能存在由于前手权利人或甲方未能在法律规定的期限内申请继续查封、扣押、冻结而导致对债务人或担保人的资产失去控制；</w:t>
-      </w:r>
-    </w:p>
-    <w:p>
-      <w:pPr>
-        <w:snapToGrid w:val="0"/>
-        <w:spacing w:line="312" w:lineRule="auto"/>
-        <w:ind w:firstLineChars="196" w:firstLine="549"/>
-        <w:jc w:val="both"/>
-        <w:rPr>
-          <w:rFonts w:eastAsiaTheme="minorEastAsia"/>
-          <w:color w:val="000000"/>
-          <w:sz w:val="28"/>
-          <w:szCs w:val="28"/>
-        </w:rPr>
-      </w:pPr>
-      <w:r>
-        <w:rPr>
-          <w:rFonts w:eastAsiaTheme="minorEastAsia"/>
-          <w:color w:val="000000"/>
-          <w:sz w:val="28"/>
-          <w:szCs w:val="28"/>
-        </w:rPr>
-        <w:t>2.1.15</w:t>
-      </w:r>
-      <w:r>
-        <w:rPr>
-          <w:rFonts w:eastAsiaTheme="minorEastAsia"/>
-          <w:color w:val="000000"/>
-          <w:sz w:val="28"/>
-          <w:szCs w:val="28"/>
-        </w:rPr>
-        <w:t>标的债权中如果存在部分债务人为国有企业，依据有关法律法规及司法解释的规定，对该企业履行了出资职责或者持有该企业国有资本的单位对该等债权享有优先购买权，如该等单位对</w:t>
-      </w:r>
-      <w:proofErr w:type="gramStart"/>
-      <w:r>
-        <w:rPr>
-          <w:rFonts w:eastAsiaTheme="minorEastAsia"/>
-          <w:color w:val="000000"/>
-          <w:sz w:val="28"/>
-          <w:szCs w:val="28"/>
-        </w:rPr>
-        <w:t>本资产</w:t>
-      </w:r>
-      <w:proofErr w:type="gramEnd"/>
-      <w:r>
-        <w:rPr>
-          <w:rFonts w:eastAsiaTheme="minorEastAsia"/>
-          <w:color w:val="000000"/>
-          <w:sz w:val="28"/>
-          <w:szCs w:val="28"/>
-        </w:rPr>
-        <w:t>所涉及的债权行使优先购买权，从而导致甲方不能根据本合同的约定将该等债权转让给乙方或转让行为无效或使乙方存在获得该等债权的障碍，乙方对此表示理解与接受，放弃追究甲方的任何责任；</w:t>
-      </w:r>
-    </w:p>
-    <w:p>
-      <w:pPr>
-        <w:snapToGrid w:val="0"/>
-        <w:spacing w:line="312" w:lineRule="auto"/>
-        <w:ind w:firstLineChars="196" w:firstLine="549"/>
-        <w:jc w:val="both"/>
-        <w:rPr>
-          <w:rFonts w:eastAsiaTheme="minorEastAsia"/>
-          <w:color w:val="000000"/>
-          <w:sz w:val="28"/>
-          <w:szCs w:val="28"/>
-        </w:rPr>
-      </w:pPr>
-      <w:r>
-        <w:rPr>
-          <w:rFonts w:eastAsiaTheme="minorEastAsia"/>
-          <w:color w:val="000000"/>
-          <w:sz w:val="28"/>
-          <w:szCs w:val="28"/>
-        </w:rPr>
-        <w:t>2.1.16</w:t>
-      </w:r>
-      <w:r>
-        <w:rPr>
-          <w:rFonts w:eastAsiaTheme="minorEastAsia"/>
-          <w:color w:val="000000"/>
-          <w:sz w:val="28"/>
-          <w:szCs w:val="28"/>
-        </w:rPr>
-        <w:t>标的债权可能涉及地方性政策、历史遗留问题或特定行业监管规定，该等政策或规定可能对债权的有效性、可转让性或清收处置方式构成限制或增加成本，乙方承诺已对此进行充分了解并自愿承担相关风险；</w:t>
-      </w:r>
-    </w:p>
-    <w:p>
-      <w:pPr>
-        <w:snapToGrid w:val="0"/>
-        <w:spacing w:line="312" w:lineRule="auto"/>
-        <w:ind w:firstLineChars="196" w:firstLine="549"/>
-        <w:jc w:val="both"/>
-        <w:rPr>
-          <w:rFonts w:eastAsiaTheme="minorEastAsia"/>
-          <w:color w:val="000000"/>
-          <w:sz w:val="28"/>
-          <w:szCs w:val="28"/>
-        </w:rPr>
-      </w:pPr>
-      <w:r>
-        <w:rPr>
-          <w:rFonts w:eastAsiaTheme="minorEastAsia"/>
-          <w:color w:val="000000"/>
-          <w:sz w:val="28"/>
-          <w:szCs w:val="28"/>
-        </w:rPr>
-        <w:t xml:space="preserve">2.1.17 </w:t>
-      </w:r>
-      <w:r>
-        <w:rPr>
-          <w:rFonts w:eastAsiaTheme="minorEastAsia"/>
-          <w:color w:val="000000"/>
-          <w:sz w:val="28"/>
-          <w:szCs w:val="28"/>
-        </w:rPr>
-        <w:t>对于已进入破产程序的债务人，标的债权可能</w:t>
-      </w:r>
-      <w:proofErr w:type="gramStart"/>
-      <w:r>
-        <w:rPr>
-          <w:rFonts w:eastAsiaTheme="minorEastAsia"/>
-          <w:color w:val="000000"/>
-          <w:sz w:val="28"/>
-          <w:szCs w:val="28"/>
-        </w:rPr>
-        <w:t>需参与</w:t>
-      </w:r>
-      <w:proofErr w:type="gramEnd"/>
-      <w:r>
-        <w:rPr>
-          <w:rFonts w:eastAsiaTheme="minorEastAsia"/>
-          <w:color w:val="000000"/>
-          <w:sz w:val="28"/>
-          <w:szCs w:val="28"/>
-        </w:rPr>
-        <w:t>破产分配，其受偿</w:t>
-      </w:r>
-      <w:proofErr w:type="gramStart"/>
-      <w:r>
-        <w:rPr>
-          <w:rFonts w:eastAsiaTheme="minorEastAsia"/>
-          <w:color w:val="000000"/>
-          <w:sz w:val="28"/>
-          <w:szCs w:val="28"/>
-        </w:rPr>
-        <w:t>率具有</w:t>
-      </w:r>
-      <w:proofErr w:type="gramEnd"/>
-      <w:r>
-        <w:rPr>
-          <w:rFonts w:eastAsiaTheme="minorEastAsia"/>
-          <w:color w:val="000000"/>
-          <w:sz w:val="28"/>
-          <w:szCs w:val="28"/>
-        </w:rPr>
-        <w:t>高度不确定性，且可能面临重整计划草案强制批准、和解协议执行失败等风险；</w:t>
-      </w:r>
-    </w:p>
-    <w:p>
-      <w:pPr>
-        <w:snapToGrid w:val="0"/>
-        <w:spacing w:line="312" w:lineRule="auto"/>
-        <w:ind w:firstLineChars="196" w:firstLine="549"/>
-        <w:jc w:val="both"/>
-        <w:rPr>
-          <w:rFonts w:eastAsiaTheme="minorEastAsia"/>
-          <w:color w:val="000000"/>
-          <w:sz w:val="28"/>
-          <w:szCs w:val="28"/>
-        </w:rPr>
-      </w:pPr>
-      <w:r>
-        <w:rPr>
-          <w:rFonts w:eastAsiaTheme="minorEastAsia"/>
-          <w:color w:val="000000"/>
-          <w:sz w:val="28"/>
-          <w:szCs w:val="28"/>
-        </w:rPr>
-        <w:t xml:space="preserve">2.1.18 </w:t>
-      </w:r>
-      <w:r>
-        <w:rPr>
-          <w:rFonts w:eastAsiaTheme="minorEastAsia"/>
-          <w:color w:val="000000"/>
-          <w:sz w:val="28"/>
-          <w:szCs w:val="28"/>
-        </w:rPr>
-        <w:t>即使法院已</w:t>
-      </w:r>
-      <w:proofErr w:type="gramStart"/>
-      <w:r>
-        <w:rPr>
-          <w:rFonts w:eastAsiaTheme="minorEastAsia"/>
-          <w:color w:val="000000"/>
-          <w:sz w:val="28"/>
-          <w:szCs w:val="28"/>
-        </w:rPr>
-        <w:t>作出</w:t>
-      </w:r>
-      <w:proofErr w:type="gramEnd"/>
-      <w:r>
-        <w:rPr>
-          <w:rFonts w:eastAsiaTheme="minorEastAsia"/>
-          <w:color w:val="000000"/>
-          <w:sz w:val="28"/>
-          <w:szCs w:val="28"/>
-        </w:rPr>
-        <w:t>有利于甲方的生效判决、裁定或调解书，仍存在因审判监督程序（如再审）或执行回转程序导致该等法律文书被变更或撤销，从而使标的债权归于无效或价值严重贬损的风险。</w:t>
-      </w:r>
-    </w:p>
-    <w:p>
-      <w:pPr>
-        <w:snapToGrid w:val="0"/>
-        <w:spacing w:line="312" w:lineRule="auto"/>
-        <w:ind w:firstLineChars="196" w:firstLine="549"/>
-        <w:jc w:val="both"/>
-        <w:rPr>
-          <w:rFonts w:eastAsiaTheme="minorEastAsia"/>
-          <w:sz w:val="28"/>
-          <w:szCs w:val="28"/>
-        </w:rPr>
-      </w:pPr>
-      <w:r>
-        <w:rPr>
-          <w:rFonts w:eastAsiaTheme="minorEastAsia"/>
-          <w:sz w:val="28"/>
-          <w:szCs w:val="28"/>
-        </w:rPr>
-        <w:lastRenderedPageBreak/>
-        <w:t>甲方对上述瑕疵或风险不发表任何判断性结论，由乙方自行</w:t>
-      </w:r>
-      <w:proofErr w:type="gramStart"/>
-      <w:r>
-        <w:rPr>
-          <w:rFonts w:eastAsiaTheme="minorEastAsia"/>
-          <w:sz w:val="28"/>
-          <w:szCs w:val="28"/>
-        </w:rPr>
-        <w:t>作出</w:t>
-      </w:r>
-      <w:proofErr w:type="gramEnd"/>
-      <w:r>
-        <w:rPr>
-          <w:rFonts w:eastAsiaTheme="minorEastAsia"/>
-          <w:sz w:val="28"/>
-          <w:szCs w:val="28"/>
-        </w:rPr>
-        <w:t>判断。</w:t>
+          <w:sz w:val="28"/>
+          <w:szCs w:val="28"/>
+        </w:rPr>
+      </w:pPr>
+      <w:r>
+        <w:rPr>
+          <w:rFonts w:eastAsiaTheme="minorEastAsia"/>
+          <w:sz w:val="28"/>
+          <w:szCs w:val="28"/>
+        </w:rPr>
+        <w:t>甲方对上述瑕疵或风险不发表任何判断性结论，由乙方自行作出判断。</w:t>
       </w:r>
     </w:p>
     <w:p>
@@ -2467,7 +2252,23 @@
           <w:sz w:val="28"/>
           <w:szCs w:val="28"/>
         </w:rPr>
-        <w:t>甲方根据本合同转让给乙方的标的债权为：本合同附件一《标的债权明细表》所载明的全部债权及抵债资产，以及与该等资产相关的保证债权、抵押权、质权等所有从权利以及由此产生的其他相关权利和权益。</w:t>
+        <w:t>甲方根据本合同转让给乙方的标的债权为：本合同附件一《标的债权明细表》所载明的全部债权及抵债资产</w:t>
+      </w:r>
+      <w:r>
+        <w:rPr>
+          <w:rFonts w:eastAsiaTheme="minorEastAsia"/>
+          <w:sz w:val="28"/>
+          <w:szCs w:val="28"/>
+        </w:rPr>
+        <w:t>（如有）</w:t>
+      </w:r>
+      <w:r>
+        <w:rPr>
+          <w:rFonts w:eastAsiaTheme="minorEastAsia"/>
+          <w:sz w:val="28"/>
+          <w:szCs w:val="28"/>
+        </w:rPr>
+        <w:t>，以及与该等资产相关的保证债权、抵押权、质权等所有从权利以及由此产生的其他相关权利和权益。</w:t>
       </w:r>
     </w:p>
     <w:p>
@@ -2763,66 +2564,46 @@
           <w:szCs w:val="28"/>
           <w:highlight w:val="yellow"/>
         </w:rPr>
+        <w:t>元元（大写：</w:t>
+      </w:r>
+      <w:r>
+        <w:rPr>
+          <w:rFonts w:eastAsiaTheme="minorEastAsia"/>
+          <w:sz w:val="28"/>
+          <w:szCs w:val="28"/>
+          <w:highlight w:val="yellow"/>
+        </w:rPr>
+        <w:t xml:space="preserve">{{ </w:t>
+      </w:r>
+      <w:proofErr w:type="spellStart"/>
+      <w:r>
+        <w:rPr>
+          <w:rFonts w:eastAsiaTheme="minorEastAsia"/>
+          <w:sz w:val="28"/>
+          <w:szCs w:val="28"/>
+          <w:highlight w:val="yellow"/>
+        </w:rPr>
+        <w:t>total_claim_cn</w:t>
+      </w:r>
+      <w:proofErr w:type="spellEnd"/>
+      <w:r>
+        <w:rPr>
+          <w:rFonts w:eastAsiaTheme="minorEastAsia"/>
+          <w:sz w:val="28"/>
+          <w:szCs w:val="28"/>
+          <w:highlight w:val="yellow"/>
+        </w:rPr>
+        <w:t xml:space="preserve"> }}</w:t>
+      </w:r>
+      <w:r>
+        <w:rPr>
+          <w:rFonts w:eastAsiaTheme="minorEastAsia"/>
+          <w:sz w:val="28"/>
+          <w:szCs w:val="28"/>
+          <w:highlight w:val="yellow"/>
+        </w:rPr>
         <w:t>元</w:t>
       </w:r>
-      <w:proofErr w:type="gramStart"/>
-      <w:r>
-        <w:rPr>
-          <w:rFonts w:eastAsiaTheme="minorEastAsia"/>
-          <w:sz w:val="28"/>
-          <w:szCs w:val="28"/>
-          <w:highlight w:val="yellow"/>
-        </w:rPr>
-        <w:t>元</w:t>
-      </w:r>
-      <w:proofErr w:type="gramEnd"/>
-      <w:r>
-        <w:rPr>
-          <w:rFonts w:eastAsiaTheme="minorEastAsia"/>
-          <w:sz w:val="28"/>
-          <w:szCs w:val="28"/>
-          <w:highlight w:val="yellow"/>
-        </w:rPr>
-        <w:t>（大写：</w:t>
-      </w:r>
-      <w:r>
-        <w:rPr>
-          <w:rFonts w:eastAsiaTheme="minorEastAsia"/>
-          <w:sz w:val="28"/>
-          <w:szCs w:val="28"/>
-          <w:highlight w:val="yellow"/>
-        </w:rPr>
-        <w:t xml:space="preserve">{{ </w:t>
-      </w:r>
-      <w:proofErr w:type="spellStart"/>
-      <w:r>
-        <w:rPr>
-          <w:rFonts w:eastAsiaTheme="minorEastAsia"/>
-          <w:sz w:val="28"/>
-          <w:szCs w:val="28"/>
-          <w:highlight w:val="yellow"/>
-        </w:rPr>
-        <w:t>total_claim_cn</w:t>
-      </w:r>
-      <w:proofErr w:type="spellEnd"/>
-      <w:r>
-        <w:rPr>
-          <w:rFonts w:eastAsiaTheme="minorEastAsia"/>
-          <w:sz w:val="28"/>
-          <w:szCs w:val="28"/>
-          <w:highlight w:val="yellow"/>
-        </w:rPr>
-        <w:t xml:space="preserve"> }}</w:t>
-      </w:r>
-      <w:r>
-        <w:rPr>
-          <w:rFonts w:eastAsiaTheme="minorEastAsia"/>
-          <w:sz w:val="28"/>
-          <w:szCs w:val="28"/>
-          <w:highlight w:val="yellow"/>
-        </w:rPr>
-        <w:t>元</w:t>
-      </w:r>
       <w:r>
         <w:rPr>
           <w:rFonts w:eastAsiaTheme="minorEastAsia"/>
@@ -2858,25 +2639,16 @@
           <w:sz w:val="28"/>
           <w:szCs w:val="28"/>
         </w:rPr>
-        <w:t>债权明细以及抵债资产具体情况详见附件一《标的债权明细表》。本条及附件一所列明的债权金额仅为甲方基于既有资料进行的统计性描述，该等金额与乙方届时实际</w:t>
-      </w:r>
-      <w:proofErr w:type="gramStart"/>
-      <w:r>
-        <w:rPr>
-          <w:rFonts w:eastAsiaTheme="minorEastAsia"/>
-          <w:sz w:val="28"/>
-          <w:szCs w:val="28"/>
-        </w:rPr>
-        <w:t>可主张</w:t>
-      </w:r>
-      <w:proofErr w:type="gramEnd"/>
-      <w:r>
-        <w:rPr>
-          <w:rFonts w:eastAsiaTheme="minorEastAsia"/>
-          <w:sz w:val="28"/>
-          <w:szCs w:val="28"/>
-        </w:rPr>
-        <w:t>或实现的金额可能存在差异，甲方对此不作任何保证。标的债权的有效性、具体金额及构成，最终须以原债权合同、借据、担保合同及生效法律文书等能够确认债权有效性的文件为准。如相关文件与本合同及附件记载不一致的，以相关文件为准，但该等不一致不构成甲方违约，乙方不得据此要求调整转让价款、解除合同或追究甲方任何责任。</w:t>
+        <w:t>债权明细以及抵债资产具体情况详见附件一《标的债权明细表》。本条及附件一所列明的债权金额仅为甲方基于既有资料进行的统计性描述，该等金额与乙方届时实际可主张或实现的金额可能存在差异，甲方对此不作任何保证。标的债权的有效性、具体金额及构成，最终须以</w:t>
+      </w:r>
+      <w:r>
+        <w:rPr>
+          <w:rFonts w:eastAsiaTheme="minorEastAsia"/>
+          <w:sz w:val="28"/>
+          <w:szCs w:val="28"/>
+        </w:rPr>
+        <w:lastRenderedPageBreak/>
+        <w:t>原债权合同、借据、担保合同及生效法律文书等能够确认债权有效性的文件为准。如相关文件与本合同及附件记载不一致的，以相关文件为准，但该等不一致不构成甲方违约，乙方不得据此要求调整转让价款、解除合同或追究甲方任何责任。</w:t>
       </w:r>
     </w:p>
     <w:p>
@@ -2897,8 +2669,23 @@
           <w:sz w:val="28"/>
           <w:szCs w:val="28"/>
         </w:rPr>
-        <w:lastRenderedPageBreak/>
-        <w:t>《标的债权明细表》中关于抵债资产的记载，仅为现状描述，不构成甲方对该等资产权属、质量、价值或过户可行性的任何承诺或保证。</w:t>
+        <w:t>《标的债权明细表》中关于抵债资产</w:t>
+      </w:r>
+      <w:r>
+        <w:rPr>
+          <w:rFonts w:eastAsiaTheme="minorEastAsia"/>
+          <w:sz w:val="28"/>
+          <w:szCs w:val="28"/>
+        </w:rPr>
+        <w:t>（如有）</w:t>
+      </w:r>
+      <w:r>
+        <w:rPr>
+          <w:rFonts w:eastAsiaTheme="minorEastAsia"/>
+          <w:sz w:val="28"/>
+          <w:szCs w:val="28"/>
+        </w:rPr>
+        <w:t>的记载，仅为现状描述，不构成甲方对该等资产权属、质量、价值或过户可行性的任何承诺或保证。</w:t>
       </w:r>
       <w:r>
         <w:rPr>
@@ -3081,25 +2868,7 @@
           <w:sz w:val="28"/>
           <w:szCs w:val="28"/>
         </w:rPr>
-        <w:t>标的债权所产生的已到期、未到期或将到期的全部还款、</w:t>
-      </w:r>
-      <w:proofErr w:type="gramStart"/>
-      <w:r>
-        <w:rPr>
-          <w:rFonts w:eastAsiaTheme="minorEastAsia"/>
-          <w:sz w:val="28"/>
-          <w:szCs w:val="28"/>
-        </w:rPr>
-        <w:t>清偿款</w:t>
-      </w:r>
-      <w:proofErr w:type="gramEnd"/>
-      <w:r>
-        <w:rPr>
-          <w:rFonts w:eastAsiaTheme="minorEastAsia"/>
-          <w:sz w:val="28"/>
-          <w:szCs w:val="28"/>
-        </w:rPr>
-        <w:t>及其他任何形式的偿付；</w:t>
+        <w:t>标的债权所产生的已到期、未到期或将到期的全部还款、清偿款及其他任何形式的偿付；</w:t>
       </w:r>
       <w:r>
         <w:rPr>
@@ -3236,9 +3005,8 @@
           <w:sz w:val="28"/>
           <w:szCs w:val="28"/>
         </w:rPr>
-        <w:t>自基准日起，乙方</w:t>
-      </w:r>
-      <w:proofErr w:type="gramStart"/>
+        <w:t>自基准日起，乙方应承担全部标的债权自基准日起的任何已知或未知的损失、损害、风险或责任，乙方对此予以认可。乙方在此不可撤销地确认并承诺，已充分知悉且理解本合同第</w:t>
+      </w:r>
       <w:r>
         <w:rPr>
           <w:rFonts w:eastAsiaTheme="minorEastAsia"/>
@@ -3247,9 +3015,8 @@
           <w:sz w:val="28"/>
           <w:szCs w:val="28"/>
         </w:rPr>
-        <w:t>应承担全部标</w:t>
-      </w:r>
-      <w:proofErr w:type="gramEnd"/>
+        <w:t>2.1</w:t>
+      </w:r>
       <w:r>
         <w:rPr>
           <w:rFonts w:eastAsiaTheme="minorEastAsia"/>
@@ -3258,9 +3025,8 @@
           <w:sz w:val="28"/>
           <w:szCs w:val="28"/>
         </w:rPr>
-        <w:t>的债权自基准日起的任何已知或未知的损失、损害、风险或责任，乙方对此予以认可。乙方在此不可撤销地确认并承诺，已充分知悉</w:t>
-      </w:r>
-      <w:proofErr w:type="gramStart"/>
+        <w:t>款所揭示的标的债权存</w:t>
+      </w:r>
       <w:r>
         <w:rPr>
           <w:rFonts w:eastAsiaTheme="minorEastAsia"/>
@@ -3269,49 +3035,8 @@
           <w:sz w:val="28"/>
           <w:szCs w:val="28"/>
         </w:rPr>
-        <w:t>且理解本</w:t>
-      </w:r>
-      <w:proofErr w:type="gramEnd"/>
-      <w:r>
-        <w:rPr>
-          <w:rFonts w:eastAsiaTheme="minorEastAsia"/>
-          <w:bCs/>
-          <w:color w:val="000000"/>
-          <w:sz w:val="28"/>
-          <w:szCs w:val="28"/>
-        </w:rPr>
-        <w:t>合同第</w:t>
-      </w:r>
-      <w:r>
-        <w:rPr>
-          <w:rFonts w:eastAsiaTheme="minorEastAsia"/>
-          <w:bCs/>
-          <w:color w:val="000000"/>
-          <w:sz w:val="28"/>
-          <w:szCs w:val="28"/>
-        </w:rPr>
-        <w:t>2.1</w:t>
-      </w:r>
-      <w:r>
-        <w:rPr>
-          <w:rFonts w:eastAsiaTheme="minorEastAsia"/>
-          <w:bCs/>
-          <w:color w:val="000000"/>
-          <w:sz w:val="28"/>
-          <w:szCs w:val="28"/>
-        </w:rPr>
-        <w:t>款所揭示的标的债权存在或可能存在的全部瑕疵与风险，在任何情况下，均不会以标的债权存在任何瑕疵或风险、或与乙方预期不符、或回收效果不佳等任何理由，向甲方主张任何形式的赔偿、补偿，或要求甲方回购标的债权、解除或撤销本合同，或要求甲方承担任何性质的违约责任或侵权责任。本条约</w:t>
-      </w:r>
-      <w:r>
-        <w:rPr>
-          <w:rFonts w:eastAsiaTheme="minorEastAsia"/>
-          <w:bCs/>
-          <w:color w:val="000000"/>
-          <w:sz w:val="28"/>
-          <w:szCs w:val="28"/>
-        </w:rPr>
         <w:lastRenderedPageBreak/>
-        <w:t>定的风险转移与责任豁免持续有效，不因本合同的变更、解除或终止而受到影响。</w:t>
+        <w:t>在或可能存在的全部瑕疵与风险，在任何情况下，均不会以标的债权存在任何瑕疵或风险、或与乙方预期不符、或回收效果不佳等任何理由，向甲方主张任何形式的赔偿、补偿，或要求甲方回购标的债权、解除或撤销本合同，或要求甲方承担任何性质的违约责任或侵权责任。本条约定的风险转移与责任豁免持续有效，不因本合同的变更、解除或终止而受到影响。</w:t>
       </w:r>
     </w:p>
     <w:p>
@@ -3444,7 +3169,7 @@
       </w:r>
       <w:r>
         <w:rPr>
-          <w:rFonts w:eastAsiaTheme="minorEastAsia" w:hint="eastAsia"/>
+          <w:rFonts w:eastAsiaTheme="minorEastAsia"/>
           <w:sz w:val="28"/>
           <w:szCs w:val="28"/>
           <w:highlight w:val="yellow"/>
@@ -3454,7 +3179,7 @@
       <w:proofErr w:type="spellStart"/>
       <w:r>
         <w:rPr>
-          <w:rFonts w:eastAsiaTheme="minorEastAsia" w:hint="eastAsia"/>
+          <w:rFonts w:eastAsiaTheme="minorEastAsia"/>
           <w:sz w:val="28"/>
           <w:szCs w:val="28"/>
           <w:highlight w:val="yellow"/>
@@ -3464,7 +3189,7 @@
       <w:proofErr w:type="spellEnd"/>
       <w:r>
         <w:rPr>
-          <w:rFonts w:eastAsiaTheme="minorEastAsia" w:hint="eastAsia"/>
+          <w:rFonts w:eastAsiaTheme="minorEastAsia"/>
           <w:sz w:val="28"/>
           <w:szCs w:val="28"/>
           <w:highlight w:val="yellow"/>
@@ -3473,7 +3198,7 @@
       </w:r>
       <w:r>
         <w:rPr>
-          <w:rFonts w:eastAsiaTheme="minorEastAsia" w:hint="eastAsia"/>
+          <w:rFonts w:eastAsiaTheme="minorEastAsia"/>
           <w:sz w:val="28"/>
           <w:szCs w:val="28"/>
           <w:highlight w:val="yellow"/>
@@ -3482,7 +3207,7 @@
       </w:r>
       <w:r>
         <w:rPr>
-          <w:rFonts w:eastAsiaTheme="minorEastAsia" w:hint="eastAsia"/>
+          <w:rFonts w:eastAsiaTheme="minorEastAsia"/>
           <w:sz w:val="28"/>
           <w:szCs w:val="28"/>
           <w:highlight w:val="yellow"/>
@@ -3492,7 +3217,7 @@
       <w:proofErr w:type="spellStart"/>
       <w:r>
         <w:rPr>
-          <w:rFonts w:eastAsiaTheme="minorEastAsia" w:hint="eastAsia"/>
+          <w:rFonts w:eastAsiaTheme="minorEastAsia"/>
           <w:sz w:val="28"/>
           <w:szCs w:val="28"/>
           <w:highlight w:val="yellow"/>
@@ -3502,7 +3227,7 @@
       <w:proofErr w:type="spellEnd"/>
       <w:r>
         <w:rPr>
-          <w:rFonts w:eastAsiaTheme="minorEastAsia" w:hint="eastAsia"/>
+          <w:rFonts w:eastAsiaTheme="minorEastAsia"/>
           <w:sz w:val="28"/>
           <w:szCs w:val="28"/>
           <w:highlight w:val="yellow"/>
@@ -3511,19 +3236,11 @@
       </w:r>
       <w:r>
         <w:rPr>
-          <w:rFonts w:eastAsiaTheme="minorEastAsia" w:hint="eastAsia"/>
-          <w:sz w:val="28"/>
-          <w:szCs w:val="28"/>
-        </w:rPr>
-        <w:t>元</w:t>
-      </w:r>
-      <w:r>
-        <w:rPr>
-          <w:rFonts w:eastAsiaTheme="minorEastAsia" w:hint="eastAsia"/>
-          <w:sz w:val="28"/>
-          <w:szCs w:val="28"/>
-        </w:rPr>
-        <w:t>整）。</w:t>
+          <w:rFonts w:eastAsiaTheme="minorEastAsia"/>
+          <w:sz w:val="28"/>
+          <w:szCs w:val="28"/>
+        </w:rPr>
+        <w:t>元整）。</w:t>
       </w:r>
     </w:p>
     <w:p>
@@ -3644,7 +3361,7 @@
       </w:r>
       <w:r>
         <w:rPr>
-          <w:rFonts w:eastAsiaTheme="minorEastAsia" w:hint="eastAsia"/>
+          <w:rFonts w:eastAsiaTheme="minorEastAsia"/>
           <w:sz w:val="28"/>
           <w:szCs w:val="28"/>
           <w:highlight w:val="yellow"/>
@@ -3654,7 +3371,7 @@
       <w:proofErr w:type="spellStart"/>
       <w:r>
         <w:rPr>
-          <w:rFonts w:eastAsiaTheme="minorEastAsia" w:hint="eastAsia"/>
+          <w:rFonts w:eastAsiaTheme="minorEastAsia"/>
           <w:sz w:val="28"/>
           <w:szCs w:val="28"/>
           <w:highlight w:val="yellow"/>
@@ -3664,7 +3381,7 @@
       <w:proofErr w:type="spellEnd"/>
       <w:r>
         <w:rPr>
-          <w:rFonts w:eastAsiaTheme="minorEastAsia" w:hint="eastAsia"/>
+          <w:rFonts w:eastAsiaTheme="minorEastAsia"/>
           <w:sz w:val="28"/>
           <w:szCs w:val="28"/>
           <w:highlight w:val="yellow"/>
@@ -3673,7 +3390,7 @@
       </w:r>
       <w:r>
         <w:rPr>
-          <w:rFonts w:eastAsiaTheme="minorEastAsia" w:hint="eastAsia"/>
+          <w:rFonts w:eastAsiaTheme="minorEastAsia"/>
           <w:sz w:val="28"/>
           <w:szCs w:val="28"/>
           <w:highlight w:val="yellow"/>
@@ -3682,7 +3399,7 @@
       </w:r>
       <w:r>
         <w:rPr>
-          <w:rFonts w:eastAsiaTheme="minorEastAsia" w:hint="eastAsia"/>
+          <w:rFonts w:eastAsiaTheme="minorEastAsia"/>
           <w:sz w:val="28"/>
           <w:szCs w:val="28"/>
           <w:highlight w:val="yellow"/>
@@ -3692,7 +3409,7 @@
       <w:proofErr w:type="spellStart"/>
       <w:r>
         <w:rPr>
-          <w:rFonts w:eastAsiaTheme="minorEastAsia" w:hint="eastAsia"/>
+          <w:rFonts w:eastAsiaTheme="minorEastAsia"/>
           <w:sz w:val="28"/>
           <w:szCs w:val="28"/>
           <w:highlight w:val="yellow"/>
@@ -3702,7 +3419,7 @@
       <w:proofErr w:type="spellEnd"/>
       <w:r>
         <w:rPr>
-          <w:rFonts w:eastAsiaTheme="minorEastAsia" w:hint="eastAsia"/>
+          <w:rFonts w:eastAsiaTheme="minorEastAsia"/>
           <w:sz w:val="28"/>
           <w:szCs w:val="28"/>
           <w:highlight w:val="yellow"/>
@@ -3711,7 +3428,7 @@
       </w:r>
       <w:r>
         <w:rPr>
-          <w:rFonts w:eastAsiaTheme="minorEastAsia" w:hint="eastAsia"/>
+          <w:rFonts w:eastAsiaTheme="minorEastAsia"/>
           <w:sz w:val="28"/>
           <w:szCs w:val="28"/>
           <w:highlight w:val="yellow"/>
@@ -3745,25 +3462,7 @@
           <w:sz w:val="28"/>
           <w:szCs w:val="28"/>
         </w:rPr>
-        <w:t>前述保证金是指为保证乙方在本合同及甲乙双方签署的其他相关协议、乙方向甲方</w:t>
-      </w:r>
-      <w:proofErr w:type="gramStart"/>
-      <w:r>
-        <w:rPr>
-          <w:rFonts w:eastAsiaTheme="minorEastAsia"/>
-          <w:sz w:val="28"/>
-          <w:szCs w:val="28"/>
-        </w:rPr>
-        <w:t>作出</w:t>
-      </w:r>
-      <w:proofErr w:type="gramEnd"/>
-      <w:r>
-        <w:rPr>
-          <w:rFonts w:eastAsiaTheme="minorEastAsia"/>
-          <w:sz w:val="28"/>
-          <w:szCs w:val="28"/>
-        </w:rPr>
-        <w:t>的相关承诺项下全部义务的履行，而由乙方事先向甲方交付的资金。甲方无需就乙方缴纳的保证金向乙方支付任何利息、资金占用费。无论该保证金最终被退还、被转化为转让价款或被没收，乙方均不向甲方主张保证金的利息、资金占用费。</w:t>
+        <w:t>前述保证金是指为保证乙方在本合同及甲乙双方签署的其他相关协议、乙方向甲方作出的相关承诺项下全部义务的履行，而由乙方事先向甲方交付的资金。甲方无需就乙方缴纳的保证金向乙方支付任何利息、资金占用费。无论该保证金最终被退还、被转化为转让价款或被没收，乙方均不向甲方主张保证金的利息、资金占用费。</w:t>
       </w:r>
     </w:p>
     <w:p>
@@ -3817,7 +3516,7 @@
       </w:r>
       <w:r>
         <w:rPr>
-          <w:rFonts w:eastAsiaTheme="minorEastAsia" w:hint="eastAsia"/>
+          <w:rFonts w:eastAsiaTheme="minorEastAsia"/>
           <w:sz w:val="28"/>
           <w:szCs w:val="28"/>
           <w:highlight w:val="yellow"/>
@@ -3827,7 +3526,7 @@
       <w:proofErr w:type="spellStart"/>
       <w:r>
         <w:rPr>
-          <w:rFonts w:eastAsiaTheme="minorEastAsia" w:hint="eastAsia"/>
+          <w:rFonts w:eastAsiaTheme="minorEastAsia"/>
           <w:sz w:val="28"/>
           <w:szCs w:val="28"/>
           <w:highlight w:val="yellow"/>
@@ -3837,7 +3536,7 @@
       <w:proofErr w:type="spellEnd"/>
       <w:r>
         <w:rPr>
-          <w:rFonts w:eastAsiaTheme="minorEastAsia" w:hint="eastAsia"/>
+          <w:rFonts w:eastAsiaTheme="minorEastAsia"/>
           <w:sz w:val="28"/>
           <w:szCs w:val="28"/>
           <w:highlight w:val="yellow"/>
@@ -3846,7 +3545,7 @@
       </w:r>
       <w:r>
         <w:rPr>
-          <w:rFonts w:eastAsiaTheme="minorEastAsia" w:hint="eastAsia"/>
+          <w:rFonts w:eastAsiaTheme="minorEastAsia"/>
           <w:sz w:val="28"/>
           <w:szCs w:val="28"/>
           <w:highlight w:val="yellow"/>
@@ -3855,7 +3554,7 @@
       </w:r>
       <w:r>
         <w:rPr>
-          <w:rFonts w:eastAsiaTheme="minorEastAsia" w:hint="eastAsia"/>
+          <w:rFonts w:eastAsiaTheme="minorEastAsia"/>
           <w:sz w:val="28"/>
           <w:szCs w:val="28"/>
           <w:highlight w:val="yellow"/>
@@ -3865,7 +3564,7 @@
       <w:proofErr w:type="spellStart"/>
       <w:r>
         <w:rPr>
-          <w:rFonts w:eastAsiaTheme="minorEastAsia" w:hint="eastAsia"/>
+          <w:rFonts w:eastAsiaTheme="minorEastAsia"/>
           <w:sz w:val="28"/>
           <w:szCs w:val="28"/>
           <w:highlight w:val="yellow"/>
@@ -3875,7 +3574,7 @@
       <w:proofErr w:type="spellEnd"/>
       <w:r>
         <w:rPr>
-          <w:rFonts w:eastAsiaTheme="minorEastAsia" w:hint="eastAsia"/>
+          <w:rFonts w:eastAsiaTheme="minorEastAsia"/>
           <w:sz w:val="28"/>
           <w:szCs w:val="28"/>
           <w:highlight w:val="yellow"/>
@@ -3884,7 +3583,7 @@
       </w:r>
       <w:r>
         <w:rPr>
-          <w:rFonts w:eastAsiaTheme="minorEastAsia" w:hint="eastAsia"/>
+          <w:rFonts w:eastAsiaTheme="minorEastAsia"/>
           <w:sz w:val="28"/>
           <w:szCs w:val="28"/>
           <w:highlight w:val="yellow"/>
@@ -3933,7 +3632,7 @@
       </w:r>
       <w:r>
         <w:rPr>
-          <w:rFonts w:eastAsiaTheme="minorEastAsia" w:hint="eastAsia"/>
+          <w:rFonts w:eastAsiaTheme="minorEastAsia"/>
           <w:sz w:val="28"/>
           <w:szCs w:val="28"/>
           <w:highlight w:val="yellow"/>
@@ -3942,7 +3641,7 @@
       </w:r>
       <w:r>
         <w:rPr>
-          <w:rFonts w:eastAsiaTheme="minorEastAsia" w:hint="eastAsia"/>
+          <w:rFonts w:eastAsiaTheme="minorEastAsia"/>
           <w:sz w:val="28"/>
           <w:szCs w:val="28"/>
           <w:highlight w:val="yellow"/>
@@ -3962,7 +3661,7 @@
       <w:proofErr w:type="spellEnd"/>
       <w:r>
         <w:rPr>
-          <w:rFonts w:eastAsiaTheme="minorEastAsia" w:hint="eastAsia"/>
+          <w:rFonts w:eastAsiaTheme="minorEastAsia"/>
           <w:sz w:val="28"/>
           <w:szCs w:val="28"/>
           <w:highlight w:val="yellow"/>
@@ -3971,7 +3670,7 @@
       </w:r>
       <w:r>
         <w:rPr>
-          <w:rFonts w:eastAsiaTheme="minorEastAsia" w:hint="eastAsia"/>
+          <w:rFonts w:eastAsiaTheme="minorEastAsia"/>
           <w:sz w:val="28"/>
           <w:szCs w:val="28"/>
           <w:highlight w:val="yellow"/>
@@ -3980,7 +3679,7 @@
       </w:r>
       <w:r>
         <w:rPr>
-          <w:rFonts w:eastAsiaTheme="minorEastAsia" w:hint="eastAsia"/>
+          <w:rFonts w:eastAsiaTheme="minorEastAsia"/>
           <w:sz w:val="28"/>
           <w:szCs w:val="28"/>
           <w:highlight w:val="yellow"/>
@@ -3989,39 +3688,20 @@
       </w:r>
       <w:r>
         <w:rPr>
-          <w:rFonts w:eastAsiaTheme="minorEastAsia" w:hint="eastAsia"/>
-          <w:sz w:val="28"/>
-          <w:szCs w:val="28"/>
-          <w:highlight w:val="yellow"/>
-        </w:rPr>
-        <w:t>本合同生效之日起【】</w:t>
-      </w:r>
-      <w:proofErr w:type="gramStart"/>
-      <w:r>
-        <w:rPr>
-          <w:rFonts w:eastAsiaTheme="minorEastAsia" w:hint="eastAsia"/>
-          <w:sz w:val="28"/>
-          <w:szCs w:val="28"/>
-          <w:highlight w:val="yellow"/>
-        </w:rPr>
-        <w:t>个</w:t>
-      </w:r>
-      <w:proofErr w:type="gramEnd"/>
-      <w:r>
-        <w:rPr>
-          <w:rFonts w:eastAsiaTheme="minorEastAsia" w:hint="eastAsia"/>
-          <w:sz w:val="28"/>
-          <w:szCs w:val="28"/>
-          <w:highlight w:val="yellow"/>
-        </w:rPr>
-        <w:t>月内支付完毕。</w:t>
-      </w:r>
-      <w:r>
-        <w:rPr>
-          <w:rFonts w:eastAsiaTheme="minorEastAsia"/>
-          <w:sz w:val="28"/>
-          <w:szCs w:val="28"/>
-        </w:rPr>
+          <w:rFonts w:eastAsiaTheme="minorEastAsia"/>
+          <w:sz w:val="28"/>
+          <w:szCs w:val="28"/>
+          <w:highlight w:val="yellow"/>
+        </w:rPr>
+        <w:t>本合同生效之日起【】个月内支付完毕。</w:t>
+      </w:r>
+      <w:r>
+        <w:rPr>
+          <w:rFonts w:eastAsiaTheme="minorEastAsia"/>
+          <w:sz w:val="28"/>
+          <w:szCs w:val="28"/>
+        </w:rPr>
+        <w:lastRenderedPageBreak/>
         <w:t>乙方可采用分期付款的方式支付待付转让价款，具体支付安排如下（若下述付款日期为非工作日，则顺延至其后的第一个工作日支付）：</w:t>
       </w:r>
     </w:p>
@@ -4329,7 +4009,6 @@
         </w:rPr>
         <w:t>户名：</w:t>
       </w:r>
-      <w:proofErr w:type="gramStart"/>
       <w:r>
         <w:rPr>
           <w:rFonts w:eastAsiaTheme="minorEastAsia"/>
@@ -4347,27 +4026,7 @@
           <w:szCs w:val="28"/>
           <w:highlight w:val="yellow"/>
         </w:rPr>
-        <w:t>bank</w:t>
-      </w:r>
-      <w:proofErr w:type="gramEnd"/>
-      <w:r>
-        <w:rPr>
-          <w:rFonts w:eastAsiaTheme="minorEastAsia"/>
-          <w:sz w:val="28"/>
-          <w:szCs w:val="28"/>
-          <w:highlight w:val="yellow"/>
-        </w:rPr>
-        <w:t>_account_</w:t>
-      </w:r>
-      <w:proofErr w:type="gramStart"/>
-      <w:r>
-        <w:rPr>
-          <w:rFonts w:eastAsiaTheme="minorEastAsia"/>
-          <w:sz w:val="28"/>
-          <w:szCs w:val="28"/>
-          <w:highlight w:val="yellow"/>
-        </w:rPr>
-        <w:t>name</w:t>
+        <w:t>bank_account_name</w:t>
       </w:r>
       <w:proofErr w:type="spellEnd"/>
       <w:r>
@@ -4377,17 +4036,7 @@
           <w:szCs w:val="28"/>
           <w:highlight w:val="yellow"/>
         </w:rPr>
-        <w:t xml:space="preserve"> }</w:t>
-      </w:r>
-      <w:proofErr w:type="gramEnd"/>
-      <w:r>
-        <w:rPr>
-          <w:rFonts w:eastAsiaTheme="minorEastAsia"/>
-          <w:sz w:val="28"/>
-          <w:szCs w:val="28"/>
-          <w:highlight w:val="yellow"/>
-        </w:rPr>
-        <w:t>}</w:t>
+        <w:t xml:space="preserve"> }}</w:t>
       </w:r>
     </w:p>
     <w:p>
@@ -4412,7 +4061,6 @@
         </w:rPr>
         <w:t>开户银行：</w:t>
       </w:r>
-      <w:proofErr w:type="gramStart"/>
       <w:r>
         <w:rPr>
           <w:rFonts w:eastAsiaTheme="minorEastAsia"/>
@@ -4430,27 +4078,7 @@
           <w:szCs w:val="28"/>
           <w:highlight w:val="yellow"/>
         </w:rPr>
-        <w:t>bank</w:t>
-      </w:r>
-      <w:proofErr w:type="gramEnd"/>
-      <w:r>
-        <w:rPr>
-          <w:rFonts w:eastAsiaTheme="minorEastAsia"/>
-          <w:sz w:val="28"/>
-          <w:szCs w:val="28"/>
-          <w:highlight w:val="yellow"/>
-        </w:rPr>
-        <w:t>_</w:t>
-      </w:r>
-      <w:proofErr w:type="gramStart"/>
-      <w:r>
-        <w:rPr>
-          <w:rFonts w:eastAsiaTheme="minorEastAsia"/>
-          <w:sz w:val="28"/>
-          <w:szCs w:val="28"/>
-          <w:highlight w:val="yellow"/>
-        </w:rPr>
-        <w:t>name</w:t>
+        <w:t>bank_name</w:t>
       </w:r>
       <w:proofErr w:type="spellEnd"/>
       <w:r>
@@ -4460,17 +4088,7 @@
           <w:szCs w:val="28"/>
           <w:highlight w:val="yellow"/>
         </w:rPr>
-        <w:t xml:space="preserve"> }</w:t>
-      </w:r>
-      <w:proofErr w:type="gramEnd"/>
-      <w:r>
-        <w:rPr>
-          <w:rFonts w:eastAsiaTheme="minorEastAsia"/>
-          <w:sz w:val="28"/>
-          <w:szCs w:val="28"/>
-          <w:highlight w:val="yellow"/>
-        </w:rPr>
-        <w:t>}</w:t>
+        <w:t xml:space="preserve"> }}</w:t>
       </w:r>
     </w:p>
     <w:p>
@@ -4485,7 +4103,6 @@
           <w:szCs w:val="28"/>
         </w:rPr>
       </w:pPr>
-      <w:proofErr w:type="gramStart"/>
       <w:r>
         <w:rPr>
           <w:rFonts w:eastAsiaTheme="minorEastAsia"/>
@@ -4495,7 +4112,6 @@
         </w:rPr>
         <w:t>账</w:t>
       </w:r>
-      <w:proofErr w:type="gramEnd"/>
       <w:r>
         <w:rPr>
           <w:rFonts w:eastAsiaTheme="minorEastAsia"/>
@@ -4514,7 +4130,6 @@
         </w:rPr>
         <w:t>号：</w:t>
       </w:r>
-      <w:proofErr w:type="gramStart"/>
       <w:r>
         <w:rPr>
           <w:rFonts w:eastAsiaTheme="minorEastAsia"/>
@@ -4532,27 +4147,7 @@
           <w:szCs w:val="28"/>
           <w:highlight w:val="yellow"/>
         </w:rPr>
-        <w:t>bank</w:t>
-      </w:r>
-      <w:proofErr w:type="gramEnd"/>
-      <w:r>
-        <w:rPr>
-          <w:rFonts w:eastAsiaTheme="minorEastAsia"/>
-          <w:sz w:val="28"/>
-          <w:szCs w:val="28"/>
-          <w:highlight w:val="yellow"/>
-        </w:rPr>
-        <w:t>_</w:t>
-      </w:r>
-      <w:proofErr w:type="gramStart"/>
-      <w:r>
-        <w:rPr>
-          <w:rFonts w:eastAsiaTheme="minorEastAsia"/>
-          <w:sz w:val="28"/>
-          <w:szCs w:val="28"/>
-          <w:highlight w:val="yellow"/>
-        </w:rPr>
-        <w:t>account</w:t>
+        <w:t>bank_account</w:t>
       </w:r>
       <w:proofErr w:type="spellEnd"/>
       <w:r>
@@ -4562,17 +4157,7 @@
           <w:szCs w:val="28"/>
           <w:highlight w:val="yellow"/>
         </w:rPr>
-        <w:t xml:space="preserve"> }</w:t>
-      </w:r>
-      <w:proofErr w:type="gramEnd"/>
-      <w:r>
-        <w:rPr>
-          <w:rFonts w:eastAsiaTheme="minorEastAsia"/>
-          <w:sz w:val="28"/>
-          <w:szCs w:val="28"/>
-          <w:highlight w:val="yellow"/>
-        </w:rPr>
-        <w:t>}</w:t>
+        <w:t xml:space="preserve"> }}</w:t>
       </w:r>
     </w:p>
     <w:p>
@@ -4685,25 +4270,7 @@
           <w:sz w:val="28"/>
           <w:szCs w:val="28"/>
         </w:rPr>
-        <w:t>的资金占</w:t>
-      </w:r>
-      <w:proofErr w:type="gramStart"/>
-      <w:r>
-        <w:rPr>
-          <w:rFonts w:eastAsiaTheme="minorEastAsia"/>
-          <w:sz w:val="28"/>
-          <w:szCs w:val="28"/>
-        </w:rPr>
-        <w:t>用费率向甲方</w:t>
-      </w:r>
-      <w:proofErr w:type="gramEnd"/>
-      <w:r>
-        <w:rPr>
-          <w:rFonts w:eastAsiaTheme="minorEastAsia"/>
-          <w:sz w:val="28"/>
-          <w:szCs w:val="28"/>
-        </w:rPr>
-        <w:t>支付待付转让价款的资金占用费。</w:t>
+        <w:t>的资金占用费率向甲方支付待付转让价款的资金占用费。</w:t>
       </w:r>
     </w:p>
     <w:p>
@@ -4801,29 +4368,11 @@
           <w:sz w:val="28"/>
           <w:szCs w:val="28"/>
         </w:rPr>
-        <w:t>计算</w:t>
-      </w:r>
-      <w:proofErr w:type="gramStart"/>
-      <w:r>
-        <w:rPr>
-          <w:rFonts w:eastAsiaTheme="minorEastAsia"/>
-          <w:sz w:val="28"/>
-          <w:szCs w:val="28"/>
-        </w:rPr>
-        <w:t>期间指</w:t>
-      </w:r>
-      <w:proofErr w:type="gramEnd"/>
-      <w:r>
-        <w:rPr>
-          <w:rFonts w:eastAsiaTheme="minorEastAsia"/>
-          <w:sz w:val="28"/>
-          <w:szCs w:val="28"/>
-        </w:rPr>
-        <w:t>乙方支付每期待付转让价款或资金占用费的间隔期限，首个计算期间为：</w:t>
-      </w:r>
-      <w:r>
-        <w:rPr>
-          <w:rFonts w:eastAsiaTheme="minorEastAsia" w:hint="eastAsia"/>
+        <w:t>计算期间指乙方支付每期待付转让价款或资金占用费的间隔期限，首个计算期间为：</w:t>
+      </w:r>
+      <w:r>
+        <w:rPr>
+          <w:rFonts w:eastAsiaTheme="minorEastAsia"/>
           <w:sz w:val="28"/>
           <w:szCs w:val="28"/>
           <w:highlight w:val="yellow"/>
@@ -4843,7 +4392,7 @@
       <w:proofErr w:type="spellEnd"/>
       <w:r>
         <w:rPr>
-          <w:rFonts w:eastAsiaTheme="minorEastAsia" w:hint="eastAsia"/>
+          <w:rFonts w:eastAsiaTheme="minorEastAsia"/>
           <w:sz w:val="28"/>
           <w:szCs w:val="28"/>
           <w:highlight w:val="yellow"/>
@@ -4910,7 +4459,7 @@
       </w:r>
       <w:r>
         <w:rPr>
-          <w:rFonts w:eastAsiaTheme="minorEastAsia" w:hint="eastAsia"/>
+          <w:rFonts w:eastAsiaTheme="minorEastAsia"/>
           <w:sz w:val="28"/>
           <w:szCs w:val="28"/>
           <w:highlight w:val="yellow"/>
@@ -4928,25 +4477,16 @@
       </w:r>
       <w:r>
         <w:rPr>
-          <w:rFonts w:eastAsiaTheme="minorEastAsia" w:hint="eastAsia"/>
-          <w:sz w:val="28"/>
-          <w:szCs w:val="28"/>
-          <w:highlight w:val="yellow"/>
-        </w:rPr>
-        <w:t>每</w:t>
-      </w:r>
-      <w:r>
-        <w:rPr>
-          <w:rFonts w:eastAsiaTheme="minorEastAsia" w:hint="eastAsia"/>
-          <w:sz w:val="28"/>
-          <w:szCs w:val="28"/>
-          <w:highlight w:val="yellow"/>
-        </w:rPr>
-        <w:t>自然季度末月</w:t>
-      </w:r>
-      <w:r>
-        <w:rPr>
-          <w:rFonts w:eastAsiaTheme="minorEastAsia" w:hint="eastAsia"/>
+          <w:rFonts w:eastAsiaTheme="minorEastAsia"/>
+          <w:sz w:val="28"/>
+          <w:szCs w:val="28"/>
+          <w:highlight w:val="yellow"/>
+        </w:rPr>
+        <w:t>每自然季度末月</w:t>
+      </w:r>
+      <w:r>
+        <w:rPr>
+          <w:rFonts w:eastAsiaTheme="minorEastAsia"/>
           <w:sz w:val="28"/>
           <w:szCs w:val="28"/>
           <w:highlight w:val="yellow"/>
@@ -4955,29 +4495,46 @@
       </w:r>
       <w:r>
         <w:rPr>
-          <w:rFonts w:eastAsiaTheme="minorEastAsia" w:hint="eastAsia"/>
-          <w:sz w:val="28"/>
-          <w:szCs w:val="28"/>
-          <w:highlight w:val="yellow"/>
-        </w:rPr>
-        <w:t>日</w:t>
-      </w:r>
-      <w:r>
-        <w:rPr>
-          <w:rFonts w:eastAsiaTheme="minorEastAsia" w:hint="eastAsia"/>
-          <w:sz w:val="28"/>
-          <w:szCs w:val="28"/>
-          <w:highlight w:val="yellow"/>
-        </w:rPr>
-        <w:t>】</w:t>
-      </w:r>
-      <w:r>
-        <w:rPr>
-          <w:rFonts w:eastAsiaTheme="minorEastAsia"/>
-          <w:sz w:val="28"/>
-          <w:szCs w:val="28"/>
-        </w:rPr>
-        <w:t>向甲方支付当期资金占用费，乙方提前支付或使用债权清收回款冲抵（如允许）部分或全部待付转让价款的，该日视为支付日，乙方应当于当日一并支付对应的资金占用费。</w:t>
+          <w:rFonts w:eastAsiaTheme="minorEastAsia"/>
+          <w:sz w:val="28"/>
+          <w:szCs w:val="28"/>
+          <w:highlight w:val="yellow"/>
+        </w:rPr>
+        <w:t>日】</w:t>
+      </w:r>
+      <w:r>
+        <w:rPr>
+          <w:rFonts w:eastAsiaTheme="minorEastAsia"/>
+          <w:sz w:val="28"/>
+          <w:szCs w:val="28"/>
+        </w:rPr>
+        <w:t>/</w:t>
+      </w:r>
+      <w:r>
+        <w:rPr>
+          <w:rFonts w:eastAsiaTheme="minorEastAsia"/>
+          <w:sz w:val="28"/>
+          <w:szCs w:val="28"/>
+          <w:highlight w:val="yellow"/>
+        </w:rPr>
+        <w:t>【按照上述表格约定的期限】</w:t>
+      </w:r>
+      <w:r>
+        <w:rPr>
+          <w:rFonts w:eastAsiaTheme="minorEastAsia"/>
+          <w:sz w:val="28"/>
+          <w:szCs w:val="28"/>
+        </w:rPr>
+        <w:t>向甲方支付当期资金占用费，乙方提前支付或使用债权清收回款冲抵</w:t>
+      </w:r>
+      <w:r>
+        <w:rPr>
+          <w:rFonts w:eastAsiaTheme="minorEastAsia"/>
+          <w:sz w:val="28"/>
+          <w:szCs w:val="28"/>
+        </w:rPr>
+        <w:lastRenderedPageBreak/>
+        <w:t>（如允许）部分或全部待付转让价款的，该日视为支付日，乙方应当于当日一并支付对应的资金占用费。</w:t>
       </w:r>
     </w:p>
     <w:p>
@@ -5048,7 +4605,6 @@
           <w:sz w:val="28"/>
           <w:szCs w:val="28"/>
         </w:rPr>
-        <w:lastRenderedPageBreak/>
         <w:t>乙方在本合同项下支付的每一笔款项，均按以下顺序进行冲抵：</w:t>
       </w:r>
       <w:r>
@@ -5316,7 +4872,7 @@
       </w:r>
       <w:r>
         <w:rPr>
-          <w:rFonts w:eastAsiaTheme="minorEastAsia" w:hint="eastAsia"/>
+          <w:rFonts w:eastAsiaTheme="minorEastAsia"/>
           <w:color w:val="000000"/>
           <w:sz w:val="28"/>
           <w:szCs w:val="28"/>
@@ -5469,7 +5025,23 @@
           <w:sz w:val="28"/>
           <w:szCs w:val="28"/>
         </w:rPr>
-        <w:t>甲乙双方一致确认，乙方足额支付转让价款、资金占用费、甲方垫付的处置费用（如有）及违约金（如有）至甲方指定账户之日为交割日。</w:t>
+        <w:t>甲乙双方一致确认，乙方足额支付</w:t>
+      </w:r>
+      <w:r>
+        <w:rPr>
+          <w:rFonts w:eastAsiaTheme="minorEastAsia"/>
+          <w:sz w:val="28"/>
+          <w:szCs w:val="28"/>
+        </w:rPr>
+        <w:t>全部</w:t>
+      </w:r>
+      <w:r>
+        <w:rPr>
+          <w:rFonts w:eastAsiaTheme="minorEastAsia"/>
+          <w:sz w:val="28"/>
+          <w:szCs w:val="28"/>
+        </w:rPr>
+        <w:t>转让价款、资金占用费、甲方垫付的处置费用（如有）及违约金（如有）至甲方指定账户之日为交割日。</w:t>
       </w:r>
     </w:p>
     <w:p>
@@ -5490,6 +5062,7 @@
           <w:sz w:val="28"/>
           <w:szCs w:val="28"/>
         </w:rPr>
+        <w:lastRenderedPageBreak/>
         <w:t>7.1.2</w:t>
       </w:r>
       <w:r>
@@ -5527,7 +5100,23 @@
           <w:sz w:val="28"/>
           <w:szCs w:val="28"/>
         </w:rPr>
-        <w:t>乙方同意并知悉，在乙方付清全部转让价款及资金占用费前，标的债权及项下一切权利仍归甲方所有。</w:t>
+        <w:t>乙方同意并知悉，在</w:t>
+      </w:r>
+      <w:r>
+        <w:rPr>
+          <w:rFonts w:eastAsiaTheme="minorEastAsia"/>
+          <w:sz w:val="28"/>
+          <w:szCs w:val="28"/>
+        </w:rPr>
+        <w:t>交割日</w:t>
+      </w:r>
+      <w:r>
+        <w:rPr>
+          <w:rFonts w:eastAsiaTheme="minorEastAsia"/>
+          <w:sz w:val="28"/>
+          <w:szCs w:val="28"/>
+        </w:rPr>
+        <w:t>前，标的债权及项下一切权利仍归甲方所有。</w:t>
       </w:r>
     </w:p>
     <w:p>
@@ -5580,7 +5169,6 @@
           <w:sz w:val="28"/>
           <w:szCs w:val="28"/>
         </w:rPr>
-        <w:lastRenderedPageBreak/>
         <w:t>在持续符合下述条件的前提下，双方应进行标的债权的交割：</w:t>
       </w:r>
     </w:p>
@@ -5839,9 +5427,27 @@
           <w:rFonts w:eastAsiaTheme="minorEastAsia"/>
           <w:sz w:val="28"/>
           <w:szCs w:val="28"/>
-          <w:highlight w:val="yellow"/>
-        </w:rPr>
-        <w:t>双方同意在过渡期内，对标的债权的收益归属约定如下：</w:t>
+        </w:rPr>
+        <w:t>除本合同另有约定外，</w:t>
+      </w:r>
+      <w:r>
+        <w:rPr>
+          <w:rFonts w:eastAsiaTheme="minorEastAsia"/>
+          <w:sz w:val="28"/>
+          <w:szCs w:val="28"/>
+          <w:highlight w:val="yellow"/>
+        </w:rPr>
+        <w:t>双方同意在过渡期内，对标的债权的收益约</w:t>
+      </w:r>
+      <w:r>
+        <w:rPr>
+          <w:rFonts w:eastAsiaTheme="minorEastAsia"/>
+          <w:sz w:val="28"/>
+          <w:szCs w:val="28"/>
+          <w:highlight w:val="yellow"/>
+        </w:rPr>
+        <w:lastRenderedPageBreak/>
+        <w:t>定如下：</w:t>
       </w:r>
     </w:p>
     <w:p>
@@ -5933,16 +5539,23 @@
           <w:sz w:val="28"/>
           <w:szCs w:val="28"/>
         </w:rPr>
-        <w:t>日之内，甲乙双方完成本合同项下资产证明文件及服务协议等档案资料的移交和接收工作。如乙方拒绝接收的，乙方仍应按照本合同的规定向甲方支付全部转让价款，且甲方有权通过公证方式向乙方留置送达档案资料，由此产生的一切法律后果和</w:t>
-      </w:r>
-      <w:r>
-        <w:rPr>
-          <w:rFonts w:eastAsiaTheme="minorEastAsia"/>
-          <w:sz w:val="28"/>
-          <w:szCs w:val="28"/>
-        </w:rPr>
-        <w:lastRenderedPageBreak/>
-        <w:t>相关费用均由乙方负担。如因故无法按时完成资料移交的，甲乙双方可另行协商移交时间。</w:t>
+        <w:t>日之内，甲乙双方完成本合同项下资产证明文件及服务协议等档案资料的移交和接收工作。如乙方拒绝接收的，乙方仍应按照本合同的规定向甲方支付全部转让价款，且甲方有权通过公证方式向乙方留置送达档案资料，由此产生的一切法律后果和相关费用均由乙方负担。如因</w:t>
+      </w:r>
+      <w:r>
+        <w:rPr>
+          <w:rFonts w:eastAsiaTheme="minorEastAsia" w:hint="eastAsia"/>
+          <w:sz w:val="28"/>
+          <w:szCs w:val="28"/>
+        </w:rPr>
+        <w:t>客观情况</w:t>
+      </w:r>
+      <w:r>
+        <w:rPr>
+          <w:rFonts w:eastAsiaTheme="minorEastAsia"/>
+          <w:sz w:val="28"/>
+          <w:szCs w:val="28"/>
+        </w:rPr>
+        <w:t>无法按时完成资料移交的，甲乙双方可另行协商移交时间。</w:t>
       </w:r>
     </w:p>
     <w:p>
@@ -6054,25 +5667,7 @@
           <w:sz w:val="28"/>
           <w:szCs w:val="28"/>
         </w:rPr>
-        <w:t>乙方负责办理本合同项下标的债权转让的通知事宜，将债权转让通知送达债务人、保证人等担保人，乙方明确具体通知方式后，甲方提供债权转让通知的配合工作（包括但不限于以甲方名义对外出具债权转让通知或与乙方进行联合通知），送达费用、送达方式及送达不到的风险由乙方承担。乙方进一步确认，甲方的通知义务只限</w:t>
-      </w:r>
-      <w:proofErr w:type="gramStart"/>
-      <w:r>
-        <w:rPr>
-          <w:rFonts w:eastAsiaTheme="minorEastAsia"/>
-          <w:sz w:val="28"/>
-          <w:szCs w:val="28"/>
-        </w:rPr>
-        <w:t>于配合</w:t>
-      </w:r>
-      <w:proofErr w:type="gramEnd"/>
-      <w:r>
-        <w:rPr>
-          <w:rFonts w:eastAsiaTheme="minorEastAsia"/>
-          <w:sz w:val="28"/>
-          <w:szCs w:val="28"/>
-        </w:rPr>
-        <w:t>进行上述适当的通知行为，无论债务人、担保人对标的债权转让的通知是否签收和确认，不影响甲、乙双方之间就标的债权进行转让的效力。</w:t>
+        <w:t>乙方负责办理本合同项下标的债权转让的通知事宜，将债权转让通知送达债务人、保证人等担保人，乙方明确具体通知方式后，甲方提供债权转让通知的配合工作（包括但不限于以甲方名义对外出具债权转让通知或与乙方进行联合通知），送达费用、送达方式及送达不到的风险由乙方承担。乙方进一步确认，甲方的通知义务只限于配合进行上述适当的通知行为，无论债务人、担保人对标的债权转让的通知是否签收和确认，不影响甲、乙双方之间就标的债权进行转让的效力。</w:t>
       </w:r>
     </w:p>
     <w:bookmarkEnd w:id="5"/>
@@ -6102,61 +5697,32 @@
           <w:sz w:val="28"/>
           <w:szCs w:val="28"/>
         </w:rPr>
-        <w:t>标的债权项</w:t>
-      </w:r>
-      <w:proofErr w:type="gramStart"/>
-      <w:r>
-        <w:rPr>
-          <w:rFonts w:eastAsiaTheme="minorEastAsia"/>
-          <w:sz w:val="28"/>
-          <w:szCs w:val="28"/>
-        </w:rPr>
-        <w:t>下涉及</w:t>
-      </w:r>
-      <w:proofErr w:type="gramEnd"/>
-      <w:r>
-        <w:rPr>
-          <w:rFonts w:eastAsiaTheme="minorEastAsia"/>
-          <w:sz w:val="28"/>
-          <w:szCs w:val="28"/>
-        </w:rPr>
-        <w:t>的抵债资产（如有），自交割日起，甲方就该等抵债资产依法享有的权益转移至乙方，应乙方之合理要求，甲方可在交割日后合理的期间内及时交付抵债资产或提供必要的文件，以协助乙方实现对该等抵债资产的占有或控制，并配合其办理权属变更手续（如有）。前述协助行为不应被视为甲方对该等抵债资产的权属、状态或过户可能性</w:t>
-      </w:r>
-      <w:proofErr w:type="gramStart"/>
-      <w:r>
-        <w:rPr>
-          <w:rFonts w:eastAsiaTheme="minorEastAsia"/>
-          <w:sz w:val="28"/>
-          <w:szCs w:val="28"/>
-        </w:rPr>
-        <w:t>作出</w:t>
-      </w:r>
-      <w:proofErr w:type="gramEnd"/>
-      <w:r>
-        <w:rPr>
-          <w:rFonts w:eastAsiaTheme="minorEastAsia"/>
-          <w:sz w:val="28"/>
-          <w:szCs w:val="28"/>
-        </w:rPr>
-        <w:t>任何承诺或保证。因办理权属变更登记所发生的税收和行政性收费（</w:t>
-      </w:r>
-      <w:proofErr w:type="gramStart"/>
-      <w:r>
-        <w:rPr>
-          <w:rFonts w:eastAsiaTheme="minorEastAsia"/>
-          <w:sz w:val="28"/>
-          <w:szCs w:val="28"/>
-        </w:rPr>
-        <w:t>含可能</w:t>
-      </w:r>
-      <w:proofErr w:type="gramEnd"/>
-      <w:r>
-        <w:rPr>
-          <w:rFonts w:eastAsiaTheme="minorEastAsia"/>
-          <w:sz w:val="28"/>
-          <w:szCs w:val="28"/>
-        </w:rPr>
-        <w:t>需缴纳的土地出让金、罚款等）由乙方承担，乙方逾期受领抵债资产的，需自行承担相应抵债资产在规定期限后毁损、灭失的风险。</w:t>
+        <w:t>标的债权项下涉及的抵债资产（如有），自交割日起，甲方就该等抵债资产依法享有的权益转移至乙方，应乙方之合理要求，甲方可在交割日后合理的期间内及时交付抵债资产或提供必要的文件，以协助乙方实现对该等抵债资产的占有或控制，并配合其办理权属变更手续</w:t>
+      </w:r>
+      <w:r>
+        <w:rPr>
+          <w:rFonts w:eastAsiaTheme="minorEastAsia"/>
+          <w:sz w:val="28"/>
+          <w:szCs w:val="28"/>
+        </w:rPr>
+        <w:lastRenderedPageBreak/>
+        <w:t>（如有）。前述协助行为不应被视为甲方对该等抵债资产的权属、状态或过户可能性作出任何承诺或保证。因办理权属变更登记所发生的税收和行政性收费（含可能需缴纳的土地出让金、罚款等）由乙方承担，乙方逾期受领抵债资产的，需自行承担相应抵债资产在规定期限后毁损、灭失的风险</w:t>
+      </w:r>
+      <w:r>
+        <w:rPr>
+          <w:rFonts w:eastAsiaTheme="minorEastAsia"/>
+          <w:sz w:val="28"/>
+          <w:szCs w:val="28"/>
+        </w:rPr>
+        <w:t>，甲方对此不承担任何赔偿责任</w:t>
+      </w:r>
+      <w:r>
+        <w:rPr>
+          <w:rFonts w:eastAsiaTheme="minorEastAsia"/>
+          <w:sz w:val="28"/>
+          <w:szCs w:val="28"/>
+        </w:rPr>
+        <w:t>。</w:t>
       </w:r>
     </w:p>
     <w:p>
@@ -6177,7 +5743,6 @@
           <w:sz w:val="28"/>
           <w:szCs w:val="28"/>
         </w:rPr>
-        <w:lastRenderedPageBreak/>
         <w:t>虽有上述约定，乙方在此进一步确认，鉴于抵债资产存在或可能存在权属证书缺失、第三人享有优先权、不为甲方实际控制、欠缴土地出让金或其他税费等情形，乙方不可撤销地承诺并保证，任何情况下，其将独立承担对该等抵债资产实施占有、控制、处分或办理过户登记时可能出现的一切风险、责任、损失和额外费用，放弃就抵债资产向甲方提出任何异议或瑕疵的权利（无论基于何种理由），不因抵债资产过户不能或不能实际占有而向甲方主张回购该项债权或要求甲方承担赔偿责任。乙方应自主负担抵债资产项下存在或可能存在的任何应付而未付的税费（包括但不限于划拨土地使用权转移时应缴纳的土地出让金等），无论依据法律规定或合同约定应由何方承担，事实上均由乙方作为最终承担主体。</w:t>
       </w:r>
     </w:p>
@@ -6373,43 +5938,8 @@
           <w:sz w:val="28"/>
           <w:szCs w:val="28"/>
         </w:rPr>
-        <w:t>对于甲方或其前手在基准日前以及过渡期内与相关中介机构签署的所有服务协议，乙方有权选择是否承继，并与中介机构独立协商甲方在其相应服务协议中的权利义务的转移。乙方承诺，其将在</w:t>
-      </w:r>
-      <w:proofErr w:type="gramStart"/>
-      <w:r>
-        <w:rPr>
-          <w:rFonts w:eastAsiaTheme="minorEastAsia"/>
-          <w:sz w:val="28"/>
-          <w:szCs w:val="28"/>
-        </w:rPr>
-        <w:t>交割日前</w:t>
-      </w:r>
-      <w:proofErr w:type="gramEnd"/>
-      <w:r>
-        <w:rPr>
-          <w:rFonts w:eastAsiaTheme="minorEastAsia"/>
-          <w:sz w:val="28"/>
-          <w:szCs w:val="28"/>
-        </w:rPr>
-        <w:t>自行与相关中介机构就既有服务协议的权利义务转移事宜达成一致，并确保自交割日起，甲方在原服务协议项下的一切责任得以解除。</w:t>
-      </w:r>
-      <w:proofErr w:type="gramStart"/>
-      <w:r>
-        <w:rPr>
-          <w:rFonts w:eastAsiaTheme="minorEastAsia"/>
-          <w:sz w:val="28"/>
-          <w:szCs w:val="28"/>
-        </w:rPr>
-        <w:t>因权利</w:t>
-      </w:r>
-      <w:proofErr w:type="gramEnd"/>
-      <w:r>
-        <w:rPr>
-          <w:rFonts w:eastAsiaTheme="minorEastAsia"/>
-          <w:sz w:val="28"/>
-          <w:szCs w:val="28"/>
-        </w:rPr>
-        <w:t>义务转移所产生的任何费用，均由乙方承担。</w:t>
+        <w:lastRenderedPageBreak/>
+        <w:t>对于甲方或其前手在基准日前以及过渡期内与相关中介机构签署的所有服务协议，乙方有权选择是否承继，并与中介机构独立协商甲方在其相应服务协议中的权利义务的转移。乙方承诺，其将在交割日前自行与相关中介机构就既有服务协议的权利义务转移事宜达成一致，并确保自交割日起，甲方在原服务协议项下的一切责任得以解除。因权利义务转移所产生的任何费用，均由乙方承担。</w:t>
       </w:r>
     </w:p>
     <w:p>
@@ -6583,7 +6113,16 @@
           <w:sz w:val="28"/>
           <w:szCs w:val="28"/>
         </w:rPr>
-        <w:t>如因乙方的任何行为（无论是否经授权）导致标的债权发生任何减损、毁损、灭失或权利瑕疵的（包括但不限于导致标的债权超过诉讼时效或法定期间、债务人对抗情绪加剧、担保物价值贬损等），乙方仍应按照本合同的约定向甲方足额支付转让价款及资金占用费；如因此给甲方造成任何损失的，</w:t>
+        <w:t>如因乙方的任何行为（无论是否经授权）导致标的债权发生任何减损、毁损、灭失或权利瑕疵的（包括但不限于导致标的债权超过诉讼时效或法定期间、债务人对抗情绪加剧、担保物价值贬损等），乙方仍应</w:t>
+      </w:r>
+      <w:r>
+        <w:rPr>
+          <w:rFonts w:eastAsiaTheme="minorEastAsia"/>
+          <w:sz w:val="28"/>
+          <w:szCs w:val="28"/>
+        </w:rPr>
+        <w:lastRenderedPageBreak/>
+        <w:t>按照本合同的约定向甲方足额支付转让价款及资金占用费；如因此给甲方造成任何损失的，</w:t>
       </w:r>
       <w:r>
         <w:rPr>
@@ -6641,16 +6180,7 @@
           <w:sz w:val="28"/>
           <w:szCs w:val="28"/>
         </w:rPr>
-        <w:t>或法定期间进行维护，但代位权、撤销权、申诉权和复议权的行使除外。标的债权在基准日之前已经超过任何诉讼时效或法定期间的，不属于甲方维护的范围，甲方无需亦无义务在过渡期内进行补救。乙方确认并同意，若甲方</w:t>
-      </w:r>
-      <w:r>
-        <w:rPr>
-          <w:rFonts w:eastAsiaTheme="minorEastAsia"/>
-          <w:sz w:val="28"/>
-          <w:szCs w:val="28"/>
-        </w:rPr>
-        <w:lastRenderedPageBreak/>
-        <w:t>认为需要立即通过起诉、上诉或申请执行等司法途径维护其对标的债权项下债务人、担保人的合法权利的，甲方有权在告知乙方后采取行动，该等行动所产生的全部法律后果由乙方承担。</w:t>
+        <w:t>或法定期间进行维护，但代位权、撤销权、申诉权和复议权的行使除外。标的债权在基准日之前已经超过任何诉讼时效或法定期间的，不属于甲方维护的范围，甲方无需亦无义务在过渡期内进行补救。乙方确认并同意，若甲方认为需要立即通过起诉、上诉或申请执行等司法途径维护其对标的债权项下债务人、担保人的合法权利的，甲方有权在告知乙方后采取行动，该等行动所产生的全部法律后果由乙方承担。</w:t>
       </w:r>
     </w:p>
     <w:p>
@@ -6694,7 +6224,25 @@
           <w:szCs w:val="28"/>
           <w:highlight w:val="yellow"/>
         </w:rPr>
-        <w:t>过渡期内，为管理和处置标的债权产生的处置费用按照以下方式承担：</w:t>
+        <w:t>过渡期内，</w:t>
+      </w:r>
+      <w:r>
+        <w:rPr>
+          <w:rFonts w:eastAsiaTheme="minorEastAsia"/>
+          <w:sz w:val="28"/>
+          <w:szCs w:val="28"/>
+          <w:highlight w:val="yellow"/>
+        </w:rPr>
+        <w:t>除本合同另有约定外，</w:t>
+      </w:r>
+      <w:r>
+        <w:rPr>
+          <w:rFonts w:eastAsiaTheme="minorEastAsia"/>
+          <w:sz w:val="28"/>
+          <w:szCs w:val="28"/>
+          <w:highlight w:val="yellow"/>
+        </w:rPr>
+        <w:t>为管理和处置标的债权产生的处置费用按照以下方式承担：</w:t>
       </w:r>
     </w:p>
     <w:p>
@@ -7022,25 +6570,16 @@
           <w:sz w:val="28"/>
           <w:szCs w:val="28"/>
         </w:rPr>
-        <w:t>乙方确认在签订本合同之前已经全面审阅甲方所提供的标的债权的文件并全面了解本合同附件所列标的债权状况，明确知道标的债权的现状及其在法律上和事实上可能存在的各种风险，乙方完全基于自身独立的判断</w:t>
-      </w:r>
-      <w:proofErr w:type="gramStart"/>
+        <w:t>乙方确认在签订本合同之前已经全面审阅甲方所提供的标的债权的文件并全面了解本合同附件所列标的债权状况，明确知道标的债</w:t>
+      </w:r>
       <w:r>
         <w:rPr>
           <w:rFonts w:eastAsiaTheme="minorEastAsia" w:hint="default"/>
           <w:sz w:val="28"/>
           <w:szCs w:val="28"/>
         </w:rPr>
-        <w:t>作出</w:t>
-      </w:r>
-      <w:proofErr w:type="gramEnd"/>
-      <w:r>
-        <w:rPr>
-          <w:rFonts w:eastAsiaTheme="minorEastAsia" w:hint="default"/>
-          <w:sz w:val="28"/>
-          <w:szCs w:val="28"/>
-        </w:rPr>
-        <w:t>受让标的债权的决定。</w:t>
+        <w:lastRenderedPageBreak/>
+        <w:t>权的现状及其在法律上和事实上可能存在的各种风险，乙方完全基于自身独立的判断作出受让标的债权的决定。</w:t>
       </w:r>
     </w:p>
     <w:p>
@@ -7081,25 +6620,7 @@
           <w:sz w:val="28"/>
           <w:szCs w:val="28"/>
         </w:rPr>
-        <w:t>：乙方保证具有签署本合同的主体资格和履约能力，有权受让标的债权，并已获得签署和履行本合同的相应授权或批准。乙方承诺不属于法律法规规定或国家金融监督管理总局认定的</w:t>
-      </w:r>
-      <w:proofErr w:type="gramStart"/>
-      <w:r>
-        <w:rPr>
-          <w:rFonts w:eastAsiaTheme="minorEastAsia"/>
-          <w:sz w:val="28"/>
-          <w:szCs w:val="28"/>
-        </w:rPr>
-        <w:t>不宜受</w:t>
-      </w:r>
-      <w:proofErr w:type="gramEnd"/>
-      <w:r>
-        <w:rPr>
-          <w:rFonts w:eastAsiaTheme="minorEastAsia"/>
-          <w:sz w:val="28"/>
-          <w:szCs w:val="28"/>
-        </w:rPr>
-        <w:t>让的主体，包括但不限于：（</w:t>
+        <w:t>：乙方保证具有签署本合同的主体资格和履约能力，有权受让标的债权，并已获得签署和履行本合同的相应授权或批准。乙方承诺不属于法律法规规定或国家金融监督管理总局认定的不宜受让的主体，包括但不限于：（</w:t>
       </w:r>
       <w:r>
         <w:rPr>
@@ -7115,16 +6636,7 @@
           <w:sz w:val="28"/>
           <w:szCs w:val="28"/>
         </w:rPr>
-        <w:t>）国家公务员、地方资产管理公司</w:t>
-      </w:r>
-      <w:r>
-        <w:rPr>
-          <w:rFonts w:eastAsiaTheme="minorEastAsia"/>
-          <w:sz w:val="28"/>
-          <w:szCs w:val="28"/>
-        </w:rPr>
-        <w:lastRenderedPageBreak/>
-        <w:t>工作人员；（</w:t>
+        <w:t>）国家公务员、地方资产管理公司工作人员；（</w:t>
       </w:r>
       <w:r>
         <w:rPr>
@@ -7204,25 +6716,7 @@
           <w:sz w:val="28"/>
           <w:szCs w:val="28"/>
         </w:rPr>
-        <w:t>）法律法规规定或国家金融监督管理总局认定的其他</w:t>
-      </w:r>
-      <w:proofErr w:type="gramStart"/>
-      <w:r>
-        <w:rPr>
-          <w:rFonts w:eastAsiaTheme="minorEastAsia"/>
-          <w:sz w:val="28"/>
-          <w:szCs w:val="28"/>
-        </w:rPr>
-        <w:t>不宜受</w:t>
-      </w:r>
-      <w:proofErr w:type="gramEnd"/>
-      <w:r>
-        <w:rPr>
-          <w:rFonts w:eastAsiaTheme="minorEastAsia"/>
-          <w:sz w:val="28"/>
-          <w:szCs w:val="28"/>
-        </w:rPr>
-        <w:t>让的主体。</w:t>
+        <w:t>）法律法规规定或国家金融监督管理总局认定的其他不宜受让的主体。</w:t>
       </w:r>
     </w:p>
     <w:p>
@@ -7280,43 +6774,7 @@
           <w:sz w:val="28"/>
           <w:szCs w:val="28"/>
         </w:rPr>
-        <w:t>。乙方确认，乙方参与债权转让，即视为已经完全接受并知悉标的债权存在或可能存在的所有风险或瑕疵。乙方进一步确认并保证，基于标的债权的特殊性及现状出售的性质，甲方未就本合同项下标的债权的诉讼时效、担保效力、可回收性或乙方受让标的债权后的预期收益等向乙方</w:t>
-      </w:r>
-      <w:proofErr w:type="gramStart"/>
-      <w:r>
-        <w:rPr>
-          <w:rFonts w:eastAsiaTheme="minorEastAsia"/>
-          <w:sz w:val="28"/>
-          <w:szCs w:val="28"/>
-        </w:rPr>
-        <w:t>作出</w:t>
-      </w:r>
-      <w:proofErr w:type="gramEnd"/>
-      <w:r>
-        <w:rPr>
-          <w:rFonts w:eastAsiaTheme="minorEastAsia"/>
-          <w:sz w:val="28"/>
-          <w:szCs w:val="28"/>
-        </w:rPr>
-        <w:t>任何明示或暗示的声明和保证，乙方是在独立判断标的债权法律上的有效性和商业价值后自主</w:t>
-      </w:r>
-      <w:proofErr w:type="gramStart"/>
-      <w:r>
-        <w:rPr>
-          <w:rFonts w:eastAsiaTheme="minorEastAsia"/>
-          <w:sz w:val="28"/>
-          <w:szCs w:val="28"/>
-        </w:rPr>
-        <w:t>作出</w:t>
-      </w:r>
-      <w:proofErr w:type="gramEnd"/>
-      <w:r>
-        <w:rPr>
-          <w:rFonts w:eastAsiaTheme="minorEastAsia"/>
-          <w:sz w:val="28"/>
-          <w:szCs w:val="28"/>
-        </w:rPr>
-        <w:t>报价，并自愿独自承担因其调查不充分、判断失误或标的债权实际情况与预期不符而可能遭受的一切损失、风险及法律责任。</w:t>
+        <w:t>。乙方确认，乙方参与债权转让，即视为已经完全接受并知悉标的债权存在或可能存在的所有风险或瑕疵。乙方进一步确认并保证，基于标的债权的特殊性及现状出售的性质，甲方未就本合同项下标的债权的诉讼时效、担保效力、可回收性或乙方受让标的债权后的预期收益等向乙方作出任何明示或暗示的声明和保证，乙方是在独立判断标的债权法律上的有效性和商业价值后自主作出报价，并自愿独自承担因其调查不充分、判断失误或标的债权实际情况与预期不符而可能遭受的一切损失、风险及法律责任。</w:t>
       </w:r>
     </w:p>
     <w:p>
@@ -7350,47 +6808,17 @@
           <w:sz w:val="28"/>
           <w:szCs w:val="28"/>
         </w:rPr>
-        <w:t>乙方确认知悉本合同第二条所揭示的标的债权可能存在的全部瑕疵和风险，以及未列明的潜在风险，乙方接受标的债权按照交割日现状予以转让的事实，基于转让标的债权不良资产的特性，甲方亦对标的债权清收的困难性和</w:t>
-      </w:r>
-      <w:proofErr w:type="gramStart"/>
-      <w:r>
-        <w:rPr>
-          <w:rFonts w:eastAsiaTheme="minorEastAsia"/>
-          <w:color w:val="000000"/>
-          <w:sz w:val="28"/>
-          <w:szCs w:val="28"/>
-        </w:rPr>
-        <w:t>可</w:t>
-      </w:r>
-      <w:proofErr w:type="gramEnd"/>
-      <w:r>
-        <w:rPr>
-          <w:rFonts w:eastAsiaTheme="minorEastAsia"/>
-          <w:color w:val="000000"/>
-          <w:sz w:val="28"/>
-          <w:szCs w:val="28"/>
-        </w:rPr>
-        <w:t>回收性未</w:t>
-      </w:r>
-      <w:proofErr w:type="gramStart"/>
-      <w:r>
-        <w:rPr>
-          <w:rFonts w:eastAsiaTheme="minorEastAsia"/>
-          <w:color w:val="000000"/>
-          <w:sz w:val="28"/>
-          <w:szCs w:val="28"/>
-        </w:rPr>
-        <w:t>作出</w:t>
-      </w:r>
-      <w:proofErr w:type="gramEnd"/>
-      <w:r>
-        <w:rPr>
-          <w:rFonts w:eastAsiaTheme="minorEastAsia"/>
-          <w:color w:val="000000"/>
-          <w:sz w:val="28"/>
-          <w:szCs w:val="28"/>
-        </w:rPr>
-        <w:t>任何承诺或保证，乙方对该等事实予以确认。乙方自愿承担受让该等标的债权后可能承受的一切风险以及由该等风险所造成的一切损失或无法实现的预期利益。本合同一经签署，乙方不可撤销地承诺其将放弃以重大误解、显失公平或其他任何理由主张变更、撤销、解除本合同或减损本合同效力的其他任何权利。</w:t>
+        <w:t>乙方确认知悉本合同第二条所揭示的标的债权可能存在的全部瑕疵和风险，以及未列明的潜在风险，乙方接受标的债权按照交割日现状予以转让的事实，基于转让标的债权不良资产的特性，甲方亦对标的债权清收的困难性和可回收性未作出任何承诺或保证，乙方对该等事实予以确认。乙方自愿承担受让该等标的债权后可能承受的一切风险以及</w:t>
+      </w:r>
+      <w:r>
+        <w:rPr>
+          <w:rFonts w:eastAsiaTheme="minorEastAsia"/>
+          <w:color w:val="000000"/>
+          <w:sz w:val="28"/>
+          <w:szCs w:val="28"/>
+        </w:rPr>
+        <w:lastRenderedPageBreak/>
+        <w:t>由该等风险所造成的一切损失或无法实现的预期利益。本合同一经签署，乙方不可撤销地承诺其将放弃以重大误解、显失公平或其他任何理由主张变更、撤销、解除本合同或减损本合同效力的其他任何权利。</w:t>
       </w:r>
     </w:p>
     <w:p>
@@ -7451,7 +6879,6 @@
           <w:sz w:val="28"/>
           <w:szCs w:val="28"/>
         </w:rPr>
-        <w:lastRenderedPageBreak/>
         <w:t>9.2.6</w:t>
       </w:r>
       <w:r>
@@ -7502,27 +6929,7 @@
           <w:sz w:val="28"/>
           <w:szCs w:val="28"/>
         </w:rPr>
-        <w:t>乙方同意并保证，如果标的债权项下存在能够追究甲方及前手权利人任何法律责任的权利，乙方承诺自交割日起自动、无条件、不可撤销地全部放弃该等权利，乙方及其后手不以任何方式向前</w:t>
-      </w:r>
-      <w:proofErr w:type="gramStart"/>
-      <w:r>
-        <w:rPr>
-          <w:rFonts w:eastAsiaTheme="minorEastAsia" w:hint="default"/>
-          <w:color w:val="000000"/>
-          <w:sz w:val="28"/>
-          <w:szCs w:val="28"/>
-        </w:rPr>
-        <w:t>手权利</w:t>
-      </w:r>
-      <w:proofErr w:type="gramEnd"/>
-      <w:r>
-        <w:rPr>
-          <w:rFonts w:eastAsiaTheme="minorEastAsia" w:hint="default"/>
-          <w:color w:val="000000"/>
-          <w:sz w:val="28"/>
-          <w:szCs w:val="28"/>
-        </w:rPr>
-        <w:t>人及甲方主张本条项下已放弃的全部权利，或要求前手权利人或甲方承担与此有关的任何法律责任。</w:t>
+        <w:t>乙方同意并保证，如果标的债权项下存在能够追究甲方及前手权利人任何法律责任的权利，乙方承诺自交割日起自动、无条件、不可撤销地全部放弃该等权利，乙方及其后手不以任何方式向前手权利人及甲方主张本条项下已放弃的全部权利，或要求前手权利人或甲方承担与此有关的任何法律责任。</w:t>
       </w:r>
     </w:p>
     <w:p>
@@ -7663,6 +7070,7 @@
           <w:sz w:val="28"/>
           <w:szCs w:val="28"/>
         </w:rPr>
+        <w:lastRenderedPageBreak/>
         <w:t>乙方承诺其受让标的债权不存在协助标的债权原债权银行</w:t>
       </w:r>
       <w:r>
@@ -7743,17 +7151,7 @@
           <w:sz w:val="28"/>
           <w:szCs w:val="28"/>
         </w:rPr>
-        <w:t>乙方不属于政府融资平台公司，本次收购行为已履行必要的内部决策程序及监管审批手续，符合</w:t>
-      </w:r>
-      <w:r>
-        <w:rPr>
-          <w:rFonts w:eastAsiaTheme="minorEastAsia" w:hint="default"/>
-          <w:color w:val="000000"/>
-          <w:sz w:val="28"/>
-          <w:szCs w:val="28"/>
-        </w:rPr>
-        <w:lastRenderedPageBreak/>
-        <w:t>国有资产管理相关规定；本次收购行为不直接或间接增加地方政府债务，也不存在变相增加政府隐性债务的情况。</w:t>
+        <w:t>乙方不属于政府融资平台公司，本次收购行为已履行必要的内部决策程序及监管审批手续，符合国有资产管理相关规定；本次收购行为不直接或间接增加地方政府债务，也不存在变相增加政府隐性债务的情况。</w:t>
       </w:r>
     </w:p>
     <w:p>
@@ -7850,7 +7248,7 @@
           <w:sz w:val="28"/>
           <w:szCs w:val="28"/>
         </w:rPr>
-        <w:t>本合同生效后，甲、乙双方应本着诚实信用的原则，严格履行本合同约定的各项义务。任何一方当事人不履行本合同约定义务的，或者履行本合同约定义务不符合约定的，视为违约，除本合同另有约定外，应向对方赔偿因此受到的直接损失和合理费用损失。</w:t>
+        <w:t>本合同生效后，甲、乙双方应本着诚实信用的原则，严格履行本合同约定的各项义务。任何一方当事人不履行本合同约定义务的，或者履行本合同约定义务不符合约定的，视为违约，除本合同另有约定外，应向对方赔偿因此受到的损失。</w:t>
       </w:r>
     </w:p>
     <w:p>
@@ -7909,22 +7307,16 @@
           <w:sz w:val="28"/>
           <w:szCs w:val="28"/>
         </w:rPr>
-        <w:t>甲方违反本合同第九条项下甲方的声明和保证义务，或违反标的债权交割义务，致使乙方不能主张、行使标的债权项下主债权并给乙方造成损失的，乙方有权要求甲方赔偿其受到的损失。</w:t>
-      </w:r>
-    </w:p>
-    <w:p>
-      <w:pPr>
-        <w:pStyle w:val="a3"/>
-        <w:snapToGrid w:val="0"/>
-        <w:spacing w:line="312" w:lineRule="auto"/>
-        <w:ind w:firstLine="560"/>
-        <w:jc w:val="both"/>
+        <w:t>甲方违反本合同第九条项下甲方的声明和保证义务，或违反标的债权交割义务，致使乙方不能主张、行使标的债权项下主债权并给乙方造成损失的，乙方有权要求甲方赔偿其受到的损失</w:t>
+      </w:r>
+      <w:r>
         <w:rPr>
           <w:rFonts w:eastAsiaTheme="minorEastAsia" w:hint="default"/>
           <w:sz w:val="28"/>
           <w:szCs w:val="28"/>
         </w:rPr>
-      </w:pPr>
+        <w:t>。</w:t>
+      </w:r>
       <w:r>
         <w:rPr>
           <w:rFonts w:eastAsiaTheme="minorEastAsia" w:hint="default"/>
@@ -7970,7 +7362,6 @@
       </w:r>
       <w:bookmarkStart w:id="8" w:name="_Ref118455973"/>
     </w:p>
-    <w:bookmarkEnd w:id="8"/>
     <w:p>
       <w:pPr>
         <w:tabs>
@@ -7982,10 +7373,13 @@
         <w:jc w:val="both"/>
         <w:rPr>
           <w:rFonts w:eastAsiaTheme="minorEastAsia"/>
-          <w:sz w:val="28"/>
-          <w:szCs w:val="28"/>
-        </w:rPr>
-      </w:pPr>
+          <w:color w:val="000000"/>
+          <w:sz w:val="28"/>
+          <w:szCs w:val="28"/>
+        </w:rPr>
+      </w:pPr>
+      <w:bookmarkStart w:id="9" w:name="_Hlk88638970"/>
+      <w:bookmarkEnd w:id="8"/>
       <w:r>
         <w:rPr>
           <w:rFonts w:eastAsiaTheme="minorEastAsia"/>
@@ -7998,32 +7392,16 @@
       <w:r>
         <w:rPr>
           <w:rFonts w:eastAsiaTheme="minorEastAsia"/>
-          <w:sz w:val="28"/>
-          <w:szCs w:val="28"/>
-        </w:rPr>
-        <w:t>乙方违反付款义务，未能按时足额支付相应款项（</w:t>
-      </w:r>
-      <w:proofErr w:type="gramStart"/>
-      <w:r>
-        <w:rPr>
-          <w:rFonts w:eastAsiaTheme="minorEastAsia"/>
-          <w:sz w:val="28"/>
-          <w:szCs w:val="28"/>
-        </w:rPr>
-        <w:t>含任一笔</w:t>
-      </w:r>
-      <w:proofErr w:type="gramEnd"/>
-      <w:r>
-        <w:rPr>
-          <w:rFonts w:eastAsiaTheme="minorEastAsia"/>
-          <w:sz w:val="28"/>
-          <w:szCs w:val="28"/>
-        </w:rPr>
-        <w:t>待付转让价款及</w:t>
-      </w:r>
-      <w:r>
-        <w:rPr>
-          <w:rFonts w:eastAsiaTheme="minorEastAsia"/>
+          <w:color w:val="000000"/>
+          <w:sz w:val="28"/>
+          <w:szCs w:val="28"/>
+        </w:rPr>
+        <w:t>乙方未能按时足额支付相应款项（含任一笔待付转让价款及</w:t>
+      </w:r>
+      <w:r>
+        <w:rPr>
+          <w:rFonts w:eastAsiaTheme="minorEastAsia"/>
+          <w:color w:val="000000"/>
           <w:sz w:val="28"/>
           <w:szCs w:val="28"/>
         </w:rPr>
@@ -8032,60 +7410,11 @@
       <w:r>
         <w:rPr>
           <w:rFonts w:eastAsiaTheme="minorEastAsia"/>
-          <w:sz w:val="28"/>
-          <w:szCs w:val="28"/>
-        </w:rPr>
-        <w:t>或资金占用费）的，甲方有权宣告待付转让价款提前到期并扣收乙方缴纳的转让价款、已支付的资金占用费及保证金（如有），且有权选择：（</w:t>
-      </w:r>
-      <w:r>
-        <w:rPr>
-          <w:rFonts w:eastAsiaTheme="minorEastAsia"/>
-          <w:sz w:val="28"/>
-          <w:szCs w:val="28"/>
-        </w:rPr>
-        <w:t>1</w:t>
-      </w:r>
-      <w:r>
-        <w:rPr>
-          <w:rFonts w:eastAsiaTheme="minorEastAsia"/>
-          <w:sz w:val="28"/>
-          <w:szCs w:val="28"/>
-        </w:rPr>
-        <w:t>）解除本合同，另行处置标的债权，乙方缴纳的转让价款、保证金（如有）及已支付的资金占用费不足以弥补甲方损失的，</w:t>
-      </w:r>
-      <w:proofErr w:type="gramStart"/>
-      <w:r>
-        <w:rPr>
-          <w:rFonts w:eastAsiaTheme="minorEastAsia"/>
-          <w:sz w:val="28"/>
-          <w:szCs w:val="28"/>
-        </w:rPr>
-        <w:t>乙方仍</w:t>
-      </w:r>
-      <w:proofErr w:type="gramEnd"/>
-      <w:r>
-        <w:rPr>
-          <w:rFonts w:eastAsiaTheme="minorEastAsia"/>
-          <w:sz w:val="28"/>
-          <w:szCs w:val="28"/>
-        </w:rPr>
-        <w:t>应承担损失赔偿责任，同时，乙方应当承担违约期间每日以应付未付款为基数按万分之五的标准计算的违约金；（</w:t>
-      </w:r>
-      <w:r>
-        <w:rPr>
-          <w:rFonts w:eastAsiaTheme="minorEastAsia"/>
-          <w:sz w:val="28"/>
-          <w:szCs w:val="28"/>
-        </w:rPr>
-        <w:t>2</w:t>
-      </w:r>
-      <w:r>
-        <w:rPr>
-          <w:rFonts w:eastAsiaTheme="minorEastAsia"/>
-          <w:sz w:val="28"/>
-          <w:szCs w:val="28"/>
-        </w:rPr>
-        <w:t>）要求乙方继续履行本合同，对于逾期款项，每逾期一日，乙方还应以应付未付款为基数按万分之五的标准向甲方支付违约金。</w:t>
+          <w:color w:val="000000"/>
+          <w:sz w:val="28"/>
+          <w:szCs w:val="28"/>
+        </w:rPr>
+        <w:t>或资金占用费），自逾期之日起，每逾期一日，乙方应以应付未付款为基数按日万分之五的标准向甲方支付违约金。</w:t>
       </w:r>
     </w:p>
     <w:p>
@@ -8099,124 +7428,19 @@
         <w:jc w:val="both"/>
         <w:rPr>
           <w:rFonts w:eastAsiaTheme="minorEastAsia"/>
-          <w:sz w:val="28"/>
-          <w:szCs w:val="28"/>
-        </w:rPr>
-      </w:pPr>
-      <w:r>
-        <w:rPr>
-          <w:rFonts w:eastAsiaTheme="minorEastAsia"/>
-          <w:sz w:val="28"/>
-          <w:szCs w:val="28"/>
-        </w:rPr>
-        <w:t>10.3.2</w:t>
-      </w:r>
-      <w:r>
-        <w:rPr>
-          <w:rFonts w:eastAsiaTheme="minorEastAsia"/>
-          <w:sz w:val="28"/>
-          <w:szCs w:val="28"/>
-        </w:rPr>
-        <w:t>乙方违反本合同第九条项下乙方的声明和保证义务，或违反本合同其他约定的，甲方有权（</w:t>
-      </w:r>
-      <w:r>
-        <w:rPr>
-          <w:rFonts w:eastAsiaTheme="minorEastAsia"/>
-          <w:sz w:val="28"/>
-          <w:szCs w:val="28"/>
-        </w:rPr>
-        <w:t>1</w:t>
-      </w:r>
-      <w:r>
-        <w:rPr>
-          <w:rFonts w:eastAsiaTheme="minorEastAsia"/>
-          <w:sz w:val="28"/>
-          <w:szCs w:val="28"/>
-        </w:rPr>
-        <w:t>）单方解除本合同，并扣收乙方缴纳的转让价款、保证金（如有）及已支付的资金占用费；（</w:t>
-      </w:r>
-      <w:r>
-        <w:rPr>
-          <w:rFonts w:eastAsiaTheme="minorEastAsia"/>
-          <w:sz w:val="28"/>
-          <w:szCs w:val="28"/>
-        </w:rPr>
-        <w:t>2</w:t>
-      </w:r>
-      <w:r>
-        <w:rPr>
-          <w:rFonts w:eastAsiaTheme="minorEastAsia"/>
-          <w:sz w:val="28"/>
-          <w:szCs w:val="28"/>
-        </w:rPr>
-        <w:t>）要求乙方支付</w:t>
-      </w:r>
-      <w:r>
-        <w:rPr>
-          <w:rFonts w:eastAsiaTheme="minorEastAsia"/>
-          <w:sz w:val="28"/>
-          <w:szCs w:val="28"/>
-        </w:rPr>
-        <w:lastRenderedPageBreak/>
-        <w:t>转让价款总额</w:t>
-      </w:r>
-      <w:r>
-        <w:rPr>
-          <w:rFonts w:eastAsiaTheme="minorEastAsia"/>
-          <w:sz w:val="28"/>
-          <w:szCs w:val="28"/>
-          <w:highlight w:val="yellow"/>
-        </w:rPr>
-        <w:t xml:space="preserve">{{ </w:t>
-      </w:r>
-      <w:r>
-        <w:rPr>
-          <w:rFonts w:eastAsiaTheme="minorEastAsia"/>
-          <w:sz w:val="28"/>
-          <w:szCs w:val="28"/>
-        </w:rPr>
-        <w:t>penalty_percent_10_3_</w:t>
-      </w:r>
-      <w:r>
-        <w:rPr>
-          <w:rFonts w:eastAsiaTheme="minorEastAsia" w:hint="eastAsia"/>
-          <w:sz w:val="28"/>
-          <w:szCs w:val="28"/>
-        </w:rPr>
-        <w:t>2</w:t>
-      </w:r>
-      <w:r>
-        <w:rPr>
-          <w:rFonts w:eastAsiaTheme="minorEastAsia"/>
-          <w:sz w:val="28"/>
-          <w:szCs w:val="28"/>
-          <w:highlight w:val="yellow"/>
-        </w:rPr>
-        <w:t xml:space="preserve"> }}%</w:t>
-      </w:r>
-      <w:r>
-        <w:rPr>
-          <w:rFonts w:eastAsiaTheme="minorEastAsia"/>
-          <w:sz w:val="28"/>
-          <w:szCs w:val="28"/>
-        </w:rPr>
-        <w:t>的惩罚性违约金；（</w:t>
-      </w:r>
-      <w:r>
-        <w:rPr>
-          <w:rFonts w:eastAsiaTheme="minorEastAsia"/>
-          <w:sz w:val="28"/>
-          <w:szCs w:val="28"/>
-        </w:rPr>
-        <w:t>3</w:t>
-      </w:r>
-      <w:r>
-        <w:rPr>
-          <w:rFonts w:eastAsiaTheme="minorEastAsia"/>
-          <w:sz w:val="28"/>
-          <w:szCs w:val="28"/>
-        </w:rPr>
-        <w:t>）要求乙方赔偿甲方受到的损失（损失包括但不限于实际损失和要求对方赔偿损失而支付的诉讼费、律师费、交通费和差旅费等）。</w:t>
+          <w:color w:val="000000"/>
+          <w:sz w:val="28"/>
+          <w:szCs w:val="28"/>
+        </w:rPr>
+      </w:pPr>
+      <w:r>
+        <w:rPr>
+          <w:rFonts w:eastAsiaTheme="minorEastAsia"/>
+          <w:color w:val="000000"/>
+          <w:sz w:val="28"/>
+          <w:szCs w:val="28"/>
+        </w:rPr>
+        <w:t>此外，甲方有权单方面宣布待付转让价款提前到期，为免歧义，甲方单方宣布所有转让价款提前到期的通知书载明的日期为提前到期日。</w:t>
       </w:r>
     </w:p>
     <w:p>
@@ -8230,75 +7454,110 @@
         <w:jc w:val="both"/>
         <w:rPr>
           <w:rFonts w:eastAsiaTheme="minorEastAsia"/>
-          <w:sz w:val="28"/>
-          <w:szCs w:val="28"/>
-        </w:rPr>
-      </w:pPr>
-      <w:r>
-        <w:rPr>
-          <w:rFonts w:eastAsiaTheme="minorEastAsia"/>
-          <w:sz w:val="28"/>
-          <w:szCs w:val="28"/>
-        </w:rPr>
-        <w:t>10.3.3</w:t>
-      </w:r>
-      <w:r>
-        <w:rPr>
-          <w:rFonts w:eastAsiaTheme="minorEastAsia"/>
-          <w:sz w:val="28"/>
-          <w:szCs w:val="28"/>
-        </w:rPr>
-        <w:t>甲方选择解除本合同的，甲方有权通过向本合同第十五条约定的乙方联系方式发送通知行使单方解除权，送达之日即为本合同解除之日。无论因何种原因甲方解除本合同，乙方应在解除通知送达后</w:t>
-      </w:r>
-      <w:r>
-        <w:rPr>
-          <w:rFonts w:eastAsiaTheme="minorEastAsia"/>
-          <w:sz w:val="28"/>
-          <w:szCs w:val="28"/>
-        </w:rPr>
-        <w:t>5</w:t>
-      </w:r>
-      <w:r>
-        <w:rPr>
-          <w:rFonts w:eastAsiaTheme="minorEastAsia"/>
-          <w:sz w:val="28"/>
-          <w:szCs w:val="28"/>
-        </w:rPr>
-        <w:t>日内向甲方返还全部标的债权凭证及相关资料，逾期未返还的，每逾期一日按转让价款总额的万分之五支付违约金；造成资料损毁、遗失的，乙方应按转让价款总额的</w:t>
-      </w:r>
-      <w:r>
-        <w:rPr>
-          <w:rFonts w:eastAsiaTheme="minorEastAsia"/>
-          <w:sz w:val="28"/>
-          <w:szCs w:val="28"/>
-          <w:highlight w:val="yellow"/>
-        </w:rPr>
-        <w:t xml:space="preserve">{{ </w:t>
-      </w:r>
-      <w:r>
-        <w:rPr>
-          <w:rFonts w:eastAsiaTheme="minorEastAsia"/>
-          <w:sz w:val="28"/>
-          <w:szCs w:val="28"/>
-        </w:rPr>
-        <w:t>penalty_percent_10_3_3</w:t>
-      </w:r>
-      <w:r>
-        <w:rPr>
-          <w:rFonts w:eastAsiaTheme="minorEastAsia"/>
-          <w:sz w:val="28"/>
-          <w:szCs w:val="28"/>
-          <w:highlight w:val="yellow"/>
-        </w:rPr>
-        <w:t xml:space="preserve"> }}%</w:t>
-      </w:r>
-      <w:r>
-        <w:rPr>
-          <w:rFonts w:eastAsiaTheme="minorEastAsia"/>
-          <w:sz w:val="28"/>
-          <w:szCs w:val="28"/>
-        </w:rPr>
-        <w:t>支付赔偿金，不足弥补损失的另行补足。</w:t>
+          <w:color w:val="000000"/>
+          <w:sz w:val="28"/>
+          <w:szCs w:val="28"/>
+        </w:rPr>
+      </w:pPr>
+      <w:r>
+        <w:rPr>
+          <w:rFonts w:eastAsiaTheme="minorEastAsia"/>
+          <w:color w:val="000000"/>
+          <w:sz w:val="28"/>
+          <w:szCs w:val="28"/>
+        </w:rPr>
+        <w:t>10.3.2</w:t>
+      </w:r>
+      <w:r>
+        <w:rPr>
+          <w:rFonts w:eastAsiaTheme="minorEastAsia"/>
+          <w:color w:val="000000"/>
+          <w:sz w:val="28"/>
+          <w:szCs w:val="28"/>
+        </w:rPr>
+        <w:t>转让价款到期（含甲方宣布转让价款提前到期情形，下同，以下简称</w:t>
+      </w:r>
+      <w:r>
+        <w:rPr>
+          <w:rFonts w:eastAsiaTheme="minorEastAsia"/>
+          <w:color w:val="000000"/>
+          <w:sz w:val="28"/>
+          <w:szCs w:val="28"/>
+        </w:rPr>
+        <w:t>“</w:t>
+      </w:r>
+      <w:r>
+        <w:rPr>
+          <w:rFonts w:eastAsiaTheme="minorEastAsia"/>
+          <w:color w:val="000000"/>
+          <w:sz w:val="28"/>
+          <w:szCs w:val="28"/>
+        </w:rPr>
+        <w:t>到期日</w:t>
+      </w:r>
+      <w:r>
+        <w:rPr>
+          <w:rFonts w:eastAsiaTheme="minorEastAsia"/>
+          <w:color w:val="000000"/>
+          <w:sz w:val="28"/>
+          <w:szCs w:val="28"/>
+        </w:rPr>
+        <w:t>”</w:t>
+      </w:r>
+      <w:r>
+        <w:rPr>
+          <w:rFonts w:eastAsiaTheme="minorEastAsia"/>
+          <w:color w:val="000000"/>
+          <w:sz w:val="28"/>
+          <w:szCs w:val="28"/>
+        </w:rPr>
+        <w:t>）且乙方未按本合同约定足额支付转让价款、资金占用</w:t>
+      </w:r>
+      <w:r>
+        <w:rPr>
+          <w:rFonts w:eastAsiaTheme="minorEastAsia"/>
+          <w:color w:val="000000"/>
+          <w:sz w:val="28"/>
+          <w:szCs w:val="28"/>
+        </w:rPr>
+        <w:lastRenderedPageBreak/>
+        <w:t>费、违约金等应付款项的，甲方有权解除本合同，另行处置标的债权，乙方应按照本合同约定转让价款总额的</w:t>
+      </w:r>
+      <w:r>
+        <w:rPr>
+          <w:rFonts w:eastAsiaTheme="minorEastAsia"/>
+          <w:color w:val="000000"/>
+          <w:sz w:val="28"/>
+          <w:szCs w:val="28"/>
+        </w:rPr>
+        <w:t>20%</w:t>
+      </w:r>
+      <w:r>
+        <w:rPr>
+          <w:rFonts w:eastAsiaTheme="minorEastAsia"/>
+          <w:color w:val="000000"/>
+          <w:sz w:val="28"/>
+          <w:szCs w:val="28"/>
+        </w:rPr>
+        <w:t>另行向甲方一次性支付惩罚性违约金（乙方依据</w:t>
+      </w:r>
+      <w:r>
+        <w:rPr>
+          <w:rFonts w:eastAsiaTheme="minorEastAsia"/>
+          <w:color w:val="000000"/>
+          <w:sz w:val="28"/>
+          <w:szCs w:val="28"/>
+        </w:rPr>
+        <w:t>10.3.1</w:t>
+      </w:r>
+      <w:r>
+        <w:rPr>
+          <w:rFonts w:eastAsiaTheme="minorEastAsia"/>
+          <w:color w:val="000000"/>
+          <w:sz w:val="28"/>
+          <w:szCs w:val="28"/>
+        </w:rPr>
+        <w:t>条应承担的违约金计算至本合同解除之日）。若前述违约金低于甲方实际损失（实际损失包括但不限于甲方另行处置差额、处置费用及其他可得利益损失等），乙方仍应承担损失赔偿责任。</w:t>
       </w:r>
     </w:p>
     <w:p>
@@ -8312,26 +7571,19 @@
         <w:jc w:val="both"/>
         <w:rPr>
           <w:rFonts w:eastAsiaTheme="minorEastAsia"/>
-          <w:sz w:val="28"/>
-          <w:szCs w:val="28"/>
-        </w:rPr>
-      </w:pPr>
-      <w:bookmarkStart w:id="9" w:name="_Hlk88638970"/>
-      <w:r>
-        <w:rPr>
-          <w:rFonts w:eastAsiaTheme="minorEastAsia"/>
-          <w:sz w:val="28"/>
-          <w:szCs w:val="28"/>
-        </w:rPr>
-        <w:t xml:space="preserve">10.3.4 </w:t>
-      </w:r>
-      <w:r>
-        <w:rPr>
-          <w:rFonts w:eastAsiaTheme="minorEastAsia"/>
-          <w:sz w:val="28"/>
-          <w:szCs w:val="28"/>
-        </w:rPr>
-        <w:t>本合同系不良资产交易合同，乙方明确清楚知悉不良资产交易的处置回款周期对于甲方产生的机会成本流失、资金占用费、人力、时间等无形损失的影响，乙方自愿承担该不良资产交易的上述投资风险，本合同已经双方充分协商签订，乙方对于合同约定的违约责任计算方式予以认可并明确自愿放弃赔偿金、补偿金过高的抗辩权，不得以甲方实际损失等任何理由主张违约责任的减免。</w:t>
+          <w:color w:val="000000"/>
+          <w:sz w:val="28"/>
+          <w:szCs w:val="28"/>
+        </w:rPr>
+      </w:pPr>
+      <w:r>
+        <w:rPr>
+          <w:rFonts w:eastAsiaTheme="minorEastAsia"/>
+          <w:color w:val="000000"/>
+          <w:sz w:val="28"/>
+          <w:szCs w:val="28"/>
+        </w:rPr>
+        <w:t>在此情形下，甲方有权将乙方前期已缴纳的转让价款、保证金（如有）、资金占用费等全部款项用于先行支付乙方按照本合同应当承担的违约金，如仍有剩余，相应款项用于后续支付甲方损失。在甲方最终损失金额确定前（以甲方另行处置完毕全部标的债权为准），乙方同意并在此承诺不通过任何方式向甲方主张返还前期已缴纳的全部款项。</w:t>
       </w:r>
     </w:p>
     <w:p>
@@ -8345,12 +7597,57 @@
         <w:jc w:val="both"/>
         <w:rPr>
           <w:rFonts w:eastAsiaTheme="minorEastAsia"/>
-          <w:sz w:val="28"/>
-          <w:szCs w:val="28"/>
-        </w:rPr>
-      </w:pPr>
-    </w:p>
-    <w:bookmarkEnd w:id="9"/>
+          <w:color w:val="000000"/>
+          <w:sz w:val="28"/>
+          <w:szCs w:val="28"/>
+        </w:rPr>
+      </w:pPr>
+      <w:r>
+        <w:rPr>
+          <w:rFonts w:eastAsiaTheme="minorEastAsia"/>
+          <w:color w:val="000000"/>
+          <w:sz w:val="28"/>
+          <w:szCs w:val="28"/>
+        </w:rPr>
+        <w:t>甲方选择解除本合同的，甲方有权通过向本合同第十五条约定的乙方联系方式发送通知行使单方解除权，送达之日即为本合同解除之日。无论因何种原因甲方解除本合同，乙方应在解除通知送达后</w:t>
+      </w:r>
+      <w:r>
+        <w:rPr>
+          <w:rFonts w:eastAsiaTheme="minorEastAsia"/>
+          <w:color w:val="000000"/>
+          <w:sz w:val="28"/>
+          <w:szCs w:val="28"/>
+        </w:rPr>
+        <w:t>5</w:t>
+      </w:r>
+      <w:r>
+        <w:rPr>
+          <w:rFonts w:eastAsiaTheme="minorEastAsia"/>
+          <w:color w:val="000000"/>
+          <w:sz w:val="28"/>
+          <w:szCs w:val="28"/>
+        </w:rPr>
+        <w:t>日内向甲方返还全部标的债权凭证及相关资料（如有），逾期未返还的，每逾期一日按转让价款总额的万分之五支付违约金；造成资料损毁、遗失导致甲方无法另行处置部分或全部标的债权的，乙方应按转让价款总额的</w:t>
+      </w:r>
+      <w:r>
+        <w:rPr>
+          <w:rFonts w:eastAsiaTheme="minorEastAsia"/>
+          <w:color w:val="000000"/>
+          <w:sz w:val="28"/>
+          <w:szCs w:val="28"/>
+        </w:rPr>
+        <w:t>10%</w:t>
+      </w:r>
+      <w:r>
+        <w:rPr>
+          <w:rFonts w:eastAsiaTheme="minorEastAsia"/>
+          <w:color w:val="000000"/>
+          <w:sz w:val="28"/>
+          <w:szCs w:val="28"/>
+        </w:rPr>
+        <w:t>支付赔偿金，不足弥补损失的另行补足。</w:t>
+      </w:r>
+    </w:p>
     <w:p>
       <w:pPr>
         <w:tabs>
@@ -8358,41 +7655,86 @@
         </w:tabs>
         <w:snapToGrid w:val="0"/>
         <w:spacing w:line="312" w:lineRule="auto"/>
-        <w:ind w:right="-87" w:firstLineChars="200" w:firstLine="562"/>
-        <w:jc w:val="both"/>
-        <w:rPr>
-          <w:rFonts w:eastAsiaTheme="minorEastAsia"/>
-          <w:b/>
-          <w:sz w:val="28"/>
-          <w:szCs w:val="28"/>
-        </w:rPr>
-      </w:pPr>
-      <w:r>
-        <w:rPr>
-          <w:rFonts w:eastAsiaTheme="minorEastAsia"/>
-          <w:b/>
-          <w:sz w:val="28"/>
-          <w:szCs w:val="28"/>
-        </w:rPr>
-        <w:t>第十一条</w:t>
-      </w:r>
-      <w:r>
-        <w:rPr>
-          <w:rFonts w:eastAsiaTheme="minorEastAsia"/>
-          <w:b/>
-          <w:sz w:val="28"/>
-          <w:szCs w:val="28"/>
-        </w:rPr>
-        <w:t xml:space="preserve">  </w:t>
-      </w:r>
-      <w:r>
-        <w:rPr>
-          <w:rFonts w:eastAsiaTheme="minorEastAsia"/>
-          <w:b/>
-          <w:sz w:val="28"/>
-          <w:szCs w:val="28"/>
-        </w:rPr>
-        <w:t>保密</w:t>
+        <w:ind w:right="-87" w:firstLineChars="200" w:firstLine="560"/>
+        <w:jc w:val="both"/>
+        <w:rPr>
+          <w:rFonts w:eastAsiaTheme="minorEastAsia"/>
+          <w:color w:val="000000"/>
+          <w:sz w:val="28"/>
+          <w:szCs w:val="28"/>
+        </w:rPr>
+      </w:pPr>
+      <w:r>
+        <w:rPr>
+          <w:rFonts w:eastAsiaTheme="minorEastAsia"/>
+          <w:color w:val="000000"/>
+          <w:sz w:val="28"/>
+          <w:szCs w:val="28"/>
+        </w:rPr>
+        <w:t>10.3.3</w:t>
+      </w:r>
+      <w:r>
+        <w:rPr>
+          <w:rFonts w:eastAsiaTheme="minorEastAsia"/>
+          <w:color w:val="000000"/>
+          <w:sz w:val="28"/>
+          <w:szCs w:val="28"/>
+        </w:rPr>
+        <w:t>除上述</w:t>
+      </w:r>
+      <w:r>
+        <w:rPr>
+          <w:rFonts w:eastAsiaTheme="minorEastAsia"/>
+          <w:color w:val="000000"/>
+          <w:sz w:val="28"/>
+          <w:szCs w:val="28"/>
+        </w:rPr>
+        <w:t>10.3.1</w:t>
+      </w:r>
+      <w:r>
+        <w:rPr>
+          <w:rFonts w:eastAsiaTheme="minorEastAsia"/>
+          <w:color w:val="000000"/>
+          <w:sz w:val="28"/>
+          <w:szCs w:val="28"/>
+        </w:rPr>
+        <w:t>条、</w:t>
+      </w:r>
+      <w:r>
+        <w:rPr>
+          <w:rFonts w:eastAsiaTheme="minorEastAsia"/>
+          <w:color w:val="000000"/>
+          <w:sz w:val="28"/>
+          <w:szCs w:val="28"/>
+        </w:rPr>
+        <w:t>10.3.2</w:t>
+      </w:r>
+      <w:r>
+        <w:rPr>
+          <w:rFonts w:eastAsiaTheme="minorEastAsia"/>
+          <w:color w:val="000000"/>
+          <w:sz w:val="28"/>
+          <w:szCs w:val="28"/>
+        </w:rPr>
+        <w:t>条约定以外，乙方违反本合同项下任一声明、保证、义务或约定的，乙方应向甲方支付转让价款总额</w:t>
+      </w:r>
+      <w:r>
+        <w:rPr>
+          <w:rFonts w:eastAsiaTheme="minorEastAsia"/>
+          <w:color w:val="000000"/>
+          <w:sz w:val="28"/>
+          <w:szCs w:val="28"/>
+        </w:rPr>
+        <w:t>10%</w:t>
+      </w:r>
+      <w:r>
+        <w:rPr>
+          <w:rFonts w:eastAsiaTheme="minorEastAsia"/>
+          <w:color w:val="000000"/>
+          <w:sz w:val="28"/>
+          <w:szCs w:val="28"/>
+        </w:rPr>
+        <w:t>的惩罚性违约金，该惩罚性违约金不影响乙方承担本合同项下其他违约责任，不因乙方承担其他违约责任而抵减或免除。</w:t>
       </w:r>
     </w:p>
     <w:p>
@@ -8402,30 +7744,42 @@
         </w:tabs>
         <w:snapToGrid w:val="0"/>
         <w:spacing w:line="312" w:lineRule="auto"/>
-        <w:ind w:right="-87" w:firstLineChars="200" w:firstLine="562"/>
-        <w:jc w:val="both"/>
-        <w:rPr>
-          <w:rFonts w:eastAsiaTheme="minorEastAsia"/>
-          <w:sz w:val="28"/>
-          <w:szCs w:val="28"/>
-        </w:rPr>
-      </w:pPr>
-      <w:r>
-        <w:rPr>
-          <w:rFonts w:eastAsiaTheme="minorEastAsia"/>
-          <w:b/>
-          <w:sz w:val="28"/>
-          <w:szCs w:val="28"/>
-        </w:rPr>
-        <w:t>11.1</w:t>
-      </w:r>
-      <w:r>
-        <w:rPr>
-          <w:rFonts w:eastAsiaTheme="minorEastAsia"/>
-          <w:sz w:val="28"/>
-          <w:szCs w:val="28"/>
-        </w:rPr>
-        <w:t>本合同双方一致同意，其对本合同签署和履行过程中得到的对方的有关资料负有保密义务，非因履行本合同需要或非经对方当事人书面同意不得向任何第三方直接或间接披露；双方进一步确认，其将采取一切必要的措施，以防止其任何关联公司、雇员、代理人或者任何其他人员非法使用或披露任何保密信息资料。</w:t>
+        <w:ind w:right="-87" w:firstLineChars="200" w:firstLine="560"/>
+        <w:jc w:val="both"/>
+        <w:rPr>
+          <w:rFonts w:eastAsiaTheme="minorEastAsia"/>
+          <w:color w:val="000000"/>
+          <w:sz w:val="28"/>
+          <w:szCs w:val="28"/>
+        </w:rPr>
+      </w:pPr>
+      <w:r>
+        <w:rPr>
+          <w:rFonts w:eastAsiaTheme="minorEastAsia"/>
+          <w:color w:val="000000"/>
+          <w:sz w:val="28"/>
+          <w:szCs w:val="28"/>
+        </w:rPr>
+        <w:t xml:space="preserve">10.3.4 </w:t>
+      </w:r>
+      <w:r>
+        <w:rPr>
+          <w:rFonts w:eastAsiaTheme="minorEastAsia"/>
+          <w:color w:val="000000"/>
+          <w:sz w:val="28"/>
+          <w:szCs w:val="28"/>
+        </w:rPr>
+        <w:t>本合同系不良资产交易合同，乙方明确清楚知悉不良资产交易的处置回款周期对于甲方产生的机会成本流失、资金占用费、人力、时间等无形损失的影响，乙方自愿承担该不良资产交易的上述投资风险，本合同已经双方充分协商签订，乙方对于合同约定的违约责任计算方式予以认可并明确自愿放弃损失、赔偿金、违约金过高的抗辩权，不得对</w:t>
+      </w:r>
+      <w:r>
+        <w:rPr>
+          <w:rFonts w:eastAsiaTheme="minorEastAsia"/>
+          <w:color w:val="000000"/>
+          <w:sz w:val="28"/>
+          <w:szCs w:val="28"/>
+        </w:rPr>
+        <w:lastRenderedPageBreak/>
+        <w:t>甲方另行处置标的债权提出任何异议，不得以甲方实际损失等任何理由主张违约责任的减免。</w:t>
       </w:r>
     </w:p>
     <w:p>
@@ -8435,32 +7789,34 @@
         </w:tabs>
         <w:snapToGrid w:val="0"/>
         <w:spacing w:line="312" w:lineRule="auto"/>
-        <w:ind w:right="-87" w:firstLineChars="200" w:firstLine="562"/>
-        <w:jc w:val="both"/>
-        <w:rPr>
-          <w:rFonts w:eastAsiaTheme="minorEastAsia"/>
-          <w:sz w:val="28"/>
-          <w:szCs w:val="28"/>
-        </w:rPr>
-      </w:pPr>
-      <w:r>
-        <w:rPr>
-          <w:rFonts w:eastAsiaTheme="minorEastAsia"/>
-          <w:b/>
-          <w:sz w:val="28"/>
-          <w:szCs w:val="28"/>
-        </w:rPr>
-        <w:t>11.2</w:t>
-      </w:r>
-      <w:r>
-        <w:rPr>
-          <w:rFonts w:eastAsiaTheme="minorEastAsia"/>
-          <w:sz w:val="28"/>
-          <w:szCs w:val="28"/>
-        </w:rPr>
-        <w:t>保密义务因以下情形而免除：</w:t>
-      </w:r>
-    </w:p>
+        <w:ind w:right="-87" w:firstLineChars="200" w:firstLine="560"/>
+        <w:jc w:val="both"/>
+        <w:rPr>
+          <w:rFonts w:eastAsiaTheme="minorEastAsia"/>
+          <w:sz w:val="28"/>
+          <w:szCs w:val="28"/>
+        </w:rPr>
+      </w:pPr>
+      <w:r>
+        <w:rPr>
+          <w:rFonts w:eastAsiaTheme="minorEastAsia"/>
+          <w:color w:val="000000"/>
+          <w:sz w:val="28"/>
+          <w:szCs w:val="28"/>
+        </w:rPr>
+        <w:t>10.3.5</w:t>
+      </w:r>
+      <w:r>
+        <w:rPr>
+          <w:rFonts w:eastAsiaTheme="minorEastAsia"/>
+          <w:color w:val="000000"/>
+          <w:sz w:val="28"/>
+          <w:szCs w:val="28"/>
+        </w:rPr>
+        <w:t>乙方违约致使甲方采取诉讼、仲裁等方式实现合同约定权利的，乙方应当承担甲方为此支付的诉讼费、仲裁费、通知费、催告费、律师费、查询费、差旅费等实现合同约定权利的费用。</w:t>
+      </w:r>
+    </w:p>
+    <w:bookmarkEnd w:id="9"/>
     <w:p>
       <w:pPr>
         <w:tabs>
@@ -8468,37 +7824,41 @@
         </w:tabs>
         <w:snapToGrid w:val="0"/>
         <w:spacing w:line="312" w:lineRule="auto"/>
-        <w:ind w:right="-87" w:firstLineChars="200" w:firstLine="560"/>
-        <w:jc w:val="both"/>
-        <w:rPr>
-          <w:rFonts w:eastAsiaTheme="minorEastAsia"/>
-          <w:sz w:val="28"/>
-          <w:szCs w:val="28"/>
-        </w:rPr>
-      </w:pPr>
-      <w:r>
-        <w:rPr>
-          <w:rFonts w:eastAsiaTheme="minorEastAsia"/>
-          <w:sz w:val="28"/>
-          <w:szCs w:val="28"/>
-        </w:rPr>
-        <w:t>（</w:t>
-      </w:r>
-      <w:r>
-        <w:rPr>
-          <w:rFonts w:eastAsiaTheme="minorEastAsia"/>
-          <w:sz w:val="28"/>
-          <w:szCs w:val="28"/>
-        </w:rPr>
-        <w:t>1</w:t>
-      </w:r>
-      <w:r>
-        <w:rPr>
-          <w:rFonts w:eastAsiaTheme="minorEastAsia"/>
-          <w:sz w:val="28"/>
-          <w:szCs w:val="28"/>
-        </w:rPr>
-        <w:t>）保密信息非因保密义务人违约而公开；</w:t>
+        <w:ind w:right="-87" w:firstLineChars="200" w:firstLine="562"/>
+        <w:jc w:val="both"/>
+        <w:rPr>
+          <w:rFonts w:eastAsiaTheme="minorEastAsia"/>
+          <w:b/>
+          <w:sz w:val="28"/>
+          <w:szCs w:val="28"/>
+        </w:rPr>
+      </w:pPr>
+      <w:r>
+        <w:rPr>
+          <w:rFonts w:eastAsiaTheme="minorEastAsia"/>
+          <w:b/>
+          <w:sz w:val="28"/>
+          <w:szCs w:val="28"/>
+        </w:rPr>
+        <w:t>第十一条</w:t>
+      </w:r>
+      <w:r>
+        <w:rPr>
+          <w:rFonts w:eastAsiaTheme="minorEastAsia"/>
+          <w:b/>
+          <w:sz w:val="28"/>
+          <w:szCs w:val="28"/>
+        </w:rPr>
+        <w:t xml:space="preserve">  </w:t>
+      </w:r>
+      <w:r>
+        <w:rPr>
+          <w:rFonts w:eastAsiaTheme="minorEastAsia"/>
+          <w:b/>
+          <w:sz w:val="28"/>
+          <w:szCs w:val="28"/>
+        </w:rPr>
+        <w:t>保密</w:t>
       </w:r>
     </w:p>
     <w:p>
@@ -8508,37 +7868,30 @@
         </w:tabs>
         <w:snapToGrid w:val="0"/>
         <w:spacing w:line="312" w:lineRule="auto"/>
-        <w:ind w:right="-87" w:firstLineChars="200" w:firstLine="560"/>
-        <w:jc w:val="both"/>
-        <w:rPr>
-          <w:rFonts w:eastAsiaTheme="minorEastAsia"/>
-          <w:sz w:val="28"/>
-          <w:szCs w:val="28"/>
-        </w:rPr>
-      </w:pPr>
-      <w:r>
-        <w:rPr>
-          <w:rFonts w:eastAsiaTheme="minorEastAsia"/>
-          <w:sz w:val="28"/>
-          <w:szCs w:val="28"/>
-        </w:rPr>
-        <w:t>（</w:t>
-      </w:r>
-      <w:r>
-        <w:rPr>
-          <w:rFonts w:eastAsiaTheme="minorEastAsia"/>
-          <w:sz w:val="28"/>
-          <w:szCs w:val="28"/>
-        </w:rPr>
-        <w:t>2</w:t>
-      </w:r>
-      <w:r>
-        <w:rPr>
-          <w:rFonts w:eastAsiaTheme="minorEastAsia"/>
-          <w:sz w:val="28"/>
-          <w:szCs w:val="28"/>
-        </w:rPr>
-        <w:t>）系从对本合同另一方无保密义务的第三方取得；</w:t>
+        <w:ind w:right="-87" w:firstLineChars="200" w:firstLine="562"/>
+        <w:jc w:val="both"/>
+        <w:rPr>
+          <w:rFonts w:eastAsiaTheme="minorEastAsia"/>
+          <w:sz w:val="28"/>
+          <w:szCs w:val="28"/>
+        </w:rPr>
+      </w:pPr>
+      <w:r>
+        <w:rPr>
+          <w:rFonts w:eastAsiaTheme="minorEastAsia"/>
+          <w:b/>
+          <w:sz w:val="28"/>
+          <w:szCs w:val="28"/>
+        </w:rPr>
+        <w:t>11.1</w:t>
+      </w:r>
+      <w:r>
+        <w:rPr>
+          <w:rFonts w:eastAsiaTheme="minorEastAsia"/>
+          <w:sz w:val="28"/>
+          <w:szCs w:val="28"/>
+        </w:rPr>
+        <w:t>本合同双方一致同意，其对本合同签署和履行过程中得到的对方的有关资料负有保密义务，非因履行本合同需要或非经对方当事人书面同意不得向任何第三方直接或间接披露；双方进一步确认，其将采取一切必要的措施，以防止其任何关联公司、雇员、代理人或者任何其他人员非法使用或披露任何保密信息资料。</w:t>
       </w:r>
     </w:p>
     <w:p>
@@ -8548,38 +7901,30 @@
         </w:tabs>
         <w:snapToGrid w:val="0"/>
         <w:spacing w:line="312" w:lineRule="auto"/>
-        <w:ind w:right="-87" w:firstLineChars="200" w:firstLine="560"/>
-        <w:jc w:val="both"/>
-        <w:rPr>
-          <w:rFonts w:eastAsiaTheme="minorEastAsia"/>
-          <w:sz w:val="28"/>
-          <w:szCs w:val="28"/>
-        </w:rPr>
-      </w:pPr>
-      <w:r>
-        <w:rPr>
-          <w:rFonts w:eastAsiaTheme="minorEastAsia"/>
-          <w:sz w:val="28"/>
-          <w:szCs w:val="28"/>
-        </w:rPr>
-        <w:lastRenderedPageBreak/>
-        <w:t>（</w:t>
-      </w:r>
-      <w:r>
-        <w:rPr>
-          <w:rFonts w:eastAsiaTheme="minorEastAsia"/>
-          <w:sz w:val="28"/>
-          <w:szCs w:val="28"/>
-        </w:rPr>
-        <w:t>3</w:t>
-      </w:r>
-      <w:r>
-        <w:rPr>
-          <w:rFonts w:eastAsiaTheme="minorEastAsia"/>
-          <w:sz w:val="28"/>
-          <w:szCs w:val="28"/>
-        </w:rPr>
-        <w:t>）在诉讼、仲裁或者配合政府行政执法等活动中依法知悉或者披露的；</w:t>
+        <w:ind w:right="-87" w:firstLineChars="200" w:firstLine="562"/>
+        <w:jc w:val="both"/>
+        <w:rPr>
+          <w:rFonts w:eastAsiaTheme="minorEastAsia"/>
+          <w:sz w:val="28"/>
+          <w:szCs w:val="28"/>
+        </w:rPr>
+      </w:pPr>
+      <w:r>
+        <w:rPr>
+          <w:rFonts w:eastAsiaTheme="minorEastAsia"/>
+          <w:b/>
+          <w:sz w:val="28"/>
+          <w:szCs w:val="28"/>
+        </w:rPr>
+        <w:t>11.2</w:t>
+      </w:r>
+      <w:r>
+        <w:rPr>
+          <w:rFonts w:eastAsiaTheme="minorEastAsia"/>
+          <w:sz w:val="28"/>
+          <w:szCs w:val="28"/>
+        </w:rPr>
+        <w:t>保密义务因以下情形而免除：</w:t>
       </w:r>
     </w:p>
     <w:p>
@@ -8611,15 +7956,15 @@
           <w:sz w:val="28"/>
           <w:szCs w:val="28"/>
         </w:rPr>
-        <w:t>4</w:t>
-      </w:r>
-      <w:r>
-        <w:rPr>
-          <w:rFonts w:eastAsiaTheme="minorEastAsia"/>
-          <w:sz w:val="28"/>
-          <w:szCs w:val="28"/>
-        </w:rPr>
-        <w:t>）甲方应主管、监管的部门要求披露或报告的。</w:t>
+        <w:t>1</w:t>
+      </w:r>
+      <w:r>
+        <w:rPr>
+          <w:rFonts w:eastAsiaTheme="minorEastAsia"/>
+          <w:sz w:val="28"/>
+          <w:szCs w:val="28"/>
+        </w:rPr>
+        <w:t>）保密信息非因保密义务人违约而公开；</w:t>
       </w:r>
     </w:p>
     <w:p>
@@ -8629,30 +7974,37 @@
         </w:tabs>
         <w:snapToGrid w:val="0"/>
         <w:spacing w:line="312" w:lineRule="auto"/>
-        <w:ind w:right="-87" w:firstLineChars="200" w:firstLine="562"/>
-        <w:jc w:val="both"/>
-        <w:rPr>
-          <w:rFonts w:eastAsiaTheme="minorEastAsia"/>
-          <w:sz w:val="28"/>
-          <w:szCs w:val="28"/>
-        </w:rPr>
-      </w:pPr>
-      <w:r>
-        <w:rPr>
-          <w:rFonts w:eastAsiaTheme="minorEastAsia"/>
-          <w:b/>
-          <w:sz w:val="28"/>
-          <w:szCs w:val="28"/>
-        </w:rPr>
-        <w:t>11.3</w:t>
-      </w:r>
-      <w:r>
-        <w:rPr>
-          <w:rFonts w:eastAsiaTheme="minorEastAsia"/>
-          <w:sz w:val="28"/>
-          <w:szCs w:val="28"/>
-        </w:rPr>
-        <w:t>任何一方违反本条约定的保密义务，给对方造成损失的，均应承担相应的赔偿责任。</w:t>
+        <w:ind w:right="-87" w:firstLineChars="200" w:firstLine="560"/>
+        <w:jc w:val="both"/>
+        <w:rPr>
+          <w:rFonts w:eastAsiaTheme="minorEastAsia"/>
+          <w:sz w:val="28"/>
+          <w:szCs w:val="28"/>
+        </w:rPr>
+      </w:pPr>
+      <w:r>
+        <w:rPr>
+          <w:rFonts w:eastAsiaTheme="minorEastAsia"/>
+          <w:sz w:val="28"/>
+          <w:szCs w:val="28"/>
+        </w:rPr>
+        <w:t>（</w:t>
+      </w:r>
+      <w:r>
+        <w:rPr>
+          <w:rFonts w:eastAsiaTheme="minorEastAsia"/>
+          <w:sz w:val="28"/>
+          <w:szCs w:val="28"/>
+        </w:rPr>
+        <w:t>2</w:t>
+      </w:r>
+      <w:r>
+        <w:rPr>
+          <w:rFonts w:eastAsiaTheme="minorEastAsia"/>
+          <w:sz w:val="28"/>
+          <w:szCs w:val="28"/>
+        </w:rPr>
+        <w:t>）系从对本合同另一方无保密义务的第三方取得；</w:t>
       </w:r>
     </w:p>
     <w:p>
@@ -8670,6 +8022,30 @@
           <w:szCs w:val="28"/>
         </w:rPr>
       </w:pPr>
+      <w:r>
+        <w:rPr>
+          <w:rFonts w:eastAsiaTheme="minorEastAsia"/>
+          <w:sz w:val="28"/>
+          <w:szCs w:val="28"/>
+        </w:rPr>
+        <w:t>（</w:t>
+      </w:r>
+      <w:r>
+        <w:rPr>
+          <w:rFonts w:eastAsiaTheme="minorEastAsia"/>
+          <w:sz w:val="28"/>
+          <w:szCs w:val="28"/>
+        </w:rPr>
+        <w:t>3</w:t>
+      </w:r>
+      <w:r>
+        <w:rPr>
+          <w:rFonts w:eastAsiaTheme="minorEastAsia"/>
+          <w:sz w:val="28"/>
+          <w:szCs w:val="28"/>
+        </w:rPr>
+        <w:t>）在诉讼、仲裁或者配合政府行政执法等活动中依法知悉或者披露的；</w:t>
+      </w:r>
     </w:p>
     <w:p>
       <w:pPr>
@@ -8678,41 +8054,37 @@
         </w:tabs>
         <w:snapToGrid w:val="0"/>
         <w:spacing w:line="312" w:lineRule="auto"/>
-        <w:ind w:right="-87" w:firstLineChars="200" w:firstLine="562"/>
-        <w:jc w:val="both"/>
-        <w:rPr>
-          <w:rFonts w:eastAsiaTheme="minorEastAsia"/>
-          <w:b/>
-          <w:sz w:val="28"/>
-          <w:szCs w:val="28"/>
-        </w:rPr>
-      </w:pPr>
-      <w:r>
-        <w:rPr>
-          <w:rFonts w:eastAsiaTheme="minorEastAsia"/>
-          <w:b/>
-          <w:sz w:val="28"/>
-          <w:szCs w:val="28"/>
-        </w:rPr>
-        <w:t>第十二条</w:t>
-      </w:r>
-      <w:r>
-        <w:rPr>
-          <w:rFonts w:eastAsiaTheme="minorEastAsia"/>
-          <w:b/>
-          <w:sz w:val="28"/>
-          <w:szCs w:val="28"/>
-        </w:rPr>
-        <w:t xml:space="preserve">  </w:t>
-      </w:r>
-      <w:r>
-        <w:rPr>
-          <w:rFonts w:eastAsiaTheme="minorEastAsia"/>
-          <w:b/>
-          <w:sz w:val="28"/>
-          <w:szCs w:val="28"/>
-        </w:rPr>
-        <w:t>不可抗力</w:t>
+        <w:ind w:right="-87" w:firstLineChars="200" w:firstLine="560"/>
+        <w:jc w:val="both"/>
+        <w:rPr>
+          <w:rFonts w:eastAsiaTheme="minorEastAsia"/>
+          <w:sz w:val="28"/>
+          <w:szCs w:val="28"/>
+        </w:rPr>
+      </w:pPr>
+      <w:r>
+        <w:rPr>
+          <w:rFonts w:eastAsiaTheme="minorEastAsia"/>
+          <w:sz w:val="28"/>
+          <w:szCs w:val="28"/>
+        </w:rPr>
+        <w:t>（</w:t>
+      </w:r>
+      <w:r>
+        <w:rPr>
+          <w:rFonts w:eastAsiaTheme="minorEastAsia"/>
+          <w:sz w:val="28"/>
+          <w:szCs w:val="28"/>
+        </w:rPr>
+        <w:t>4</w:t>
+      </w:r>
+      <w:r>
+        <w:rPr>
+          <w:rFonts w:eastAsiaTheme="minorEastAsia"/>
+          <w:sz w:val="28"/>
+          <w:szCs w:val="28"/>
+        </w:rPr>
+        <w:t>）甲方应主管、监管的部门要求披露或报告的。</w:t>
       </w:r>
     </w:p>
     <w:p>
@@ -8726,28 +8098,26 @@
         <w:jc w:val="both"/>
         <w:rPr>
           <w:rFonts w:eastAsiaTheme="minorEastAsia"/>
-          <w:b/>
-          <w:sz w:val="28"/>
-          <w:szCs w:val="28"/>
-        </w:rPr>
-      </w:pPr>
-      <w:r>
-        <w:rPr>
-          <w:rFonts w:eastAsiaTheme="minorEastAsia"/>
-          <w:b/>
-          <w:sz w:val="28"/>
-          <w:szCs w:val="28"/>
-        </w:rPr>
-        <w:t>12.1</w:t>
-      </w:r>
-      <w:r>
-        <w:rPr>
-          <w:rFonts w:eastAsiaTheme="minorEastAsia"/>
-          <w:b/>
-          <w:sz w:val="28"/>
-          <w:szCs w:val="28"/>
-        </w:rPr>
-        <w:t>定义</w:t>
+          <w:sz w:val="28"/>
+          <w:szCs w:val="28"/>
+        </w:rPr>
+      </w:pPr>
+      <w:r>
+        <w:rPr>
+          <w:rFonts w:eastAsiaTheme="minorEastAsia"/>
+          <w:b/>
+          <w:sz w:val="28"/>
+          <w:szCs w:val="28"/>
+        </w:rPr>
+        <w:t>11.3</w:t>
+      </w:r>
+      <w:r>
+        <w:rPr>
+          <w:rFonts w:eastAsiaTheme="minorEastAsia"/>
+          <w:sz w:val="28"/>
+          <w:szCs w:val="28"/>
+        </w:rPr>
+        <w:t>任何一方违反本条约定的保密义务，给对方造成损失的，均应承担相应的赔偿责任。</w:t>
       </w:r>
     </w:p>
     <w:p>
@@ -8765,14 +8135,6 @@
           <w:szCs w:val="28"/>
         </w:rPr>
       </w:pPr>
-      <w:r>
-        <w:rPr>
-          <w:rFonts w:eastAsiaTheme="minorEastAsia"/>
-          <w:sz w:val="28"/>
-          <w:szCs w:val="28"/>
-        </w:rPr>
-        <w:t>本合同所称的不可抗力，是指本合同签订并生效后，非因任何一方的过失或疏忽，发生了甲乙双方不能预见、不能避免并不能克服且导致本合同不能履行或不能如期履行的客观情况。</w:t>
-      </w:r>
     </w:p>
     <w:p>
       <w:pPr>
@@ -8797,16 +8159,25 @@
           <w:sz w:val="28"/>
           <w:szCs w:val="28"/>
         </w:rPr>
-        <w:t>12.2</w:t>
-      </w:r>
-      <w:r>
-        <w:rPr>
-          <w:rFonts w:eastAsiaTheme="minorEastAsia"/>
-          <w:b/>
-          <w:sz w:val="28"/>
-          <w:szCs w:val="28"/>
-        </w:rPr>
-        <w:t>通知义务</w:t>
+        <w:t>第十二条</w:t>
+      </w:r>
+      <w:r>
+        <w:rPr>
+          <w:rFonts w:eastAsiaTheme="minorEastAsia"/>
+          <w:b/>
+          <w:sz w:val="28"/>
+          <w:szCs w:val="28"/>
+        </w:rPr>
+        <w:t xml:space="preserve">  </w:t>
+      </w:r>
+      <w:r>
+        <w:rPr>
+          <w:rFonts w:eastAsiaTheme="minorEastAsia"/>
+          <w:b/>
+          <w:sz w:val="28"/>
+          <w:szCs w:val="28"/>
+        </w:rPr>
+        <w:t>不可抗力</w:t>
       </w:r>
     </w:p>
     <w:p>
@@ -8816,21 +8187,32 @@
         </w:tabs>
         <w:snapToGrid w:val="0"/>
         <w:spacing w:line="312" w:lineRule="auto"/>
-        <w:ind w:right="-87" w:firstLineChars="200" w:firstLine="560"/>
-        <w:jc w:val="both"/>
-        <w:rPr>
-          <w:rFonts w:eastAsiaTheme="minorEastAsia"/>
-          <w:sz w:val="28"/>
-          <w:szCs w:val="28"/>
-        </w:rPr>
-      </w:pPr>
-      <w:r>
-        <w:rPr>
-          <w:rFonts w:eastAsiaTheme="minorEastAsia"/>
-          <w:sz w:val="28"/>
-          <w:szCs w:val="28"/>
-        </w:rPr>
-        <w:t>任何一方因不可抗力不能履行本合同的，应当立即以本合同规定的方式通知对方。</w:t>
+        <w:ind w:right="-87" w:firstLineChars="200" w:firstLine="562"/>
+        <w:jc w:val="both"/>
+        <w:rPr>
+          <w:rFonts w:eastAsiaTheme="minorEastAsia"/>
+          <w:b/>
+          <w:sz w:val="28"/>
+          <w:szCs w:val="28"/>
+        </w:rPr>
+      </w:pPr>
+      <w:r>
+        <w:rPr>
+          <w:rFonts w:eastAsiaTheme="minorEastAsia"/>
+          <w:b/>
+          <w:sz w:val="28"/>
+          <w:szCs w:val="28"/>
+        </w:rPr>
+        <w:t>12.1</w:t>
+      </w:r>
+      <w:r>
+        <w:rPr>
+          <w:rFonts w:eastAsiaTheme="minorEastAsia"/>
+          <w:b/>
+          <w:sz w:val="28"/>
+          <w:szCs w:val="28"/>
+        </w:rPr>
+        <w:t>定义</w:t>
       </w:r>
     </w:p>
     <w:p>
@@ -8840,32 +8222,21 @@
         </w:tabs>
         <w:snapToGrid w:val="0"/>
         <w:spacing w:line="312" w:lineRule="auto"/>
-        <w:ind w:right="-87" w:firstLineChars="200" w:firstLine="562"/>
-        <w:jc w:val="both"/>
-        <w:rPr>
-          <w:rFonts w:eastAsiaTheme="minorEastAsia"/>
-          <w:b/>
-          <w:sz w:val="28"/>
-          <w:szCs w:val="28"/>
-        </w:rPr>
-      </w:pPr>
-      <w:r>
-        <w:rPr>
-          <w:rFonts w:eastAsiaTheme="minorEastAsia"/>
-          <w:b/>
-          <w:sz w:val="28"/>
-          <w:szCs w:val="28"/>
-        </w:rPr>
-        <w:t>12.3</w:t>
-      </w:r>
-      <w:r>
-        <w:rPr>
-          <w:rFonts w:eastAsiaTheme="minorEastAsia"/>
-          <w:b/>
-          <w:sz w:val="28"/>
-          <w:szCs w:val="28"/>
-        </w:rPr>
-        <w:t>证明责任</w:t>
+        <w:ind w:right="-87" w:firstLineChars="200" w:firstLine="560"/>
+        <w:jc w:val="both"/>
+        <w:rPr>
+          <w:rFonts w:eastAsiaTheme="minorEastAsia"/>
+          <w:sz w:val="28"/>
+          <w:szCs w:val="28"/>
+        </w:rPr>
+      </w:pPr>
+      <w:r>
+        <w:rPr>
+          <w:rFonts w:eastAsiaTheme="minorEastAsia"/>
+          <w:sz w:val="28"/>
+          <w:szCs w:val="28"/>
+        </w:rPr>
+        <w:t>本合同所称的不可抗力，是指本合同签订并生效后，非因任何一方的过失或疏忽，发生了甲乙双方不能预见、不能避免并不能克服且导致本合同不能履行或不能如期履行的客观情况。</w:t>
       </w:r>
     </w:p>
     <w:p>
@@ -8875,21 +8246,32 @@
         </w:tabs>
         <w:snapToGrid w:val="0"/>
         <w:spacing w:line="312" w:lineRule="auto"/>
-        <w:ind w:right="-87" w:firstLineChars="200" w:firstLine="560"/>
-        <w:jc w:val="both"/>
-        <w:rPr>
-          <w:rFonts w:eastAsiaTheme="minorEastAsia"/>
-          <w:sz w:val="28"/>
-          <w:szCs w:val="28"/>
-        </w:rPr>
-      </w:pPr>
-      <w:r>
-        <w:rPr>
-          <w:rFonts w:eastAsiaTheme="minorEastAsia"/>
-          <w:sz w:val="28"/>
-          <w:szCs w:val="28"/>
-        </w:rPr>
-        <w:t>受不可抗力影响的一方当事人应当在事件发生二十日内向对方提交事件发生地的政府有关部门或公证机构出具的证明文件。</w:t>
+        <w:ind w:right="-87" w:firstLineChars="200" w:firstLine="562"/>
+        <w:jc w:val="both"/>
+        <w:rPr>
+          <w:rFonts w:eastAsiaTheme="minorEastAsia"/>
+          <w:b/>
+          <w:sz w:val="28"/>
+          <w:szCs w:val="28"/>
+        </w:rPr>
+      </w:pPr>
+      <w:r>
+        <w:rPr>
+          <w:rFonts w:eastAsiaTheme="minorEastAsia"/>
+          <w:b/>
+          <w:sz w:val="28"/>
+          <w:szCs w:val="28"/>
+        </w:rPr>
+        <w:t>12.2</w:t>
+      </w:r>
+      <w:r>
+        <w:rPr>
+          <w:rFonts w:eastAsiaTheme="minorEastAsia"/>
+          <w:b/>
+          <w:sz w:val="28"/>
+          <w:szCs w:val="28"/>
+        </w:rPr>
+        <w:t>通知义务</w:t>
       </w:r>
     </w:p>
     <w:p>
@@ -8899,67 +8281,23 @@
         </w:tabs>
         <w:snapToGrid w:val="0"/>
         <w:spacing w:line="312" w:lineRule="auto"/>
-        <w:ind w:right="-87" w:firstLineChars="200" w:firstLine="562"/>
-        <w:jc w:val="both"/>
-        <w:rPr>
-          <w:rFonts w:eastAsiaTheme="minorEastAsia"/>
-          <w:b/>
-          <w:sz w:val="28"/>
-          <w:szCs w:val="28"/>
-        </w:rPr>
-      </w:pPr>
-      <w:r>
-        <w:rPr>
-          <w:rFonts w:eastAsiaTheme="minorEastAsia"/>
-          <w:b/>
-          <w:sz w:val="28"/>
-          <w:szCs w:val="28"/>
-        </w:rPr>
-        <w:t>12.4</w:t>
-      </w:r>
-      <w:r>
-        <w:rPr>
-          <w:rFonts w:eastAsiaTheme="minorEastAsia"/>
-          <w:b/>
-          <w:sz w:val="28"/>
-          <w:szCs w:val="28"/>
-        </w:rPr>
-        <w:t>法律后果</w:t>
-      </w:r>
-    </w:p>
-    <w:p>
-      <w:pPr>
-        <w:snapToGrid w:val="0"/>
-        <w:spacing w:line="312" w:lineRule="auto"/>
-        <w:ind w:firstLineChars="200" w:firstLine="560"/>
-        <w:jc w:val="both"/>
-        <w:rPr>
-          <w:rFonts w:eastAsiaTheme="minorEastAsia"/>
-          <w:sz w:val="28"/>
-          <w:szCs w:val="28"/>
-        </w:rPr>
-      </w:pPr>
-      <w:r>
-        <w:rPr>
-          <w:rFonts w:eastAsiaTheme="minorEastAsia"/>
-          <w:sz w:val="28"/>
-          <w:szCs w:val="28"/>
-        </w:rPr>
-        <w:t>因不可抗力不能履行合同的，视不可抗力的影响程度，部分或者全部免除责任，但法律另有规定的除外。不可抗力事件结束后，双方应立即磋商以寻求一个公平的解决方法，并应尽所有合理努力以减轻不可抗力的影响。</w:t>
-      </w:r>
-    </w:p>
-    <w:p>
-      <w:pPr>
-        <w:snapToGrid w:val="0"/>
-        <w:spacing w:line="312" w:lineRule="auto"/>
-        <w:ind w:firstLineChars="200" w:firstLine="560"/>
-        <w:jc w:val="both"/>
-        <w:rPr>
-          <w:rFonts w:eastAsiaTheme="minorEastAsia"/>
-          <w:sz w:val="28"/>
-          <w:szCs w:val="28"/>
-        </w:rPr>
-      </w:pPr>
+        <w:ind w:right="-87" w:firstLineChars="200" w:firstLine="560"/>
+        <w:jc w:val="both"/>
+        <w:rPr>
+          <w:rFonts w:eastAsiaTheme="minorEastAsia"/>
+          <w:sz w:val="28"/>
+          <w:szCs w:val="28"/>
+        </w:rPr>
+      </w:pPr>
+      <w:r>
+        <w:rPr>
+          <w:rFonts w:eastAsiaTheme="minorEastAsia"/>
+          <w:sz w:val="28"/>
+          <w:szCs w:val="28"/>
+        </w:rPr>
+        <w:lastRenderedPageBreak/>
+        <w:t>任何一方因不可抗力不能履行本合同的，应当立即以本合同规定的方式通知对方。</w:t>
+      </w:r>
     </w:p>
     <w:p>
       <w:pPr>
@@ -8984,25 +8322,16 @@
           <w:sz w:val="28"/>
           <w:szCs w:val="28"/>
         </w:rPr>
-        <w:t>第十三条</w:t>
-      </w:r>
-      <w:r>
-        <w:rPr>
-          <w:rFonts w:eastAsiaTheme="minorEastAsia"/>
-          <w:b/>
-          <w:sz w:val="28"/>
-          <w:szCs w:val="28"/>
-        </w:rPr>
-        <w:t xml:space="preserve">  </w:t>
-      </w:r>
-      <w:r>
-        <w:rPr>
-          <w:rFonts w:eastAsiaTheme="minorEastAsia"/>
-          <w:b/>
-          <w:sz w:val="28"/>
-          <w:szCs w:val="28"/>
-        </w:rPr>
-        <w:t>合同的生效</w:t>
+        <w:t>12.3</w:t>
+      </w:r>
+      <w:r>
+        <w:rPr>
+          <w:rFonts w:eastAsiaTheme="minorEastAsia"/>
+          <w:b/>
+          <w:sz w:val="28"/>
+          <w:szCs w:val="28"/>
+        </w:rPr>
+        <w:t>证明责任</w:t>
       </w:r>
     </w:p>
     <w:p>
@@ -9026,87 +8355,7 @@
           <w:sz w:val="28"/>
           <w:szCs w:val="28"/>
         </w:rPr>
-        <w:t>本合同经双方当事人的法定代表人</w:t>
-      </w:r>
-      <w:r>
-        <w:rPr>
-          <w:rFonts w:eastAsiaTheme="minorEastAsia"/>
-          <w:sz w:val="28"/>
-          <w:szCs w:val="28"/>
-        </w:rPr>
-        <w:t>/</w:t>
-      </w:r>
-      <w:r>
-        <w:rPr>
-          <w:rFonts w:eastAsiaTheme="minorEastAsia"/>
-          <w:sz w:val="28"/>
-          <w:szCs w:val="28"/>
-        </w:rPr>
-        <w:t>负责人</w:t>
-      </w:r>
-      <w:r>
-        <w:rPr>
-          <w:rFonts w:eastAsiaTheme="minorEastAsia"/>
-          <w:sz w:val="28"/>
-          <w:szCs w:val="28"/>
-        </w:rPr>
-        <w:t>/</w:t>
-      </w:r>
-      <w:r>
-        <w:rPr>
-          <w:rFonts w:eastAsiaTheme="minorEastAsia"/>
-          <w:sz w:val="28"/>
-          <w:szCs w:val="28"/>
-        </w:rPr>
-        <w:t>执行事务合伙人</w:t>
-      </w:r>
-      <w:r>
-        <w:rPr>
-          <w:rFonts w:eastAsiaTheme="minorEastAsia"/>
-          <w:sz w:val="28"/>
-          <w:szCs w:val="28"/>
-        </w:rPr>
-        <w:t>委派代表</w:t>
-      </w:r>
-      <w:r>
-        <w:rPr>
-          <w:rFonts w:eastAsiaTheme="minorEastAsia"/>
-          <w:sz w:val="28"/>
-          <w:szCs w:val="28"/>
-        </w:rPr>
-        <w:t>或者授权代表签字（或盖章）并加盖双方单位公章</w:t>
-      </w:r>
-      <w:r>
-        <w:rPr>
-          <w:rFonts w:eastAsiaTheme="minorEastAsia"/>
-          <w:sz w:val="28"/>
-          <w:szCs w:val="28"/>
-        </w:rPr>
-        <w:t>（乙方为自然人</w:t>
-      </w:r>
-      <w:r>
-        <w:rPr>
-          <w:rFonts w:eastAsiaTheme="minorEastAsia"/>
-          <w:sz w:val="28"/>
-          <w:szCs w:val="28"/>
-        </w:rPr>
-        <w:t>/</w:t>
-      </w:r>
-      <w:r>
-        <w:rPr>
-          <w:rFonts w:eastAsiaTheme="minorEastAsia"/>
-          <w:sz w:val="28"/>
-          <w:szCs w:val="28"/>
-        </w:rPr>
-        <w:t>个体工商户时应签字并手印）</w:t>
-      </w:r>
-      <w:r>
-        <w:rPr>
-          <w:rFonts w:eastAsiaTheme="minorEastAsia"/>
-          <w:sz w:val="28"/>
-          <w:szCs w:val="28"/>
-        </w:rPr>
-        <w:t>之日起生效。</w:t>
+        <w:t>受不可抗力影响的一方当事人应当在事件发生二十日内向对方提交事件发生地的政府有关部门或公证机构出具的证明文件。</w:t>
       </w:r>
     </w:p>
     <w:p>
@@ -9116,7 +8365,60 @@
         </w:tabs>
         <w:snapToGrid w:val="0"/>
         <w:spacing w:line="312" w:lineRule="auto"/>
-        <w:ind w:right="-87" w:firstLineChars="200" w:firstLine="560"/>
+        <w:ind w:right="-87" w:firstLineChars="200" w:firstLine="562"/>
+        <w:jc w:val="both"/>
+        <w:rPr>
+          <w:rFonts w:eastAsiaTheme="minorEastAsia"/>
+          <w:b/>
+          <w:sz w:val="28"/>
+          <w:szCs w:val="28"/>
+        </w:rPr>
+      </w:pPr>
+      <w:r>
+        <w:rPr>
+          <w:rFonts w:eastAsiaTheme="minorEastAsia"/>
+          <w:b/>
+          <w:sz w:val="28"/>
+          <w:szCs w:val="28"/>
+        </w:rPr>
+        <w:t>12.4</w:t>
+      </w:r>
+      <w:r>
+        <w:rPr>
+          <w:rFonts w:eastAsiaTheme="minorEastAsia"/>
+          <w:b/>
+          <w:sz w:val="28"/>
+          <w:szCs w:val="28"/>
+        </w:rPr>
+        <w:t>法律后果</w:t>
+      </w:r>
+    </w:p>
+    <w:p>
+      <w:pPr>
+        <w:snapToGrid w:val="0"/>
+        <w:spacing w:line="312" w:lineRule="auto"/>
+        <w:ind w:firstLineChars="200" w:firstLine="560"/>
+        <w:jc w:val="both"/>
+        <w:rPr>
+          <w:rFonts w:eastAsiaTheme="minorEastAsia"/>
+          <w:sz w:val="28"/>
+          <w:szCs w:val="28"/>
+        </w:rPr>
+      </w:pPr>
+      <w:r>
+        <w:rPr>
+          <w:rFonts w:eastAsiaTheme="minorEastAsia"/>
+          <w:sz w:val="28"/>
+          <w:szCs w:val="28"/>
+        </w:rPr>
+        <w:t>因不可抗力不能履行合同的，视不可抗力的影响程度，部分或者全部免除责任，但法律另有规定的除外。不可抗力事件结束后，双方应立即磋商以寻求一个公平的解决方法，并应尽所有合理努力以减轻不可抗力的影响。</w:t>
+      </w:r>
+    </w:p>
+    <w:p>
+      <w:pPr>
+        <w:snapToGrid w:val="0"/>
+        <w:spacing w:line="312" w:lineRule="auto"/>
+        <w:ind w:firstLineChars="200" w:firstLine="560"/>
         <w:jc w:val="both"/>
         <w:rPr>
           <w:rFonts w:eastAsiaTheme="minorEastAsia"/>
@@ -9148,7 +8450,7 @@
           <w:sz w:val="28"/>
           <w:szCs w:val="28"/>
         </w:rPr>
-        <w:t>第十四条</w:t>
+        <w:t>第十三条</w:t>
       </w:r>
       <w:r>
         <w:rPr>
@@ -9166,7 +8468,7 @@
           <w:sz w:val="28"/>
           <w:szCs w:val="28"/>
         </w:rPr>
-        <w:t>法律适用及争议解决</w:t>
+        <w:t>合同的生效</w:t>
       </w:r>
     </w:p>
     <w:p>
@@ -9176,32 +8478,101 @@
         </w:tabs>
         <w:snapToGrid w:val="0"/>
         <w:spacing w:line="312" w:lineRule="auto"/>
-        <w:ind w:right="-87" w:firstLineChars="200" w:firstLine="562"/>
-        <w:jc w:val="both"/>
-        <w:rPr>
-          <w:rFonts w:eastAsiaTheme="minorEastAsia"/>
-          <w:b/>
-          <w:sz w:val="28"/>
-          <w:szCs w:val="28"/>
-        </w:rPr>
-      </w:pPr>
-      <w:r>
-        <w:rPr>
-          <w:rFonts w:eastAsiaTheme="minorEastAsia"/>
-          <w:b/>
-          <w:sz w:val="28"/>
-          <w:szCs w:val="28"/>
-        </w:rPr>
-        <w:t>14.1</w:t>
-      </w:r>
-      <w:r>
-        <w:rPr>
-          <w:rFonts w:eastAsiaTheme="minorEastAsia"/>
-          <w:b/>
-          <w:sz w:val="28"/>
-          <w:szCs w:val="28"/>
-        </w:rPr>
-        <w:t>适用法律</w:t>
+        <w:ind w:right="-87" w:firstLineChars="200" w:firstLine="560"/>
+        <w:jc w:val="both"/>
+        <w:rPr>
+          <w:rFonts w:eastAsiaTheme="minorEastAsia"/>
+          <w:sz w:val="28"/>
+          <w:szCs w:val="28"/>
+        </w:rPr>
+      </w:pPr>
+      <w:r>
+        <w:rPr>
+          <w:rFonts w:eastAsiaTheme="minorEastAsia"/>
+          <w:sz w:val="28"/>
+          <w:szCs w:val="28"/>
+        </w:rPr>
+        <w:t>本合同经双方当事人的法定代表人</w:t>
+      </w:r>
+      <w:r>
+        <w:rPr>
+          <w:rFonts w:eastAsiaTheme="minorEastAsia"/>
+          <w:sz w:val="28"/>
+          <w:szCs w:val="28"/>
+        </w:rPr>
+        <w:t>/</w:t>
+      </w:r>
+      <w:r>
+        <w:rPr>
+          <w:rFonts w:eastAsiaTheme="minorEastAsia"/>
+          <w:sz w:val="28"/>
+          <w:szCs w:val="28"/>
+        </w:rPr>
+        <w:t>负责人</w:t>
+      </w:r>
+      <w:r>
+        <w:rPr>
+          <w:rFonts w:eastAsiaTheme="minorEastAsia"/>
+          <w:sz w:val="28"/>
+          <w:szCs w:val="28"/>
+        </w:rPr>
+        <w:t>/</w:t>
+      </w:r>
+      <w:r>
+        <w:rPr>
+          <w:rFonts w:eastAsiaTheme="minorEastAsia"/>
+          <w:sz w:val="28"/>
+          <w:szCs w:val="28"/>
+        </w:rPr>
+        <w:t>执行事务合伙人</w:t>
+      </w:r>
+      <w:r>
+        <w:rPr>
+          <w:rFonts w:eastAsiaTheme="minorEastAsia"/>
+          <w:sz w:val="28"/>
+          <w:szCs w:val="28"/>
+        </w:rPr>
+        <w:t>委派代表</w:t>
+      </w:r>
+      <w:r>
+        <w:rPr>
+          <w:rFonts w:eastAsiaTheme="minorEastAsia"/>
+          <w:sz w:val="28"/>
+          <w:szCs w:val="28"/>
+        </w:rPr>
+        <w:t>或者授权代表签字（或盖章）并加盖双方单位公章</w:t>
+      </w:r>
+      <w:r>
+        <w:rPr>
+          <w:rFonts w:eastAsiaTheme="minorEastAsia"/>
+          <w:sz w:val="28"/>
+          <w:szCs w:val="28"/>
+        </w:rPr>
+        <w:t>（乙方为自然人</w:t>
+      </w:r>
+      <w:r>
+        <w:rPr>
+          <w:rFonts w:eastAsiaTheme="minorEastAsia"/>
+          <w:sz w:val="28"/>
+          <w:szCs w:val="28"/>
+        </w:rPr>
+        <w:t>/</w:t>
+      </w:r>
+      <w:r>
+        <w:rPr>
+          <w:rFonts w:eastAsiaTheme="minorEastAsia"/>
+          <w:sz w:val="28"/>
+          <w:szCs w:val="28"/>
+        </w:rPr>
+        <w:t>个体工商户时应签字并手印）</w:t>
+      </w:r>
+      <w:r>
+        <w:rPr>
+          <w:rFonts w:eastAsiaTheme="minorEastAsia"/>
+          <w:sz w:val="28"/>
+          <w:szCs w:val="28"/>
+        </w:rPr>
+        <w:t>之日起生效。</w:t>
       </w:r>
     </w:p>
     <w:p>
@@ -9219,14 +8590,6 @@
           <w:szCs w:val="28"/>
         </w:rPr>
       </w:pPr>
-      <w:r>
-        <w:rPr>
-          <w:rFonts w:eastAsiaTheme="minorEastAsia"/>
-          <w:sz w:val="28"/>
-          <w:szCs w:val="28"/>
-        </w:rPr>
-        <w:t>本合同的成立、效力、解释和履行适用中华人民共和国法律。</w:t>
-      </w:r>
     </w:p>
     <w:p>
       <w:pPr>
@@ -9251,16 +8614,25 @@
           <w:sz w:val="28"/>
           <w:szCs w:val="28"/>
         </w:rPr>
-        <w:t>14.2</w:t>
-      </w:r>
-      <w:r>
-        <w:rPr>
-          <w:rFonts w:eastAsiaTheme="minorEastAsia"/>
-          <w:b/>
-          <w:sz w:val="28"/>
-          <w:szCs w:val="28"/>
-        </w:rPr>
-        <w:t>争议解决方式</w:t>
+        <w:t>第十四条</w:t>
+      </w:r>
+      <w:r>
+        <w:rPr>
+          <w:rFonts w:eastAsiaTheme="minorEastAsia"/>
+          <w:b/>
+          <w:sz w:val="28"/>
+          <w:szCs w:val="28"/>
+        </w:rPr>
+        <w:t xml:space="preserve">  </w:t>
+      </w:r>
+      <w:r>
+        <w:rPr>
+          <w:rFonts w:eastAsiaTheme="minorEastAsia"/>
+          <w:b/>
+          <w:sz w:val="28"/>
+          <w:szCs w:val="28"/>
+        </w:rPr>
+        <w:t>法律适用及争议解决</w:t>
       </w:r>
     </w:p>
     <w:p>
@@ -9270,21 +8642,32 @@
         </w:tabs>
         <w:snapToGrid w:val="0"/>
         <w:spacing w:line="312" w:lineRule="auto"/>
-        <w:ind w:right="-87" w:firstLineChars="200" w:firstLine="560"/>
-        <w:jc w:val="both"/>
-        <w:rPr>
-          <w:rFonts w:eastAsiaTheme="minorEastAsia"/>
-          <w:sz w:val="28"/>
-          <w:szCs w:val="28"/>
-        </w:rPr>
-      </w:pPr>
-      <w:r>
-        <w:rPr>
-          <w:rFonts w:eastAsiaTheme="minorEastAsia"/>
-          <w:sz w:val="28"/>
-          <w:szCs w:val="28"/>
-        </w:rPr>
-        <w:t>因本合同引起或与本合同有关的一切争议，双方均应友好协商解决；协商解决不成的，任何一方均有权向本合同签订地（山东省济南市历下区）有管辖权的人民法院提起诉讼。</w:t>
+        <w:ind w:right="-87" w:firstLineChars="200" w:firstLine="562"/>
+        <w:jc w:val="both"/>
+        <w:rPr>
+          <w:rFonts w:eastAsiaTheme="minorEastAsia"/>
+          <w:b/>
+          <w:sz w:val="28"/>
+          <w:szCs w:val="28"/>
+        </w:rPr>
+      </w:pPr>
+      <w:r>
+        <w:rPr>
+          <w:rFonts w:eastAsiaTheme="minorEastAsia"/>
+          <w:b/>
+          <w:sz w:val="28"/>
+          <w:szCs w:val="28"/>
+        </w:rPr>
+        <w:t>14.1</w:t>
+      </w:r>
+      <w:r>
+        <w:rPr>
+          <w:rFonts w:eastAsiaTheme="minorEastAsia"/>
+          <w:b/>
+          <w:sz w:val="28"/>
+          <w:szCs w:val="28"/>
+        </w:rPr>
+        <w:t>适用法律</w:t>
       </w:r>
     </w:p>
     <w:p>
@@ -9302,6 +8685,14 @@
           <w:szCs w:val="28"/>
         </w:rPr>
       </w:pPr>
+      <w:r>
+        <w:rPr>
+          <w:rFonts w:eastAsiaTheme="minorEastAsia"/>
+          <w:sz w:val="28"/>
+          <w:szCs w:val="28"/>
+        </w:rPr>
+        <w:t>本合同的成立、效力、解释和履行适用中华人民共和国法律。</w:t>
+      </w:r>
     </w:p>
     <w:p>
       <w:pPr>
@@ -9326,25 +8717,16 @@
           <w:sz w:val="28"/>
           <w:szCs w:val="28"/>
         </w:rPr>
-        <w:t>第十五条</w:t>
-      </w:r>
-      <w:r>
-        <w:rPr>
-          <w:rFonts w:eastAsiaTheme="minorEastAsia"/>
-          <w:b/>
-          <w:sz w:val="28"/>
-          <w:szCs w:val="28"/>
-        </w:rPr>
-        <w:t xml:space="preserve">  </w:t>
-      </w:r>
-      <w:r>
-        <w:rPr>
-          <w:rFonts w:eastAsiaTheme="minorEastAsia"/>
-          <w:b/>
-          <w:sz w:val="28"/>
-          <w:szCs w:val="28"/>
-        </w:rPr>
-        <w:t>通知和通讯</w:t>
+        <w:t>14.2</w:t>
+      </w:r>
+      <w:r>
+        <w:rPr>
+          <w:rFonts w:eastAsiaTheme="minorEastAsia"/>
+          <w:b/>
+          <w:sz w:val="28"/>
+          <w:szCs w:val="28"/>
+        </w:rPr>
+        <w:t>争议解决方式</w:t>
       </w:r>
     </w:p>
     <w:p>
@@ -9354,35 +8736,21 @@
         </w:tabs>
         <w:snapToGrid w:val="0"/>
         <w:spacing w:line="312" w:lineRule="auto"/>
-        <w:ind w:right="-87" w:firstLineChars="200" w:firstLine="562"/>
-        <w:jc w:val="both"/>
-        <w:rPr>
-          <w:rFonts w:eastAsiaTheme="minorEastAsia"/>
-          <w:b/>
-          <w:sz w:val="28"/>
-          <w:szCs w:val="28"/>
-          <w:highlight w:val="yellow"/>
-        </w:rPr>
-      </w:pPr>
-      <w:r>
-        <w:rPr>
-          <w:rFonts w:eastAsiaTheme="minorEastAsia"/>
-          <w:b/>
-          <w:sz w:val="28"/>
-          <w:szCs w:val="28"/>
-          <w:highlight w:val="yellow"/>
-        </w:rPr>
-        <w:t>15.1</w:t>
-      </w:r>
-      <w:r>
-        <w:rPr>
-          <w:rFonts w:eastAsiaTheme="minorEastAsia"/>
-          <w:b/>
-          <w:sz w:val="28"/>
-          <w:szCs w:val="28"/>
-          <w:highlight w:val="yellow"/>
-        </w:rPr>
-        <w:t>甲方的联络方法</w:t>
+        <w:ind w:right="-87" w:firstLineChars="200" w:firstLine="560"/>
+        <w:jc w:val="both"/>
+        <w:rPr>
+          <w:rFonts w:eastAsiaTheme="minorEastAsia"/>
+          <w:sz w:val="28"/>
+          <w:szCs w:val="28"/>
+        </w:rPr>
+      </w:pPr>
+      <w:r>
+        <w:rPr>
+          <w:rFonts w:eastAsiaTheme="minorEastAsia"/>
+          <w:sz w:val="28"/>
+          <w:szCs w:val="28"/>
+        </w:rPr>
+        <w:t>因本合同引起或与本合同有关的一切争议，双方均应友好协商解决；协商解决不成的，任何一方均有权向本合同签订地（山东省济南市历下区）有管辖权的人民法院提起诉讼。</w:t>
       </w:r>
     </w:p>
     <w:p>
@@ -9398,71 +8766,8 @@
           <w:rFonts w:eastAsiaTheme="minorEastAsia"/>
           <w:sz w:val="28"/>
           <w:szCs w:val="28"/>
-          <w:highlight w:val="yellow"/>
-        </w:rPr>
-      </w:pPr>
-      <w:r>
-        <w:rPr>
-          <w:rFonts w:eastAsiaTheme="minorEastAsia"/>
-          <w:sz w:val="28"/>
-          <w:szCs w:val="28"/>
-        </w:rPr>
-        <w:t>通讯地址：</w:t>
-      </w:r>
-      <w:proofErr w:type="gramStart"/>
-      <w:r>
-        <w:rPr>
-          <w:rFonts w:eastAsiaTheme="minorEastAsia"/>
-          <w:sz w:val="28"/>
-          <w:szCs w:val="28"/>
-        </w:rPr>
-        <w:t xml:space="preserve">{{ </w:t>
-      </w:r>
-      <w:proofErr w:type="spellStart"/>
-      <w:r>
-        <w:rPr>
-          <w:rFonts w:eastAsiaTheme="minorEastAsia"/>
-          <w:sz w:val="28"/>
-          <w:szCs w:val="28"/>
-        </w:rPr>
-        <w:t>party</w:t>
-      </w:r>
-      <w:proofErr w:type="gramEnd"/>
-      <w:r>
-        <w:rPr>
-          <w:rFonts w:eastAsiaTheme="minorEastAsia"/>
-          <w:sz w:val="28"/>
-          <w:szCs w:val="28"/>
-        </w:rPr>
-        <w:t>_a_</w:t>
-      </w:r>
-      <w:proofErr w:type="gramStart"/>
-      <w:r>
-        <w:rPr>
-          <w:rFonts w:eastAsiaTheme="minorEastAsia"/>
-          <w:sz w:val="28"/>
-          <w:szCs w:val="28"/>
-        </w:rPr>
-        <w:t>address</w:t>
-      </w:r>
-      <w:proofErr w:type="spellEnd"/>
-      <w:r>
-        <w:rPr>
-          <w:rFonts w:eastAsiaTheme="minorEastAsia"/>
-          <w:sz w:val="28"/>
-          <w:szCs w:val="28"/>
-        </w:rPr>
-        <w:t xml:space="preserve"> }</w:t>
-      </w:r>
-      <w:proofErr w:type="gramEnd"/>
-      <w:r>
-        <w:rPr>
-          <w:rFonts w:eastAsiaTheme="minorEastAsia"/>
-          <w:sz w:val="28"/>
-          <w:szCs w:val="28"/>
-        </w:rPr>
-        <w:t>}</w:t>
-      </w:r>
+        </w:rPr>
+      </w:pPr>
     </w:p>
     <w:p>
       <w:pPr>
@@ -9471,84 +8776,41 @@
         </w:tabs>
         <w:snapToGrid w:val="0"/>
         <w:spacing w:line="312" w:lineRule="auto"/>
-        <w:ind w:right="-87" w:firstLineChars="200" w:firstLine="560"/>
-        <w:jc w:val="both"/>
-        <w:rPr>
-          <w:rFonts w:eastAsiaTheme="minorEastAsia"/>
-          <w:sz w:val="28"/>
-          <w:szCs w:val="28"/>
-          <w:highlight w:val="yellow"/>
-        </w:rPr>
-      </w:pPr>
-      <w:proofErr w:type="gramStart"/>
-      <w:r>
-        <w:rPr>
-          <w:rFonts w:eastAsiaTheme="minorEastAsia"/>
-          <w:sz w:val="28"/>
-          <w:szCs w:val="28"/>
-          <w:highlight w:val="yellow"/>
-        </w:rPr>
-        <w:t>邮</w:t>
-      </w:r>
-      <w:proofErr w:type="gramEnd"/>
-      <w:r>
-        <w:rPr>
-          <w:rFonts w:eastAsiaTheme="minorEastAsia"/>
-          <w:sz w:val="28"/>
-          <w:szCs w:val="28"/>
-          <w:highlight w:val="yellow"/>
-        </w:rPr>
-        <w:t xml:space="preserve">    </w:t>
-      </w:r>
-      <w:r>
-        <w:rPr>
-          <w:rFonts w:eastAsiaTheme="minorEastAsia"/>
-          <w:sz w:val="28"/>
-          <w:szCs w:val="28"/>
-          <w:highlight w:val="yellow"/>
-        </w:rPr>
-        <w:t>编：【】</w:t>
-      </w:r>
-    </w:p>
-    <w:p>
-      <w:pPr>
-        <w:snapToGrid w:val="0"/>
-        <w:spacing w:line="312" w:lineRule="auto"/>
-        <w:ind w:firstLineChars="200" w:firstLine="560"/>
-        <w:jc w:val="both"/>
-        <w:rPr>
-          <w:rFonts w:eastAsiaTheme="minorEastAsia"/>
-          <w:sz w:val="28"/>
-          <w:szCs w:val="28"/>
-          <w:highlight w:val="yellow"/>
-        </w:rPr>
-      </w:pPr>
-      <w:r>
-        <w:rPr>
-          <w:rFonts w:eastAsiaTheme="minorEastAsia"/>
-          <w:sz w:val="28"/>
-          <w:szCs w:val="28"/>
-          <w:highlight w:val="yellow"/>
-        </w:rPr>
-        <w:t>电</w:t>
-      </w:r>
-      <w:r>
-        <w:rPr>
-          <w:rFonts w:eastAsiaTheme="minorEastAsia"/>
-          <w:sz w:val="28"/>
-          <w:szCs w:val="28"/>
-          <w:highlight w:val="yellow"/>
-        </w:rPr>
-        <w:t xml:space="preserve">    </w:t>
-      </w:r>
-      <w:r>
-        <w:rPr>
-          <w:rFonts w:eastAsiaTheme="minorEastAsia"/>
-          <w:sz w:val="28"/>
-          <w:szCs w:val="28"/>
-          <w:highlight w:val="yellow"/>
-        </w:rPr>
-        <w:t>话：【】</w:t>
+        <w:ind w:right="-87" w:firstLineChars="200" w:firstLine="562"/>
+        <w:jc w:val="both"/>
+        <w:rPr>
+          <w:rFonts w:eastAsiaTheme="minorEastAsia"/>
+          <w:b/>
+          <w:sz w:val="28"/>
+          <w:szCs w:val="28"/>
+        </w:rPr>
+      </w:pPr>
+      <w:r>
+        <w:rPr>
+          <w:rFonts w:eastAsiaTheme="minorEastAsia"/>
+          <w:b/>
+          <w:sz w:val="28"/>
+          <w:szCs w:val="28"/>
+        </w:rPr>
+        <w:t>第十五条</w:t>
+      </w:r>
+      <w:r>
+        <w:rPr>
+          <w:rFonts w:eastAsiaTheme="minorEastAsia"/>
+          <w:b/>
+          <w:sz w:val="28"/>
+          <w:szCs w:val="28"/>
+        </w:rPr>
+        <w:t xml:space="preserve">  </w:t>
+      </w:r>
+      <w:r>
+        <w:rPr>
+          <w:rFonts w:eastAsiaTheme="minorEastAsia"/>
+          <w:b/>
+          <w:sz w:val="28"/>
+          <w:szCs w:val="28"/>
+        </w:rPr>
+        <w:t>通知和通讯</w:t>
       </w:r>
     </w:p>
     <w:p>
@@ -9558,41 +8820,35 @@
         </w:tabs>
         <w:snapToGrid w:val="0"/>
         <w:spacing w:line="312" w:lineRule="auto"/>
-        <w:ind w:right="-87" w:firstLineChars="200" w:firstLine="560"/>
-        <w:jc w:val="both"/>
-        <w:rPr>
-          <w:rFonts w:eastAsiaTheme="minorEastAsia"/>
-          <w:sz w:val="28"/>
-          <w:szCs w:val="28"/>
-          <w:highlight w:val="yellow"/>
-        </w:rPr>
-      </w:pPr>
-      <w:r>
-        <w:rPr>
-          <w:rFonts w:eastAsiaTheme="minorEastAsia"/>
-          <w:sz w:val="28"/>
-          <w:szCs w:val="28"/>
-          <w:highlight w:val="yellow"/>
-        </w:rPr>
-        <w:t>传</w:t>
-      </w:r>
-      <w:r>
-        <w:rPr>
-          <w:rFonts w:eastAsiaTheme="minorEastAsia"/>
-          <w:sz w:val="28"/>
-          <w:szCs w:val="28"/>
-          <w:highlight w:val="yellow"/>
-        </w:rPr>
-        <w:t xml:space="preserve">    </w:t>
-      </w:r>
-      <w:r>
-        <w:rPr>
-          <w:rFonts w:eastAsiaTheme="minorEastAsia"/>
-          <w:sz w:val="28"/>
-          <w:szCs w:val="28"/>
-          <w:highlight w:val="yellow"/>
-        </w:rPr>
-        <w:t>真：【】</w:t>
+        <w:ind w:right="-87" w:firstLineChars="200" w:firstLine="562"/>
+        <w:jc w:val="both"/>
+        <w:rPr>
+          <w:rFonts w:eastAsiaTheme="minorEastAsia"/>
+          <w:b/>
+          <w:sz w:val="28"/>
+          <w:szCs w:val="28"/>
+          <w:highlight w:val="yellow"/>
+        </w:rPr>
+      </w:pPr>
+      <w:r>
+        <w:rPr>
+          <w:rFonts w:eastAsiaTheme="minorEastAsia"/>
+          <w:b/>
+          <w:sz w:val="28"/>
+          <w:szCs w:val="28"/>
+          <w:highlight w:val="yellow"/>
+        </w:rPr>
+        <w:t>15.1</w:t>
+      </w:r>
+      <w:r>
+        <w:rPr>
+          <w:rFonts w:eastAsiaTheme="minorEastAsia"/>
+          <w:b/>
+          <w:sz w:val="28"/>
+          <w:szCs w:val="28"/>
+          <w:highlight w:val="yellow"/>
+        </w:rPr>
+        <w:t>甲方的联络方法</w:t>
       </w:r>
     </w:p>
     <w:p>
@@ -9618,43 +8874,45 @@
           <w:szCs w:val="28"/>
           <w:highlight w:val="yellow"/>
         </w:rPr>
-        <w:t>联</w:t>
-      </w:r>
-      <w:r>
-        <w:rPr>
-          <w:rFonts w:eastAsiaTheme="minorEastAsia"/>
-          <w:sz w:val="28"/>
-          <w:szCs w:val="28"/>
-          <w:highlight w:val="yellow"/>
-        </w:rPr>
-        <w:t xml:space="preserve"> </w:t>
-      </w:r>
-      <w:r>
-        <w:rPr>
-          <w:rFonts w:eastAsiaTheme="minorEastAsia"/>
-          <w:sz w:val="28"/>
-          <w:szCs w:val="28"/>
-          <w:highlight w:val="yellow"/>
-        </w:rPr>
-        <w:t>系</w:t>
-      </w:r>
-      <w:r>
-        <w:rPr>
-          <w:rFonts w:eastAsiaTheme="minorEastAsia"/>
-          <w:sz w:val="28"/>
-          <w:szCs w:val="28"/>
-          <w:highlight w:val="yellow"/>
-        </w:rPr>
-        <w:t xml:space="preserve"> </w:t>
-      </w:r>
-      <w:r>
-        <w:rPr>
-          <w:rFonts w:eastAsiaTheme="minorEastAsia"/>
-          <w:sz w:val="28"/>
-          <w:szCs w:val="28"/>
-          <w:highlight w:val="yellow"/>
-        </w:rPr>
-        <w:t>人：【】</w:t>
+        <w:t>通讯地址：</w:t>
+      </w:r>
+      <w:r>
+        <w:rPr>
+          <w:rFonts w:eastAsiaTheme="minorEastAsia"/>
+          <w:sz w:val="28"/>
+          <w:szCs w:val="28"/>
+          <w:highlight w:val="yellow"/>
+        </w:rPr>
+        <w:t xml:space="preserve"> {{ </w:t>
+      </w:r>
+      <w:proofErr w:type="spellStart"/>
+      <w:r>
+        <w:rPr>
+          <w:rFonts w:eastAsiaTheme="minorEastAsia"/>
+          <w:sz w:val="28"/>
+          <w:szCs w:val="28"/>
+          <w:highlight w:val="yellow"/>
+        </w:rPr>
+        <w:t>party_a_address</w:t>
+      </w:r>
+      <w:proofErr w:type="spellEnd"/>
+      <w:r>
+        <w:rPr>
+          <w:rFonts w:eastAsiaTheme="minorEastAsia"/>
+          <w:sz w:val="28"/>
+          <w:szCs w:val="28"/>
+          <w:highlight w:val="yellow"/>
+        </w:rPr>
+        <w:t xml:space="preserve"> }}</w:t>
+      </w:r>
+      <w:r>
+        <w:rPr>
+          <w:rFonts w:eastAsiaTheme="minorEastAsia"/>
+          <w:sz w:val="28"/>
+          <w:szCs w:val="28"/>
+          <w:highlight w:val="yellow"/>
+        </w:rPr>
+        <w:t>；</w:t>
       </w:r>
     </w:p>
     <w:p>
@@ -9678,15 +8936,34 @@
           <w:rFonts w:eastAsiaTheme="minorEastAsia"/>
           <w:sz w:val="28"/>
           <w:szCs w:val="28"/>
-        </w:rPr>
-        <w:t>电子邮件：</w:t>
-      </w:r>
-      <w:proofErr w:type="gramStart"/>
-      <w:r>
-        <w:rPr>
-          <w:rFonts w:eastAsiaTheme="minorEastAsia"/>
-          <w:sz w:val="28"/>
-          <w:szCs w:val="28"/>
+          <w:highlight w:val="yellow"/>
+        </w:rPr>
+        <w:t>邮</w:t>
+      </w:r>
+      <w:r>
+        <w:rPr>
+          <w:rFonts w:eastAsiaTheme="minorEastAsia"/>
+          <w:sz w:val="28"/>
+          <w:szCs w:val="28"/>
+          <w:highlight w:val="yellow"/>
+        </w:rPr>
+        <w:t xml:space="preserve">    </w:t>
+      </w:r>
+      <w:r>
+        <w:rPr>
+          <w:rFonts w:eastAsiaTheme="minorEastAsia"/>
+          <w:sz w:val="28"/>
+          <w:szCs w:val="28"/>
+          <w:highlight w:val="yellow"/>
+        </w:rPr>
+        <w:t>编：</w:t>
+      </w:r>
+      <w:r>
+        <w:rPr>
+          <w:rFonts w:eastAsiaTheme="minorEastAsia"/>
+          <w:sz w:val="28"/>
+          <w:szCs w:val="28"/>
+          <w:highlight w:val="yellow"/>
         </w:rPr>
         <w:t xml:space="preserve">{{ </w:t>
       </w:r>
@@ -9696,26 +8973,9 @@
           <w:rFonts w:eastAsiaTheme="minorEastAsia"/>
           <w:sz w:val="28"/>
           <w:szCs w:val="28"/>
-        </w:rPr>
-        <w:t>party</w:t>
-      </w:r>
-      <w:proofErr w:type="gramEnd"/>
-      <w:r>
-        <w:rPr>
-          <w:rFonts w:eastAsiaTheme="minorEastAsia"/>
-          <w:sz w:val="28"/>
-          <w:szCs w:val="28"/>
-        </w:rPr>
-        <w:t>_a_</w:t>
-      </w:r>
-      <w:proofErr w:type="gramStart"/>
-      <w:r>
-        <w:rPr>
-          <w:rFonts w:eastAsiaTheme="minorEastAsia"/>
-          <w:sz w:val="28"/>
-          <w:szCs w:val="28"/>
-        </w:rPr>
-        <w:t>email</w:t>
+          <w:highlight w:val="yellow"/>
+        </w:rPr>
+        <w:t>party_a_zip</w:t>
       </w:r>
       <w:proofErr w:type="spellEnd"/>
       <w:r>
@@ -9723,17 +8983,18 @@
           <w:rFonts w:eastAsiaTheme="minorEastAsia"/>
           <w:sz w:val="28"/>
           <w:szCs w:val="28"/>
-        </w:rPr>
-        <w:t xml:space="preserve"> }</w:t>
-      </w:r>
-      <w:proofErr w:type="gramEnd"/>
-      <w:r>
-        <w:rPr>
-          <w:rFonts w:eastAsiaTheme="minorEastAsia"/>
-          <w:sz w:val="28"/>
-          <w:szCs w:val="28"/>
-        </w:rPr>
-        <w:t>}</w:t>
+          <w:highlight w:val="yellow"/>
+        </w:rPr>
+        <w:t xml:space="preserve"> }}</w:t>
+      </w:r>
+      <w:r>
+        <w:rPr>
+          <w:rFonts w:eastAsiaTheme="minorEastAsia"/>
+          <w:sz w:val="28"/>
+          <w:szCs w:val="28"/>
+          <w:highlight w:val="yellow"/>
+        </w:rPr>
+        <w:t>；</w:t>
       </w:r>
     </w:p>
     <w:p>
@@ -9743,35 +9004,80 @@
         </w:tabs>
         <w:snapToGrid w:val="0"/>
         <w:spacing w:line="312" w:lineRule="auto"/>
-        <w:ind w:right="-87" w:firstLineChars="200" w:firstLine="562"/>
-        <w:jc w:val="both"/>
-        <w:rPr>
-          <w:rFonts w:eastAsiaTheme="minorEastAsia"/>
-          <w:b/>
-          <w:sz w:val="28"/>
-          <w:szCs w:val="28"/>
-          <w:highlight w:val="yellow"/>
-        </w:rPr>
-      </w:pPr>
-      <w:r>
-        <w:rPr>
-          <w:rFonts w:eastAsiaTheme="minorEastAsia"/>
-          <w:b/>
-          <w:sz w:val="28"/>
-          <w:szCs w:val="28"/>
-          <w:highlight w:val="yellow"/>
-        </w:rPr>
-        <w:t>15.2</w:t>
-      </w:r>
-      <w:r>
-        <w:rPr>
-          <w:rFonts w:eastAsiaTheme="minorEastAsia"/>
-          <w:b/>
-          <w:sz w:val="28"/>
-          <w:szCs w:val="28"/>
-          <w:highlight w:val="yellow"/>
-        </w:rPr>
-        <w:t>乙方的联络方法</w:t>
+        <w:ind w:right="-87" w:firstLineChars="200" w:firstLine="560"/>
+        <w:jc w:val="both"/>
+        <w:rPr>
+          <w:rFonts w:eastAsiaTheme="minorEastAsia"/>
+          <w:sz w:val="28"/>
+          <w:szCs w:val="28"/>
+          <w:highlight w:val="yellow"/>
+        </w:rPr>
+      </w:pPr>
+      <w:r>
+        <w:rPr>
+          <w:rFonts w:eastAsiaTheme="minorEastAsia"/>
+          <w:sz w:val="28"/>
+          <w:szCs w:val="28"/>
+          <w:highlight w:val="yellow"/>
+        </w:rPr>
+        <w:lastRenderedPageBreak/>
+        <w:t>电</w:t>
+      </w:r>
+      <w:r>
+        <w:rPr>
+          <w:rFonts w:eastAsiaTheme="minorEastAsia"/>
+          <w:sz w:val="28"/>
+          <w:szCs w:val="28"/>
+          <w:highlight w:val="yellow"/>
+        </w:rPr>
+        <w:t xml:space="preserve">    </w:t>
+      </w:r>
+      <w:r>
+        <w:rPr>
+          <w:rFonts w:eastAsiaTheme="minorEastAsia"/>
+          <w:sz w:val="28"/>
+          <w:szCs w:val="28"/>
+          <w:highlight w:val="yellow"/>
+        </w:rPr>
+        <w:t>话：</w:t>
+      </w:r>
+      <w:r>
+        <w:rPr>
+          <w:rFonts w:eastAsiaTheme="minorEastAsia"/>
+          <w:sz w:val="28"/>
+          <w:szCs w:val="28"/>
+          <w:highlight w:val="yellow"/>
+        </w:rPr>
+        <w:t xml:space="preserve">{{ </w:t>
+      </w:r>
+      <w:proofErr w:type="spellStart"/>
+      <w:r>
+        <w:rPr>
+          <w:rFonts w:eastAsiaTheme="minorEastAsia"/>
+          <w:sz w:val="28"/>
+          <w:szCs w:val="28"/>
+          <w:highlight w:val="yellow"/>
+        </w:rPr>
+        <w:t>party_a_phone</w:t>
+      </w:r>
+      <w:proofErr w:type="spellEnd"/>
+      <w:r>
+        <w:rPr>
+          <w:rFonts w:eastAsiaTheme="minorEastAsia"/>
+          <w:sz w:val="28"/>
+          <w:szCs w:val="28"/>
+          <w:highlight w:val="yellow"/>
+        </w:rPr>
+        <w:t xml:space="preserve"> }}</w:t>
+      </w:r>
+      <w:r>
+        <w:rPr>
+          <w:rFonts w:eastAsiaTheme="minorEastAsia"/>
+          <w:sz w:val="28"/>
+          <w:szCs w:val="28"/>
+          <w:highlight w:val="yellow"/>
+        </w:rPr>
+        <w:t>；</w:t>
       </w:r>
     </w:p>
     <w:p>
@@ -9795,15 +9101,34 @@
           <w:rFonts w:eastAsiaTheme="minorEastAsia"/>
           <w:sz w:val="28"/>
           <w:szCs w:val="28"/>
-        </w:rPr>
-        <w:t>通讯地址：</w:t>
-      </w:r>
-      <w:proofErr w:type="gramStart"/>
-      <w:r>
-        <w:rPr>
-          <w:rFonts w:eastAsiaTheme="minorEastAsia"/>
-          <w:sz w:val="28"/>
-          <w:szCs w:val="28"/>
+          <w:highlight w:val="yellow"/>
+        </w:rPr>
+        <w:t>传</w:t>
+      </w:r>
+      <w:r>
+        <w:rPr>
+          <w:rFonts w:eastAsiaTheme="minorEastAsia"/>
+          <w:sz w:val="28"/>
+          <w:szCs w:val="28"/>
+          <w:highlight w:val="yellow"/>
+        </w:rPr>
+        <w:t xml:space="preserve">    </w:t>
+      </w:r>
+      <w:r>
+        <w:rPr>
+          <w:rFonts w:eastAsiaTheme="minorEastAsia"/>
+          <w:sz w:val="28"/>
+          <w:szCs w:val="28"/>
+          <w:highlight w:val="yellow"/>
+        </w:rPr>
+        <w:t>真：</w:t>
+      </w:r>
+      <w:r>
+        <w:rPr>
+          <w:rFonts w:eastAsiaTheme="minorEastAsia"/>
+          <w:sz w:val="28"/>
+          <w:szCs w:val="28"/>
+          <w:highlight w:val="yellow"/>
         </w:rPr>
         <w:t xml:space="preserve">{{ </w:t>
       </w:r>
@@ -9813,42 +9138,9 @@
           <w:rFonts w:eastAsiaTheme="minorEastAsia"/>
           <w:sz w:val="28"/>
           <w:szCs w:val="28"/>
-        </w:rPr>
-        <w:t>party</w:t>
-      </w:r>
-      <w:proofErr w:type="gramEnd"/>
-      <w:r>
-        <w:rPr>
-          <w:rFonts w:eastAsiaTheme="minorEastAsia"/>
-          <w:sz w:val="28"/>
-          <w:szCs w:val="28"/>
-        </w:rPr>
-        <w:t>_</w:t>
-      </w:r>
-      <w:r>
-        <w:rPr>
-          <w:rFonts w:eastAsiaTheme="minorEastAsia" w:hint="eastAsia"/>
-          <w:sz w:val="28"/>
-          <w:szCs w:val="28"/>
-        </w:rPr>
-        <w:t>b</w:t>
-      </w:r>
-      <w:r>
-        <w:rPr>
-          <w:rFonts w:eastAsiaTheme="minorEastAsia"/>
-          <w:sz w:val="28"/>
-          <w:szCs w:val="28"/>
-        </w:rPr>
-        <w:t>_</w:t>
-      </w:r>
-      <w:proofErr w:type="gramStart"/>
-      <w:r>
-        <w:rPr>
-          <w:rFonts w:eastAsiaTheme="minorEastAsia"/>
-          <w:sz w:val="28"/>
-          <w:szCs w:val="28"/>
-        </w:rPr>
-        <w:t>address</w:t>
+          <w:highlight w:val="yellow"/>
+        </w:rPr>
+        <w:t>party_a_fax</w:t>
       </w:r>
       <w:proofErr w:type="spellEnd"/>
       <w:r>
@@ -9856,17 +9148,18 @@
           <w:rFonts w:eastAsiaTheme="minorEastAsia"/>
           <w:sz w:val="28"/>
           <w:szCs w:val="28"/>
-        </w:rPr>
-        <w:t xml:space="preserve"> }</w:t>
-      </w:r>
-      <w:proofErr w:type="gramEnd"/>
-      <w:r>
-        <w:rPr>
-          <w:rFonts w:eastAsiaTheme="minorEastAsia"/>
-          <w:sz w:val="28"/>
-          <w:szCs w:val="28"/>
-        </w:rPr>
-        <w:t>}</w:t>
+          <w:highlight w:val="yellow"/>
+        </w:rPr>
+        <w:t xml:space="preserve"> }}</w:t>
+      </w:r>
+      <w:r>
+        <w:rPr>
+          <w:rFonts w:eastAsiaTheme="minorEastAsia"/>
+          <w:sz w:val="28"/>
+          <w:szCs w:val="28"/>
+          <w:highlight w:val="yellow"/>
+        </w:rPr>
+        <w:t>；</w:t>
       </w:r>
     </w:p>
     <w:p>
@@ -9885,34 +9178,88 @@
           <w:highlight w:val="yellow"/>
         </w:rPr>
       </w:pPr>
-      <w:proofErr w:type="gramStart"/>
-      <w:r>
-        <w:rPr>
-          <w:rFonts w:eastAsiaTheme="minorEastAsia"/>
-          <w:sz w:val="28"/>
-          <w:szCs w:val="28"/>
-          <w:highlight w:val="yellow"/>
-        </w:rPr>
-        <w:t>邮</w:t>
-      </w:r>
-      <w:proofErr w:type="gramEnd"/>
-      <w:r>
-        <w:rPr>
-          <w:rFonts w:eastAsiaTheme="minorEastAsia"/>
-          <w:sz w:val="28"/>
-          <w:szCs w:val="28"/>
-          <w:highlight w:val="yellow"/>
-        </w:rPr>
-        <w:t xml:space="preserve">    </w:t>
-      </w:r>
-      <w:r>
-        <w:rPr>
-          <w:rFonts w:eastAsiaTheme="minorEastAsia"/>
-          <w:sz w:val="28"/>
-          <w:szCs w:val="28"/>
-          <w:highlight w:val="yellow"/>
-        </w:rPr>
-        <w:t>编：【】</w:t>
+      <w:r>
+        <w:rPr>
+          <w:rFonts w:eastAsiaTheme="minorEastAsia"/>
+          <w:sz w:val="28"/>
+          <w:szCs w:val="28"/>
+          <w:highlight w:val="yellow"/>
+        </w:rPr>
+        <w:t>联</w:t>
+      </w:r>
+      <w:r>
+        <w:rPr>
+          <w:rFonts w:eastAsiaTheme="minorEastAsia"/>
+          <w:sz w:val="28"/>
+          <w:szCs w:val="28"/>
+          <w:highlight w:val="yellow"/>
+        </w:rPr>
+        <w:t xml:space="preserve"> </w:t>
+      </w:r>
+      <w:r>
+        <w:rPr>
+          <w:rFonts w:eastAsiaTheme="minorEastAsia"/>
+          <w:sz w:val="28"/>
+          <w:szCs w:val="28"/>
+          <w:highlight w:val="yellow"/>
+        </w:rPr>
+        <w:t>系</w:t>
+      </w:r>
+      <w:r>
+        <w:rPr>
+          <w:rFonts w:eastAsiaTheme="minorEastAsia"/>
+          <w:sz w:val="28"/>
+          <w:szCs w:val="28"/>
+          <w:highlight w:val="yellow"/>
+        </w:rPr>
+        <w:t xml:space="preserve"> </w:t>
+      </w:r>
+      <w:r>
+        <w:rPr>
+          <w:rFonts w:eastAsiaTheme="minorEastAsia"/>
+          <w:sz w:val="28"/>
+          <w:szCs w:val="28"/>
+          <w:highlight w:val="yellow"/>
+        </w:rPr>
+        <w:t>人：</w:t>
+      </w:r>
+      <w:r>
+        <w:rPr>
+          <w:rFonts w:eastAsiaTheme="minorEastAsia"/>
+          <w:sz w:val="28"/>
+          <w:szCs w:val="28"/>
+          <w:highlight w:val="yellow"/>
+        </w:rPr>
+        <w:t xml:space="preserve">{{ </w:t>
+      </w:r>
+      <w:proofErr w:type="spellStart"/>
+      <w:r>
+        <w:rPr>
+          <w:rFonts w:eastAsiaTheme="minorEastAsia"/>
+          <w:sz w:val="28"/>
+          <w:szCs w:val="28"/>
+          <w:highlight w:val="yellow"/>
+        </w:rPr>
+        <w:t>party_a_contact</w:t>
+      </w:r>
+      <w:proofErr w:type="spellEnd"/>
+      <w:r>
+        <w:rPr>
+          <w:rFonts w:eastAsiaTheme="minorEastAsia"/>
+          <w:sz w:val="28"/>
+          <w:szCs w:val="28"/>
+          <w:highlight w:val="yellow"/>
+        </w:rPr>
+        <w:t xml:space="preserve"> }}</w:t>
+      </w:r>
+      <w:r>
+        <w:rPr>
+          <w:rFonts w:eastAsiaTheme="minorEastAsia"/>
+          <w:sz w:val="28"/>
+          <w:szCs w:val="28"/>
+          <w:highlight w:val="yellow"/>
+        </w:rPr>
+        <w:t>；</w:t>
       </w:r>
     </w:p>
     <w:p>
@@ -9938,25 +9285,36 @@
           <w:szCs w:val="28"/>
           <w:highlight w:val="yellow"/>
         </w:rPr>
-        <w:t>电</w:t>
-      </w:r>
-      <w:r>
-        <w:rPr>
-          <w:rFonts w:eastAsiaTheme="minorEastAsia"/>
-          <w:sz w:val="28"/>
-          <w:szCs w:val="28"/>
-          <w:highlight w:val="yellow"/>
-        </w:rPr>
-        <w:t xml:space="preserve">    </w:t>
-      </w:r>
-      <w:r>
-        <w:rPr>
-          <w:rFonts w:eastAsiaTheme="minorEastAsia"/>
-          <w:sz w:val="28"/>
-          <w:szCs w:val="28"/>
-          <w:highlight w:val="yellow"/>
-        </w:rPr>
-        <w:t>话：【】</w:t>
+        <w:t>电子邮件：</w:t>
+      </w:r>
+      <w:r>
+        <w:rPr>
+          <w:rFonts w:eastAsiaTheme="minorEastAsia"/>
+          <w:sz w:val="28"/>
+          <w:szCs w:val="28"/>
+          <w:highlight w:val="yellow"/>
+        </w:rPr>
+        <w:t xml:space="preserve">{{ </w:t>
+      </w:r>
+      <w:proofErr w:type="spellStart"/>
+      <w:r>
+        <w:rPr>
+          <w:rFonts w:eastAsiaTheme="minorEastAsia"/>
+          <w:sz w:val="28"/>
+          <w:szCs w:val="28"/>
+          <w:highlight w:val="yellow"/>
+        </w:rPr>
+        <w:t>party_a_email</w:t>
+      </w:r>
+      <w:proofErr w:type="spellEnd"/>
+      <w:r>
+        <w:rPr>
+          <w:rFonts w:eastAsiaTheme="minorEastAsia"/>
+          <w:sz w:val="28"/>
+          <w:szCs w:val="28"/>
+          <w:highlight w:val="yellow"/>
+        </w:rPr>
+        <w:t xml:space="preserve"> }}</w:t>
       </w:r>
     </w:p>
     <w:p>
@@ -9966,41 +9324,35 @@
         </w:tabs>
         <w:snapToGrid w:val="0"/>
         <w:spacing w:line="312" w:lineRule="auto"/>
-        <w:ind w:right="-87" w:firstLineChars="200" w:firstLine="560"/>
-        <w:jc w:val="both"/>
-        <w:rPr>
-          <w:rFonts w:eastAsiaTheme="minorEastAsia"/>
-          <w:sz w:val="28"/>
-          <w:szCs w:val="28"/>
-          <w:highlight w:val="yellow"/>
-        </w:rPr>
-      </w:pPr>
-      <w:r>
-        <w:rPr>
-          <w:rFonts w:eastAsiaTheme="minorEastAsia"/>
-          <w:sz w:val="28"/>
-          <w:szCs w:val="28"/>
-          <w:highlight w:val="yellow"/>
-        </w:rPr>
-        <w:t>传</w:t>
-      </w:r>
-      <w:r>
-        <w:rPr>
-          <w:rFonts w:eastAsiaTheme="minorEastAsia"/>
-          <w:sz w:val="28"/>
-          <w:szCs w:val="28"/>
-          <w:highlight w:val="yellow"/>
-        </w:rPr>
-        <w:t xml:space="preserve">    </w:t>
-      </w:r>
-      <w:r>
-        <w:rPr>
-          <w:rFonts w:eastAsiaTheme="minorEastAsia"/>
-          <w:sz w:val="28"/>
-          <w:szCs w:val="28"/>
-          <w:highlight w:val="yellow"/>
-        </w:rPr>
-        <w:t>真：【】</w:t>
+        <w:ind w:right="-87" w:firstLineChars="200" w:firstLine="562"/>
+        <w:jc w:val="both"/>
+        <w:rPr>
+          <w:rFonts w:eastAsiaTheme="minorEastAsia"/>
+          <w:b/>
+          <w:sz w:val="28"/>
+          <w:szCs w:val="28"/>
+          <w:highlight w:val="yellow"/>
+        </w:rPr>
+      </w:pPr>
+      <w:r>
+        <w:rPr>
+          <w:rFonts w:eastAsiaTheme="minorEastAsia"/>
+          <w:b/>
+          <w:sz w:val="28"/>
+          <w:szCs w:val="28"/>
+          <w:highlight w:val="yellow"/>
+        </w:rPr>
+        <w:t>15.2</w:t>
+      </w:r>
+      <w:r>
+        <w:rPr>
+          <w:rFonts w:eastAsiaTheme="minorEastAsia"/>
+          <w:b/>
+          <w:sz w:val="28"/>
+          <w:szCs w:val="28"/>
+          <w:highlight w:val="yellow"/>
+        </w:rPr>
+        <w:t>乙方的联络方法</w:t>
       </w:r>
     </w:p>
     <w:p>
@@ -10026,61 +9378,45 @@
           <w:szCs w:val="28"/>
           <w:highlight w:val="yellow"/>
         </w:rPr>
-        <w:t>联</w:t>
-      </w:r>
-      <w:r>
-        <w:rPr>
-          <w:rFonts w:eastAsiaTheme="minorEastAsia"/>
-          <w:sz w:val="28"/>
-          <w:szCs w:val="28"/>
-          <w:highlight w:val="yellow"/>
-        </w:rPr>
-        <w:t xml:space="preserve"> </w:t>
-      </w:r>
-      <w:r>
-        <w:rPr>
-          <w:rFonts w:eastAsiaTheme="minorEastAsia"/>
-          <w:sz w:val="28"/>
-          <w:szCs w:val="28"/>
-          <w:highlight w:val="yellow"/>
-        </w:rPr>
-        <w:t>系</w:t>
-      </w:r>
-      <w:r>
-        <w:rPr>
-          <w:rFonts w:eastAsiaTheme="minorEastAsia"/>
-          <w:sz w:val="28"/>
-          <w:szCs w:val="28"/>
-          <w:highlight w:val="yellow"/>
-        </w:rPr>
-        <w:t xml:space="preserve"> </w:t>
-      </w:r>
-      <w:r>
-        <w:rPr>
-          <w:rFonts w:eastAsiaTheme="minorEastAsia"/>
-          <w:sz w:val="28"/>
-          <w:szCs w:val="28"/>
-          <w:highlight w:val="yellow"/>
-        </w:rPr>
-        <w:t>人：</w:t>
-      </w:r>
-      <w:r>
-        <w:rPr>
-          <w:rFonts w:eastAsiaTheme="minorEastAsia"/>
-          <w:sz w:val="28"/>
-          <w:szCs w:val="28"/>
-          <w:highlight w:val="yellow"/>
-        </w:rPr>
-        <w:t xml:space="preserve"> </w:t>
-      </w:r>
-      <w:r>
-        <w:rPr>
-          <w:rFonts w:eastAsiaTheme="minorEastAsia"/>
-          <w:sz w:val="28"/>
-          <w:szCs w:val="28"/>
-          <w:highlight w:val="yellow"/>
-        </w:rPr>
-        <w:t>【】</w:t>
+        <w:t>通讯地址：</w:t>
+      </w:r>
+      <w:r>
+        <w:rPr>
+          <w:rFonts w:eastAsiaTheme="minorEastAsia"/>
+          <w:sz w:val="28"/>
+          <w:szCs w:val="28"/>
+          <w:highlight w:val="yellow"/>
+        </w:rPr>
+        <w:t xml:space="preserve"> {{ </w:t>
+      </w:r>
+      <w:proofErr w:type="spellStart"/>
+      <w:r>
+        <w:rPr>
+          <w:rFonts w:eastAsiaTheme="minorEastAsia"/>
+          <w:sz w:val="28"/>
+          <w:szCs w:val="28"/>
+          <w:highlight w:val="yellow"/>
+        </w:rPr>
+        <w:t>party_b_address</w:t>
+      </w:r>
+      <w:proofErr w:type="spellEnd"/>
+      <w:r>
+        <w:rPr>
+          <w:rFonts w:eastAsiaTheme="minorEastAsia"/>
+          <w:sz w:val="28"/>
+          <w:szCs w:val="28"/>
+          <w:highlight w:val="yellow"/>
+        </w:rPr>
+        <w:t xml:space="preserve"> }}</w:t>
+      </w:r>
+      <w:r>
+        <w:rPr>
+          <w:rFonts w:eastAsiaTheme="minorEastAsia"/>
+          <w:sz w:val="28"/>
+          <w:szCs w:val="28"/>
+          <w:highlight w:val="yellow"/>
+        </w:rPr>
+        <w:t>；</w:t>
       </w:r>
     </w:p>
     <w:p>
@@ -10096,22 +9432,42 @@
           <w:rFonts w:eastAsiaTheme="minorEastAsia"/>
           <w:sz w:val="28"/>
           <w:szCs w:val="28"/>
-        </w:rPr>
-      </w:pPr>
-      <w:r>
-        <w:rPr>
-          <w:rFonts w:eastAsiaTheme="minorEastAsia"/>
-          <w:sz w:val="28"/>
-          <w:szCs w:val="28"/>
-        </w:rPr>
-        <w:t>电子邮件：</w:t>
-      </w:r>
-      <w:proofErr w:type="gramStart"/>
-      <w:r>
-        <w:rPr>
-          <w:rFonts w:eastAsiaTheme="minorEastAsia"/>
-          <w:sz w:val="28"/>
-          <w:szCs w:val="28"/>
+          <w:highlight w:val="yellow"/>
+        </w:rPr>
+      </w:pPr>
+      <w:r>
+        <w:rPr>
+          <w:rFonts w:eastAsiaTheme="minorEastAsia"/>
+          <w:sz w:val="28"/>
+          <w:szCs w:val="28"/>
+          <w:highlight w:val="yellow"/>
+        </w:rPr>
+        <w:t>邮</w:t>
+      </w:r>
+      <w:r>
+        <w:rPr>
+          <w:rFonts w:eastAsiaTheme="minorEastAsia"/>
+          <w:sz w:val="28"/>
+          <w:szCs w:val="28"/>
+          <w:highlight w:val="yellow"/>
+        </w:rPr>
+        <w:t xml:space="preserve">    </w:t>
+      </w:r>
+      <w:r>
+        <w:rPr>
+          <w:rFonts w:eastAsiaTheme="minorEastAsia"/>
+          <w:sz w:val="28"/>
+          <w:szCs w:val="28"/>
+          <w:highlight w:val="yellow"/>
+        </w:rPr>
+        <w:t>编：</w:t>
+      </w:r>
+      <w:r>
+        <w:rPr>
+          <w:rFonts w:eastAsiaTheme="minorEastAsia"/>
+          <w:sz w:val="28"/>
+          <w:szCs w:val="28"/>
+          <w:highlight w:val="yellow"/>
         </w:rPr>
         <w:t xml:space="preserve">{{ </w:t>
       </w:r>
@@ -10121,42 +9477,9 @@
           <w:rFonts w:eastAsiaTheme="minorEastAsia"/>
           <w:sz w:val="28"/>
           <w:szCs w:val="28"/>
-        </w:rPr>
-        <w:t>party</w:t>
-      </w:r>
-      <w:proofErr w:type="gramEnd"/>
-      <w:r>
-        <w:rPr>
-          <w:rFonts w:eastAsiaTheme="minorEastAsia"/>
-          <w:sz w:val="28"/>
-          <w:szCs w:val="28"/>
-        </w:rPr>
-        <w:t>_</w:t>
-      </w:r>
-      <w:r>
-        <w:rPr>
-          <w:rFonts w:eastAsiaTheme="minorEastAsia" w:hint="eastAsia"/>
-          <w:sz w:val="28"/>
-          <w:szCs w:val="28"/>
-        </w:rPr>
-        <w:t>b</w:t>
-      </w:r>
-      <w:r>
-        <w:rPr>
-          <w:rFonts w:eastAsiaTheme="minorEastAsia"/>
-          <w:sz w:val="28"/>
-          <w:szCs w:val="28"/>
-        </w:rPr>
-        <w:t>_</w:t>
-      </w:r>
-      <w:proofErr w:type="gramStart"/>
-      <w:r>
-        <w:rPr>
-          <w:rFonts w:eastAsiaTheme="minorEastAsia"/>
-          <w:sz w:val="28"/>
-          <w:szCs w:val="28"/>
-        </w:rPr>
-        <w:t>email</w:t>
+          <w:highlight w:val="yellow"/>
+        </w:rPr>
+        <w:t>party_b_zip</w:t>
       </w:r>
       <w:proofErr w:type="spellEnd"/>
       <w:r>
@@ -10164,17 +9487,18 @@
           <w:rFonts w:eastAsiaTheme="minorEastAsia"/>
           <w:sz w:val="28"/>
           <w:szCs w:val="28"/>
-        </w:rPr>
-        <w:t xml:space="preserve"> }</w:t>
-      </w:r>
-      <w:proofErr w:type="gramEnd"/>
-      <w:r>
-        <w:rPr>
-          <w:rFonts w:eastAsiaTheme="minorEastAsia"/>
-          <w:sz w:val="28"/>
-          <w:szCs w:val="28"/>
-        </w:rPr>
-        <w:t>}</w:t>
+          <w:highlight w:val="yellow"/>
+        </w:rPr>
+        <w:t xml:space="preserve"> }}</w:t>
+      </w:r>
+      <w:r>
+        <w:rPr>
+          <w:rFonts w:eastAsiaTheme="minorEastAsia"/>
+          <w:sz w:val="28"/>
+          <w:szCs w:val="28"/>
+          <w:highlight w:val="yellow"/>
+        </w:rPr>
+        <w:t>；</w:t>
       </w:r>
     </w:p>
     <w:p>
@@ -10184,32 +9508,79 @@
         </w:tabs>
         <w:snapToGrid w:val="0"/>
         <w:spacing w:line="312" w:lineRule="auto"/>
-        <w:ind w:right="-87" w:firstLineChars="200" w:firstLine="562"/>
-        <w:jc w:val="both"/>
-        <w:rPr>
-          <w:rFonts w:eastAsiaTheme="minorEastAsia"/>
-          <w:b/>
-          <w:sz w:val="28"/>
-          <w:szCs w:val="28"/>
-        </w:rPr>
-      </w:pPr>
-      <w:r>
-        <w:rPr>
-          <w:rFonts w:eastAsiaTheme="minorEastAsia"/>
-          <w:b/>
-          <w:sz w:val="28"/>
-          <w:szCs w:val="28"/>
-        </w:rPr>
-        <w:t>15.3</w:t>
-      </w:r>
-      <w:r>
-        <w:rPr>
-          <w:rFonts w:eastAsiaTheme="minorEastAsia"/>
-          <w:b/>
-          <w:sz w:val="28"/>
-          <w:szCs w:val="28"/>
-        </w:rPr>
-        <w:t>书面方式和确认</w:t>
+        <w:ind w:right="-87" w:firstLineChars="200" w:firstLine="560"/>
+        <w:jc w:val="both"/>
+        <w:rPr>
+          <w:rFonts w:eastAsiaTheme="minorEastAsia"/>
+          <w:sz w:val="28"/>
+          <w:szCs w:val="28"/>
+          <w:highlight w:val="yellow"/>
+        </w:rPr>
+      </w:pPr>
+      <w:r>
+        <w:rPr>
+          <w:rFonts w:eastAsiaTheme="minorEastAsia"/>
+          <w:sz w:val="28"/>
+          <w:szCs w:val="28"/>
+          <w:highlight w:val="yellow"/>
+        </w:rPr>
+        <w:t>电</w:t>
+      </w:r>
+      <w:r>
+        <w:rPr>
+          <w:rFonts w:eastAsiaTheme="minorEastAsia"/>
+          <w:sz w:val="28"/>
+          <w:szCs w:val="28"/>
+          <w:highlight w:val="yellow"/>
+        </w:rPr>
+        <w:t xml:space="preserve">    </w:t>
+      </w:r>
+      <w:r>
+        <w:rPr>
+          <w:rFonts w:eastAsiaTheme="minorEastAsia"/>
+          <w:sz w:val="28"/>
+          <w:szCs w:val="28"/>
+          <w:highlight w:val="yellow"/>
+        </w:rPr>
+        <w:t>话：</w:t>
+      </w:r>
+      <w:r>
+        <w:rPr>
+          <w:rFonts w:eastAsiaTheme="minorEastAsia"/>
+          <w:sz w:val="28"/>
+          <w:szCs w:val="28"/>
+          <w:highlight w:val="yellow"/>
+        </w:rPr>
+        <w:t xml:space="preserve">{{ </w:t>
+      </w:r>
+      <w:proofErr w:type="spellStart"/>
+      <w:r>
+        <w:rPr>
+          <w:rFonts w:eastAsiaTheme="minorEastAsia"/>
+          <w:sz w:val="28"/>
+          <w:szCs w:val="28"/>
+          <w:highlight w:val="yellow"/>
+        </w:rPr>
+        <w:t>party_b_phone</w:t>
+      </w:r>
+      <w:proofErr w:type="spellEnd"/>
+      <w:r>
+        <w:rPr>
+          <w:rFonts w:eastAsiaTheme="minorEastAsia"/>
+          <w:sz w:val="28"/>
+          <w:szCs w:val="28"/>
+          <w:highlight w:val="yellow"/>
+        </w:rPr>
+        <w:t xml:space="preserve"> }}</w:t>
+      </w:r>
+      <w:r>
+        <w:rPr>
+          <w:rFonts w:eastAsiaTheme="minorEastAsia"/>
+          <w:sz w:val="28"/>
+          <w:szCs w:val="28"/>
+          <w:highlight w:val="yellow"/>
+        </w:rPr>
+        <w:t>；</w:t>
       </w:r>
     </w:p>
     <w:p>
@@ -10225,15 +9596,276 @@
           <w:rFonts w:eastAsiaTheme="minorEastAsia"/>
           <w:sz w:val="28"/>
           <w:szCs w:val="28"/>
-        </w:rPr>
-      </w:pPr>
-      <w:r>
-        <w:rPr>
-          <w:rFonts w:eastAsiaTheme="minorEastAsia"/>
-          <w:sz w:val="28"/>
-          <w:szCs w:val="28"/>
-        </w:rPr>
-        <w:lastRenderedPageBreak/>
+          <w:highlight w:val="yellow"/>
+        </w:rPr>
+      </w:pPr>
+      <w:r>
+        <w:rPr>
+          <w:rFonts w:eastAsiaTheme="minorEastAsia"/>
+          <w:sz w:val="28"/>
+          <w:szCs w:val="28"/>
+          <w:highlight w:val="yellow"/>
+        </w:rPr>
+        <w:t>传</w:t>
+      </w:r>
+      <w:r>
+        <w:rPr>
+          <w:rFonts w:eastAsiaTheme="minorEastAsia"/>
+          <w:sz w:val="28"/>
+          <w:szCs w:val="28"/>
+          <w:highlight w:val="yellow"/>
+        </w:rPr>
+        <w:t xml:space="preserve">    </w:t>
+      </w:r>
+      <w:r>
+        <w:rPr>
+          <w:rFonts w:eastAsiaTheme="minorEastAsia"/>
+          <w:sz w:val="28"/>
+          <w:szCs w:val="28"/>
+          <w:highlight w:val="yellow"/>
+        </w:rPr>
+        <w:t>真：</w:t>
+      </w:r>
+      <w:r>
+        <w:rPr>
+          <w:rFonts w:eastAsiaTheme="minorEastAsia"/>
+          <w:sz w:val="28"/>
+          <w:szCs w:val="28"/>
+          <w:highlight w:val="yellow"/>
+        </w:rPr>
+        <w:t xml:space="preserve">{{ </w:t>
+      </w:r>
+      <w:proofErr w:type="spellStart"/>
+      <w:r>
+        <w:rPr>
+          <w:rFonts w:eastAsiaTheme="minorEastAsia"/>
+          <w:sz w:val="28"/>
+          <w:szCs w:val="28"/>
+          <w:highlight w:val="yellow"/>
+        </w:rPr>
+        <w:t>party_b_fax</w:t>
+      </w:r>
+      <w:proofErr w:type="spellEnd"/>
+      <w:r>
+        <w:rPr>
+          <w:rFonts w:eastAsiaTheme="minorEastAsia"/>
+          <w:sz w:val="28"/>
+          <w:szCs w:val="28"/>
+          <w:highlight w:val="yellow"/>
+        </w:rPr>
+        <w:t xml:space="preserve"> }}</w:t>
+      </w:r>
+      <w:r>
+        <w:rPr>
+          <w:rFonts w:eastAsiaTheme="minorEastAsia"/>
+          <w:sz w:val="28"/>
+          <w:szCs w:val="28"/>
+          <w:highlight w:val="yellow"/>
+        </w:rPr>
+        <w:t>；</w:t>
+      </w:r>
+    </w:p>
+    <w:p>
+      <w:pPr>
+        <w:tabs>
+          <w:tab w:val="left" w:pos="1260"/>
+        </w:tabs>
+        <w:snapToGrid w:val="0"/>
+        <w:spacing w:line="312" w:lineRule="auto"/>
+        <w:ind w:right="-87" w:firstLineChars="200" w:firstLine="560"/>
+        <w:jc w:val="both"/>
+        <w:rPr>
+          <w:rFonts w:eastAsiaTheme="minorEastAsia"/>
+          <w:sz w:val="28"/>
+          <w:szCs w:val="28"/>
+          <w:highlight w:val="yellow"/>
+        </w:rPr>
+      </w:pPr>
+      <w:r>
+        <w:rPr>
+          <w:rFonts w:eastAsiaTheme="minorEastAsia"/>
+          <w:sz w:val="28"/>
+          <w:szCs w:val="28"/>
+          <w:highlight w:val="yellow"/>
+        </w:rPr>
+        <w:t>联</w:t>
+      </w:r>
+      <w:r>
+        <w:rPr>
+          <w:rFonts w:eastAsiaTheme="minorEastAsia"/>
+          <w:sz w:val="28"/>
+          <w:szCs w:val="28"/>
+          <w:highlight w:val="yellow"/>
+        </w:rPr>
+        <w:t xml:space="preserve"> </w:t>
+      </w:r>
+      <w:r>
+        <w:rPr>
+          <w:rFonts w:eastAsiaTheme="minorEastAsia"/>
+          <w:sz w:val="28"/>
+          <w:szCs w:val="28"/>
+          <w:highlight w:val="yellow"/>
+        </w:rPr>
+        <w:t>系</w:t>
+      </w:r>
+      <w:r>
+        <w:rPr>
+          <w:rFonts w:eastAsiaTheme="minorEastAsia"/>
+          <w:sz w:val="28"/>
+          <w:szCs w:val="28"/>
+          <w:highlight w:val="yellow"/>
+        </w:rPr>
+        <w:t xml:space="preserve"> </w:t>
+      </w:r>
+      <w:r>
+        <w:rPr>
+          <w:rFonts w:eastAsiaTheme="minorEastAsia"/>
+          <w:sz w:val="28"/>
+          <w:szCs w:val="28"/>
+          <w:highlight w:val="yellow"/>
+        </w:rPr>
+        <w:t>人：</w:t>
+      </w:r>
+      <w:r>
+        <w:rPr>
+          <w:rFonts w:eastAsiaTheme="minorEastAsia"/>
+          <w:sz w:val="28"/>
+          <w:szCs w:val="28"/>
+          <w:highlight w:val="yellow"/>
+        </w:rPr>
+        <w:t xml:space="preserve"> {{ </w:t>
+      </w:r>
+      <w:proofErr w:type="spellStart"/>
+      <w:r>
+        <w:rPr>
+          <w:rFonts w:eastAsiaTheme="minorEastAsia"/>
+          <w:sz w:val="28"/>
+          <w:szCs w:val="28"/>
+          <w:highlight w:val="yellow"/>
+        </w:rPr>
+        <w:t>party_b_contact</w:t>
+      </w:r>
+      <w:proofErr w:type="spellEnd"/>
+      <w:r>
+        <w:rPr>
+          <w:rFonts w:eastAsiaTheme="minorEastAsia"/>
+          <w:sz w:val="28"/>
+          <w:szCs w:val="28"/>
+          <w:highlight w:val="yellow"/>
+        </w:rPr>
+        <w:t xml:space="preserve"> }}</w:t>
+      </w:r>
+    </w:p>
+    <w:p>
+      <w:pPr>
+        <w:tabs>
+          <w:tab w:val="left" w:pos="1260"/>
+        </w:tabs>
+        <w:snapToGrid w:val="0"/>
+        <w:spacing w:line="312" w:lineRule="auto"/>
+        <w:ind w:right="-87" w:firstLineChars="200" w:firstLine="560"/>
+        <w:jc w:val="both"/>
+        <w:rPr>
+          <w:rFonts w:eastAsiaTheme="minorEastAsia"/>
+          <w:sz w:val="28"/>
+          <w:szCs w:val="28"/>
+        </w:rPr>
+      </w:pPr>
+      <w:r>
+        <w:rPr>
+          <w:rFonts w:eastAsiaTheme="minorEastAsia"/>
+          <w:sz w:val="28"/>
+          <w:szCs w:val="28"/>
+          <w:highlight w:val="yellow"/>
+        </w:rPr>
+        <w:t>电子邮件：</w:t>
+      </w:r>
+      <w:r>
+        <w:rPr>
+          <w:rFonts w:eastAsiaTheme="minorEastAsia"/>
+          <w:sz w:val="28"/>
+          <w:szCs w:val="28"/>
+          <w:highlight w:val="yellow"/>
+        </w:rPr>
+        <w:t xml:space="preserve">{{ </w:t>
+      </w:r>
+      <w:proofErr w:type="spellStart"/>
+      <w:r>
+        <w:rPr>
+          <w:rFonts w:eastAsiaTheme="minorEastAsia"/>
+          <w:sz w:val="28"/>
+          <w:szCs w:val="28"/>
+          <w:highlight w:val="yellow"/>
+        </w:rPr>
+        <w:t>party_b_email</w:t>
+      </w:r>
+      <w:proofErr w:type="spellEnd"/>
+      <w:r>
+        <w:rPr>
+          <w:rFonts w:eastAsiaTheme="minorEastAsia"/>
+          <w:sz w:val="28"/>
+          <w:szCs w:val="28"/>
+          <w:highlight w:val="yellow"/>
+        </w:rPr>
+        <w:t xml:space="preserve"> }}</w:t>
+      </w:r>
+    </w:p>
+    <w:p>
+      <w:pPr>
+        <w:tabs>
+          <w:tab w:val="left" w:pos="1260"/>
+        </w:tabs>
+        <w:snapToGrid w:val="0"/>
+        <w:spacing w:line="312" w:lineRule="auto"/>
+        <w:ind w:right="-87" w:firstLineChars="200" w:firstLine="562"/>
+        <w:jc w:val="both"/>
+        <w:rPr>
+          <w:rFonts w:eastAsiaTheme="minorEastAsia"/>
+          <w:b/>
+          <w:sz w:val="28"/>
+          <w:szCs w:val="28"/>
+        </w:rPr>
+      </w:pPr>
+      <w:r>
+        <w:rPr>
+          <w:rFonts w:eastAsiaTheme="minorEastAsia"/>
+          <w:b/>
+          <w:sz w:val="28"/>
+          <w:szCs w:val="28"/>
+        </w:rPr>
+        <w:t>15.3</w:t>
+      </w:r>
+      <w:r>
+        <w:rPr>
+          <w:rFonts w:eastAsiaTheme="minorEastAsia"/>
+          <w:b/>
+          <w:sz w:val="28"/>
+          <w:szCs w:val="28"/>
+        </w:rPr>
+        <w:t>书面方式和确认</w:t>
+      </w:r>
+    </w:p>
+    <w:p>
+      <w:pPr>
+        <w:tabs>
+          <w:tab w:val="left" w:pos="1260"/>
+        </w:tabs>
+        <w:snapToGrid w:val="0"/>
+        <w:spacing w:line="312" w:lineRule="auto"/>
+        <w:ind w:right="-87" w:firstLineChars="200" w:firstLine="560"/>
+        <w:jc w:val="both"/>
+        <w:rPr>
+          <w:rFonts w:eastAsiaTheme="minorEastAsia"/>
+          <w:sz w:val="28"/>
+          <w:szCs w:val="28"/>
+        </w:rPr>
+      </w:pPr>
+      <w:r>
+        <w:rPr>
+          <w:rFonts w:eastAsiaTheme="minorEastAsia"/>
+          <w:sz w:val="28"/>
+          <w:szCs w:val="28"/>
+        </w:rPr>
         <w:t>根据本合同发出的任何通知，可采取书面形式当面递交、使用特快专递或挂号信方式邮寄、传真、电子邮件、电话短信方式通知对方。通知在下列日期视为送达被通知方：</w:t>
       </w:r>
     </w:p>
@@ -10557,7 +10189,16 @@
           <w:sz w:val="28"/>
           <w:szCs w:val="28"/>
         </w:rPr>
-        <w:t>双方亦确认上述地址及送达方式作为本合同项下各种文书及发生争议时所涉诉讼、仲裁文书（包括但不限于传票、开庭通知书、判决书、裁定书、调解书等）的有效送达地址；上述送达地址及送达方式适用于一审、二审、再审和执行各个诉讼阶段，相关诉讼、仲裁文书按上述地址进行送达，因无人签收、拒收等原因导致被退回的，退回之日即为送达之日。</w:t>
+        <w:t>双方亦确认上述地址及送达方式作为本合同项下各种文书及发生争议时所涉诉讼、仲裁文书（包括但不限于传票、开庭通知书、判决书、裁定书、调解书等）的有效送达地址；上述送达地址及送达方式适用于一审、二审、再审和执行各个诉讼阶段，相关诉讼、仲裁文书按上述地址</w:t>
+      </w:r>
+      <w:r>
+        <w:rPr>
+          <w:rFonts w:eastAsiaTheme="minorEastAsia"/>
+          <w:sz w:val="28"/>
+          <w:szCs w:val="28"/>
+        </w:rPr>
+        <w:lastRenderedPageBreak/>
+        <w:t>进行送达，因无人签收、拒收等原因导致被退回的，退回之日即为送达之日。</w:t>
       </w:r>
     </w:p>
     <w:p>
@@ -10746,7 +10387,6 @@
           <w:sz w:val="28"/>
           <w:szCs w:val="28"/>
         </w:rPr>
-        <w:lastRenderedPageBreak/>
         <w:t>（</w:t>
       </w:r>
       <w:r>
@@ -10765,27 +10405,7 @@
           <w:sz w:val="28"/>
           <w:szCs w:val="28"/>
         </w:rPr>
-        <w:t>）合同双方都清楚并愿意严格遵守中华人民共和国反商业贿赂的法律规定，双方都清楚任何形式的贿赂和贪</w:t>
-      </w:r>
-      <w:proofErr w:type="gramStart"/>
-      <w:r>
-        <w:rPr>
-          <w:rFonts w:eastAsiaTheme="minorEastAsia"/>
-          <w:bCs/>
-          <w:sz w:val="28"/>
-          <w:szCs w:val="28"/>
-        </w:rPr>
-        <w:t>渎</w:t>
-      </w:r>
-      <w:proofErr w:type="gramEnd"/>
-      <w:r>
-        <w:rPr>
-          <w:rFonts w:eastAsiaTheme="minorEastAsia"/>
-          <w:bCs/>
-          <w:sz w:val="28"/>
-          <w:szCs w:val="28"/>
-        </w:rPr>
-        <w:t>行为都将触犯法律，并将受到法律的严惩。</w:t>
+        <w:t>）合同双方都清楚并愿意严格遵守中华人民共和国反商业贿赂的法律规定，双方都清楚任何形式的贿赂和贪渎行为都将触犯法律，并将受到法律的严惩。</w:t>
       </w:r>
     </w:p>
     <w:p>
@@ -10829,27 +10449,7 @@
           <w:sz w:val="28"/>
           <w:szCs w:val="28"/>
         </w:rPr>
-        <w:t>）甲方或</w:t>
-      </w:r>
-      <w:proofErr w:type="gramStart"/>
-      <w:r>
-        <w:rPr>
-          <w:rFonts w:eastAsiaTheme="minorEastAsia"/>
-          <w:bCs/>
-          <w:sz w:val="28"/>
-          <w:szCs w:val="28"/>
-        </w:rPr>
-        <w:t>乙方均</w:t>
-      </w:r>
-      <w:proofErr w:type="gramEnd"/>
-      <w:r>
-        <w:rPr>
-          <w:rFonts w:eastAsiaTheme="minorEastAsia"/>
-          <w:bCs/>
-          <w:sz w:val="28"/>
-          <w:szCs w:val="28"/>
-        </w:rPr>
-        <w:t>不得向对方或对方经办人或其他相关人员索要、收受、提供、给予合同约定外的任何利益，包括但不限于明扣、暗扣、现金、购物卡、实物、有价证券、旅游或其他非物质性利益等，但如该等利益属于行业惯例或通常做法，则须在合同中明示。</w:t>
+        <w:t>）甲方或乙方均不得向对方或对方经办人或其他相关人员索要、收受、提供、给予合同约定外的任何利益，包括但不限于明扣、暗扣、现金、购物卡、实物、有价证券、旅游或其他非物质性利益等，但如该等利益属于行业惯例或通常做法，则须在合同中明示。</w:t>
       </w:r>
     </w:p>
     <w:p>
@@ -11201,7 +10801,7 @@
       </w:pPr>
       <w:r>
         <w:rPr>
-          <w:rFonts w:eastAsiaTheme="minorEastAsia" w:hint="eastAsia"/>
+          <w:rFonts w:eastAsiaTheme="minorEastAsia"/>
           <w:sz w:val="28"/>
           <w:szCs w:val="28"/>
           <w:highlight w:val="yellow"/>
@@ -11225,6 +10825,7 @@
           <w:sz w:val="28"/>
           <w:szCs w:val="24"/>
         </w:rPr>
+        <w:lastRenderedPageBreak/>
         <w:br w:type="page"/>
       </w:r>
     </w:p>
@@ -12516,25 +12117,7 @@
           <w:sz w:val="24"/>
           <w:szCs w:val="24"/>
         </w:rPr>
-        <w:t>、本明细表仅列示截至基准日的贷款本金、利息余额、费用及债权总额，基准日后借款人和担保人应支付的利息、罚息、复利、违约金、迟延履行金及其他</w:t>
-      </w:r>
-      <w:proofErr w:type="gramStart"/>
-      <w:r>
-        <w:rPr>
-          <w:rFonts w:eastAsia="仿宋_GB2312"/>
-          <w:sz w:val="24"/>
-          <w:szCs w:val="24"/>
-        </w:rPr>
-        <w:t>费用元</w:t>
-      </w:r>
-      <w:proofErr w:type="gramEnd"/>
-      <w:r>
-        <w:rPr>
-          <w:rFonts w:eastAsia="仿宋_GB2312"/>
-          <w:sz w:val="24"/>
-          <w:szCs w:val="24"/>
-        </w:rPr>
-        <w:t>等按照相关合同协议、生效法律文书及法律法规的规定计算。除双方另有约定外，上述债权及其项下权利义务一并转让。</w:t>
+        <w:t>、本明细表仅列示截至基准日的贷款本金、利息余额、费用及债权总额，基准日后借款人和担保人应支付的利息、罚息、复利、违约金、迟延履行金及其他费用等按照相关合同协议、生效法律文书及法律法规的规定计算。除双方另有约定外，上述债权及其项下权利义务一并转让。</w:t>
       </w:r>
     </w:p>
     <w:p>

--- a/word_templates/template_债权转让协议_分期处置.docx
+++ b/word_templates/template_债权转让协议_分期处置.docx
@@ -36,25 +36,7 @@
           <w:szCs w:val="24"/>
           <w:highlight w:val="yellow"/>
         </w:rPr>
-        <w:t xml:space="preserve">{{ </w:t>
-      </w:r>
-      <w:proofErr w:type="spellStart"/>
-      <w:r>
-        <w:rPr>
-          <w:sz w:val="24"/>
-          <w:szCs w:val="24"/>
-          <w:highlight w:val="yellow"/>
-        </w:rPr>
-        <w:t>contract_no</w:t>
-      </w:r>
-      <w:proofErr w:type="spellEnd"/>
-      <w:r>
-        <w:rPr>
-          <w:sz w:val="24"/>
-          <w:szCs w:val="24"/>
-          <w:highlight w:val="yellow"/>
-        </w:rPr>
-        <w:t xml:space="preserve"> }}</w:t>
+        <w:t>{{ contract_no }}</w:t>
       </w:r>
     </w:p>
     <w:p>
@@ -227,27 +209,7 @@
           <w:szCs w:val="24"/>
           <w:highlight w:val="yellow"/>
         </w:rPr>
-        <w:t xml:space="preserve">{{ </w:t>
-      </w:r>
-      <w:proofErr w:type="spellStart"/>
-      <w:r>
-        <w:rPr>
-          <w:bCs/>
-          <w:sz w:val="28"/>
-          <w:szCs w:val="24"/>
-          <w:highlight w:val="yellow"/>
-        </w:rPr>
-        <w:t>party_b_name</w:t>
-      </w:r>
-      <w:proofErr w:type="spellEnd"/>
-      <w:r>
-        <w:rPr>
-          <w:bCs/>
-          <w:sz w:val="28"/>
-          <w:szCs w:val="24"/>
-          <w:highlight w:val="yellow"/>
-        </w:rPr>
-        <w:t xml:space="preserve"> }}</w:t>
+        <w:t>{{ party_b_name }}</w:t>
       </w:r>
     </w:p>
     <w:p>
@@ -307,25 +269,7 @@
           <w:szCs w:val="24"/>
           <w:highlight w:val="yellow"/>
         </w:rPr>
-        <w:t xml:space="preserve">{{ </w:t>
-      </w:r>
-      <w:proofErr w:type="spellStart"/>
-      <w:r>
-        <w:rPr>
-          <w:sz w:val="28"/>
-          <w:szCs w:val="24"/>
-          <w:highlight w:val="yellow"/>
-        </w:rPr>
-        <w:t>party_b_legal_rep</w:t>
-      </w:r>
-      <w:proofErr w:type="spellEnd"/>
-      <w:r>
-        <w:rPr>
-          <w:sz w:val="28"/>
-          <w:szCs w:val="24"/>
-          <w:highlight w:val="yellow"/>
-        </w:rPr>
-        <w:t xml:space="preserve"> }}</w:t>
+        <w:t>{{ party_b_legal_rep }}</w:t>
       </w:r>
     </w:p>
     <w:p>
@@ -353,25 +297,7 @@
           <w:szCs w:val="24"/>
           <w:highlight w:val="yellow"/>
         </w:rPr>
-        <w:t xml:space="preserve">{{ </w:t>
-      </w:r>
-      <w:proofErr w:type="spellStart"/>
-      <w:r>
-        <w:rPr>
-          <w:sz w:val="28"/>
-          <w:szCs w:val="24"/>
-          <w:highlight w:val="yellow"/>
-        </w:rPr>
-        <w:t>party_b_address</w:t>
-      </w:r>
-      <w:proofErr w:type="spellEnd"/>
-      <w:r>
-        <w:rPr>
-          <w:sz w:val="28"/>
-          <w:szCs w:val="24"/>
-          <w:highlight w:val="yellow"/>
-        </w:rPr>
-        <w:t xml:space="preserve"> }}</w:t>
+        <w:t>{{ party_b_address }}</w:t>
       </w:r>
     </w:p>
     <w:p>
@@ -931,25 +857,7 @@
           <w:szCs w:val="24"/>
           <w:highlight w:val="yellow"/>
         </w:rPr>
-        <w:t xml:space="preserve">{{ </w:t>
-      </w:r>
-      <w:proofErr w:type="spellStart"/>
-      <w:r>
-        <w:rPr>
-          <w:sz w:val="28"/>
-          <w:szCs w:val="24"/>
-          <w:highlight w:val="yellow"/>
-        </w:rPr>
-        <w:t>base_date</w:t>
-      </w:r>
-      <w:proofErr w:type="spellEnd"/>
-      <w:r>
-        <w:rPr>
-          <w:sz w:val="28"/>
-          <w:szCs w:val="24"/>
-          <w:highlight w:val="yellow"/>
-        </w:rPr>
-        <w:t xml:space="preserve"> }}</w:t>
+        <w:t>{{ base_date }}</w:t>
       </w:r>
       <w:r>
         <w:rPr>
@@ -2307,27 +2215,7 @@
           <w:szCs w:val="28"/>
           <w:highlight w:val="yellow"/>
         </w:rPr>
-        <w:t xml:space="preserve">{{ </w:t>
-      </w:r>
-      <w:proofErr w:type="spellStart"/>
-      <w:r>
-        <w:rPr>
-          <w:rFonts w:eastAsiaTheme="minorEastAsia"/>
-          <w:sz w:val="28"/>
-          <w:szCs w:val="28"/>
-          <w:highlight w:val="yellow"/>
-        </w:rPr>
-        <w:t>principal_amount</w:t>
-      </w:r>
-      <w:proofErr w:type="spellEnd"/>
-      <w:r>
-        <w:rPr>
-          <w:rFonts w:eastAsiaTheme="minorEastAsia"/>
-          <w:sz w:val="28"/>
-          <w:szCs w:val="28"/>
-          <w:highlight w:val="yellow"/>
-        </w:rPr>
-        <w:t xml:space="preserve"> }}</w:t>
+        <w:t>{{ principal_amount }}</w:t>
       </w:r>
       <w:r>
         <w:rPr>
@@ -2345,65 +2233,25 @@
           <w:szCs w:val="28"/>
           <w:highlight w:val="yellow"/>
         </w:rPr>
-        <w:t xml:space="preserve">{{ </w:t>
-      </w:r>
-      <w:proofErr w:type="spellStart"/>
-      <w:r>
-        <w:rPr>
-          <w:rFonts w:eastAsiaTheme="minorEastAsia"/>
-          <w:sz w:val="28"/>
-          <w:szCs w:val="28"/>
-          <w:highlight w:val="yellow"/>
-        </w:rPr>
-        <w:t>principal_cn</w:t>
-      </w:r>
-      <w:proofErr w:type="spellEnd"/>
-      <w:r>
-        <w:rPr>
-          <w:rFonts w:eastAsiaTheme="minorEastAsia"/>
-          <w:sz w:val="28"/>
-          <w:szCs w:val="28"/>
-          <w:highlight w:val="yellow"/>
-        </w:rPr>
-        <w:t xml:space="preserve"> }}</w:t>
-      </w:r>
-      <w:r>
-        <w:rPr>
-          <w:rFonts w:eastAsiaTheme="minorEastAsia"/>
-          <w:sz w:val="28"/>
-          <w:szCs w:val="28"/>
-          <w:highlight w:val="yellow"/>
-        </w:rPr>
-        <w:t>元）；利息折合人民币</w:t>
-      </w:r>
-      <w:r>
-        <w:rPr>
-          <w:rFonts w:eastAsiaTheme="minorEastAsia"/>
-          <w:sz w:val="28"/>
-          <w:szCs w:val="28"/>
-          <w:highlight w:val="yellow"/>
-        </w:rPr>
-        <w:t xml:space="preserve">{{ </w:t>
-      </w:r>
-      <w:proofErr w:type="spellStart"/>
-      <w:r>
-        <w:rPr>
-          <w:rFonts w:eastAsiaTheme="minorEastAsia"/>
-          <w:sz w:val="28"/>
-          <w:szCs w:val="28"/>
-          <w:highlight w:val="yellow"/>
-        </w:rPr>
-        <w:t>interest_amount</w:t>
-      </w:r>
-      <w:proofErr w:type="spellEnd"/>
-      <w:r>
-        <w:rPr>
-          <w:rFonts w:eastAsiaTheme="minorEastAsia"/>
-          <w:sz w:val="28"/>
-          <w:szCs w:val="28"/>
-          <w:highlight w:val="yellow"/>
-        </w:rPr>
-        <w:t xml:space="preserve"> }}</w:t>
+        <w:t>{{ principal_cn }}</w:t>
+      </w:r>
+      <w:r>
+        <w:rPr>
+          <w:rFonts w:eastAsiaTheme="minorEastAsia"/>
+          <w:sz w:val="28"/>
+          <w:szCs w:val="28"/>
+          <w:highlight w:val="yellow"/>
+        </w:rPr>
+        <w:t>）；利息折合人民币</w:t>
+      </w:r>
+      <w:r>
+        <w:rPr>
+          <w:rFonts w:eastAsiaTheme="minorEastAsia"/>
+          <w:sz w:val="28"/>
+          <w:szCs w:val="28"/>
+          <w:highlight w:val="yellow"/>
+        </w:rPr>
+        <w:t>{{ interest_amount }}</w:t>
       </w:r>
       <w:r>
         <w:rPr>
@@ -2421,65 +2269,25 @@
           <w:szCs w:val="28"/>
           <w:highlight w:val="yellow"/>
         </w:rPr>
-        <w:t xml:space="preserve">{{ </w:t>
-      </w:r>
-      <w:proofErr w:type="spellStart"/>
-      <w:r>
-        <w:rPr>
-          <w:rFonts w:eastAsiaTheme="minorEastAsia"/>
-          <w:sz w:val="28"/>
-          <w:szCs w:val="28"/>
-          <w:highlight w:val="yellow"/>
-        </w:rPr>
-        <w:t>interest_cn</w:t>
-      </w:r>
-      <w:proofErr w:type="spellEnd"/>
-      <w:r>
-        <w:rPr>
-          <w:rFonts w:eastAsiaTheme="minorEastAsia"/>
-          <w:sz w:val="28"/>
-          <w:szCs w:val="28"/>
-          <w:highlight w:val="yellow"/>
-        </w:rPr>
-        <w:t xml:space="preserve"> }}</w:t>
-      </w:r>
-      <w:r>
-        <w:rPr>
-          <w:rFonts w:eastAsiaTheme="minorEastAsia"/>
-          <w:sz w:val="28"/>
-          <w:szCs w:val="28"/>
-          <w:highlight w:val="yellow"/>
-        </w:rPr>
-        <w:t>元）；其他费用人民币</w:t>
-      </w:r>
-      <w:r>
-        <w:rPr>
-          <w:rFonts w:eastAsiaTheme="minorEastAsia"/>
-          <w:sz w:val="28"/>
-          <w:szCs w:val="28"/>
-          <w:highlight w:val="yellow"/>
-        </w:rPr>
-        <w:t xml:space="preserve">{{ </w:t>
-      </w:r>
-      <w:proofErr w:type="spellStart"/>
-      <w:r>
-        <w:rPr>
-          <w:rFonts w:eastAsiaTheme="minorEastAsia"/>
-          <w:sz w:val="28"/>
-          <w:szCs w:val="28"/>
-          <w:highlight w:val="yellow"/>
-        </w:rPr>
-        <w:t>other_fees_amount</w:t>
-      </w:r>
-      <w:proofErr w:type="spellEnd"/>
-      <w:r>
-        <w:rPr>
-          <w:rFonts w:eastAsiaTheme="minorEastAsia"/>
-          <w:sz w:val="28"/>
-          <w:szCs w:val="28"/>
-          <w:highlight w:val="yellow"/>
-        </w:rPr>
-        <w:t xml:space="preserve"> }}</w:t>
+        <w:t>{{ interest_cn }}</w:t>
+      </w:r>
+      <w:r>
+        <w:rPr>
+          <w:rFonts w:eastAsiaTheme="minorEastAsia"/>
+          <w:sz w:val="28"/>
+          <w:szCs w:val="28"/>
+          <w:highlight w:val="yellow"/>
+        </w:rPr>
+        <w:t>）；其他费用人民币</w:t>
+      </w:r>
+      <w:r>
+        <w:rPr>
+          <w:rFonts w:eastAsiaTheme="minorEastAsia"/>
+          <w:sz w:val="28"/>
+          <w:szCs w:val="28"/>
+          <w:highlight w:val="yellow"/>
+        </w:rPr>
+        <w:t>{{ other_fees_amount }}</w:t>
       </w:r>
       <w:r>
         <w:rPr>
@@ -2497,112 +2305,43 @@
           <w:szCs w:val="28"/>
           <w:highlight w:val="yellow"/>
         </w:rPr>
-        <w:t xml:space="preserve">{{ </w:t>
-      </w:r>
-      <w:proofErr w:type="spellStart"/>
-      <w:r>
-        <w:rPr>
-          <w:rFonts w:eastAsiaTheme="minorEastAsia"/>
-          <w:sz w:val="28"/>
-          <w:szCs w:val="28"/>
-          <w:highlight w:val="yellow"/>
-        </w:rPr>
-        <w:t>other_fees_cn</w:t>
-      </w:r>
-      <w:proofErr w:type="spellEnd"/>
-      <w:r>
-        <w:rPr>
-          <w:rFonts w:eastAsiaTheme="minorEastAsia"/>
-          <w:sz w:val="28"/>
-          <w:szCs w:val="28"/>
-          <w:highlight w:val="yellow"/>
-        </w:rPr>
-        <w:t xml:space="preserve"> }}</w:t>
-      </w:r>
-      <w:r>
-        <w:rPr>
-          <w:rFonts w:eastAsiaTheme="minorEastAsia"/>
-          <w:sz w:val="28"/>
-          <w:szCs w:val="28"/>
-          <w:highlight w:val="yellow"/>
-        </w:rPr>
-        <w:t>元），债权合计金额为</w:t>
-      </w:r>
-      <w:r>
-        <w:rPr>
-          <w:rFonts w:eastAsiaTheme="minorEastAsia"/>
-          <w:sz w:val="28"/>
-          <w:szCs w:val="28"/>
-          <w:highlight w:val="yellow"/>
-        </w:rPr>
-        <w:t xml:space="preserve">{{ </w:t>
-      </w:r>
-      <w:proofErr w:type="spellStart"/>
-      <w:r>
-        <w:rPr>
-          <w:rFonts w:eastAsiaTheme="minorEastAsia"/>
-          <w:sz w:val="28"/>
-          <w:szCs w:val="28"/>
-          <w:highlight w:val="yellow"/>
-        </w:rPr>
-        <w:t>total_claim_amount</w:t>
-      </w:r>
-      <w:proofErr w:type="spellEnd"/>
-      <w:r>
-        <w:rPr>
-          <w:rFonts w:eastAsiaTheme="minorEastAsia"/>
-          <w:sz w:val="28"/>
-          <w:szCs w:val="28"/>
-          <w:highlight w:val="yellow"/>
-        </w:rPr>
-        <w:t xml:space="preserve"> }}</w:t>
-      </w:r>
-      <w:r>
-        <w:rPr>
-          <w:rFonts w:eastAsiaTheme="minorEastAsia"/>
-          <w:sz w:val="28"/>
-          <w:szCs w:val="28"/>
-          <w:highlight w:val="yellow"/>
-        </w:rPr>
-        <w:t>元元（大写：</w:t>
-      </w:r>
-      <w:r>
-        <w:rPr>
-          <w:rFonts w:eastAsiaTheme="minorEastAsia"/>
-          <w:sz w:val="28"/>
-          <w:szCs w:val="28"/>
-          <w:highlight w:val="yellow"/>
-        </w:rPr>
-        <w:t xml:space="preserve">{{ </w:t>
-      </w:r>
-      <w:proofErr w:type="spellStart"/>
-      <w:r>
-        <w:rPr>
-          <w:rFonts w:eastAsiaTheme="minorEastAsia"/>
-          <w:sz w:val="28"/>
-          <w:szCs w:val="28"/>
-          <w:highlight w:val="yellow"/>
-        </w:rPr>
-        <w:t>total_claim_cn</w:t>
-      </w:r>
-      <w:proofErr w:type="spellEnd"/>
-      <w:r>
-        <w:rPr>
-          <w:rFonts w:eastAsiaTheme="minorEastAsia"/>
-          <w:sz w:val="28"/>
-          <w:szCs w:val="28"/>
-          <w:highlight w:val="yellow"/>
-        </w:rPr>
-        <w:t xml:space="preserve"> }}</w:t>
-      </w:r>
-      <w:r>
-        <w:rPr>
-          <w:rFonts w:eastAsiaTheme="minorEastAsia"/>
-          <w:sz w:val="28"/>
-          <w:szCs w:val="28"/>
-          <w:highlight w:val="yellow"/>
-        </w:rPr>
-        <w:t>元</w:t>
+        <w:t>{{ other_fees_cn }}</w:t>
+      </w:r>
+      <w:r>
+        <w:rPr>
+          <w:rFonts w:eastAsiaTheme="minorEastAsia"/>
+          <w:sz w:val="28"/>
+          <w:szCs w:val="28"/>
+          <w:highlight w:val="yellow"/>
+        </w:rPr>
+        <w:t>），债权合计金额为</w:t>
+      </w:r>
+      <w:r>
+        <w:rPr>
+          <w:rFonts w:eastAsiaTheme="minorEastAsia"/>
+          <w:sz w:val="28"/>
+          <w:szCs w:val="28"/>
+          <w:highlight w:val="yellow"/>
+        </w:rPr>
+        <w:t>{{ total_claim_amount }}</w:t>
+      </w:r>
+      <w:r>
+        <w:rPr>
+          <w:rFonts w:eastAsiaTheme="minorEastAsia"/>
+          <w:sz w:val="28"/>
+          <w:szCs w:val="28"/>
+          <w:highlight w:val="yellow"/>
+        </w:rPr>
+        <w:t>元（大写：</w:t>
+      </w:r>
+      <w:r>
+        <w:rPr>
+          <w:rFonts w:eastAsiaTheme="minorEastAsia"/>
+          <w:sz w:val="28"/>
+          <w:szCs w:val="28"/>
+          <w:highlight w:val="yellow"/>
+        </w:rPr>
+        <w:t>{{ total_claim_cn }}</w:t>
       </w:r>
       <w:r>
         <w:rPr>
@@ -3174,481 +2913,381 @@
           <w:szCs w:val="28"/>
           <w:highlight w:val="yellow"/>
         </w:rPr>
+        <w:t>{{ transfer_price }}</w:t>
+      </w:r>
+      <w:r>
+        <w:rPr>
+          <w:rFonts w:eastAsiaTheme="minorEastAsia"/>
+          <w:sz w:val="28"/>
+          <w:szCs w:val="28"/>
+          <w:highlight w:val="yellow"/>
+        </w:rPr>
+        <w:t>元（大写：</w:t>
+      </w:r>
+      <w:r>
+        <w:rPr>
+          <w:rFonts w:eastAsiaTheme="minorEastAsia"/>
+          <w:sz w:val="28"/>
+          <w:szCs w:val="28"/>
+          <w:highlight w:val="yellow"/>
+        </w:rPr>
+        <w:t>{{ transfer_price_cn }}</w:t>
+      </w:r>
+      <w:r>
+        <w:rPr>
+          <w:rFonts w:eastAsiaTheme="minorEastAsia"/>
+          <w:sz w:val="28"/>
+          <w:szCs w:val="28"/>
+        </w:rPr>
+        <w:t>）。</w:t>
+      </w:r>
+    </w:p>
+    <w:p>
+      <w:pPr>
+        <w:snapToGrid w:val="0"/>
+        <w:spacing w:line="312" w:lineRule="auto"/>
+        <w:ind w:firstLineChars="200" w:firstLine="562"/>
+        <w:jc w:val="both"/>
+        <w:rPr>
+          <w:rFonts w:eastAsiaTheme="minorEastAsia"/>
+          <w:b/>
+          <w:bCs/>
+          <w:sz w:val="28"/>
+          <w:szCs w:val="28"/>
+        </w:rPr>
+      </w:pPr>
+      <w:r>
+        <w:rPr>
+          <w:rFonts w:eastAsiaTheme="minorEastAsia"/>
+          <w:b/>
+          <w:bCs/>
+          <w:sz w:val="28"/>
+          <w:szCs w:val="28"/>
+        </w:rPr>
+        <w:t>6.2</w:t>
+      </w:r>
+      <w:r>
+        <w:rPr>
+          <w:rFonts w:eastAsiaTheme="minorEastAsia"/>
+          <w:b/>
+          <w:bCs/>
+          <w:sz w:val="28"/>
+          <w:szCs w:val="28"/>
+        </w:rPr>
+        <w:t>支付方式</w:t>
+      </w:r>
+    </w:p>
+    <w:p>
+      <w:pPr>
+        <w:snapToGrid w:val="0"/>
+        <w:spacing w:line="312" w:lineRule="auto"/>
+        <w:ind w:firstLineChars="200" w:firstLine="560"/>
+        <w:jc w:val="both"/>
+        <w:rPr>
+          <w:rFonts w:eastAsiaTheme="minorEastAsia"/>
+          <w:sz w:val="28"/>
+          <w:szCs w:val="28"/>
+        </w:rPr>
+      </w:pPr>
+      <w:r>
+        <w:rPr>
+          <w:rFonts w:eastAsiaTheme="minorEastAsia"/>
+          <w:sz w:val="28"/>
+          <w:szCs w:val="28"/>
+        </w:rPr>
+        <w:t>6.2.1</w:t>
+      </w:r>
+      <w:r>
+        <w:rPr>
+          <w:rFonts w:eastAsiaTheme="minorEastAsia"/>
+          <w:sz w:val="28"/>
+          <w:szCs w:val="28"/>
+        </w:rPr>
+        <w:t>保证金转换</w:t>
+      </w:r>
+    </w:p>
+    <w:p>
+      <w:pPr>
+        <w:snapToGrid w:val="0"/>
+        <w:spacing w:line="312" w:lineRule="auto"/>
+        <w:ind w:firstLineChars="200" w:firstLine="560"/>
+        <w:jc w:val="both"/>
+        <w:rPr>
+          <w:rFonts w:eastAsiaTheme="minorEastAsia"/>
+          <w:sz w:val="28"/>
+          <w:szCs w:val="28"/>
+        </w:rPr>
+      </w:pPr>
+      <w:r>
+        <w:rPr>
+          <w:rFonts w:eastAsiaTheme="minorEastAsia"/>
+          <w:sz w:val="28"/>
+          <w:szCs w:val="28"/>
+        </w:rPr>
+        <w:t>鉴于乙方已于本合同生效前向</w:t>
+      </w:r>
+      <w:r>
+        <w:rPr>
+          <w:rFonts w:eastAsiaTheme="minorEastAsia"/>
+          <w:sz w:val="28"/>
+          <w:szCs w:val="28"/>
+          <w:highlight w:val="yellow"/>
+        </w:rPr>
+        <w:t>【甲方指定的账户</w:t>
+      </w:r>
+      <w:r>
+        <w:rPr>
+          <w:rFonts w:eastAsiaTheme="minorEastAsia"/>
+          <w:sz w:val="28"/>
+          <w:szCs w:val="28"/>
+          <w:highlight w:val="yellow"/>
+        </w:rPr>
+        <w:t>/</w:t>
+      </w:r>
+      <w:r>
+        <w:rPr>
+          <w:rFonts w:eastAsiaTheme="minorEastAsia"/>
+          <w:sz w:val="28"/>
+          <w:szCs w:val="28"/>
+          <w:highlight w:val="yellow"/>
+        </w:rPr>
+        <w:t>委托拍卖机构指定的保证金账户</w:t>
+      </w:r>
+      <w:r>
+        <w:rPr>
+          <w:rFonts w:eastAsiaTheme="minorEastAsia"/>
+          <w:sz w:val="28"/>
+          <w:szCs w:val="28"/>
+          <w:highlight w:val="yellow"/>
+        </w:rPr>
+        <w:t>-</w:t>
+      </w:r>
+      <w:r>
+        <w:rPr>
+          <w:rFonts w:eastAsiaTheme="minorEastAsia"/>
+          <w:sz w:val="28"/>
+          <w:szCs w:val="28"/>
+          <w:highlight w:val="yellow"/>
+        </w:rPr>
+        <w:t>根据实际情况填写】</w:t>
+      </w:r>
+      <w:r>
+        <w:rPr>
+          <w:rFonts w:eastAsiaTheme="minorEastAsia"/>
+          <w:sz w:val="28"/>
+          <w:szCs w:val="28"/>
+        </w:rPr>
+        <w:t>支付了保证金人民币</w:t>
+      </w:r>
+      <w:r>
+        <w:rPr>
+          <w:rFonts w:eastAsiaTheme="minorEastAsia"/>
+          <w:sz w:val="28"/>
+          <w:szCs w:val="28"/>
+          <w:highlight w:val="yellow"/>
+        </w:rPr>
+        <w:t>{{ deposit_amount }}</w:t>
+      </w:r>
+      <w:r>
+        <w:rPr>
+          <w:rFonts w:eastAsiaTheme="minorEastAsia"/>
+          <w:sz w:val="28"/>
+          <w:szCs w:val="28"/>
+          <w:highlight w:val="yellow"/>
+        </w:rPr>
+        <w:t>元（大写：</w:t>
+      </w:r>
+      <w:r>
+        <w:rPr>
+          <w:rFonts w:eastAsiaTheme="minorEastAsia"/>
+          <w:sz w:val="28"/>
+          <w:szCs w:val="28"/>
+          <w:highlight w:val="yellow"/>
+        </w:rPr>
+        <w:t>{{ deposit_cn }}</w:t>
+      </w:r>
+      <w:r>
+        <w:rPr>
+          <w:rFonts w:eastAsiaTheme="minorEastAsia"/>
+          <w:sz w:val="28"/>
+          <w:szCs w:val="28"/>
+          <w:highlight w:val="yellow"/>
+        </w:rPr>
+        <w:t>）</w:t>
+      </w:r>
+      <w:r>
+        <w:rPr>
+          <w:rFonts w:eastAsiaTheme="minorEastAsia"/>
+          <w:sz w:val="28"/>
+          <w:szCs w:val="28"/>
+        </w:rPr>
+        <w:t>，双方同意并确认：前述保证金于本合同生效之日自动转化为相应转让价款。</w:t>
+      </w:r>
+    </w:p>
+    <w:p>
+      <w:pPr>
+        <w:snapToGrid w:val="0"/>
+        <w:spacing w:line="312" w:lineRule="auto"/>
+        <w:ind w:firstLineChars="200" w:firstLine="560"/>
+        <w:jc w:val="both"/>
+        <w:rPr>
+          <w:rFonts w:eastAsiaTheme="minorEastAsia"/>
+          <w:sz w:val="28"/>
+          <w:szCs w:val="28"/>
+        </w:rPr>
+      </w:pPr>
+      <w:r>
+        <w:rPr>
+          <w:rFonts w:eastAsiaTheme="minorEastAsia"/>
+          <w:sz w:val="28"/>
+          <w:szCs w:val="28"/>
+        </w:rPr>
+        <w:t>前述保证金是指为保证乙方在本合同及甲乙双方签署的其他相关协议、乙方向甲方作出的相关承诺项下全部义务的履行，而由乙方事先向甲方交付的资金。甲方无需就乙方缴纳的保证金向乙方支付任何利息、资金占用费。无论该保证金最终被退还、被转化为转让价款或被没收，乙方均不向甲方主张保证金的利息、资金占用费。</w:t>
+      </w:r>
+    </w:p>
+    <w:p>
+      <w:pPr>
+        <w:snapToGrid w:val="0"/>
+        <w:spacing w:line="312" w:lineRule="auto"/>
+        <w:ind w:firstLine="560"/>
+        <w:jc w:val="both"/>
+        <w:rPr>
+          <w:rFonts w:eastAsiaTheme="minorEastAsia"/>
+          <w:sz w:val="28"/>
+          <w:szCs w:val="28"/>
+        </w:rPr>
+      </w:pPr>
+      <w:r>
+        <w:rPr>
+          <w:rFonts w:eastAsiaTheme="minorEastAsia"/>
+          <w:sz w:val="28"/>
+          <w:szCs w:val="28"/>
+        </w:rPr>
+        <w:t xml:space="preserve">6.2.2 </w:t>
+      </w:r>
+      <w:r>
+        <w:rPr>
+          <w:rFonts w:eastAsiaTheme="minorEastAsia"/>
+          <w:sz w:val="28"/>
+          <w:szCs w:val="28"/>
+        </w:rPr>
+        <w:t>剩余款项支付</w:t>
+      </w:r>
+    </w:p>
+    <w:p>
+      <w:pPr>
+        <w:snapToGrid w:val="0"/>
+        <w:spacing w:line="312" w:lineRule="auto"/>
+        <w:ind w:firstLineChars="200" w:firstLine="560"/>
+        <w:jc w:val="both"/>
+        <w:rPr>
+          <w:rFonts w:eastAsiaTheme="minorEastAsia"/>
+          <w:sz w:val="28"/>
+          <w:szCs w:val="28"/>
+        </w:rPr>
+      </w:pPr>
+      <w:r>
+        <w:rPr>
+          <w:rFonts w:eastAsiaTheme="minorEastAsia"/>
+          <w:sz w:val="28"/>
+          <w:szCs w:val="28"/>
+        </w:rPr>
+        <w:t>剩余应付款项为人民币</w:t>
+      </w:r>
+      <w:r>
+        <w:rPr>
+          <w:rFonts w:eastAsiaTheme="minorEastAsia"/>
+          <w:sz w:val="28"/>
+          <w:szCs w:val="28"/>
+          <w:highlight w:val="yellow"/>
+        </w:rPr>
+        <w:t>{{ remaining_price }}</w:t>
+      </w:r>
+      <w:r>
+        <w:rPr>
+          <w:rFonts w:eastAsiaTheme="minorEastAsia"/>
+          <w:sz w:val="28"/>
+          <w:szCs w:val="28"/>
+          <w:highlight w:val="yellow"/>
+        </w:rPr>
+        <w:t>元（大写：</w:t>
+      </w:r>
+      <w:r>
+        <w:rPr>
+          <w:rFonts w:eastAsiaTheme="minorEastAsia"/>
+          <w:sz w:val="28"/>
+          <w:szCs w:val="28"/>
+          <w:highlight w:val="yellow"/>
+        </w:rPr>
+        <w:t>{{ remaining_cn }}</w:t>
+      </w:r>
+      <w:r>
+        <w:rPr>
+          <w:rFonts w:eastAsiaTheme="minorEastAsia"/>
+          <w:sz w:val="28"/>
+          <w:szCs w:val="28"/>
+          <w:highlight w:val="yellow"/>
+        </w:rPr>
+        <w:t>）</w:t>
+      </w:r>
+      <w:r>
+        <w:rPr>
+          <w:rFonts w:eastAsiaTheme="minorEastAsia"/>
+          <w:sz w:val="28"/>
+          <w:szCs w:val="28"/>
+        </w:rPr>
+        <w:t>（以下简称</w:t>
+      </w:r>
+      <w:r>
+        <w:rPr>
+          <w:rFonts w:eastAsiaTheme="minorEastAsia"/>
+          <w:sz w:val="28"/>
+          <w:szCs w:val="28"/>
+        </w:rPr>
+        <w:t>“</w:t>
+      </w:r>
+      <w:r>
+        <w:rPr>
+          <w:rFonts w:eastAsiaTheme="minorEastAsia"/>
+          <w:sz w:val="28"/>
+          <w:szCs w:val="28"/>
+        </w:rPr>
+        <w:t>待付转让价款</w:t>
+      </w:r>
+      <w:r>
+        <w:rPr>
+          <w:rFonts w:eastAsiaTheme="minorEastAsia"/>
+          <w:sz w:val="28"/>
+          <w:szCs w:val="28"/>
+        </w:rPr>
+        <w:t>”</w:t>
+      </w:r>
+      <w:r>
+        <w:rPr>
+          <w:rFonts w:eastAsiaTheme="minorEastAsia"/>
+          <w:sz w:val="28"/>
+          <w:szCs w:val="28"/>
+        </w:rPr>
+        <w:t>），</w:t>
+      </w:r>
+      <w:r>
+        <w:rPr>
+          <w:rFonts w:eastAsiaTheme="minorEastAsia"/>
+          <w:sz w:val="28"/>
+          <w:szCs w:val="28"/>
+          <w:highlight w:val="yellow"/>
+        </w:rPr>
+        <w:t>应当于</w:t>
+      </w:r>
+      <w:r>
+        <w:rPr>
+          <w:rFonts w:eastAsiaTheme="minorEastAsia"/>
+          <w:sz w:val="28"/>
+          <w:szCs w:val="28"/>
+          <w:highlight w:val="yellow"/>
+        </w:rPr>
         <w:t xml:space="preserve">{{ </w:t>
       </w:r>
-      <w:proofErr w:type="spellStart"/>
-      <w:r>
-        <w:rPr>
-          <w:rFonts w:eastAsiaTheme="minorEastAsia"/>
-          <w:sz w:val="28"/>
-          <w:szCs w:val="28"/>
-          <w:highlight w:val="yellow"/>
-        </w:rPr>
-        <w:t>transfer_price</w:t>
-      </w:r>
-      <w:proofErr w:type="spellEnd"/>
-      <w:r>
-        <w:rPr>
-          <w:rFonts w:eastAsiaTheme="minorEastAsia"/>
-          <w:sz w:val="28"/>
-          <w:szCs w:val="28"/>
-          <w:highlight w:val="yellow"/>
-        </w:rPr>
-        <w:t xml:space="preserve"> }}</w:t>
-      </w:r>
-      <w:r>
-        <w:rPr>
-          <w:rFonts w:eastAsiaTheme="minorEastAsia"/>
-          <w:sz w:val="28"/>
-          <w:szCs w:val="28"/>
-          <w:highlight w:val="yellow"/>
-        </w:rPr>
-        <w:t>元（大写：</w:t>
-      </w:r>
-      <w:r>
-        <w:rPr>
-          <w:rFonts w:eastAsiaTheme="minorEastAsia"/>
-          <w:sz w:val="28"/>
-          <w:szCs w:val="28"/>
-          <w:highlight w:val="yellow"/>
-        </w:rPr>
-        <w:t xml:space="preserve">{{ </w:t>
-      </w:r>
-      <w:proofErr w:type="spellStart"/>
-      <w:r>
-        <w:rPr>
-          <w:rFonts w:eastAsiaTheme="minorEastAsia"/>
-          <w:sz w:val="28"/>
-          <w:szCs w:val="28"/>
-          <w:highlight w:val="yellow"/>
-        </w:rPr>
-        <w:t>transfer_price_cn</w:t>
-      </w:r>
-      <w:proofErr w:type="spellEnd"/>
-      <w:r>
-        <w:rPr>
-          <w:rFonts w:eastAsiaTheme="minorEastAsia"/>
-          <w:sz w:val="28"/>
-          <w:szCs w:val="28"/>
-          <w:highlight w:val="yellow"/>
-        </w:rPr>
-        <w:t xml:space="preserve"> }}</w:t>
-      </w:r>
-      <w:r>
-        <w:rPr>
-          <w:rFonts w:eastAsiaTheme="minorEastAsia"/>
-          <w:sz w:val="28"/>
-          <w:szCs w:val="28"/>
-        </w:rPr>
-        <w:t>元整）。</w:t>
-      </w:r>
-    </w:p>
-    <w:p>
-      <w:pPr>
-        <w:snapToGrid w:val="0"/>
-        <w:spacing w:line="312" w:lineRule="auto"/>
-        <w:ind w:firstLineChars="200" w:firstLine="562"/>
-        <w:jc w:val="both"/>
-        <w:rPr>
-          <w:rFonts w:eastAsiaTheme="minorEastAsia"/>
-          <w:b/>
-          <w:bCs/>
-          <w:sz w:val="28"/>
-          <w:szCs w:val="28"/>
-        </w:rPr>
-      </w:pPr>
-      <w:r>
-        <w:rPr>
-          <w:rFonts w:eastAsiaTheme="minorEastAsia"/>
-          <w:b/>
-          <w:bCs/>
-          <w:sz w:val="28"/>
-          <w:szCs w:val="28"/>
-        </w:rPr>
-        <w:t>6.2</w:t>
-      </w:r>
-      <w:r>
-        <w:rPr>
-          <w:rFonts w:eastAsiaTheme="minorEastAsia"/>
-          <w:b/>
-          <w:bCs/>
-          <w:sz w:val="28"/>
-          <w:szCs w:val="28"/>
-        </w:rPr>
-        <w:t>支付方式</w:t>
-      </w:r>
-    </w:p>
-    <w:p>
-      <w:pPr>
-        <w:snapToGrid w:val="0"/>
-        <w:spacing w:line="312" w:lineRule="auto"/>
-        <w:ind w:firstLineChars="200" w:firstLine="560"/>
-        <w:jc w:val="both"/>
-        <w:rPr>
-          <w:rFonts w:eastAsiaTheme="minorEastAsia"/>
-          <w:sz w:val="28"/>
-          <w:szCs w:val="28"/>
-        </w:rPr>
-      </w:pPr>
-      <w:r>
-        <w:rPr>
-          <w:rFonts w:eastAsiaTheme="minorEastAsia"/>
-          <w:sz w:val="28"/>
-          <w:szCs w:val="28"/>
-        </w:rPr>
-        <w:t>6.2.1</w:t>
-      </w:r>
-      <w:r>
-        <w:rPr>
-          <w:rFonts w:eastAsiaTheme="minorEastAsia"/>
-          <w:sz w:val="28"/>
-          <w:szCs w:val="28"/>
-        </w:rPr>
-        <w:t>保证金转换</w:t>
-      </w:r>
-    </w:p>
-    <w:p>
-      <w:pPr>
-        <w:snapToGrid w:val="0"/>
-        <w:spacing w:line="312" w:lineRule="auto"/>
-        <w:ind w:firstLineChars="200" w:firstLine="560"/>
-        <w:jc w:val="both"/>
-        <w:rPr>
-          <w:rFonts w:eastAsiaTheme="minorEastAsia"/>
-          <w:sz w:val="28"/>
-          <w:szCs w:val="28"/>
-        </w:rPr>
-      </w:pPr>
-      <w:r>
-        <w:rPr>
-          <w:rFonts w:eastAsiaTheme="minorEastAsia"/>
-          <w:sz w:val="28"/>
-          <w:szCs w:val="28"/>
-        </w:rPr>
-        <w:t>鉴于乙方已于本合同生效前向【甲方指定的账户</w:t>
-      </w:r>
-      <w:r>
-        <w:rPr>
-          <w:rFonts w:eastAsiaTheme="minorEastAsia"/>
-          <w:sz w:val="28"/>
-          <w:szCs w:val="28"/>
-        </w:rPr>
-        <w:t>/</w:t>
-      </w:r>
-      <w:r>
-        <w:rPr>
-          <w:rFonts w:eastAsiaTheme="minorEastAsia"/>
-          <w:sz w:val="28"/>
-          <w:szCs w:val="28"/>
-        </w:rPr>
-        <w:t>委托拍卖机构指定的保证金账户</w:t>
-      </w:r>
-      <w:r>
-        <w:rPr>
-          <w:rFonts w:eastAsiaTheme="minorEastAsia"/>
-          <w:sz w:val="28"/>
-          <w:szCs w:val="28"/>
-        </w:rPr>
-        <w:t>-</w:t>
-      </w:r>
-      <w:r>
-        <w:rPr>
-          <w:rFonts w:eastAsiaTheme="minorEastAsia"/>
-          <w:sz w:val="28"/>
-          <w:szCs w:val="28"/>
-        </w:rPr>
-        <w:t>根据实际情况填写】支付了保证金人民币</w:t>
-      </w:r>
-      <w:r>
-        <w:rPr>
-          <w:rFonts w:eastAsiaTheme="minorEastAsia"/>
-          <w:sz w:val="28"/>
-          <w:szCs w:val="28"/>
-          <w:highlight w:val="yellow"/>
-        </w:rPr>
-        <w:t xml:space="preserve">{{ </w:t>
-      </w:r>
-      <w:proofErr w:type="spellStart"/>
-      <w:r>
-        <w:rPr>
-          <w:rFonts w:eastAsiaTheme="minorEastAsia"/>
-          <w:sz w:val="28"/>
-          <w:szCs w:val="28"/>
-          <w:highlight w:val="yellow"/>
-        </w:rPr>
-        <w:t>deposit_amount</w:t>
-      </w:r>
-      <w:proofErr w:type="spellEnd"/>
-      <w:r>
-        <w:rPr>
-          <w:rFonts w:eastAsiaTheme="minorEastAsia"/>
-          <w:sz w:val="28"/>
-          <w:szCs w:val="28"/>
-          <w:highlight w:val="yellow"/>
-        </w:rPr>
-        <w:t xml:space="preserve"> }}</w:t>
-      </w:r>
-      <w:r>
-        <w:rPr>
-          <w:rFonts w:eastAsiaTheme="minorEastAsia"/>
-          <w:sz w:val="28"/>
-          <w:szCs w:val="28"/>
-          <w:highlight w:val="yellow"/>
-        </w:rPr>
-        <w:t>元（大写：</w:t>
-      </w:r>
-      <w:r>
-        <w:rPr>
-          <w:rFonts w:eastAsiaTheme="minorEastAsia"/>
-          <w:sz w:val="28"/>
-          <w:szCs w:val="28"/>
-          <w:highlight w:val="yellow"/>
-        </w:rPr>
-        <w:t xml:space="preserve">{{ </w:t>
-      </w:r>
-      <w:proofErr w:type="spellStart"/>
-      <w:r>
-        <w:rPr>
-          <w:rFonts w:eastAsiaTheme="minorEastAsia"/>
-          <w:sz w:val="28"/>
-          <w:szCs w:val="28"/>
-          <w:highlight w:val="yellow"/>
-        </w:rPr>
-        <w:t>deposit_cn</w:t>
-      </w:r>
-      <w:proofErr w:type="spellEnd"/>
-      <w:r>
-        <w:rPr>
-          <w:rFonts w:eastAsiaTheme="minorEastAsia"/>
-          <w:sz w:val="28"/>
-          <w:szCs w:val="28"/>
-          <w:highlight w:val="yellow"/>
-        </w:rPr>
-        <w:t xml:space="preserve"> }}</w:t>
-      </w:r>
-      <w:r>
-        <w:rPr>
-          <w:rFonts w:eastAsiaTheme="minorEastAsia"/>
-          <w:sz w:val="28"/>
-          <w:szCs w:val="28"/>
-          <w:highlight w:val="yellow"/>
-        </w:rPr>
-        <w:t>元整）</w:t>
-      </w:r>
-      <w:r>
-        <w:rPr>
-          <w:rFonts w:eastAsiaTheme="minorEastAsia"/>
-          <w:sz w:val="28"/>
-          <w:szCs w:val="28"/>
-        </w:rPr>
-        <w:t>，双方同意并确认：前述保证金于本合同生效之日自动转化为相应转让价款。</w:t>
-      </w:r>
-    </w:p>
-    <w:p>
-      <w:pPr>
-        <w:snapToGrid w:val="0"/>
-        <w:spacing w:line="312" w:lineRule="auto"/>
-        <w:ind w:firstLineChars="200" w:firstLine="560"/>
-        <w:jc w:val="both"/>
-        <w:rPr>
-          <w:rFonts w:eastAsiaTheme="minorEastAsia"/>
-          <w:sz w:val="28"/>
-          <w:szCs w:val="28"/>
-        </w:rPr>
-      </w:pPr>
-      <w:r>
-        <w:rPr>
-          <w:rFonts w:eastAsiaTheme="minorEastAsia"/>
-          <w:sz w:val="28"/>
-          <w:szCs w:val="28"/>
-        </w:rPr>
-        <w:t>前述保证金是指为保证乙方在本合同及甲乙双方签署的其他相关协议、乙方向甲方作出的相关承诺项下全部义务的履行，而由乙方事先向甲方交付的资金。甲方无需就乙方缴纳的保证金向乙方支付任何利息、资金占用费。无论该保证金最终被退还、被转化为转让价款或被没收，乙方均不向甲方主张保证金的利息、资金占用费。</w:t>
-      </w:r>
-    </w:p>
-    <w:p>
-      <w:pPr>
-        <w:snapToGrid w:val="0"/>
-        <w:spacing w:line="312" w:lineRule="auto"/>
-        <w:ind w:firstLine="560"/>
-        <w:jc w:val="both"/>
-        <w:rPr>
-          <w:rFonts w:eastAsiaTheme="minorEastAsia"/>
-          <w:sz w:val="28"/>
-          <w:szCs w:val="28"/>
-        </w:rPr>
-      </w:pPr>
-      <w:r>
-        <w:rPr>
-          <w:rFonts w:eastAsiaTheme="minorEastAsia"/>
-          <w:sz w:val="28"/>
-          <w:szCs w:val="28"/>
-        </w:rPr>
-        <w:t xml:space="preserve">6.2.2 </w:t>
-      </w:r>
-      <w:r>
-        <w:rPr>
-          <w:rFonts w:eastAsiaTheme="minorEastAsia"/>
-          <w:sz w:val="28"/>
-          <w:szCs w:val="28"/>
-        </w:rPr>
-        <w:t>剩余款项支付</w:t>
-      </w:r>
-    </w:p>
-    <w:p>
-      <w:pPr>
-        <w:snapToGrid w:val="0"/>
-        <w:spacing w:line="312" w:lineRule="auto"/>
-        <w:ind w:firstLineChars="200" w:firstLine="560"/>
-        <w:jc w:val="both"/>
-        <w:rPr>
-          <w:rFonts w:eastAsiaTheme="minorEastAsia"/>
-          <w:sz w:val="28"/>
-          <w:szCs w:val="28"/>
-        </w:rPr>
-      </w:pPr>
-      <w:r>
-        <w:rPr>
-          <w:rFonts w:eastAsiaTheme="minorEastAsia"/>
-          <w:sz w:val="28"/>
-          <w:szCs w:val="28"/>
-        </w:rPr>
-        <w:t>剩余应付款项为人民币</w:t>
-      </w:r>
-      <w:r>
-        <w:rPr>
-          <w:rFonts w:eastAsiaTheme="minorEastAsia"/>
-          <w:sz w:val="28"/>
-          <w:szCs w:val="28"/>
-          <w:highlight w:val="yellow"/>
-        </w:rPr>
-        <w:t xml:space="preserve">{{ </w:t>
-      </w:r>
-      <w:proofErr w:type="spellStart"/>
-      <w:r>
-        <w:rPr>
-          <w:rFonts w:eastAsiaTheme="minorEastAsia"/>
-          <w:sz w:val="28"/>
-          <w:szCs w:val="28"/>
-          <w:highlight w:val="yellow"/>
-        </w:rPr>
-        <w:t>remaining_price</w:t>
-      </w:r>
-      <w:proofErr w:type="spellEnd"/>
-      <w:r>
-        <w:rPr>
-          <w:rFonts w:eastAsiaTheme="minorEastAsia"/>
-          <w:sz w:val="28"/>
-          <w:szCs w:val="28"/>
-          <w:highlight w:val="yellow"/>
-        </w:rPr>
-        <w:t xml:space="preserve"> }}</w:t>
-      </w:r>
-      <w:r>
-        <w:rPr>
-          <w:rFonts w:eastAsiaTheme="minorEastAsia"/>
-          <w:sz w:val="28"/>
-          <w:szCs w:val="28"/>
-          <w:highlight w:val="yellow"/>
-        </w:rPr>
-        <w:t>元（大写：</w:t>
-      </w:r>
-      <w:r>
-        <w:rPr>
-          <w:rFonts w:eastAsiaTheme="minorEastAsia"/>
-          <w:sz w:val="28"/>
-          <w:szCs w:val="28"/>
-          <w:highlight w:val="yellow"/>
-        </w:rPr>
-        <w:t xml:space="preserve">{{ </w:t>
-      </w:r>
-      <w:proofErr w:type="spellStart"/>
-      <w:r>
-        <w:rPr>
-          <w:rFonts w:eastAsiaTheme="minorEastAsia"/>
-          <w:sz w:val="28"/>
-          <w:szCs w:val="28"/>
-          <w:highlight w:val="yellow"/>
-        </w:rPr>
-        <w:t>remaining_cn</w:t>
-      </w:r>
-      <w:proofErr w:type="spellEnd"/>
-      <w:r>
-        <w:rPr>
-          <w:rFonts w:eastAsiaTheme="minorEastAsia"/>
-          <w:sz w:val="28"/>
-          <w:szCs w:val="28"/>
-          <w:highlight w:val="yellow"/>
-        </w:rPr>
-        <w:t xml:space="preserve"> }}</w:t>
-      </w:r>
-      <w:r>
-        <w:rPr>
-          <w:rFonts w:eastAsiaTheme="minorEastAsia"/>
-          <w:sz w:val="28"/>
-          <w:szCs w:val="28"/>
-          <w:highlight w:val="yellow"/>
-        </w:rPr>
-        <w:t>元整）</w:t>
-      </w:r>
-      <w:r>
-        <w:rPr>
-          <w:rFonts w:eastAsiaTheme="minorEastAsia"/>
-          <w:sz w:val="28"/>
-          <w:szCs w:val="28"/>
-        </w:rPr>
-        <w:t>（以下简称</w:t>
-      </w:r>
-      <w:r>
-        <w:rPr>
-          <w:rFonts w:eastAsiaTheme="minorEastAsia"/>
-          <w:sz w:val="28"/>
-          <w:szCs w:val="28"/>
-        </w:rPr>
-        <w:t>“</w:t>
-      </w:r>
-      <w:r>
-        <w:rPr>
-          <w:rFonts w:eastAsiaTheme="minorEastAsia"/>
-          <w:sz w:val="28"/>
-          <w:szCs w:val="28"/>
-        </w:rPr>
-        <w:t>待付转让价款</w:t>
-      </w:r>
-      <w:r>
-        <w:rPr>
-          <w:rFonts w:eastAsiaTheme="minorEastAsia"/>
-          <w:sz w:val="28"/>
-          <w:szCs w:val="28"/>
-        </w:rPr>
-        <w:t>”</w:t>
-      </w:r>
-      <w:r>
-        <w:rPr>
-          <w:rFonts w:eastAsiaTheme="minorEastAsia"/>
-          <w:sz w:val="28"/>
-          <w:szCs w:val="28"/>
-        </w:rPr>
-        <w:t>），</w:t>
-      </w:r>
-      <w:r>
-        <w:rPr>
-          <w:rFonts w:eastAsiaTheme="minorEastAsia"/>
-          <w:sz w:val="28"/>
-          <w:szCs w:val="28"/>
-          <w:highlight w:val="yellow"/>
-        </w:rPr>
-        <w:t>应当于</w:t>
-      </w:r>
-      <w:r>
-        <w:rPr>
-          <w:rFonts w:eastAsiaTheme="minorEastAsia"/>
-          <w:sz w:val="28"/>
-          <w:szCs w:val="28"/>
-          <w:highlight w:val="yellow"/>
-        </w:rPr>
-        <w:t xml:space="preserve">{{ </w:t>
-      </w:r>
-      <w:proofErr w:type="spellStart"/>
       <w:r>
         <w:rPr>
           <w:rFonts w:eastAsiaTheme="minorEastAsia"/>
@@ -3658,7 +3297,6 @@
         </w:rPr>
         <w:t>payment_deadline</w:t>
       </w:r>
-      <w:proofErr w:type="spellEnd"/>
       <w:r>
         <w:rPr>
           <w:rFonts w:eastAsiaTheme="minorEastAsia"/>
@@ -4016,27 +3654,7 @@
           <w:szCs w:val="28"/>
           <w:highlight w:val="yellow"/>
         </w:rPr>
-        <w:t xml:space="preserve">{{ </w:t>
-      </w:r>
-      <w:proofErr w:type="spellStart"/>
-      <w:r>
-        <w:rPr>
-          <w:rFonts w:eastAsiaTheme="minorEastAsia"/>
-          <w:sz w:val="28"/>
-          <w:szCs w:val="28"/>
-          <w:highlight w:val="yellow"/>
-        </w:rPr>
-        <w:t>bank_account_name</w:t>
-      </w:r>
-      <w:proofErr w:type="spellEnd"/>
-      <w:r>
-        <w:rPr>
-          <w:rFonts w:eastAsiaTheme="minorEastAsia"/>
-          <w:sz w:val="28"/>
-          <w:szCs w:val="28"/>
-          <w:highlight w:val="yellow"/>
-        </w:rPr>
-        <w:t xml:space="preserve"> }}</w:t>
+        <w:t>{{ bank_account_name }}</w:t>
       </w:r>
     </w:p>
     <w:p>
@@ -4068,27 +3686,7 @@
           <w:szCs w:val="28"/>
           <w:highlight w:val="yellow"/>
         </w:rPr>
-        <w:t xml:space="preserve">{{ </w:t>
-      </w:r>
-      <w:proofErr w:type="spellStart"/>
-      <w:r>
-        <w:rPr>
-          <w:rFonts w:eastAsiaTheme="minorEastAsia"/>
-          <w:sz w:val="28"/>
-          <w:szCs w:val="28"/>
-          <w:highlight w:val="yellow"/>
-        </w:rPr>
-        <w:t>bank_name</w:t>
-      </w:r>
-      <w:proofErr w:type="spellEnd"/>
-      <w:r>
-        <w:rPr>
-          <w:rFonts w:eastAsiaTheme="minorEastAsia"/>
-          <w:sz w:val="28"/>
-          <w:szCs w:val="28"/>
-          <w:highlight w:val="yellow"/>
-        </w:rPr>
-        <w:t xml:space="preserve"> }}</w:t>
+        <w:t>{{ bank_name }}</w:t>
       </w:r>
     </w:p>
     <w:p>
@@ -4137,27 +3735,7 @@
           <w:szCs w:val="28"/>
           <w:highlight w:val="yellow"/>
         </w:rPr>
-        <w:t xml:space="preserve">{{ </w:t>
-      </w:r>
-      <w:proofErr w:type="spellStart"/>
-      <w:r>
-        <w:rPr>
-          <w:rFonts w:eastAsiaTheme="minorEastAsia"/>
-          <w:sz w:val="28"/>
-          <w:szCs w:val="28"/>
-          <w:highlight w:val="yellow"/>
-        </w:rPr>
-        <w:t>bank_account</w:t>
-      </w:r>
-      <w:proofErr w:type="spellEnd"/>
-      <w:r>
-        <w:rPr>
-          <w:rFonts w:eastAsiaTheme="minorEastAsia"/>
-          <w:sz w:val="28"/>
-          <w:szCs w:val="28"/>
-          <w:highlight w:val="yellow"/>
-        </w:rPr>
-        <w:t xml:space="preserve"> }}</w:t>
+        <w:t>{{ bank_account }}</w:t>
       </w:r>
     </w:p>
     <w:p>
@@ -4224,27 +3802,7 @@
           <w:szCs w:val="28"/>
           <w:highlight w:val="yellow"/>
         </w:rPr>
-        <w:t>{{</w:t>
-      </w:r>
-      <w:proofErr w:type="spellStart"/>
-      <w:r>
-        <w:rPr>
-          <w:rFonts w:eastAsiaTheme="minorEastAsia"/>
-          <w:sz w:val="28"/>
-          <w:szCs w:val="28"/>
-          <w:highlight w:val="yellow"/>
-        </w:rPr>
-        <w:t>interest_rate</w:t>
-      </w:r>
-      <w:proofErr w:type="spellEnd"/>
-      <w:r>
-        <w:rPr>
-          <w:rFonts w:eastAsiaTheme="minorEastAsia"/>
-          <w:sz w:val="28"/>
-          <w:szCs w:val="28"/>
-          <w:highlight w:val="yellow"/>
-        </w:rPr>
-        <w:t>}}</w:t>
+        <w:t>{{interest_rate}}</w:t>
       </w:r>
       <w:r>
         <w:rPr>
@@ -4377,27 +3935,7 @@
           <w:szCs w:val="28"/>
           <w:highlight w:val="yellow"/>
         </w:rPr>
-        <w:t>{{</w:t>
-      </w:r>
-      <w:proofErr w:type="spellStart"/>
-      <w:r>
-        <w:rPr>
-          <w:rFonts w:eastAsiaTheme="minorEastAsia"/>
-          <w:sz w:val="28"/>
-          <w:szCs w:val="28"/>
-          <w:highlight w:val="yellow"/>
-        </w:rPr>
-        <w:t>funding_start_date</w:t>
-      </w:r>
-      <w:proofErr w:type="spellEnd"/>
-      <w:r>
-        <w:rPr>
-          <w:rFonts w:eastAsiaTheme="minorEastAsia"/>
-          <w:sz w:val="28"/>
-          <w:szCs w:val="28"/>
-          <w:highlight w:val="yellow"/>
-        </w:rPr>
-        <w:t>}}</w:t>
+        <w:t>{{funding_start_date}}</w:t>
       </w:r>
       <w:r>
         <w:rPr>
@@ -4721,164 +4259,7 @@
           <w:sz w:val="28"/>
           <w:szCs w:val="28"/>
         </w:rPr>
-        <w:t>□</w:t>
-      </w:r>
-      <w:r>
-        <w:rPr>
-          <w:rFonts w:eastAsiaTheme="minorEastAsia"/>
-          <w:sz w:val="28"/>
-          <w:szCs w:val="28"/>
-        </w:rPr>
-        <w:t>双方同意，过渡期内标的债权产生的清收回款归甲方所有，须汇入甲方指定账户，不得用于冲抵乙方应付款项。</w:t>
-      </w:r>
-    </w:p>
-    <w:p>
-      <w:pPr>
-        <w:snapToGrid w:val="0"/>
-        <w:spacing w:line="312" w:lineRule="auto"/>
-        <w:ind w:firstLineChars="200" w:firstLine="560"/>
-        <w:jc w:val="both"/>
-        <w:rPr>
-          <w:rFonts w:eastAsiaTheme="minorEastAsia"/>
-          <w:sz w:val="28"/>
-          <w:szCs w:val="28"/>
-        </w:rPr>
-      </w:pPr>
-      <w:r>
-        <w:rPr>
-          <w:rFonts w:eastAsiaTheme="minorEastAsia"/>
-          <w:sz w:val="28"/>
-          <w:szCs w:val="28"/>
-        </w:rPr>
-        <w:t>□</w:t>
-      </w:r>
-      <w:r>
-        <w:rPr>
-          <w:rFonts w:eastAsiaTheme="minorEastAsia"/>
-          <w:sz w:val="28"/>
-          <w:szCs w:val="28"/>
-        </w:rPr>
-        <w:t>双方同意，过渡期内标的债权产生的清收回款归乙方所有，但须汇入甲方指定账户，不得用于冲抵乙方应付款项，甲方按照本合同</w:t>
-      </w:r>
-      <w:r>
-        <w:rPr>
-          <w:rFonts w:eastAsiaTheme="minorEastAsia"/>
-          <w:sz w:val="28"/>
-          <w:szCs w:val="28"/>
-        </w:rPr>
-        <w:t>7.4.1</w:t>
-      </w:r>
-      <w:r>
-        <w:rPr>
-          <w:rFonts w:eastAsiaTheme="minorEastAsia"/>
-          <w:sz w:val="28"/>
-          <w:szCs w:val="28"/>
-        </w:rPr>
-        <w:t>条约定在交割日后</w:t>
-      </w:r>
-      <w:r>
-        <w:rPr>
-          <w:rFonts w:eastAsiaTheme="minorEastAsia"/>
-          <w:sz w:val="28"/>
-          <w:szCs w:val="28"/>
-        </w:rPr>
-        <w:t>10</w:t>
-      </w:r>
-      <w:r>
-        <w:rPr>
-          <w:rFonts w:eastAsiaTheme="minorEastAsia"/>
-          <w:sz w:val="28"/>
-          <w:szCs w:val="28"/>
-        </w:rPr>
-        <w:t>个工作日内移交给乙方。</w:t>
-      </w:r>
-    </w:p>
-    <w:p>
-      <w:pPr>
-        <w:snapToGrid w:val="0"/>
-        <w:spacing w:line="312" w:lineRule="auto"/>
-        <w:ind w:firstLineChars="200" w:firstLine="560"/>
-        <w:jc w:val="both"/>
-        <w:rPr>
-          <w:rFonts w:eastAsiaTheme="minorEastAsia"/>
-          <w:sz w:val="28"/>
-          <w:szCs w:val="28"/>
-        </w:rPr>
-      </w:pPr>
-      <w:r>
-        <w:rPr>
-          <w:rFonts w:eastAsiaTheme="minorEastAsia"/>
-          <w:sz w:val="28"/>
-          <w:szCs w:val="28"/>
-        </w:rPr>
-        <w:t>□</w:t>
-      </w:r>
-      <w:r>
-        <w:rPr>
-          <w:rFonts w:eastAsiaTheme="minorEastAsia"/>
-          <w:sz w:val="28"/>
-          <w:szCs w:val="28"/>
-        </w:rPr>
-        <w:t>双方同意，过渡期内标的债权产生的清收回款须汇入甲方指定账户，用于冲抵乙方应付款项，并按照</w:t>
-      </w:r>
-      <w:r>
-        <w:rPr>
-          <w:rFonts w:eastAsiaTheme="minorEastAsia"/>
-          <w:sz w:val="28"/>
-          <w:szCs w:val="28"/>
-        </w:rPr>
-        <w:t>6.2.4</w:t>
-      </w:r>
-      <w:r>
-        <w:rPr>
-          <w:rFonts w:eastAsiaTheme="minorEastAsia"/>
-          <w:sz w:val="28"/>
-          <w:szCs w:val="28"/>
-        </w:rPr>
-        <w:t>条约定的顺序进行冲抵，当期资金占用费计提至冲抵之日，当期应付资金占用费均已结清时，可继续冲抵待付转让价款。</w:t>
-      </w:r>
-    </w:p>
-    <w:p>
-      <w:pPr>
-        <w:widowControl w:val="0"/>
-        <w:snapToGrid w:val="0"/>
-        <w:spacing w:line="312" w:lineRule="auto"/>
-        <w:ind w:firstLineChars="200" w:firstLine="560"/>
-        <w:jc w:val="both"/>
-        <w:rPr>
-          <w:rFonts w:eastAsiaTheme="minorEastAsia"/>
-          <w:color w:val="000000"/>
-          <w:sz w:val="28"/>
-          <w:szCs w:val="28"/>
-        </w:rPr>
-      </w:pPr>
-      <w:r>
-        <w:rPr>
-          <w:rFonts w:eastAsiaTheme="minorEastAsia"/>
-          <w:color w:val="000000"/>
-          <w:sz w:val="28"/>
-          <w:szCs w:val="28"/>
-        </w:rPr>
-        <w:t>□</w:t>
-      </w:r>
-      <w:r>
-        <w:rPr>
-          <w:rFonts w:eastAsiaTheme="minorEastAsia"/>
-          <w:color w:val="000000"/>
-          <w:sz w:val="28"/>
-          <w:szCs w:val="28"/>
-        </w:rPr>
-        <w:t>其他安排：</w:t>
-      </w:r>
-      <w:r>
-        <w:rPr>
-          <w:rFonts w:eastAsiaTheme="minorEastAsia"/>
-          <w:color w:val="000000"/>
-          <w:sz w:val="28"/>
-          <w:szCs w:val="28"/>
-          <w:highlight w:val="yellow"/>
-        </w:rPr>
-        <w:t>/</w:t>
+        <w:t>{{fenqi_collection_recovery_clause}}</w:t>
       </w:r>
     </w:p>
     <w:p>
@@ -5062,163 +4443,163 @@
           <w:sz w:val="28"/>
           <w:szCs w:val="28"/>
         </w:rPr>
+        <w:t>7.1.2</w:t>
+      </w:r>
+      <w:r>
+        <w:rPr>
+          <w:rFonts w:eastAsiaTheme="minorEastAsia"/>
+          <w:sz w:val="28"/>
+          <w:szCs w:val="28"/>
+        </w:rPr>
+        <w:t>经双方协商一致，交割日可推迟至双方一致同意的其他较晚日期，推迟期间不影响双方在本合同项下的其他权利义务（明确约定以交割日为前提的除外）。</w:t>
+      </w:r>
+    </w:p>
+    <w:p>
+      <w:pPr>
+        <w:snapToGrid w:val="0"/>
+        <w:spacing w:line="312" w:lineRule="auto"/>
+        <w:ind w:firstLineChars="200" w:firstLine="560"/>
+        <w:jc w:val="both"/>
+        <w:rPr>
+          <w:rFonts w:eastAsiaTheme="minorEastAsia"/>
+          <w:sz w:val="28"/>
+          <w:szCs w:val="28"/>
+        </w:rPr>
+      </w:pPr>
+      <w:r>
+        <w:rPr>
+          <w:rFonts w:eastAsiaTheme="minorEastAsia"/>
+          <w:sz w:val="28"/>
+          <w:szCs w:val="28"/>
+        </w:rPr>
+        <w:t>7.1.3</w:t>
+      </w:r>
+      <w:r>
+        <w:rPr>
+          <w:rFonts w:eastAsiaTheme="minorEastAsia"/>
+          <w:sz w:val="28"/>
+          <w:szCs w:val="28"/>
+        </w:rPr>
+        <w:t>乙方同意并知悉，在</w:t>
+      </w:r>
+      <w:r>
+        <w:rPr>
+          <w:rFonts w:eastAsiaTheme="minorEastAsia"/>
+          <w:sz w:val="28"/>
+          <w:szCs w:val="28"/>
+        </w:rPr>
+        <w:t>交割日</w:t>
+      </w:r>
+      <w:r>
+        <w:rPr>
+          <w:rFonts w:eastAsiaTheme="minorEastAsia"/>
+          <w:sz w:val="28"/>
+          <w:szCs w:val="28"/>
+        </w:rPr>
+        <w:t>前，标的债权及项下一切权利仍归甲方所有。</w:t>
+      </w:r>
+    </w:p>
+    <w:p>
+      <w:pPr>
+        <w:snapToGrid w:val="0"/>
+        <w:spacing w:line="312" w:lineRule="auto"/>
+        <w:ind w:firstLineChars="200" w:firstLine="562"/>
+        <w:jc w:val="both"/>
+        <w:rPr>
+          <w:rFonts w:eastAsiaTheme="minorEastAsia"/>
+          <w:b/>
+          <w:sz w:val="28"/>
+          <w:szCs w:val="28"/>
+        </w:rPr>
+      </w:pPr>
+      <w:r>
+        <w:rPr>
+          <w:rFonts w:eastAsiaTheme="minorEastAsia"/>
+          <w:b/>
+          <w:sz w:val="28"/>
+          <w:szCs w:val="28"/>
+        </w:rPr>
+        <w:t>7.2</w:t>
+      </w:r>
+      <w:r>
+        <w:rPr>
+          <w:rFonts w:eastAsiaTheme="minorEastAsia"/>
+          <w:b/>
+          <w:sz w:val="28"/>
+          <w:szCs w:val="28"/>
+        </w:rPr>
+        <w:t>交割条件</w:t>
+      </w:r>
+    </w:p>
+    <w:p>
+      <w:pPr>
+        <w:snapToGrid w:val="0"/>
+        <w:spacing w:line="312" w:lineRule="auto"/>
+        <w:ind w:firstLineChars="200" w:firstLine="560"/>
+        <w:jc w:val="both"/>
+        <w:rPr>
+          <w:rFonts w:eastAsiaTheme="minorEastAsia"/>
+          <w:sz w:val="28"/>
+          <w:szCs w:val="28"/>
+        </w:rPr>
+      </w:pPr>
+      <w:r>
+        <w:rPr>
+          <w:rFonts w:eastAsiaTheme="minorEastAsia"/>
+          <w:sz w:val="28"/>
+          <w:szCs w:val="28"/>
+        </w:rPr>
+        <w:t>在持续符合下述条件的前提下，双方应进行标的债权的交割：</w:t>
+      </w:r>
+    </w:p>
+    <w:p>
+      <w:pPr>
+        <w:snapToGrid w:val="0"/>
+        <w:spacing w:line="312" w:lineRule="auto"/>
+        <w:ind w:firstLineChars="200" w:firstLine="560"/>
+        <w:jc w:val="both"/>
+        <w:rPr>
+          <w:rFonts w:eastAsiaTheme="minorEastAsia"/>
+          <w:sz w:val="28"/>
+          <w:szCs w:val="28"/>
+        </w:rPr>
+      </w:pPr>
+      <w:r>
+        <w:rPr>
+          <w:rFonts w:eastAsiaTheme="minorEastAsia"/>
+          <w:sz w:val="28"/>
+          <w:szCs w:val="28"/>
+        </w:rPr>
+        <w:t>7.2.1</w:t>
+      </w:r>
+      <w:r>
+        <w:rPr>
+          <w:rFonts w:eastAsiaTheme="minorEastAsia"/>
+          <w:sz w:val="28"/>
+          <w:szCs w:val="28"/>
+        </w:rPr>
+        <w:t>乙方足额支付转让价款、资金占用费、甲方垫付的处置费用（如有）及违约金（如有）至甲方指定账户。</w:t>
+      </w:r>
+    </w:p>
+    <w:p>
+      <w:pPr>
+        <w:snapToGrid w:val="0"/>
+        <w:spacing w:line="312" w:lineRule="auto"/>
+        <w:ind w:firstLineChars="200" w:firstLine="560"/>
+        <w:jc w:val="both"/>
+        <w:rPr>
+          <w:rFonts w:eastAsiaTheme="minorEastAsia"/>
+          <w:sz w:val="28"/>
+          <w:szCs w:val="28"/>
+        </w:rPr>
+      </w:pPr>
+      <w:r>
+        <w:rPr>
+          <w:rFonts w:eastAsiaTheme="minorEastAsia"/>
+          <w:sz w:val="28"/>
+          <w:szCs w:val="28"/>
+        </w:rPr>
         <w:lastRenderedPageBreak/>
-        <w:t>7.1.2</w:t>
-      </w:r>
-      <w:r>
-        <w:rPr>
-          <w:rFonts w:eastAsiaTheme="minorEastAsia"/>
-          <w:sz w:val="28"/>
-          <w:szCs w:val="28"/>
-        </w:rPr>
-        <w:t>经双方协商一致，交割日可推迟至双方一致同意的其他较晚日期，推迟期间不影响双方在本合同项下的其他权利义务（明确约定以交割日为前提的除外）。</w:t>
-      </w:r>
-    </w:p>
-    <w:p>
-      <w:pPr>
-        <w:snapToGrid w:val="0"/>
-        <w:spacing w:line="312" w:lineRule="auto"/>
-        <w:ind w:firstLineChars="200" w:firstLine="560"/>
-        <w:jc w:val="both"/>
-        <w:rPr>
-          <w:rFonts w:eastAsiaTheme="minorEastAsia"/>
-          <w:sz w:val="28"/>
-          <w:szCs w:val="28"/>
-        </w:rPr>
-      </w:pPr>
-      <w:r>
-        <w:rPr>
-          <w:rFonts w:eastAsiaTheme="minorEastAsia"/>
-          <w:sz w:val="28"/>
-          <w:szCs w:val="28"/>
-        </w:rPr>
-        <w:t>7.1.3</w:t>
-      </w:r>
-      <w:r>
-        <w:rPr>
-          <w:rFonts w:eastAsiaTheme="minorEastAsia"/>
-          <w:sz w:val="28"/>
-          <w:szCs w:val="28"/>
-        </w:rPr>
-        <w:t>乙方同意并知悉，在</w:t>
-      </w:r>
-      <w:r>
-        <w:rPr>
-          <w:rFonts w:eastAsiaTheme="minorEastAsia"/>
-          <w:sz w:val="28"/>
-          <w:szCs w:val="28"/>
-        </w:rPr>
-        <w:t>交割日</w:t>
-      </w:r>
-      <w:r>
-        <w:rPr>
-          <w:rFonts w:eastAsiaTheme="minorEastAsia"/>
-          <w:sz w:val="28"/>
-          <w:szCs w:val="28"/>
-        </w:rPr>
-        <w:t>前，标的债权及项下一切权利仍归甲方所有。</w:t>
-      </w:r>
-    </w:p>
-    <w:p>
-      <w:pPr>
-        <w:snapToGrid w:val="0"/>
-        <w:spacing w:line="312" w:lineRule="auto"/>
-        <w:ind w:firstLineChars="200" w:firstLine="562"/>
-        <w:jc w:val="both"/>
-        <w:rPr>
-          <w:rFonts w:eastAsiaTheme="minorEastAsia"/>
-          <w:b/>
-          <w:sz w:val="28"/>
-          <w:szCs w:val="28"/>
-        </w:rPr>
-      </w:pPr>
-      <w:r>
-        <w:rPr>
-          <w:rFonts w:eastAsiaTheme="minorEastAsia"/>
-          <w:b/>
-          <w:sz w:val="28"/>
-          <w:szCs w:val="28"/>
-        </w:rPr>
-        <w:t>7.2</w:t>
-      </w:r>
-      <w:r>
-        <w:rPr>
-          <w:rFonts w:eastAsiaTheme="minorEastAsia"/>
-          <w:b/>
-          <w:sz w:val="28"/>
-          <w:szCs w:val="28"/>
-        </w:rPr>
-        <w:t>交割条件</w:t>
-      </w:r>
-    </w:p>
-    <w:p>
-      <w:pPr>
-        <w:snapToGrid w:val="0"/>
-        <w:spacing w:line="312" w:lineRule="auto"/>
-        <w:ind w:firstLineChars="200" w:firstLine="560"/>
-        <w:jc w:val="both"/>
-        <w:rPr>
-          <w:rFonts w:eastAsiaTheme="minorEastAsia"/>
-          <w:sz w:val="28"/>
-          <w:szCs w:val="28"/>
-        </w:rPr>
-      </w:pPr>
-      <w:r>
-        <w:rPr>
-          <w:rFonts w:eastAsiaTheme="minorEastAsia"/>
-          <w:sz w:val="28"/>
-          <w:szCs w:val="28"/>
-        </w:rPr>
-        <w:t>在持续符合下述条件的前提下，双方应进行标的债权的交割：</w:t>
-      </w:r>
-    </w:p>
-    <w:p>
-      <w:pPr>
-        <w:snapToGrid w:val="0"/>
-        <w:spacing w:line="312" w:lineRule="auto"/>
-        <w:ind w:firstLineChars="200" w:firstLine="560"/>
-        <w:jc w:val="both"/>
-        <w:rPr>
-          <w:rFonts w:eastAsiaTheme="minorEastAsia"/>
-          <w:sz w:val="28"/>
-          <w:szCs w:val="28"/>
-        </w:rPr>
-      </w:pPr>
-      <w:r>
-        <w:rPr>
-          <w:rFonts w:eastAsiaTheme="minorEastAsia"/>
-          <w:sz w:val="28"/>
-          <w:szCs w:val="28"/>
-        </w:rPr>
-        <w:t>7.2.1</w:t>
-      </w:r>
-      <w:r>
-        <w:rPr>
-          <w:rFonts w:eastAsiaTheme="minorEastAsia"/>
-          <w:sz w:val="28"/>
-          <w:szCs w:val="28"/>
-        </w:rPr>
-        <w:t>乙方足额支付转让价款、资金占用费、甲方垫付的处置费用（如有）及违约金（如有）至甲方指定账户。</w:t>
-      </w:r>
-    </w:p>
-    <w:p>
-      <w:pPr>
-        <w:snapToGrid w:val="0"/>
-        <w:spacing w:line="312" w:lineRule="auto"/>
-        <w:ind w:firstLineChars="200" w:firstLine="560"/>
-        <w:jc w:val="both"/>
-        <w:rPr>
-          <w:rFonts w:eastAsiaTheme="minorEastAsia"/>
-          <w:sz w:val="28"/>
-          <w:szCs w:val="28"/>
-        </w:rPr>
-      </w:pPr>
-      <w:r>
-        <w:rPr>
-          <w:rFonts w:eastAsiaTheme="minorEastAsia"/>
-          <w:sz w:val="28"/>
-          <w:szCs w:val="28"/>
-        </w:rPr>
         <w:t>7.2.2</w:t>
       </w:r>
       <w:r>
@@ -5437,145 +4818,156 @@
           <w:szCs w:val="28"/>
           <w:highlight w:val="yellow"/>
         </w:rPr>
-        <w:t>双方同意在过渡期内，对标的债权的收益约</w:t>
-      </w:r>
-      <w:r>
-        <w:rPr>
-          <w:rFonts w:eastAsiaTheme="minorEastAsia"/>
-          <w:sz w:val="28"/>
-          <w:szCs w:val="28"/>
-          <w:highlight w:val="yellow"/>
+        <w:t>双方同意在过渡期内，对标的债权的收益约定如下：</w:t>
+      </w:r>
+    </w:p>
+    <w:p>
+      <w:pPr>
+        <w:snapToGrid w:val="0"/>
+        <w:spacing w:line="312" w:lineRule="auto"/>
+        <w:ind w:firstLineChars="200" w:firstLine="560"/>
+        <w:jc w:val="both"/>
+        <w:rPr>
+          <w:rFonts w:eastAsiaTheme="minorEastAsia"/>
+          <w:bCs/>
+          <w:color w:val="000000"/>
+          <w:sz w:val="28"/>
+          <w:szCs w:val="28"/>
+        </w:rPr>
+      </w:pPr>
+      <w:bookmarkStart w:id="5" w:name="OLE_LINK3"/>
+      <w:r>
+        <w:rPr>
+          <w:rFonts w:eastAsiaTheme="minorEastAsia"/>
+          <w:bCs/>
+          <w:color w:val="000000"/>
+          <w:sz w:val="28"/>
+          <w:szCs w:val="28"/>
+        </w:rPr>
+        <w:t>{{</w:t>
+      </w:r>
+      <w:r>
+        <w:rPr>
+          <w:rFonts w:eastAsiaTheme="minorEastAsia" w:hint="eastAsia"/>
+          <w:bCs/>
+          <w:color w:val="000000"/>
+          <w:sz w:val="28"/>
+          <w:szCs w:val="28"/>
+        </w:rPr>
+        <w:t xml:space="preserve"> </w:t>
+      </w:r>
+      <w:r>
+        <w:rPr>
+          <w:rFonts w:eastAsiaTheme="minorEastAsia"/>
+          <w:bCs/>
+          <w:color w:val="000000"/>
+          <w:sz w:val="28"/>
+          <w:szCs w:val="28"/>
+        </w:rPr>
+        <w:t>fenqi_transition_income_clause</w:t>
+      </w:r>
+      <w:r>
+        <w:rPr>
+          <w:rFonts w:eastAsiaTheme="minorEastAsia" w:hint="eastAsia"/>
+          <w:bCs/>
+          <w:color w:val="000000"/>
+          <w:sz w:val="28"/>
+          <w:szCs w:val="28"/>
+        </w:rPr>
+        <w:t xml:space="preserve"> </w:t>
+      </w:r>
+      <w:r>
+        <w:rPr>
+          <w:rFonts w:eastAsiaTheme="minorEastAsia"/>
+          <w:bCs/>
+          <w:color w:val="000000"/>
+          <w:sz w:val="28"/>
+          <w:szCs w:val="28"/>
+        </w:rPr>
+        <w:t>}}</w:t>
+      </w:r>
+    </w:p>
+    <w:bookmarkEnd w:id="5"/>
+    <w:p>
+      <w:pPr>
+        <w:snapToGrid w:val="0"/>
+        <w:spacing w:line="312" w:lineRule="auto"/>
+        <w:ind w:firstLineChars="200" w:firstLine="560"/>
+        <w:jc w:val="both"/>
+        <w:rPr>
+          <w:rFonts w:eastAsiaTheme="minorEastAsia"/>
+          <w:sz w:val="28"/>
+          <w:szCs w:val="28"/>
+        </w:rPr>
+      </w:pPr>
+      <w:r>
+        <w:rPr>
+          <w:rFonts w:eastAsiaTheme="minorEastAsia"/>
+          <w:sz w:val="28"/>
+          <w:szCs w:val="28"/>
+        </w:rPr>
+        <w:t>7.4.2</w:t>
+      </w:r>
+      <w:r>
+        <w:rPr>
+          <w:rFonts w:eastAsiaTheme="minorEastAsia"/>
+          <w:sz w:val="28"/>
+          <w:szCs w:val="28"/>
+        </w:rPr>
+        <w:t>双方确认，在交割日后</w:t>
+      </w:r>
+      <w:r>
+        <w:rPr>
+          <w:rFonts w:eastAsiaTheme="minorEastAsia"/>
+          <w:sz w:val="28"/>
+          <w:szCs w:val="28"/>
+        </w:rPr>
+        <w:t>30</w:t>
+      </w:r>
+      <w:r>
+        <w:rPr>
+          <w:rFonts w:eastAsiaTheme="minorEastAsia"/>
+          <w:sz w:val="28"/>
+          <w:szCs w:val="28"/>
+        </w:rPr>
+        <w:t>日之内，甲乙双方完成本合同项下资产证明文件及服务协议等档案资料的移交和接收工作。如乙方拒绝接收的，乙方仍应按照本合同的规定向甲方支付全部转让价款，且甲方有权通过公证方式向乙方留置送达档案资料，由此产生的一切法律后果和相关费用均由乙方负担。如因</w:t>
+      </w:r>
+      <w:r>
+        <w:rPr>
+          <w:rFonts w:eastAsiaTheme="minorEastAsia" w:hint="eastAsia"/>
+          <w:sz w:val="28"/>
+          <w:szCs w:val="28"/>
+        </w:rPr>
+        <w:t>客观情况</w:t>
+      </w:r>
+      <w:r>
+        <w:rPr>
+          <w:rFonts w:eastAsiaTheme="minorEastAsia"/>
+          <w:sz w:val="28"/>
+          <w:szCs w:val="28"/>
+        </w:rPr>
+        <w:t>无法按时完成资料移交的，甲乙双方可另行协商移交时间。</w:t>
+      </w:r>
+    </w:p>
+    <w:p>
+      <w:pPr>
+        <w:snapToGrid w:val="0"/>
+        <w:spacing w:line="312" w:lineRule="auto"/>
+        <w:ind w:firstLineChars="200" w:firstLine="560"/>
+        <w:jc w:val="both"/>
+        <w:rPr>
+          <w:rFonts w:eastAsiaTheme="minorEastAsia"/>
+          <w:sz w:val="28"/>
+          <w:szCs w:val="28"/>
+        </w:rPr>
+      </w:pPr>
+      <w:r>
+        <w:rPr>
+          <w:rFonts w:eastAsiaTheme="minorEastAsia"/>
+          <w:sz w:val="28"/>
+          <w:szCs w:val="28"/>
         </w:rPr>
         <w:lastRenderedPageBreak/>
-        <w:t>定如下：</w:t>
-      </w:r>
-    </w:p>
-    <w:p>
-      <w:pPr>
-        <w:snapToGrid w:val="0"/>
-        <w:spacing w:line="312" w:lineRule="auto"/>
-        <w:ind w:firstLineChars="200" w:firstLine="560"/>
-        <w:jc w:val="both"/>
-        <w:rPr>
-          <w:rFonts w:eastAsiaTheme="minorEastAsia"/>
-          <w:bCs/>
-          <w:color w:val="000000"/>
-          <w:sz w:val="28"/>
-          <w:szCs w:val="28"/>
-        </w:rPr>
-      </w:pPr>
-      <w:r>
-        <w:rPr>
-          <w:rFonts w:eastAsiaTheme="minorEastAsia"/>
-          <w:bCs/>
-          <w:color w:val="000000"/>
-          <w:sz w:val="28"/>
-          <w:szCs w:val="28"/>
-        </w:rPr>
-        <w:t>{{</w:t>
-      </w:r>
-      <w:proofErr w:type="spellStart"/>
-      <w:r>
-        <w:rPr>
-          <w:rFonts w:eastAsiaTheme="minorEastAsia"/>
-          <w:bCs/>
-          <w:color w:val="000000"/>
-          <w:sz w:val="28"/>
-          <w:szCs w:val="28"/>
-        </w:rPr>
-        <w:t>fenqi_transition_income_clause</w:t>
-      </w:r>
-      <w:proofErr w:type="spellEnd"/>
-      <w:r>
-        <w:rPr>
-          <w:rFonts w:eastAsiaTheme="minorEastAsia"/>
-          <w:bCs/>
-          <w:color w:val="000000"/>
-          <w:sz w:val="28"/>
-          <w:szCs w:val="28"/>
-        </w:rPr>
-        <w:t>}}</w:t>
-      </w:r>
-    </w:p>
-    <w:p>
-      <w:pPr>
-        <w:snapToGrid w:val="0"/>
-        <w:spacing w:line="312" w:lineRule="auto"/>
-        <w:ind w:firstLineChars="200" w:firstLine="560"/>
-        <w:jc w:val="both"/>
-        <w:rPr>
-          <w:rFonts w:eastAsiaTheme="minorEastAsia"/>
-          <w:sz w:val="28"/>
-          <w:szCs w:val="28"/>
-        </w:rPr>
-      </w:pPr>
-      <w:r>
-        <w:rPr>
-          <w:rFonts w:eastAsiaTheme="minorEastAsia"/>
-          <w:sz w:val="28"/>
-          <w:szCs w:val="28"/>
-        </w:rPr>
-        <w:t>7.4.2</w:t>
-      </w:r>
-      <w:r>
-        <w:rPr>
-          <w:rFonts w:eastAsiaTheme="minorEastAsia"/>
-          <w:sz w:val="28"/>
-          <w:szCs w:val="28"/>
-        </w:rPr>
-        <w:t>双方确认，在交割日后</w:t>
-      </w:r>
-      <w:r>
-        <w:rPr>
-          <w:rFonts w:eastAsiaTheme="minorEastAsia"/>
-          <w:sz w:val="28"/>
-          <w:szCs w:val="28"/>
-        </w:rPr>
-        <w:t>30</w:t>
-      </w:r>
-      <w:r>
-        <w:rPr>
-          <w:rFonts w:eastAsiaTheme="minorEastAsia"/>
-          <w:sz w:val="28"/>
-          <w:szCs w:val="28"/>
-        </w:rPr>
-        <w:t>日之内，甲乙双方完成本合同项下资产证明文件及服务协议等档案资料的移交和接收工作。如乙方拒绝接收的，乙方仍应按照本合同的规定向甲方支付全部转让价款，且甲方有权通过公证方式向乙方留置送达档案资料，由此产生的一切法律后果和相关费用均由乙方负担。如因</w:t>
-      </w:r>
-      <w:r>
-        <w:rPr>
-          <w:rFonts w:eastAsiaTheme="minorEastAsia" w:hint="eastAsia"/>
-          <w:sz w:val="28"/>
-          <w:szCs w:val="28"/>
-        </w:rPr>
-        <w:t>客观情况</w:t>
-      </w:r>
-      <w:r>
-        <w:rPr>
-          <w:rFonts w:eastAsiaTheme="minorEastAsia"/>
-          <w:sz w:val="28"/>
-          <w:szCs w:val="28"/>
-        </w:rPr>
-        <w:t>无法按时完成资料移交的，甲乙双方可另行协商移交时间。</w:t>
-      </w:r>
-    </w:p>
-    <w:p>
-      <w:pPr>
-        <w:snapToGrid w:val="0"/>
-        <w:spacing w:line="312" w:lineRule="auto"/>
-        <w:ind w:firstLineChars="200" w:firstLine="560"/>
-        <w:jc w:val="both"/>
-        <w:rPr>
-          <w:rFonts w:eastAsiaTheme="minorEastAsia"/>
-          <w:sz w:val="28"/>
-          <w:szCs w:val="28"/>
-        </w:rPr>
-      </w:pPr>
-      <w:r>
-        <w:rPr>
-          <w:rFonts w:eastAsiaTheme="minorEastAsia"/>
-          <w:sz w:val="28"/>
-          <w:szCs w:val="28"/>
-        </w:rPr>
         <w:t>7.4.3</w:t>
       </w:r>
       <w:r>
@@ -5643,7 +5035,7 @@
           <w:szCs w:val="28"/>
         </w:rPr>
       </w:pPr>
-      <w:bookmarkStart w:id="5" w:name="_Hlk70693317"/>
+      <w:bookmarkStart w:id="6" w:name="_Hlk70693317"/>
       <w:r>
         <w:rPr>
           <w:rFonts w:eastAsiaTheme="minorEastAsia"/>
@@ -5670,7 +5062,7 @@
         <w:t>乙方负责办理本合同项下标的债权转让的通知事宜，将债权转让通知送达债务人、保证人等担保人，乙方明确具体通知方式后，甲方提供债权转让通知的配合工作（包括但不限于以甲方名义对外出具债权转让通知或与乙方进行联合通知），送达费用、送达方式及送达不到的风险由乙方承担。乙方进一步确认，甲方的通知义务只限于配合进行上述适当的通知行为，无论债务人、担保人对标的债权转让的通知是否签收和确认，不影响甲、乙双方之间就标的债权进行转让的效力。</w:t>
       </w:r>
     </w:p>
-    <w:bookmarkEnd w:id="5"/>
+    <w:bookmarkEnd w:id="6"/>
     <w:p>
       <w:pPr>
         <w:snapToGrid w:val="0"/>
@@ -5697,7 +5089,44 @@
           <w:sz w:val="28"/>
           <w:szCs w:val="28"/>
         </w:rPr>
-        <w:t>标的债权项下涉及的抵债资产（如有），自交割日起，甲方就该等抵债资产依法享有的权益转移至乙方，应乙方之合理要求，甲方可在交割日后合理的期间内及时交付抵债资产或提供必要的文件，以协助乙方实现对该等抵债资产的占有或控制，并配合其办理权属变更手续</w:t>
+        <w:t>标的债权项下涉及的抵债资产（如有），自交割日起，甲方就该等抵债资产依法享有的权益转移至乙方，应乙方之合理要求，甲方可在交割日后合理的期间内及时交付抵债资产或提供必要的文件，以协助乙方实现对该等抵债资产的占有或控制，并配合其办理权属变更手续（如有）。前述协助行为不应被视为甲方对该等抵债资产的权属、状态或过户可能性作出任何承诺或保证。因办理权属变更登记所发生的税收和行政性收费（含可能需缴纳的土地出让金、罚款等）由乙方承担，乙方逾期受领抵债资产的，需自行承担相应抵债资产在规定期限后毁损、灭失的风险</w:t>
+      </w:r>
+      <w:r>
+        <w:rPr>
+          <w:rFonts w:eastAsiaTheme="minorEastAsia"/>
+          <w:sz w:val="28"/>
+          <w:szCs w:val="28"/>
+        </w:rPr>
+        <w:t>，甲方对此不承担任何赔偿责任</w:t>
+      </w:r>
+      <w:r>
+        <w:rPr>
+          <w:rFonts w:eastAsiaTheme="minorEastAsia"/>
+          <w:sz w:val="28"/>
+          <w:szCs w:val="28"/>
+        </w:rPr>
+        <w:t>。</w:t>
+      </w:r>
+    </w:p>
+    <w:p>
+      <w:pPr>
+        <w:snapToGrid w:val="0"/>
+        <w:spacing w:line="312" w:lineRule="auto"/>
+        <w:ind w:firstLineChars="200" w:firstLine="560"/>
+        <w:jc w:val="both"/>
+        <w:rPr>
+          <w:rFonts w:eastAsiaTheme="minorEastAsia"/>
+          <w:sz w:val="28"/>
+          <w:szCs w:val="28"/>
+        </w:rPr>
+      </w:pPr>
+      <w:r>
+        <w:rPr>
+          <w:rFonts w:eastAsiaTheme="minorEastAsia"/>
+          <w:sz w:val="28"/>
+          <w:szCs w:val="28"/>
+        </w:rPr>
+        <w:t>虽有上述约定，乙方在此进一步确认，鉴于抵债资产存在或可能存在权属证书缺失、第三人享有优先权、不为甲方实际控制、欠缴土地出让金或其他税费等情形，乙方不可撤销地承诺并保证，任何情况下，其</w:t>
       </w:r>
       <w:r>
         <w:rPr>
@@ -5706,44 +5135,7 @@
           <w:szCs w:val="28"/>
         </w:rPr>
         <w:lastRenderedPageBreak/>
-        <w:t>（如有）。前述协助行为不应被视为甲方对该等抵债资产的权属、状态或过户可能性作出任何承诺或保证。因办理权属变更登记所发生的税收和行政性收费（含可能需缴纳的土地出让金、罚款等）由乙方承担，乙方逾期受领抵债资产的，需自行承担相应抵债资产在规定期限后毁损、灭失的风险</w:t>
-      </w:r>
-      <w:r>
-        <w:rPr>
-          <w:rFonts w:eastAsiaTheme="minorEastAsia"/>
-          <w:sz w:val="28"/>
-          <w:szCs w:val="28"/>
-        </w:rPr>
-        <w:t>，甲方对此不承担任何赔偿责任</w:t>
-      </w:r>
-      <w:r>
-        <w:rPr>
-          <w:rFonts w:eastAsiaTheme="minorEastAsia"/>
-          <w:sz w:val="28"/>
-          <w:szCs w:val="28"/>
-        </w:rPr>
-        <w:t>。</w:t>
-      </w:r>
-    </w:p>
-    <w:p>
-      <w:pPr>
-        <w:snapToGrid w:val="0"/>
-        <w:spacing w:line="312" w:lineRule="auto"/>
-        <w:ind w:firstLineChars="200" w:firstLine="560"/>
-        <w:jc w:val="both"/>
-        <w:rPr>
-          <w:rFonts w:eastAsiaTheme="minorEastAsia"/>
-          <w:sz w:val="28"/>
-          <w:szCs w:val="28"/>
-        </w:rPr>
-      </w:pPr>
-      <w:r>
-        <w:rPr>
-          <w:rFonts w:eastAsiaTheme="minorEastAsia"/>
-          <w:sz w:val="28"/>
-          <w:szCs w:val="28"/>
-        </w:rPr>
-        <w:t>虽有上述约定，乙方在此进一步确认，鉴于抵债资产存在或可能存在权属证书缺失、第三人享有优先权、不为甲方实际控制、欠缴土地出让金或其他税费等情形，乙方不可撤销地承诺并保证，任何情况下，其将独立承担对该等抵债资产实施占有、控制、处分或办理过户登记时可能出现的一切风险、责任、损失和额外费用，放弃就抵债资产向甲方提出任何异议或瑕疵的权利（无论基于何种理由），不因抵债资产过户不能或不能实际占有而向甲方主张回购该项债权或要求甲方承担赔偿责任。乙方应自主负担抵债资产项下存在或可能存在的任何应付而未付的税费（包括但不限于划拨土地使用权转移时应缴纳的土地出让金等），无论依据法律规定或合同约定应由何方承担，事实上均由乙方作为最终承担主体。</w:t>
+        <w:t>将独立承担对该等抵债资产实施占有、控制、处分或办理过户登记时可能出现的一切风险、责任、损失和额外费用，放弃就抵债资产向甲方提出任何异议或瑕疵的权利（无论基于何种理由），不因抵债资产过户不能或不能实际占有而向甲方主张回购该项债权或要求甲方承担赔偿责任。乙方应自主负担抵债资产项下存在或可能存在的任何应付而未付的税费（包括但不限于划拨土地使用权转移时应缴纳的土地出让金等），无论依据法律规定或合同约定应由何方承担，事实上均由乙方作为最终承担主体。</w:t>
       </w:r>
     </w:p>
     <w:p>
@@ -5938,15 +5330,132 @@
           <w:sz w:val="28"/>
           <w:szCs w:val="28"/>
         </w:rPr>
+        <w:t>对于甲方或其前手在基准日前以及过渡期内与相关中介机构签署的所有服务协议，乙方有权选择是否承继，并与中介机构独立协商甲方在其相应服务协议中的权利义务的转移。乙方承诺，其将在交割日前自行与相关中介机构就既有服务协议的权利义务转移事宜达成一致，并确保自交割日起，甲方在原服务协议项下的一切责任得以解除。因权利义务转移所产生的任何费用，均由乙方承担。</w:t>
+      </w:r>
+    </w:p>
+    <w:p>
+      <w:pPr>
+        <w:snapToGrid w:val="0"/>
+        <w:spacing w:line="312" w:lineRule="auto"/>
+        <w:ind w:firstLineChars="200" w:firstLine="560"/>
+        <w:jc w:val="both"/>
+        <w:rPr>
+          <w:rFonts w:eastAsiaTheme="minorEastAsia"/>
+          <w:bCs/>
+          <w:sz w:val="28"/>
+          <w:szCs w:val="28"/>
+        </w:rPr>
+      </w:pPr>
+    </w:p>
+    <w:p>
+      <w:pPr>
+        <w:snapToGrid w:val="0"/>
+        <w:spacing w:line="312" w:lineRule="auto"/>
+        <w:ind w:firstLineChars="200" w:firstLine="562"/>
+        <w:jc w:val="both"/>
+        <w:rPr>
+          <w:rFonts w:eastAsiaTheme="minorEastAsia"/>
+          <w:b/>
+          <w:sz w:val="28"/>
+          <w:szCs w:val="28"/>
+        </w:rPr>
+      </w:pPr>
+      <w:r>
+        <w:rPr>
+          <w:rFonts w:eastAsiaTheme="minorEastAsia"/>
+          <w:b/>
+          <w:bCs/>
+          <w:sz w:val="28"/>
+          <w:szCs w:val="28"/>
+        </w:rPr>
+        <w:t>第八条</w:t>
+      </w:r>
+      <w:r>
+        <w:rPr>
+          <w:rFonts w:eastAsiaTheme="minorEastAsia"/>
+          <w:b/>
+          <w:bCs/>
+          <w:sz w:val="28"/>
+          <w:szCs w:val="28"/>
+        </w:rPr>
+        <w:t xml:space="preserve">  </w:t>
+      </w:r>
+      <w:r>
+        <w:rPr>
+          <w:rFonts w:eastAsiaTheme="minorEastAsia"/>
+          <w:b/>
+          <w:sz w:val="28"/>
+          <w:szCs w:val="28"/>
+        </w:rPr>
+        <w:t>过渡期标的债权的管理</w:t>
+      </w:r>
+    </w:p>
+    <w:p>
+      <w:pPr>
+        <w:snapToGrid w:val="0"/>
+        <w:spacing w:line="312" w:lineRule="auto"/>
+        <w:ind w:firstLineChars="200" w:firstLine="562"/>
+        <w:jc w:val="both"/>
+        <w:rPr>
+          <w:rFonts w:eastAsiaTheme="minorEastAsia"/>
+          <w:sz w:val="28"/>
+          <w:szCs w:val="28"/>
+        </w:rPr>
+      </w:pPr>
+      <w:r>
+        <w:rPr>
+          <w:rFonts w:eastAsiaTheme="minorEastAsia"/>
+          <w:b/>
+          <w:sz w:val="28"/>
+          <w:szCs w:val="28"/>
+        </w:rPr>
         <w:lastRenderedPageBreak/>
-        <w:t>对于甲方或其前手在基准日前以及过渡期内与相关中介机构签署的所有服务协议，乙方有权选择是否承继，并与中介机构独立协商甲方在其相应服务协议中的权利义务的转移。乙方承诺，其将在交割日前自行与相关中介机构就既有服务协议的权利义务转移事宜达成一致，并确保自交割日起，甲方在原服务协议项下的一切责任得以解除。因权利义务转移所产生的任何费用，均由乙方承担。</w:t>
-      </w:r>
-    </w:p>
-    <w:p>
-      <w:pPr>
-        <w:snapToGrid w:val="0"/>
-        <w:spacing w:line="312" w:lineRule="auto"/>
-        <w:ind w:firstLineChars="200" w:firstLine="560"/>
+        <w:t>8.1</w:t>
+      </w:r>
+      <w:r>
+        <w:rPr>
+          <w:rFonts w:eastAsiaTheme="minorEastAsia"/>
+          <w:sz w:val="28"/>
+          <w:szCs w:val="28"/>
+        </w:rPr>
+        <w:t>双方确认，在交割日前，标的债权仍归甲方所有，甲方有权自主决定标的债权的管理和维护工作。在过渡期内，甲方拥有对标的债权的自主处置权，但应按照国家相关法律、法规及国家有关主管部门关于不良贷款处置的规定处置标的债权。</w:t>
+      </w:r>
+    </w:p>
+    <w:p>
+      <w:pPr>
+        <w:snapToGrid w:val="0"/>
+        <w:spacing w:line="312" w:lineRule="auto"/>
+        <w:ind w:firstLineChars="200" w:firstLine="562"/>
+        <w:jc w:val="both"/>
+        <w:rPr>
+          <w:rFonts w:eastAsiaTheme="minorEastAsia"/>
+          <w:sz w:val="28"/>
+          <w:szCs w:val="28"/>
+        </w:rPr>
+      </w:pPr>
+      <w:r>
+        <w:rPr>
+          <w:rFonts w:eastAsiaTheme="minorEastAsia"/>
+          <w:b/>
+          <w:sz w:val="28"/>
+          <w:szCs w:val="28"/>
+        </w:rPr>
+        <w:t>8.2</w:t>
+      </w:r>
+      <w:r>
+        <w:rPr>
+          <w:rFonts w:eastAsiaTheme="minorEastAsia"/>
+          <w:sz w:val="28"/>
+          <w:szCs w:val="28"/>
+        </w:rPr>
+        <w:t>自本合同生效日至交割日期间，乙方可就管理和处置标的债权向甲方提出书面处置预案或建议，但该等预案或建议仅为参考，不构成对甲方的约束。甲方有权依据其自身判断决定是否采纳、修改、拒绝或执行该等预案或建议，且无需就此向乙方说明理由。乙方确认并同意，其提交处置预案或建议、或甲方对该等预案或建议的任何审阅、沟通或考虑，均不构成甲方对乙方承担任何义务或责任。无论甲方是否接受或执行任何预案，均不得作为乙方迟延或拒绝履行本合同项下任何义务（特别是付款义务）的抗辩理由。</w:t>
+      </w:r>
+    </w:p>
+    <w:p>
+      <w:pPr>
+        <w:snapToGrid w:val="0"/>
+        <w:spacing w:line="312" w:lineRule="auto"/>
+        <w:ind w:firstLineChars="200" w:firstLine="562"/>
         <w:jc w:val="both"/>
         <w:rPr>
           <w:rFonts w:eastAsiaTheme="minorEastAsia"/>
@@ -5955,156 +5464,39 @@
           <w:szCs w:val="28"/>
         </w:rPr>
       </w:pPr>
-    </w:p>
-    <w:p>
-      <w:pPr>
-        <w:snapToGrid w:val="0"/>
-        <w:spacing w:line="312" w:lineRule="auto"/>
-        <w:ind w:firstLineChars="200" w:firstLine="562"/>
-        <w:jc w:val="both"/>
-        <w:rPr>
-          <w:rFonts w:eastAsiaTheme="minorEastAsia"/>
-          <w:b/>
-          <w:sz w:val="28"/>
-          <w:szCs w:val="28"/>
-        </w:rPr>
-      </w:pPr>
-      <w:r>
-        <w:rPr>
-          <w:rFonts w:eastAsiaTheme="minorEastAsia"/>
-          <w:b/>
+      <w:r>
+        <w:rPr>
+          <w:rFonts w:eastAsiaTheme="minorEastAsia"/>
+          <w:b/>
+          <w:sz w:val="28"/>
+          <w:szCs w:val="28"/>
+        </w:rPr>
+        <w:t>8.3</w:t>
+      </w:r>
+      <w:r>
+        <w:rPr>
+          <w:rFonts w:eastAsiaTheme="minorEastAsia"/>
           <w:bCs/>
           <w:sz w:val="28"/>
           <w:szCs w:val="28"/>
         </w:rPr>
-        <w:t>第八条</w:t>
-      </w:r>
-      <w:r>
-        <w:rPr>
-          <w:rFonts w:eastAsiaTheme="minorEastAsia"/>
-          <w:b/>
+        <w:t>未经甲方事先书面明确授权，乙方不得自行对标的债权进行任何形式的维护、管理或处置。</w:t>
+      </w:r>
+      <w:r>
+        <w:rPr>
+          <w:rFonts w:eastAsiaTheme="minorEastAsia"/>
+          <w:sz w:val="28"/>
+          <w:szCs w:val="28"/>
+        </w:rPr>
+        <w:t>如经甲方书面授权，</w:t>
+      </w:r>
+      <w:r>
+        <w:rPr>
+          <w:rFonts w:eastAsiaTheme="minorEastAsia"/>
           <w:bCs/>
           <w:sz w:val="28"/>
           <w:szCs w:val="28"/>
         </w:rPr>
-        <w:t xml:space="preserve">  </w:t>
-      </w:r>
-      <w:r>
-        <w:rPr>
-          <w:rFonts w:eastAsiaTheme="minorEastAsia"/>
-          <w:b/>
-          <w:sz w:val="28"/>
-          <w:szCs w:val="28"/>
-        </w:rPr>
-        <w:t>过渡期标的债权的管理</w:t>
-      </w:r>
-    </w:p>
-    <w:p>
-      <w:pPr>
-        <w:snapToGrid w:val="0"/>
-        <w:spacing w:line="312" w:lineRule="auto"/>
-        <w:ind w:firstLineChars="200" w:firstLine="562"/>
-        <w:jc w:val="both"/>
-        <w:rPr>
-          <w:rFonts w:eastAsiaTheme="minorEastAsia"/>
-          <w:sz w:val="28"/>
-          <w:szCs w:val="28"/>
-        </w:rPr>
-      </w:pPr>
-      <w:r>
-        <w:rPr>
-          <w:rFonts w:eastAsiaTheme="minorEastAsia"/>
-          <w:b/>
-          <w:sz w:val="28"/>
-          <w:szCs w:val="28"/>
-        </w:rPr>
-        <w:t>8.1</w:t>
-      </w:r>
-      <w:r>
-        <w:rPr>
-          <w:rFonts w:eastAsiaTheme="minorEastAsia"/>
-          <w:sz w:val="28"/>
-          <w:szCs w:val="28"/>
-        </w:rPr>
-        <w:t>双方确认，在交割日前，标的债权仍归甲方所有，甲方有权自主决定标的债权的管理和维护工作。在过渡期内，甲方拥有对标的债权的自主处置权，但应按照国家相关法律、法规及国家有关主管部门关于不良贷款处置的规定处置标的债权。</w:t>
-      </w:r>
-    </w:p>
-    <w:p>
-      <w:pPr>
-        <w:snapToGrid w:val="0"/>
-        <w:spacing w:line="312" w:lineRule="auto"/>
-        <w:ind w:firstLineChars="200" w:firstLine="562"/>
-        <w:jc w:val="both"/>
-        <w:rPr>
-          <w:rFonts w:eastAsiaTheme="minorEastAsia"/>
-          <w:sz w:val="28"/>
-          <w:szCs w:val="28"/>
-        </w:rPr>
-      </w:pPr>
-      <w:r>
-        <w:rPr>
-          <w:rFonts w:eastAsiaTheme="minorEastAsia"/>
-          <w:b/>
-          <w:sz w:val="28"/>
-          <w:szCs w:val="28"/>
-        </w:rPr>
-        <w:t>8.2</w:t>
-      </w:r>
-      <w:r>
-        <w:rPr>
-          <w:rFonts w:eastAsiaTheme="minorEastAsia"/>
-          <w:sz w:val="28"/>
-          <w:szCs w:val="28"/>
-        </w:rPr>
-        <w:t>自本合同生效日至交割日期间，乙方可就管理和处置标的债权向甲方提出书面处置预案或建议，但该等预案或建议仅为参考，不构成对甲方的约束。甲方有权依据其自身判断决定是否采纳、修改、拒绝或执行该等预案或建议，且无需就此向乙方说明理由。乙方确认并同意，其提交处置预案或建议、或甲方对该等预案或建议的任何审阅、沟通或考虑，均不构成甲方对乙方承担任何义务或责任。无论甲方是否接受或执行任何预案，均不得作为乙方迟延或拒绝履行本合同项下任何义务（特别是付款义务）的抗辩理由。</w:t>
-      </w:r>
-    </w:p>
-    <w:p>
-      <w:pPr>
-        <w:snapToGrid w:val="0"/>
-        <w:spacing w:line="312" w:lineRule="auto"/>
-        <w:ind w:firstLineChars="200" w:firstLine="562"/>
-        <w:jc w:val="both"/>
-        <w:rPr>
-          <w:rFonts w:eastAsiaTheme="minorEastAsia"/>
-          <w:bCs/>
-          <w:sz w:val="28"/>
-          <w:szCs w:val="28"/>
-        </w:rPr>
-      </w:pPr>
-      <w:r>
-        <w:rPr>
-          <w:rFonts w:eastAsiaTheme="minorEastAsia"/>
-          <w:b/>
-          <w:sz w:val="28"/>
-          <w:szCs w:val="28"/>
-        </w:rPr>
-        <w:t>8.3</w:t>
-      </w:r>
-      <w:r>
-        <w:rPr>
-          <w:rFonts w:eastAsiaTheme="minorEastAsia"/>
-          <w:bCs/>
-          <w:sz w:val="28"/>
-          <w:szCs w:val="28"/>
-        </w:rPr>
-        <w:t>未经甲方事先书面明确授权，乙方不得自行对标的债权进行任何形式的维护、管理或处置。</w:t>
-      </w:r>
-      <w:r>
-        <w:rPr>
-          <w:rFonts w:eastAsiaTheme="minorEastAsia"/>
-          <w:sz w:val="28"/>
-          <w:szCs w:val="28"/>
-        </w:rPr>
-        <w:t>如经甲方书面授权，</w:t>
-      </w:r>
-      <w:r>
-        <w:rPr>
-          <w:rFonts w:eastAsiaTheme="minorEastAsia"/>
-          <w:bCs/>
-          <w:sz w:val="28"/>
-          <w:szCs w:val="28"/>
-        </w:rPr>
         <w:t>乙方行使对标的债权的维护和管理工作，应按照国家相关法律、法规及国家有关主管部门关于不良贷款处置的规定的方式进行，不得违法、违规处置或进行暴力清收。</w:t>
       </w:r>
       <w:r>
@@ -6113,16 +5505,7 @@
           <w:sz w:val="28"/>
           <w:szCs w:val="28"/>
         </w:rPr>
-        <w:t>如因乙方的任何行为（无论是否经授权）导致标的债权发生任何减损、毁损、灭失或权利瑕疵的（包括但不限于导致标的债权超过诉讼时效或法定期间、债务人对抗情绪加剧、担保物价值贬损等），乙方仍应</w:t>
-      </w:r>
-      <w:r>
-        <w:rPr>
-          <w:rFonts w:eastAsiaTheme="minorEastAsia"/>
-          <w:sz w:val="28"/>
-          <w:szCs w:val="28"/>
-        </w:rPr>
-        <w:lastRenderedPageBreak/>
-        <w:t>按照本合同的约定向甲方足额支付转让价款及资金占用费；如因此给甲方造成任何损失的，</w:t>
+        <w:t>如因乙方的任何行为（无论是否经授权）导致标的债权发生任何减损、毁损、灭失或权利瑕疵的（包括但不限于导致标的债权超过诉讼时效或法定期间、债务人对抗情绪加剧、担保物价值贬损等），乙方仍应按照本合同的约定向甲方足额支付转让价款及资金占用费；如因此给甲方造成任何损失的，</w:t>
       </w:r>
       <w:r>
         <w:rPr>
@@ -6180,7 +5563,16 @@
           <w:sz w:val="28"/>
           <w:szCs w:val="28"/>
         </w:rPr>
-        <w:t>或法定期间进行维护，但代位权、撤销权、申诉权和复议权的行使除外。标的债权在基准日之前已经超过任何诉讼时效或法定期间的，不属于甲方维护的范围，甲方无需亦无义务在过渡期内进行补救。乙方确认并同意，若甲方认为需要立即通过起诉、上诉或申请执行等司法途径维护其对标的债权项下债务人、担保人的合法权利的，甲方有权在告知乙方后采取行动，该等行动所产生的全部法律后果由乙方承担。</w:t>
+        <w:t>或法定期间进行维护，但代位权、撤销权、申诉权和复议权的行使除外。标的债权在基准日之前已经超过任何诉讼时效或法定期间的，不属于甲方维护的范围，甲方无需亦无义务在过渡期内进行补救。乙方确认并同意，若甲方认为需要立即通过起诉、上诉或申请执行等司法途径维护其对标的债权</w:t>
+      </w:r>
+      <w:r>
+        <w:rPr>
+          <w:rFonts w:eastAsiaTheme="minorEastAsia"/>
+          <w:sz w:val="28"/>
+          <w:szCs w:val="28"/>
+        </w:rPr>
+        <w:lastRenderedPageBreak/>
+        <w:t>项下债务人、担保人的合法权利的，甲方有权在告知乙方后采取行动，该等行动所产生的全部法律后果由乙方承担。</w:t>
       </w:r>
     </w:p>
     <w:p>
@@ -6270,7 +5662,15 @@
         </w:rPr>
         <w:t>{{</w:t>
       </w:r>
-      <w:proofErr w:type="spellStart"/>
+      <w:r>
+        <w:rPr>
+          <w:rFonts w:eastAsiaTheme="minorEastAsia" w:hint="eastAsia"/>
+          <w:color w:val="000000"/>
+          <w:sz w:val="28"/>
+          <w:szCs w:val="28"/>
+        </w:rPr>
+        <w:t xml:space="preserve"> </w:t>
+      </w:r>
       <w:r>
         <w:rPr>
           <w:rFonts w:eastAsiaTheme="minorEastAsia"/>
@@ -6280,7 +5680,15 @@
         </w:rPr>
         <w:t>fenqi_disposal_fee_clause</w:t>
       </w:r>
-      <w:proofErr w:type="spellEnd"/>
+      <w:r>
+        <w:rPr>
+          <w:rFonts w:eastAsiaTheme="minorEastAsia" w:hint="eastAsia"/>
+          <w:color w:val="000000"/>
+          <w:sz w:val="28"/>
+          <w:szCs w:val="28"/>
+        </w:rPr>
+        <w:t xml:space="preserve"> </w:t>
+      </w:r>
       <w:r>
         <w:rPr>
           <w:rFonts w:eastAsiaTheme="minorEastAsia"/>
@@ -6570,16 +5978,7 @@
           <w:sz w:val="28"/>
           <w:szCs w:val="28"/>
         </w:rPr>
-        <w:t>乙方确认在签订本合同之前已经全面审阅甲方所提供的标的债权的文件并全面了解本合同附件所列标的债权状况，明确知道标的债</w:t>
-      </w:r>
-      <w:r>
-        <w:rPr>
-          <w:rFonts w:eastAsiaTheme="minorEastAsia" w:hint="default"/>
-          <w:sz w:val="28"/>
-          <w:szCs w:val="28"/>
-        </w:rPr>
-        <w:lastRenderedPageBreak/>
-        <w:t>权的现状及其在法律上和事实上可能存在的各种风险，乙方完全基于自身独立的判断作出受让标的债权的决定。</w:t>
+        <w:t>乙方确认在签订本合同之前已经全面审阅甲方所提供的标的债权的文件并全面了解本合同附件所列标的债权状况，明确知道标的债权的现状及其在法律上和事实上可能存在的各种风险，乙方完全基于自身独立的判断作出受让标的债权的决定。</w:t>
       </w:r>
     </w:p>
     <w:p>
@@ -6668,7 +6067,16 @@
           <w:sz w:val="28"/>
           <w:szCs w:val="28"/>
         </w:rPr>
-        <w:t>）债务人、担保人为自然人的，其本人及其直系亲属；（</w:t>
+        <w:t>）</w:t>
+      </w:r>
+      <w:r>
+        <w:rPr>
+          <w:rFonts w:eastAsiaTheme="minorEastAsia"/>
+          <w:sz w:val="28"/>
+          <w:szCs w:val="28"/>
+        </w:rPr>
+        <w:lastRenderedPageBreak/>
+        <w:t>债务人、担保人为自然人的，其本人及其直系亲属；（</w:t>
       </w:r>
       <w:r>
         <w:rPr>
@@ -6808,86 +6216,85 @@
           <w:sz w:val="28"/>
           <w:szCs w:val="28"/>
         </w:rPr>
-        <w:t>乙方确认知悉本合同第二条所揭示的标的债权可能存在的全部瑕疵和风险，以及未列明的潜在风险，乙方接受标的债权按照交割日现状予以转让的事实，基于转让标的债权不良资产的特性，甲方亦对标的债权清收的困难性和可回收性未作出任何承诺或保证，乙方对该等事实予以确认。乙方自愿承担受让该等标的债权后可能承受的一切风险以及</w:t>
-      </w:r>
-      <w:r>
-        <w:rPr>
-          <w:rFonts w:eastAsiaTheme="minorEastAsia"/>
-          <w:color w:val="000000"/>
+        <w:t>乙方确认知悉本合同第二条所揭示的标的债权可能存在的全部瑕疵和风险，以及未列明的潜在风险，乙方接受标的债权按照交割日现状予以转让的事实，基于转让标的债权不良资产的特性，甲方亦对标的债权清收的困难性和可回收性未作出任何承诺或保证，乙方对该等事实予以确认。乙方自愿承担受让该等标的债权后可能承受的一切风险以及由该等风险所造成的一切损失或无法实现的预期利益。本合同一经签署，乙方不可撤销地承诺其将放弃以重大误解、显失公平或其他任何理由主张变更、撤销、解除本合同或减损本合同效力的其他任何权利。</w:t>
+      </w:r>
+    </w:p>
+    <w:p>
+      <w:pPr>
+        <w:pStyle w:val="a3"/>
+        <w:snapToGrid w:val="0"/>
+        <w:spacing w:line="312" w:lineRule="auto"/>
+        <w:jc w:val="both"/>
+        <w:rPr>
+          <w:rFonts w:eastAsiaTheme="minorEastAsia" w:hint="default"/>
+          <w:sz w:val="28"/>
+          <w:szCs w:val="28"/>
+        </w:rPr>
+      </w:pPr>
+      <w:r>
+        <w:rPr>
+          <w:rFonts w:eastAsiaTheme="minorEastAsia" w:hint="default"/>
+          <w:sz w:val="28"/>
+          <w:szCs w:val="28"/>
+        </w:rPr>
+        <w:t xml:space="preserve">    9.2.5</w:t>
+      </w:r>
+      <w:r>
+        <w:rPr>
+          <w:rFonts w:eastAsiaTheme="minorEastAsia" w:hint="default"/>
+          <w:sz w:val="28"/>
+          <w:szCs w:val="28"/>
+        </w:rPr>
+        <w:t>乙方保证</w:t>
+      </w:r>
+      <w:r>
+        <w:rPr>
+          <w:rFonts w:eastAsiaTheme="minorEastAsia" w:hint="default"/>
+          <w:color w:val="000000"/>
+          <w:sz w:val="28"/>
+          <w:szCs w:val="28"/>
+        </w:rPr>
+        <w:t>不因任何原因要求甲方对标的债权进行回购，赔偿或要求甲方承担任何形式的责任。</w:t>
+      </w:r>
+    </w:p>
+    <w:p>
+      <w:pPr>
+        <w:pStyle w:val="a3"/>
+        <w:snapToGrid w:val="0"/>
+        <w:spacing w:line="312" w:lineRule="auto"/>
+        <w:ind w:firstLineChars="200" w:firstLine="560"/>
+        <w:jc w:val="both"/>
+        <w:rPr>
+          <w:rFonts w:eastAsiaTheme="minorEastAsia" w:hint="default"/>
+          <w:color w:val="000000"/>
+          <w:sz w:val="28"/>
+          <w:szCs w:val="28"/>
+        </w:rPr>
+      </w:pPr>
+      <w:r>
+        <w:rPr>
+          <w:rFonts w:eastAsiaTheme="minorEastAsia" w:hint="default"/>
+          <w:sz w:val="28"/>
+          <w:szCs w:val="28"/>
+        </w:rPr>
+        <w:t>9.2.6</w:t>
+      </w:r>
+      <w:r>
+        <w:rPr>
+          <w:rFonts w:eastAsiaTheme="minorEastAsia" w:hint="default"/>
+          <w:sz w:val="28"/>
+          <w:szCs w:val="28"/>
+        </w:rPr>
+        <w:t>依法行使权利保证：乙方保证在标的债权交割后，严格按照相关法律、法规、政策的规定，通过合法途径主张和行使标的债权项下的</w:t>
+      </w:r>
+      <w:r>
+        <w:rPr>
+          <w:rFonts w:eastAsiaTheme="minorEastAsia" w:hint="default"/>
           <w:sz w:val="28"/>
           <w:szCs w:val="28"/>
         </w:rPr>
         <w:lastRenderedPageBreak/>
-        <w:t>由该等风险所造成的一切损失或无法实现的预期利益。本合同一经签署，乙方不可撤销地承诺其将放弃以重大误解、显失公平或其他任何理由主张变更、撤销、解除本合同或减损本合同效力的其他任何权利。</w:t>
-      </w:r>
-    </w:p>
-    <w:p>
-      <w:pPr>
-        <w:pStyle w:val="a3"/>
-        <w:snapToGrid w:val="0"/>
-        <w:spacing w:line="312" w:lineRule="auto"/>
-        <w:jc w:val="both"/>
-        <w:rPr>
-          <w:rFonts w:eastAsiaTheme="minorEastAsia" w:hint="default"/>
-          <w:sz w:val="28"/>
-          <w:szCs w:val="28"/>
-        </w:rPr>
-      </w:pPr>
-      <w:r>
-        <w:rPr>
-          <w:rFonts w:eastAsiaTheme="minorEastAsia" w:hint="default"/>
-          <w:sz w:val="28"/>
-          <w:szCs w:val="28"/>
-        </w:rPr>
-        <w:t xml:space="preserve">    9.2.5</w:t>
-      </w:r>
-      <w:r>
-        <w:rPr>
-          <w:rFonts w:eastAsiaTheme="minorEastAsia" w:hint="default"/>
-          <w:sz w:val="28"/>
-          <w:szCs w:val="28"/>
-        </w:rPr>
-        <w:t>乙方保证</w:t>
-      </w:r>
-      <w:r>
-        <w:rPr>
-          <w:rFonts w:eastAsiaTheme="minorEastAsia" w:hint="default"/>
-          <w:color w:val="000000"/>
-          <w:sz w:val="28"/>
-          <w:szCs w:val="28"/>
-        </w:rPr>
-        <w:t>不因任何原因要求甲方对标的债权进行回购，赔偿或要求甲方承担任何形式的责任。</w:t>
-      </w:r>
-    </w:p>
-    <w:p>
-      <w:pPr>
-        <w:pStyle w:val="a3"/>
-        <w:snapToGrid w:val="0"/>
-        <w:spacing w:line="312" w:lineRule="auto"/>
-        <w:ind w:firstLineChars="200" w:firstLine="560"/>
-        <w:jc w:val="both"/>
-        <w:rPr>
-          <w:rFonts w:eastAsiaTheme="minorEastAsia" w:hint="default"/>
-          <w:color w:val="000000"/>
-          <w:sz w:val="28"/>
-          <w:szCs w:val="28"/>
-        </w:rPr>
-      </w:pPr>
-      <w:r>
-        <w:rPr>
-          <w:rFonts w:eastAsiaTheme="minorEastAsia" w:hint="default"/>
-          <w:sz w:val="28"/>
-          <w:szCs w:val="28"/>
-        </w:rPr>
-        <w:t>9.2.6</w:t>
-      </w:r>
-      <w:r>
-        <w:rPr>
-          <w:rFonts w:eastAsiaTheme="minorEastAsia" w:hint="default"/>
-          <w:sz w:val="28"/>
-          <w:szCs w:val="28"/>
-        </w:rPr>
-        <w:t>依法行使权利保证：乙方保证在标的债权交割后，严格按照相关法律、法规、政策的规定，通过合法途径主张和行使标的债权项下的任何权利。乙方承诺不得采取暴力、胁迫、骚扰、跟踪、违规曝光信息等违法或不当方式进行清收或处置，不得损害甲方、债务人、担保人及第三方的合法权益。</w:t>
+        <w:t>任何权利。乙方承诺不得采取暴力、胁迫、骚扰、跟踪、违规曝光信息等违法或不当方式进行清收或处置，不得损害甲方、债务人、担保人及第三方的合法权益。</w:t>
       </w:r>
       <w:r>
         <w:rPr>
@@ -7070,7 +6477,6 @@
           <w:sz w:val="28"/>
           <w:szCs w:val="28"/>
         </w:rPr>
-        <w:lastRenderedPageBreak/>
         <w:t>乙方承诺其受让标的债权不存在协助标的债权原债权银行</w:t>
       </w:r>
       <w:r>
@@ -7185,7 +6591,7 @@
           <w:szCs w:val="28"/>
         </w:rPr>
       </w:pPr>
-      <w:bookmarkStart w:id="6" w:name="_Ref118455871"/>
+      <w:bookmarkStart w:id="7" w:name="_Ref118455871"/>
       <w:r>
         <w:rPr>
           <w:rFonts w:eastAsiaTheme="minorEastAsia"/>
@@ -7213,7 +6619,7 @@
         </w:rPr>
         <w:t>违约责任</w:t>
       </w:r>
-      <w:bookmarkEnd w:id="6"/>
+      <w:bookmarkEnd w:id="7"/>
     </w:p>
     <w:p>
       <w:pPr>
@@ -7285,9 +6691,9 @@
         </w:rPr>
         <w:t>甲方的违约责任</w:t>
       </w:r>
-      <w:bookmarkStart w:id="7" w:name="_Ref119872296"/>
-    </w:p>
-    <w:bookmarkEnd w:id="7"/>
+      <w:bookmarkStart w:id="8" w:name="_Ref119872296"/>
+    </w:p>
+    <w:bookmarkEnd w:id="8"/>
     <w:p>
       <w:pPr>
         <w:pStyle w:val="a3"/>
@@ -7360,7 +6766,7 @@
         </w:rPr>
         <w:t>乙方的违约责任</w:t>
       </w:r>
-      <w:bookmarkStart w:id="8" w:name="_Ref118455973"/>
+      <w:bookmarkStart w:id="9" w:name="_Ref118455973"/>
     </w:p>
     <w:p>
       <w:pPr>
@@ -7378,8 +6784,8 @@
           <w:szCs w:val="28"/>
         </w:rPr>
       </w:pPr>
-      <w:bookmarkStart w:id="9" w:name="_Hlk88638970"/>
-      <w:bookmarkEnd w:id="8"/>
+      <w:bookmarkStart w:id="10" w:name="_Hlk88638970"/>
+      <w:bookmarkEnd w:id="9"/>
       <w:r>
         <w:rPr>
           <w:rFonts w:eastAsiaTheme="minorEastAsia"/>
@@ -7511,17 +6917,7 @@
           <w:sz w:val="28"/>
           <w:szCs w:val="28"/>
         </w:rPr>
-        <w:t>）且乙方未按本合同约定足额支付转让价款、资金占用</w:t>
-      </w:r>
-      <w:r>
-        <w:rPr>
-          <w:rFonts w:eastAsiaTheme="minorEastAsia"/>
-          <w:color w:val="000000"/>
-          <w:sz w:val="28"/>
-          <w:szCs w:val="28"/>
-        </w:rPr>
-        <w:lastRenderedPageBreak/>
-        <w:t>费、违约金等应付款项的，甲方有权解除本合同，另行处置标的债权，乙方应按照本合同约定转让价款总额的</w:t>
+        <w:t>）且乙方未按本合同约定足额支付转让价款、资金占用费、违约金等应付款项的，甲方有权解除本合同，另行处置标的债权，乙方应按照本合同约定转让价款总额的</w:t>
       </w:r>
       <w:r>
         <w:rPr>
@@ -7583,7 +6979,17 @@
           <w:sz w:val="28"/>
           <w:szCs w:val="28"/>
         </w:rPr>
-        <w:t>在此情形下，甲方有权将乙方前期已缴纳的转让价款、保证金（如有）、资金占用费等全部款项用于先行支付乙方按照本合同应当承担的违约金，如仍有剩余，相应款项用于后续支付甲方损失。在甲方最终损失金额确定前（以甲方另行处置完毕全部标的债权为准），乙方同意并在此承诺不通过任何方式向甲方主张返还前期已缴纳的全部款项。</w:t>
+        <w:t>在此情形下，甲方有权将乙方前期已缴纳的转让价款、保证金（如有）、资金占用费等全部款项用于先行支付乙方按照本合同应当承担的</w:t>
+      </w:r>
+      <w:r>
+        <w:rPr>
+          <w:rFonts w:eastAsiaTheme="minorEastAsia"/>
+          <w:color w:val="000000"/>
+          <w:sz w:val="28"/>
+          <w:szCs w:val="28"/>
+        </w:rPr>
+        <w:lastRenderedPageBreak/>
+        <w:t>违约金，如仍有剩余，相应款项用于后续支付甲方损失。在甲方最终损失金额确定前（以甲方另行处置完毕全部标的债权为准），乙方同意并在此承诺不通过任何方式向甲方主张返还前期已缴纳的全部款项。</w:t>
       </w:r>
     </w:p>
     <w:p>
@@ -7769,17 +7175,7 @@
           <w:sz w:val="28"/>
           <w:szCs w:val="28"/>
         </w:rPr>
-        <w:t>本合同系不良资产交易合同，乙方明确清楚知悉不良资产交易的处置回款周期对于甲方产生的机会成本流失、资金占用费、人力、时间等无形损失的影响，乙方自愿承担该不良资产交易的上述投资风险，本合同已经双方充分协商签订，乙方对于合同约定的违约责任计算方式予以认可并明确自愿放弃损失、赔偿金、违约金过高的抗辩权，不得对</w:t>
-      </w:r>
-      <w:r>
-        <w:rPr>
-          <w:rFonts w:eastAsiaTheme="minorEastAsia"/>
-          <w:color w:val="000000"/>
-          <w:sz w:val="28"/>
-          <w:szCs w:val="28"/>
-        </w:rPr>
-        <w:lastRenderedPageBreak/>
-        <w:t>甲方另行处置标的债权提出任何异议，不得以甲方实际损失等任何理由主张违约责任的减免。</w:t>
+        <w:t>本合同系不良资产交易合同，乙方明确清楚知悉不良资产交易的处置回款周期对于甲方产生的机会成本流失、资金占用费、人力、时间等无形损失的影响，乙方自愿承担该不良资产交易的上述投资风险，本合同已经双方充分协商签订，乙方对于合同约定的违约责任计算方式予以认可并明确自愿放弃损失、赔偿金、违约金过高的抗辩权，不得对甲方另行处置标的债权提出任何异议，不得以甲方实际损失等任何理由主张违约责任的减免。</w:t>
       </w:r>
     </w:p>
     <w:p>
@@ -7816,7 +7212,7 @@
         <w:t>乙方违约致使甲方采取诉讼、仲裁等方式实现合同约定权利的，乙方应当承担甲方为此支付的诉讼费、仲裁费、通知费、催告费、律师费、查询费、差旅费等实现合同约定权利的费用。</w:t>
       </w:r>
     </w:p>
-    <w:bookmarkEnd w:id="9"/>
+    <w:bookmarkEnd w:id="10"/>
     <w:p>
       <w:pPr>
         <w:tabs>
@@ -7891,7 +7287,16 @@
           <w:sz w:val="28"/>
           <w:szCs w:val="28"/>
         </w:rPr>
-        <w:t>本合同双方一致同意，其对本合同签署和履行过程中得到的对方的有关资料负有保密义务，非因履行本合同需要或非经对方当事人书面同意不得向任何第三方直接或间接披露；双方进一步确认，其将采取一切必要的措施，以防止其任何关联公司、雇员、代理人或者任何其他人员非法使用或披露任何保密信息资料。</w:t>
+        <w:t>本合同双方一致同意，其对本合同签署和履行过程中得到的对方的有关资料负有保密义务，非因履行本合同需要或非经对方当事人书</w:t>
+      </w:r>
+      <w:r>
+        <w:rPr>
+          <w:rFonts w:eastAsiaTheme="minorEastAsia"/>
+          <w:sz w:val="28"/>
+          <w:szCs w:val="28"/>
+        </w:rPr>
+        <w:lastRenderedPageBreak/>
+        <w:t>面同意不得向任何第三方直接或间接披露；双方进一步确认，其将采取一切必要的措施，以防止其任何关联公司、雇员、代理人或者任何其他人员非法使用或披露任何保密信息资料。</w:t>
       </w:r>
     </w:p>
     <w:p>
@@ -8295,7 +7700,6 @@
           <w:sz w:val="28"/>
           <w:szCs w:val="28"/>
         </w:rPr>
-        <w:lastRenderedPageBreak/>
         <w:t>任何一方因不可抗力不能履行本合同的，应当立即以本合同规定的方式通知对方。</w:t>
       </w:r>
     </w:p>
@@ -8411,7 +7815,16 @@
           <w:sz w:val="28"/>
           <w:szCs w:val="28"/>
         </w:rPr>
-        <w:t>因不可抗力不能履行合同的，视不可抗力的影响程度，部分或者全部免除责任，但法律另有规定的除外。不可抗力事件结束后，双方应立即磋商以寻求一个公平的解决方法，并应尽所有合理努力以减轻不可抗力的影响。</w:t>
+        <w:t>因不可抗力不能履行合同的，视不可抗力的影响程度，部分或者全部免除责任，但法律另有规定的除外。不可抗力事件结束后，双方应立</w:t>
+      </w:r>
+      <w:r>
+        <w:rPr>
+          <w:rFonts w:eastAsiaTheme="minorEastAsia"/>
+          <w:sz w:val="28"/>
+          <w:szCs w:val="28"/>
+        </w:rPr>
+        <w:lastRenderedPageBreak/>
+        <w:t>即磋商以寻求一个公平的解决方法，并应尽所有合理努力以减轻不可抗力的影响。</w:t>
       </w:r>
     </w:p>
     <w:p>
@@ -8883,27 +8296,7 @@
           <w:szCs w:val="28"/>
           <w:highlight w:val="yellow"/>
         </w:rPr>
-        <w:t xml:space="preserve"> {{ </w:t>
-      </w:r>
-      <w:proofErr w:type="spellStart"/>
-      <w:r>
-        <w:rPr>
-          <w:rFonts w:eastAsiaTheme="minorEastAsia"/>
-          <w:sz w:val="28"/>
-          <w:szCs w:val="28"/>
-          <w:highlight w:val="yellow"/>
-        </w:rPr>
-        <w:t>party_a_address</w:t>
-      </w:r>
-      <w:proofErr w:type="spellEnd"/>
-      <w:r>
-        <w:rPr>
-          <w:rFonts w:eastAsiaTheme="minorEastAsia"/>
-          <w:sz w:val="28"/>
-          <w:szCs w:val="28"/>
-          <w:highlight w:val="yellow"/>
-        </w:rPr>
-        <w:t xml:space="preserve"> }}</w:t>
+        <w:t xml:space="preserve"> {{ party_a_address }}</w:t>
       </w:r>
       <w:r>
         <w:rPr>
@@ -8965,27 +8358,7 @@
           <w:szCs w:val="28"/>
           <w:highlight w:val="yellow"/>
         </w:rPr>
-        <w:t xml:space="preserve">{{ </w:t>
-      </w:r>
-      <w:proofErr w:type="spellStart"/>
-      <w:r>
-        <w:rPr>
-          <w:rFonts w:eastAsiaTheme="minorEastAsia"/>
-          <w:sz w:val="28"/>
-          <w:szCs w:val="28"/>
-          <w:highlight w:val="yellow"/>
-        </w:rPr>
-        <w:t>party_a_zip</w:t>
-      </w:r>
-      <w:proofErr w:type="spellEnd"/>
-      <w:r>
-        <w:rPr>
-          <w:rFonts w:eastAsiaTheme="minorEastAsia"/>
-          <w:sz w:val="28"/>
-          <w:szCs w:val="28"/>
-          <w:highlight w:val="yellow"/>
-        </w:rPr>
-        <w:t xml:space="preserve"> }}</w:t>
+        <w:t>{{ party_a_zip }}</w:t>
       </w:r>
       <w:r>
         <w:rPr>
@@ -9020,7 +8393,6 @@
           <w:szCs w:val="28"/>
           <w:highlight w:val="yellow"/>
         </w:rPr>
-        <w:lastRenderedPageBreak/>
         <w:t>电</w:t>
       </w:r>
       <w:r>
@@ -9048,27 +8420,7 @@
           <w:szCs w:val="28"/>
           <w:highlight w:val="yellow"/>
         </w:rPr>
-        <w:t xml:space="preserve">{{ </w:t>
-      </w:r>
-      <w:proofErr w:type="spellStart"/>
-      <w:r>
-        <w:rPr>
-          <w:rFonts w:eastAsiaTheme="minorEastAsia"/>
-          <w:sz w:val="28"/>
-          <w:szCs w:val="28"/>
-          <w:highlight w:val="yellow"/>
-        </w:rPr>
-        <w:t>party_a_phone</w:t>
-      </w:r>
-      <w:proofErr w:type="spellEnd"/>
-      <w:r>
-        <w:rPr>
-          <w:rFonts w:eastAsiaTheme="minorEastAsia"/>
-          <w:sz w:val="28"/>
-          <w:szCs w:val="28"/>
-          <w:highlight w:val="yellow"/>
-        </w:rPr>
-        <w:t xml:space="preserve"> }}</w:t>
+        <w:t>{{ party_a_phone }}</w:t>
       </w:r>
       <w:r>
         <w:rPr>
@@ -9130,27 +8482,7 @@
           <w:szCs w:val="28"/>
           <w:highlight w:val="yellow"/>
         </w:rPr>
-        <w:t xml:space="preserve">{{ </w:t>
-      </w:r>
-      <w:proofErr w:type="spellStart"/>
-      <w:r>
-        <w:rPr>
-          <w:rFonts w:eastAsiaTheme="minorEastAsia"/>
-          <w:sz w:val="28"/>
-          <w:szCs w:val="28"/>
-          <w:highlight w:val="yellow"/>
-        </w:rPr>
-        <w:t>party_a_fax</w:t>
-      </w:r>
-      <w:proofErr w:type="spellEnd"/>
-      <w:r>
-        <w:rPr>
-          <w:rFonts w:eastAsiaTheme="minorEastAsia"/>
-          <w:sz w:val="28"/>
-          <w:szCs w:val="28"/>
-          <w:highlight w:val="yellow"/>
-        </w:rPr>
-        <w:t xml:space="preserve"> }}</w:t>
+        <w:t>{{ party_a_fax }}</w:t>
       </w:r>
       <w:r>
         <w:rPr>
@@ -9230,27 +8562,7 @@
           <w:szCs w:val="28"/>
           <w:highlight w:val="yellow"/>
         </w:rPr>
-        <w:t xml:space="preserve">{{ </w:t>
-      </w:r>
-      <w:proofErr w:type="spellStart"/>
-      <w:r>
-        <w:rPr>
-          <w:rFonts w:eastAsiaTheme="minorEastAsia"/>
-          <w:sz w:val="28"/>
-          <w:szCs w:val="28"/>
-          <w:highlight w:val="yellow"/>
-        </w:rPr>
-        <w:t>party_a_contact</w:t>
-      </w:r>
-      <w:proofErr w:type="spellEnd"/>
-      <w:r>
-        <w:rPr>
-          <w:rFonts w:eastAsiaTheme="minorEastAsia"/>
-          <w:sz w:val="28"/>
-          <w:szCs w:val="28"/>
-          <w:highlight w:val="yellow"/>
-        </w:rPr>
-        <w:t xml:space="preserve"> }}</w:t>
+        <w:t>{{ party_a_contact }}</w:t>
       </w:r>
       <w:r>
         <w:rPr>
@@ -9294,27 +8606,7 @@
           <w:szCs w:val="28"/>
           <w:highlight w:val="yellow"/>
         </w:rPr>
-        <w:t xml:space="preserve">{{ </w:t>
-      </w:r>
-      <w:proofErr w:type="spellStart"/>
-      <w:r>
-        <w:rPr>
-          <w:rFonts w:eastAsiaTheme="minorEastAsia"/>
-          <w:sz w:val="28"/>
-          <w:szCs w:val="28"/>
-          <w:highlight w:val="yellow"/>
-        </w:rPr>
-        <w:t>party_a_email</w:t>
-      </w:r>
-      <w:proofErr w:type="spellEnd"/>
-      <w:r>
-        <w:rPr>
-          <w:rFonts w:eastAsiaTheme="minorEastAsia"/>
-          <w:sz w:val="28"/>
-          <w:szCs w:val="28"/>
-          <w:highlight w:val="yellow"/>
-        </w:rPr>
-        <w:t xml:space="preserve"> }}</w:t>
+        <w:t>{{ party_a_email }}</w:t>
       </w:r>
     </w:p>
     <w:p>
@@ -9387,27 +8679,7 @@
           <w:szCs w:val="28"/>
           <w:highlight w:val="yellow"/>
         </w:rPr>
-        <w:t xml:space="preserve"> {{ </w:t>
-      </w:r>
-      <w:proofErr w:type="spellStart"/>
-      <w:r>
-        <w:rPr>
-          <w:rFonts w:eastAsiaTheme="minorEastAsia"/>
-          <w:sz w:val="28"/>
-          <w:szCs w:val="28"/>
-          <w:highlight w:val="yellow"/>
-        </w:rPr>
-        <w:t>party_b_address</w:t>
-      </w:r>
-      <w:proofErr w:type="spellEnd"/>
-      <w:r>
-        <w:rPr>
-          <w:rFonts w:eastAsiaTheme="minorEastAsia"/>
-          <w:sz w:val="28"/>
-          <w:szCs w:val="28"/>
-          <w:highlight w:val="yellow"/>
-        </w:rPr>
-        <w:t xml:space="preserve"> }}</w:t>
+        <w:t xml:space="preserve"> {{ party_b_address }}</w:t>
       </w:r>
       <w:r>
         <w:rPr>
@@ -9469,27 +8741,7 @@
           <w:szCs w:val="28"/>
           <w:highlight w:val="yellow"/>
         </w:rPr>
-        <w:t xml:space="preserve">{{ </w:t>
-      </w:r>
-      <w:proofErr w:type="spellStart"/>
-      <w:r>
-        <w:rPr>
-          <w:rFonts w:eastAsiaTheme="minorEastAsia"/>
-          <w:sz w:val="28"/>
-          <w:szCs w:val="28"/>
-          <w:highlight w:val="yellow"/>
-        </w:rPr>
-        <w:t>party_b_zip</w:t>
-      </w:r>
-      <w:proofErr w:type="spellEnd"/>
-      <w:r>
-        <w:rPr>
-          <w:rFonts w:eastAsiaTheme="minorEastAsia"/>
-          <w:sz w:val="28"/>
-          <w:szCs w:val="28"/>
-          <w:highlight w:val="yellow"/>
-        </w:rPr>
-        <w:t xml:space="preserve"> }}</w:t>
+        <w:t>{{ party_b_zip }}</w:t>
       </w:r>
       <w:r>
         <w:rPr>
@@ -9551,27 +8803,7 @@
           <w:szCs w:val="28"/>
           <w:highlight w:val="yellow"/>
         </w:rPr>
-        <w:t xml:space="preserve">{{ </w:t>
-      </w:r>
-      <w:proofErr w:type="spellStart"/>
-      <w:r>
-        <w:rPr>
-          <w:rFonts w:eastAsiaTheme="minorEastAsia"/>
-          <w:sz w:val="28"/>
-          <w:szCs w:val="28"/>
-          <w:highlight w:val="yellow"/>
-        </w:rPr>
-        <w:t>party_b_phone</w:t>
-      </w:r>
-      <w:proofErr w:type="spellEnd"/>
-      <w:r>
-        <w:rPr>
-          <w:rFonts w:eastAsiaTheme="minorEastAsia"/>
-          <w:sz w:val="28"/>
-          <w:szCs w:val="28"/>
-          <w:highlight w:val="yellow"/>
-        </w:rPr>
-        <w:t xml:space="preserve"> }}</w:t>
+        <w:t>{{ party_b_phone }}</w:t>
       </w:r>
       <w:r>
         <w:rPr>
@@ -9606,6 +8838,7 @@
           <w:szCs w:val="28"/>
           <w:highlight w:val="yellow"/>
         </w:rPr>
+        <w:lastRenderedPageBreak/>
         <w:t>传</w:t>
       </w:r>
       <w:r>
@@ -9633,27 +8866,7 @@
           <w:szCs w:val="28"/>
           <w:highlight w:val="yellow"/>
         </w:rPr>
-        <w:t xml:space="preserve">{{ </w:t>
-      </w:r>
-      <w:proofErr w:type="spellStart"/>
-      <w:r>
-        <w:rPr>
-          <w:rFonts w:eastAsiaTheme="minorEastAsia"/>
-          <w:sz w:val="28"/>
-          <w:szCs w:val="28"/>
-          <w:highlight w:val="yellow"/>
-        </w:rPr>
-        <w:t>party_b_fax</w:t>
-      </w:r>
-      <w:proofErr w:type="spellEnd"/>
-      <w:r>
-        <w:rPr>
-          <w:rFonts w:eastAsiaTheme="minorEastAsia"/>
-          <w:sz w:val="28"/>
-          <w:szCs w:val="28"/>
-          <w:highlight w:val="yellow"/>
-        </w:rPr>
-        <w:t xml:space="preserve"> }}</w:t>
+        <w:t>{{ party_b_fax }}</w:t>
       </w:r>
       <w:r>
         <w:rPr>
@@ -9733,27 +8946,7 @@
           <w:szCs w:val="28"/>
           <w:highlight w:val="yellow"/>
         </w:rPr>
-        <w:t xml:space="preserve"> {{ </w:t>
-      </w:r>
-      <w:proofErr w:type="spellStart"/>
-      <w:r>
-        <w:rPr>
-          <w:rFonts w:eastAsiaTheme="minorEastAsia"/>
-          <w:sz w:val="28"/>
-          <w:szCs w:val="28"/>
-          <w:highlight w:val="yellow"/>
-        </w:rPr>
-        <w:t>party_b_contact</w:t>
-      </w:r>
-      <w:proofErr w:type="spellEnd"/>
-      <w:r>
-        <w:rPr>
-          <w:rFonts w:eastAsiaTheme="minorEastAsia"/>
-          <w:sz w:val="28"/>
-          <w:szCs w:val="28"/>
-          <w:highlight w:val="yellow"/>
-        </w:rPr>
-        <w:t xml:space="preserve"> }}</w:t>
+        <w:t xml:space="preserve"> {{ party_b_contact }}</w:t>
       </w:r>
     </w:p>
     <w:p>
@@ -9787,27 +8980,7 @@
           <w:szCs w:val="28"/>
           <w:highlight w:val="yellow"/>
         </w:rPr>
-        <w:t xml:space="preserve">{{ </w:t>
-      </w:r>
-      <w:proofErr w:type="spellStart"/>
-      <w:r>
-        <w:rPr>
-          <w:rFonts w:eastAsiaTheme="minorEastAsia"/>
-          <w:sz w:val="28"/>
-          <w:szCs w:val="28"/>
-          <w:highlight w:val="yellow"/>
-        </w:rPr>
-        <w:t>party_b_email</w:t>
-      </w:r>
-      <w:proofErr w:type="spellEnd"/>
-      <w:r>
-        <w:rPr>
-          <w:rFonts w:eastAsiaTheme="minorEastAsia"/>
-          <w:sz w:val="28"/>
-          <w:szCs w:val="28"/>
-          <w:highlight w:val="yellow"/>
-        </w:rPr>
-        <w:t xml:space="preserve"> }}</w:t>
+        <w:t>{{ party_b_email }}</w:t>
       </w:r>
     </w:p>
     <w:p>
@@ -10189,16 +9362,7 @@
           <w:sz w:val="28"/>
           <w:szCs w:val="28"/>
         </w:rPr>
-        <w:t>双方亦确认上述地址及送达方式作为本合同项下各种文书及发生争议时所涉诉讼、仲裁文书（包括但不限于传票、开庭通知书、判决书、裁定书、调解书等）的有效送达地址；上述送达地址及送达方式适用于一审、二审、再审和执行各个诉讼阶段，相关诉讼、仲裁文书按上述地址</w:t>
-      </w:r>
-      <w:r>
-        <w:rPr>
-          <w:rFonts w:eastAsiaTheme="minorEastAsia"/>
-          <w:sz w:val="28"/>
-          <w:szCs w:val="28"/>
-        </w:rPr>
-        <w:lastRenderedPageBreak/>
-        <w:t>进行送达，因无人签收、拒收等原因导致被退回的，退回之日即为送达之日。</w:t>
+        <w:t>双方亦确认上述地址及送达方式作为本合同项下各种文书及发生争议时所涉诉讼、仲裁文书（包括但不限于传票、开庭通知书、判决书、裁定书、调解书等）的有效送达地址；上述送达地址及送达方式适用于一审、二审、再审和执行各个诉讼阶段，相关诉讼、仲裁文书按上述地址进行送达，因无人签收、拒收等原因导致被退回的，退回之日即为送达之日。</w:t>
       </w:r>
     </w:p>
     <w:p>
@@ -10343,6 +9507,7 @@
           <w:sz w:val="28"/>
           <w:szCs w:val="28"/>
         </w:rPr>
+        <w:lastRenderedPageBreak/>
         <w:t>16.1</w:t>
       </w:r>
       <w:r>
@@ -10825,7 +9990,6 @@
           <w:sz w:val="28"/>
           <w:szCs w:val="24"/>
         </w:rPr>
-        <w:lastRenderedPageBreak/>
         <w:br w:type="page"/>
       </w:r>
     </w:p>
@@ -10856,27 +10020,7 @@
           <w:szCs w:val="30"/>
           <w:highlight w:val="yellow"/>
         </w:rPr>
-        <w:t xml:space="preserve">{{ </w:t>
-      </w:r>
-      <w:proofErr w:type="spellStart"/>
-      <w:r>
-        <w:rPr>
-          <w:b/>
-          <w:sz w:val="28"/>
-          <w:szCs w:val="30"/>
-          <w:highlight w:val="yellow"/>
-        </w:rPr>
-        <w:t>contract_no</w:t>
-      </w:r>
-      <w:proofErr w:type="spellEnd"/>
-      <w:r>
-        <w:rPr>
-          <w:b/>
-          <w:sz w:val="28"/>
-          <w:szCs w:val="30"/>
-          <w:highlight w:val="yellow"/>
-        </w:rPr>
-        <w:t xml:space="preserve"> }}</w:t>
+        <w:t>{{ contract_no }}</w:t>
       </w:r>
       <w:r>
         <w:rPr>
@@ -11125,29 +10269,7 @@
           <w:szCs w:val="28"/>
           <w:highlight w:val="yellow"/>
         </w:rPr>
-        <w:t xml:space="preserve">{{ </w:t>
-      </w:r>
-      <w:proofErr w:type="spellStart"/>
-      <w:r>
-        <w:rPr>
-          <w:b/>
-          <w:bCs/>
-          <w:sz w:val="28"/>
-          <w:szCs w:val="28"/>
-          <w:highlight w:val="yellow"/>
-        </w:rPr>
-        <w:t>party_b_name</w:t>
-      </w:r>
-      <w:proofErr w:type="spellEnd"/>
-      <w:r>
-        <w:rPr>
-          <w:b/>
-          <w:bCs/>
-          <w:sz w:val="28"/>
-          <w:szCs w:val="28"/>
-          <w:highlight w:val="yellow"/>
-        </w:rPr>
-        <w:t xml:space="preserve"> }}</w:t>
+        <w:t>{{ party_b_name }}</w:t>
       </w:r>
       <w:r>
         <w:rPr>
@@ -11422,63 +10544,47 @@
         <w:t xml:space="preserve"> </w:t>
       </w:r>
     </w:p>
-    <w:p>
-      <w:pPr>
-        <w:pStyle w:val="1"/>
-        <w:keepNext w:val="0"/>
-        <w:numPr>
-          <w:ilvl w:val="0"/>
-          <w:numId w:val="0"/>
-        </w:numPr>
-        <w:snapToGrid w:val="0"/>
-        <w:spacing w:line="312" w:lineRule="auto"/>
-        <w:ind w:firstLineChars="200" w:firstLine="643"/>
-        <w:jc w:val="center"/>
-        <w:rPr>
-          <w:rFonts w:eastAsia="仿宋_GB2312"/>
-          <w:b w:val="0"/>
-          <w:color w:val="auto"/>
-          <w:highlight w:val="yellow"/>
-        </w:rPr>
-      </w:pPr>
-      <w:r>
-        <w:rPr>
-          <w:sz w:val="32"/>
+    <w:p/>
+    <w:p>
+      <w:pPr>
+        <w:rPr>
+          <w:sz w:val="24"/>
+          <w:szCs w:val="24"/>
+        </w:rPr>
+      </w:pPr>
+      <w:r>
+        <w:rPr>
+          <w:sz w:val="24"/>
+          <w:szCs w:val="24"/>
         </w:rPr>
         <w:t>基准日：</w:t>
       </w:r>
       <w:r>
         <w:rPr>
-          <w:sz w:val="32"/>
-          <w:highlight w:val="yellow"/>
-        </w:rPr>
-        <w:t xml:space="preserve">{{ </w:t>
-      </w:r>
-      <w:proofErr w:type="spellStart"/>
-      <w:r>
-        <w:rPr>
-          <w:sz w:val="32"/>
-          <w:highlight w:val="yellow"/>
-        </w:rPr>
-        <w:t>base_date</w:t>
-      </w:r>
-      <w:proofErr w:type="spellEnd"/>
-      <w:r>
-        <w:rPr>
-          <w:sz w:val="32"/>
-          <w:highlight w:val="yellow"/>
-        </w:rPr>
-        <w:t xml:space="preserve"> }}</w:t>
-      </w:r>
-      <w:r>
-        <w:rPr>
-          <w:sz w:val="32"/>
-        </w:rPr>
-        <w:t xml:space="preserve">                                  </w:t>
-      </w:r>
-      <w:r>
-        <w:rPr>
-          <w:sz w:val="32"/>
+          <w:sz w:val="24"/>
+          <w:szCs w:val="24"/>
+        </w:rPr>
+        <w:t xml:space="preserve">{{ base_date }}                   </w:t>
+      </w:r>
+      <w:r>
+        <w:rPr>
+          <w:rFonts w:hint="eastAsia"/>
+          <w:sz w:val="24"/>
+          <w:szCs w:val="24"/>
+        </w:rPr>
+        <w:t xml:space="preserve">             </w:t>
+      </w:r>
+      <w:r>
+        <w:rPr>
+          <w:sz w:val="24"/>
+          <w:szCs w:val="24"/>
+        </w:rPr>
+        <w:t xml:space="preserve">               </w:t>
+      </w:r>
+      <w:r>
+        <w:rPr>
+          <w:sz w:val="24"/>
+          <w:szCs w:val="24"/>
         </w:rPr>
         <w:t>货币单位：人民币元</w:t>
       </w:r>
@@ -12146,7 +11252,7 @@
         </w:rPr>
         <w:t>、若债务人、担保人因各种原因更名、合并、分立、改制、歇业、</w:t>
       </w:r>
-      <w:bookmarkStart w:id="10" w:name="_Hlk199100687"/>
+      <w:bookmarkStart w:id="11" w:name="_Hlk199100687"/>
       <w:r>
         <w:rPr>
           <w:rFonts w:eastAsia="仿宋_GB2312"/>
@@ -12155,7 +11261,7 @@
         </w:rPr>
         <w:t>破产、</w:t>
       </w:r>
-      <w:bookmarkEnd w:id="10"/>
+      <w:bookmarkEnd w:id="11"/>
       <w:r>
         <w:rPr>
           <w:rFonts w:eastAsia="仿宋_GB2312"/>

--- a/word_templates/template_债权转让协议_分期处置.docx
+++ b/word_templates/template_债权转让协议_分期处置.docx
@@ -114,6 +114,7 @@
         <w:spacing w:line="312" w:lineRule="auto"/>
         <w:ind w:firstLineChars="200" w:firstLine="560"/>
         <w:rPr>
+          <w:rFonts w:hint="eastAsia"/>
           <w:sz w:val="28"/>
           <w:szCs w:val="24"/>
         </w:rPr>
@@ -127,10 +128,11 @@
       </w:r>
       <w:r>
         <w:rPr>
-          <w:sz w:val="28"/>
-          <w:szCs w:val="24"/>
-        </w:rPr>
-        <w:t>赵子坤</w:t>
+          <w:rFonts w:hint="eastAsia"/>
+          <w:sz w:val="28"/>
+          <w:szCs w:val="24"/>
+        </w:rPr>
+        <w:t>岳增光</w:t>
       </w:r>
     </w:p>
     <w:p>
